--- a/downloads/student/ai-3-week-09.docx
+++ b/downloads/student/ai-3-week-09.docx
@@ -1786,6 +1786,16 @@
     <w:p>
       <w:r>
         <w:t>Six invented development outcomes do not measure real model performance or prove a gain in student understanding.</w:t>
+      </w:r>
+    </w:p>
+    <w:p>
+      <w:r>
+        <w:t>Read the labelled picture: Why is B’s selection defensible here without calling it universally superior?</w:t>
+      </w:r>
+    </w:p>
+    <w:p>
+      <w:r>
+        <w:t>Change one thing: Remove the gate and retain total passes as the only criterion. Predict the result before checking the explanation. What remains the same?</w:t>
       </w:r>
     </w:p>
     <w:p>
@@ -3809,6 +3819,187 @@
     <w:p>
       <w:r>
         <w:t>Attempt the independent case before hints. Record whether you worked alone, used a hint or followed a model. After feedback, fix the first unsupported step and explain why it changed. A later check uses a changed case, not a copied answer.</w:t>
+      </w:r>
+    </w:p>
+    <w:p>
+      <w:pPr>
+        <w:pStyle w:val="Heading1"/>
+      </w:pPr>
+      <w:r>
+        <w:t>15. Your lesson route</w:t>
+      </w:r>
+    </w:p>
+    <w:p>
+      <w:r>
+        <w:t>Start with this question: A fictional Study Buddy compares two prompts across six development questions.</w:t>
+      </w:r>
+    </w:p>
+    <w:tbl>
+      <w:tblPr>
+        <w:tblStyle w:val="LightShading-Accent1"/>
+        <w:tblW w:type="auto" w:w="0"/>
+        <w:tblLook w:firstColumn="1" w:firstRow="1" w:lastColumn="0" w:lastRow="0" w:noHBand="0" w:noVBand="1" w:val="04A0"/>
+      </w:tblPr>
+      <w:tblGrid>
+        <w:gridCol w:w="5112"/>
+        <w:gridCol w:w="5112"/>
+      </w:tblGrid>
+      <w:tr>
+        <w:trPr>
+          <w:tblHeader/>
+        </w:trPr>
+        <w:tc>
+          <w:tcPr>
+            <w:tcW w:type="dxa" w:w="5112"/>
+          </w:tcPr>
+          <w:p>
+            <w:r>
+              <w:t>By the end, I can</w:t>
+            </w:r>
+          </w:p>
+        </w:tc>
+        <w:tc>
+          <w:tcPr>
+            <w:tcW w:type="dxa" w:w="5112"/>
+          </w:tcPr>
+          <w:p>
+            <w:r>
+              <w:t>How I will show it</w:t>
+            </w:r>
+          </w:p>
+        </w:tc>
+      </w:tr>
+      <w:tr>
+        <w:tc>
+          <w:tcPr>
+            <w:tcW w:type="dxa" w:w="5112"/>
+          </w:tcPr>
+          <w:p>
+            <w:r>
+              <w:t>Explain the mechanism and terminology of controlled prompt experiments</w:t>
+            </w:r>
+          </w:p>
+        </w:tc>
+        <w:tc>
+          <w:tcPr>
+            <w:tcW w:type="dxa" w:w="5112"/>
+          </w:tcPr>
+          <w:p>
+            <w:r>
+              <w:t>Explain the deciding step, show a trace or test, and state one limit.</w:t>
+            </w:r>
+          </w:p>
+        </w:tc>
+      </w:tr>
+      <w:tr>
+        <w:tc>
+          <w:tcPr>
+            <w:tcW w:type="dxa" w:w="5112"/>
+          </w:tcPr>
+          <w:p>
+            <w:r>
+              <w:t>Apply the stated procedure to a new case with a traceable result</w:t>
+            </w:r>
+          </w:p>
+        </w:tc>
+        <w:tc>
+          <w:tcPr>
+            <w:tcW w:type="dxa" w:w="5112"/>
+          </w:tcPr>
+          <w:p>
+            <w:r>
+              <w:t>Explain the deciding step, show a trace or test, and state one limit.</w:t>
+            </w:r>
+          </w:p>
+        </w:tc>
+      </w:tr>
+      <w:tr>
+        <w:tc>
+          <w:tcPr>
+            <w:tcW w:type="dxa" w:w="5112"/>
+          </w:tcPr>
+          <w:p>
+            <w:r>
+              <w:t>Identify an assumption or limitation and design a revealing follow-up</w:t>
+            </w:r>
+          </w:p>
+        </w:tc>
+        <w:tc>
+          <w:tcPr>
+            <w:tcW w:type="dxa" w:w="5112"/>
+          </w:tcPr>
+          <w:p>
+            <w:r>
+              <w:t>Explain the deciding step, show a trace or test, and state one limit.</w:t>
+            </w:r>
+          </w:p>
+        </w:tc>
+      </w:tr>
+    </w:tbl>
+    <w:p>
+      <w:r>
+        <w:t>Remember → watch and explain → try with help → investigate → try independently → keep project evidence. Your teacher may spread this lesson across several classes.</w:t>
+      </w:r>
+    </w:p>
+    <w:p>
+      <w:r>
+        <w:t>Keep your first prediction. Compare it with what the evidence shows and explain any change.</w:t>
+      </w:r>
+    </w:p>
+    <w:p>
+      <w:pPr>
+        <w:pStyle w:val="Heading1"/>
+      </w:pPr>
+      <w:r>
+        <w:t>16. Finish and return</w:t>
+      </w:r>
+    </w:p>
+    <w:p>
+      <w:r>
+        <w:t>Close your notes. Explain this goal in your own words: Explain the mechanism and terminology of controlled prompt experiments</w:t>
+      </w:r>
+    </w:p>
+    <w:p>
+      <w:pPr>
+        <w:pStyle w:val="Heading3"/>
+      </w:pPr>
+      <w:r>
+        <w:t>My deciding step, evidence and one remaining question</w:t>
+      </w:r>
+    </w:p>
+    <w:p>
+      <w:r>
+        <w:t>________________________________________________________________</w:t>
+      </w:r>
+    </w:p>
+    <w:p>
+      <w:r>
+        <w:t>________________________________________________________________</w:t>
+      </w:r>
+    </w:p>
+    <w:p>
+      <w:r>
+        <w:t>________________________________________________________________</w:t>
+      </w:r>
+    </w:p>
+    <w:p>
+      <w:r>
+        <w:t>________________________________________________________________</w:t>
+      </w:r>
+    </w:p>
+    <w:p>
+      <w:r>
+        <w:t>________________________________________________________________</w:t>
+      </w:r>
+    </w:p>
+    <w:p>
+      <w:r>
+        <w:t>If you are unsure, return to the worked picture and explain one arrow. If you are ready, change an input or assumption and justify your prediction.</w:t>
+      </w:r>
+    </w:p>
+    <w:p>
+      <w:r>
+        <w:t>Save your workbook evidence. At the next review, try a different case before opening your old answer.</w:t>
       </w:r>
     </w:p>
     <w:sectPr>

--- a/downloads/student/ai-3-week-09.docx
+++ b/downloads/student/ai-3-week-09.docx
@@ -4000,6 +4000,207 @@
     <w:p>
       <w:r>
         <w:t>Save your workbook evidence. At the next review, try a different case before opening your old answer.</w:t>
+      </w:r>
+    </w:p>
+    <w:p>
+      <w:pPr>
+        <w:pStyle w:val="Heading1"/>
+      </w:pPr>
+      <w:r>
+        <w:t>17. Supported practice, repair and portfolio</w:t>
+      </w:r>
+    </w:p>
+    <w:p>
+      <w:r>
+        <w:t>Use this supported practice once, in the browser or on paper. Keep the reserved independent assessment for a separate first attempt before teacher feedback.</w:t>
+      </w:r>
+    </w:p>
+    <w:p>
+      <w:r>
+        <w:t>A fictional Study Buddy compares two prompts across six development questions.</w:t>
+      </w:r>
+    </w:p>
+    <w:p>
+      <w:pPr>
+        <w:pStyle w:val="Heading3"/>
+      </w:pPr>
+      <w:r>
+        <w:t>Practice 1: explain the deciding evidence</w:t>
+      </w:r>
+    </w:p>
+    <w:p>
+      <w:r>
+        <w:t>Which labelled step matches this detail? B clears the declared gate, but its failures 3,4 remain visible.</w:t>
+      </w:r>
+    </w:p>
+    <w:p>
+      <w:r>
+        <w:t>1. Different failures</w:t>
+      </w:r>
+    </w:p>
+    <w:p>
+      <w:r>
+        <w:t>2. Paired total</w:t>
+      </w:r>
+    </w:p>
+    <w:p>
+      <w:r>
+        <w:t>3. Mandatory slice</w:t>
+      </w:r>
+    </w:p>
+    <w:p>
+      <w:r>
+        <w:t>4. Selection</w:t>
+      </w:r>
+    </w:p>
+    <w:p>
+      <w:pPr>
+        <w:pStyle w:val="Heading3"/>
+      </w:pPr>
+      <w:r>
+        <w:t>My selected conclusion, deciding fact and explanation</w:t>
+      </w:r>
+    </w:p>
+    <w:p>
+      <w:r>
+        <w:t>________________________________________________________________</w:t>
+      </w:r>
+    </w:p>
+    <w:p>
+      <w:r>
+        <w:t>________________________________________________________________</w:t>
+      </w:r>
+    </w:p>
+    <w:p>
+      <w:r>
+        <w:t>________________________________________________________________</w:t>
+      </w:r>
+    </w:p>
+    <w:p>
+      <w:r>
+        <w:t>________________________________________________________________</w:t>
+      </w:r>
+    </w:p>
+    <w:p>
+      <w:r>
+        <w:t>________________________________________________________________</w:t>
+      </w:r>
+    </w:p>
+    <w:p>
+      <w:r>
+        <w:t>Hint if needed: Read the steps in the pictorial case. Match the supplied detail to the stage that performs or records it.</w:t>
+      </w:r>
+    </w:p>
+    <w:p>
+      <w:r>
+        <w:t>After your attempt, compare with the supported explanation: Selection B clears the declared gate, but its failures 3,4 remain visible. Equal totals do not imply equal behavior. The predeclared gate expresses an important requirement instead of choosing a criterion after seeing the result. Selecting B is justified under that rule, not by claiming it is best on every question. After development, freeze the chosen prompt and test new questions, including both ordinary and unsupported cases.</w:t>
+      </w:r>
+    </w:p>
+    <w:p>
+      <w:pPr>
+        <w:pStyle w:val="Heading3"/>
+      </w:pPr>
+      <w:r>
+        <w:t>Practice 2: explain the deciding evidence</w:t>
+      </w:r>
+    </w:p>
+    <w:p>
+      <w:r>
+        <w:t>Changed-case practice: Remove the gate and retain total passes as the only criterion. Which conclusion is supported by the supplied facts?</w:t>
+      </w:r>
+    </w:p>
+    <w:p>
+      <w:r>
+        <w:t>1. We can decide the result without examining the changed input or the procedure.</w:t>
+      </w:r>
+    </w:p>
+    <w:p>
+      <w:r>
+        <w:t>2. This one example guarantees correct results for every future input.</w:t>
+      </w:r>
+    </w:p>
+    <w:p>
+      <w:r>
+        <w:t>3. The record is a tie; another predeclared tie policy or further development evidence is needed.</w:t>
+      </w:r>
+    </w:p>
+    <w:p>
+      <w:pPr>
+        <w:pStyle w:val="Heading3"/>
+      </w:pPr>
+      <w:r>
+        <w:t>My selected conclusion, deciding fact and explanation</w:t>
+      </w:r>
+    </w:p>
+    <w:p>
+      <w:r>
+        <w:t>________________________________________________________________</w:t>
+      </w:r>
+    </w:p>
+    <w:p>
+      <w:r>
+        <w:t>________________________________________________________________</w:t>
+      </w:r>
+    </w:p>
+    <w:p>
+      <w:r>
+        <w:t>________________________________________________________________</w:t>
+      </w:r>
+    </w:p>
+    <w:p>
+      <w:r>
+        <w:t>________________________________________________________________</w:t>
+      </w:r>
+    </w:p>
+    <w:p>
+      <w:r>
+        <w:t>________________________________________________________________</w:t>
+      </w:r>
+    </w:p>
+    <w:p>
+      <w:r>
+        <w:t>Hint if needed: Use the changed condition and the deciding step in the pictorial trace. The answer must say what follows from those facts.</w:t>
+      </w:r>
+    </w:p>
+    <w:p>
+      <w:r>
+        <w:t>After your attempt, compare with the supported explanation: The record is a tie; another predeclared tie policy or further development evidence is needed. Both prompts have four passes on six questions.</w:t>
+      </w:r>
+    </w:p>
+    <w:p>
+      <w:pPr>
+        <w:pStyle w:val="Heading3"/>
+      </w:pPr>
+      <w:r>
+        <w:t>Repair a missing building block</w:t>
+      </w:r>
+    </w:p>
+    <w:p>
+      <w:r>
+        <w:t>Review Structured Output and Schemas (ai-3/8). Goal: Separate JSON parsing, schema validation and source support checks. Short practice: Which object demonstrates that valid JSON and valid types are insufficient for truth?. Return to this week and explain what you changed.</w:t>
+      </w:r>
+    </w:p>
+    <w:p>
+      <w:r>
+        <w:t>Review Examples and Rubrics (ai-3/6). Goal: Write a prompt specification with observable response criteria. Short practice: Explain why neither original nor changed draft is a full pass, and provide a complete repaired card.. Return to this week and explain what you changed.</w:t>
+      </w:r>
+    </w:p>
+    <w:p>
+      <w:r>
+        <w:t>Review Tokens and Context (ai-3/3). Goal: Account for fixed text, evidence and reserved output under a toy budget. Short practice: Can A alone justify answering 20 seats after the exception is known?. Return to this week and explain what you changed.</w:t>
+      </w:r>
+    </w:p>
+    <w:p>
+      <w:pPr>
+        <w:pStyle w:val="Heading3"/>
+      </w:pPr>
+      <w:r>
+        <w:t>Keep your completed work</w:t>
+      </w:r>
+    </w:p>
+    <w:p>
+      <w:r>
+        <w:t>Use Download completed work in the hosted lesson to export your answers, reflections, practice feedback and code-run evidence. Open the HTML copy to read or print it. Drafts stay in this browser when storage is available; clear drafts on a shared device.</w:t>
       </w:r>
     </w:p>
     <w:sectPr>

--- a/downloads/student/ai-3-week-09.docx
+++ b/downloads/student/ai-3-week-09.docx
@@ -42,6 +42,11 @@
       </w:r>
     </w:p>
     <w:p>
+      <w:r>
+        <w:t>Start with the target: Explain the mechanism and terminology of controlled prompt experiments. Try the recall before opening notes.</w:t>
+      </w:r>
+    </w:p>
+    <w:p>
       <w:pPr>
         <w:pStyle w:val="Heading3"/>
       </w:pPr>
@@ -50,17 +55,47 @@
       </w:r>
     </w:p>
     <w:p>
-      <w:r>
-        <w:t>I can explain the mechanism and terminology of controlled prompt experiments.</w:t>
-      </w:r>
-    </w:p>
-    <w:p>
-      <w:r>
+      <w:pPr>
+        <w:spacing w:line="336" w:lineRule="auto" w:after="180"/>
+      </w:pPr>
+      <w:r>
+        <w:rPr>
+          <w:b w:val="0"/>
+        </w:rPr>
+        <w:t xml:space="preserve">I can explain the </w:t>
+      </w:r>
+      <w:r>
+        <w:rPr>
+          <w:b/>
+        </w:rPr>
+        <w:t>mechanism</w:t>
+      </w:r>
+      <w:r>
+        <w:rPr>
+          <w:b w:val="0"/>
+        </w:rPr>
+        <w:t xml:space="preserve"> and terminology of controlled prompt experiments.</w:t>
+      </w:r>
+    </w:p>
+    <w:p>
+      <w:pPr>
+        <w:spacing w:line="336" w:lineRule="auto" w:after="180"/>
+      </w:pPr>
+      <w:r>
+        <w:rPr>
+          <w:b w:val="0"/>
+        </w:rPr>
         <w:t>I can apply the stated procedure to a new case with a traceable result.</w:t>
       </w:r>
     </w:p>
     <w:p>
-      <w:r>
+      <w:pPr>
+        <w:spacing w:line="336" w:lineRule="auto" w:after="180"/>
+      </w:pPr>
+      <w:r>
+        <w:rPr>
+          <w:b w:val="0"/>
+        </w:rPr>
         <w:t>I can identify an assumption or limitation and design a revealing follow-up.</w:t>
       </w:r>
     </w:p>
@@ -73,38 +108,140 @@
       </w:r>
     </w:p>
     <w:p>
-      <w:r>
-        <w:t>Close your notes first. A rough first answer helps us choose the right starting point; it is not a score for your ability.</w:t>
-      </w:r>
-    </w:p>
-    <w:p>
-      <w:r>
-        <w:t>Without opening the old lesson, explain one key idea from Structured Output and Schemas. Give an example and a mistake that the idea helps you avoid.</w:t>
-      </w:r>
-    </w:p>
-    <w:p>
-      <w:r>
-        <w:t>Without opening the old lesson, explain one key idea from Examples and Rubrics. Give an example and a mistake that the idea helps you avoid.</w:t>
-      </w:r>
-    </w:p>
-    <w:p>
-      <w:r>
+      <w:pPr>
+        <w:spacing w:line="336" w:lineRule="auto" w:after="180"/>
+      </w:pPr>
+      <w:r>
+        <w:rPr>
+          <w:b w:val="0"/>
+        </w:rPr>
+        <w:t xml:space="preserve">Close your notes first. A rough first answer helps us choose the right starting point; it is not a </w:t>
+      </w:r>
+      <w:r>
+        <w:rPr>
+          <w:b/>
+        </w:rPr>
+        <w:t>score</w:t>
+      </w:r>
+      <w:r>
+        <w:rPr>
+          <w:b w:val="0"/>
+        </w:rPr>
+        <w:t xml:space="preserve"> for your ability.</w:t>
+      </w:r>
+    </w:p>
+    <w:p>
+      <w:pPr>
+        <w:spacing w:line="336" w:lineRule="auto" w:after="180"/>
+      </w:pPr>
+      <w:r>
+        <w:rPr>
+          <w:b w:val="0"/>
+        </w:rPr>
+        <w:t xml:space="preserve">Without opening the old lesson, explain one key idea from Structured </w:t>
+      </w:r>
+      <w:r>
+        <w:rPr>
+          <w:b/>
+        </w:rPr>
+        <w:t>Output</w:t>
+      </w:r>
+      <w:r>
+        <w:rPr>
+          <w:b w:val="0"/>
+        </w:rPr>
+        <w:t xml:space="preserve"> and Schemas. Give an example and a mistake that the idea helps you avoid.</w:t>
+      </w:r>
+    </w:p>
+    <w:p>
+      <w:pPr>
+        <w:spacing w:line="336" w:lineRule="auto" w:after="180"/>
+      </w:pPr>
+      <w:r>
+        <w:rPr>
+          <w:b w:val="0"/>
+        </w:rPr>
+        <w:t xml:space="preserve">Without opening the old lesson, explain one key idea from Examples and </w:t>
+      </w:r>
+      <w:r>
+        <w:rPr>
+          <w:b/>
+        </w:rPr>
+        <w:t>Rubric</w:t>
+      </w:r>
+      <w:r>
+        <w:rPr>
+          <w:b w:val="0"/>
+        </w:rPr>
+        <w:t>s. Give an example and a mistake that the idea helps you avoid.</w:t>
+      </w:r>
+    </w:p>
+    <w:p>
+      <w:pPr>
+        <w:spacing w:line="336" w:lineRule="auto" w:after="180"/>
+      </w:pPr>
+      <w:r>
+        <w:rPr>
+          <w:b w:val="0"/>
+        </w:rPr>
         <w:t>Without opening the old lesson, explain one key idea from Tokens and Context. Give an example and a mistake that the idea helps you avoid.</w:t>
       </w:r>
     </w:p>
     <w:p>
-      <w:r>
-        <w:t>After trying, check the relevant lesson or ask your teacher. Change the part of your explanation that the evidence shows was wrong.</w:t>
-      </w:r>
-    </w:p>
-    <w:p>
-      <w:r>
+      <w:pPr>
+        <w:spacing w:line="336" w:lineRule="auto" w:after="180"/>
+      </w:pPr>
+      <w:r>
+        <w:rPr>
+          <w:b w:val="0"/>
+        </w:rPr>
+        <w:t xml:space="preserve">After trying, check the relevant lesson or ask your teacher. Change the part of your explanation that the </w:t>
+      </w:r>
+      <w:r>
+        <w:rPr>
+          <w:b/>
+        </w:rPr>
+        <w:t>evidence</w:t>
+      </w:r>
+      <w:r>
+        <w:rPr>
+          <w:b w:val="0"/>
+        </w:rPr>
+        <w:t xml:space="preserve"> shows was wrong.</w:t>
+      </w:r>
+    </w:p>
+    <w:p>
+      <w:pPr>
+        <w:spacing w:line="336" w:lineRule="auto" w:after="180"/>
+      </w:pPr>
+      <w:r>
+        <w:rPr>
+          <w:b w:val="0"/>
+        </w:rPr>
         <w:t>Week 9: Prompt Evaluation</w:t>
       </w:r>
     </w:p>
     <w:p>
-      <w:r>
-        <w:t>Prompt claims require a fixed test set and repeatable scoring.</w:t>
+      <w:pPr>
+        <w:spacing w:line="336" w:lineRule="auto" w:after="180"/>
+      </w:pPr>
+      <w:r>
+        <w:rPr>
+          <w:b w:val="0"/>
+        </w:rPr>
+        <w:t xml:space="preserve">Prompt claims require a fixed </w:t>
+      </w:r>
+      <w:r>
+        <w:rPr>
+          <w:b/>
+        </w:rPr>
+        <w:t>test set</w:t>
+      </w:r>
+      <w:r>
+        <w:rPr>
+          <w:b w:val="0"/>
+        </w:rPr>
+        <w:t xml:space="preserve"> and repeatable scoring.</w:t>
       </w:r>
     </w:p>
     <w:p>
@@ -144,17 +281,41 @@
       </w:r>
     </w:p>
     <w:p>
-      <w:r>
+      <w:pPr>
+        <w:spacing w:line="336" w:lineRule="auto" w:after="180"/>
+      </w:pPr>
+      <w:r>
+        <w:rPr>
+          <w:b/>
+        </w:rPr>
         <w:t>CREATOR MISSION</w:t>
       </w:r>
     </w:p>
     <w:p>
-      <w:r>
-        <w:t>A/B test two prompts across six cases.</w:t>
-      </w:r>
-    </w:p>
-    <w:p>
-      <w:r>
+      <w:pPr>
+        <w:spacing w:line="336" w:lineRule="auto" w:after="180"/>
+      </w:pPr>
+      <w:r>
+        <w:rPr>
+          <w:b/>
+        </w:rPr>
+        <w:t>A/B test</w:t>
+      </w:r>
+      <w:r>
+        <w:rPr>
+          <w:b w:val="0"/>
+        </w:rPr>
+        <w:t xml:space="preserve"> two prompts across six cases.</w:t>
+      </w:r>
+    </w:p>
+    <w:p>
+      <w:pPr>
+        <w:spacing w:line="336" w:lineRule="auto" w:after="180"/>
+      </w:pPr>
+      <w:r>
+        <w:rPr>
+          <w:b w:val="0"/>
+        </w:rPr>
         <w:t>Creator name and date:</w:t>
       </w:r>
     </w:p>
@@ -200,8 +361,50 @@
       </w:r>
     </w:p>
     <w:p>
-      <w:r>
-        <w:t>Recall Structured outputs and validation. Explain why a recorded result needs its input conditions and evidence source before it can support a claim.</w:t>
+      <w:pPr>
+        <w:spacing w:line="336" w:lineRule="auto" w:after="180"/>
+      </w:pPr>
+      <w:r>
+        <w:rPr>
+          <w:b w:val="0"/>
+        </w:rPr>
+        <w:t xml:space="preserve">Recall Structured </w:t>
+      </w:r>
+      <w:r>
+        <w:rPr>
+          <w:b/>
+        </w:rPr>
+        <w:t>output</w:t>
+      </w:r>
+      <w:r>
+        <w:rPr>
+          <w:b w:val="0"/>
+        </w:rPr>
+        <w:t xml:space="preserve">s and validation. Explain why a recorded result needs its </w:t>
+      </w:r>
+      <w:r>
+        <w:rPr>
+          <w:b/>
+        </w:rPr>
+        <w:t>input</w:t>
+      </w:r>
+      <w:r>
+        <w:rPr>
+          <w:b w:val="0"/>
+        </w:rPr>
+        <w:t xml:space="preserve"> conditions and </w:t>
+      </w:r>
+      <w:r>
+        <w:rPr>
+          <w:b/>
+        </w:rPr>
+        <w:t>evidence</w:t>
+      </w:r>
+      <w:r>
+        <w:rPr>
+          <w:b w:val="0"/>
+        </w:rPr>
+        <w:t xml:space="preserve"> source before it can support a claim.</w:t>
       </w:r>
     </w:p>
     <w:p>
@@ -213,8 +416,26 @@
       </w:r>
     </w:p>
     <w:p>
-      <w:r>
-        <w:t>By the end, I can evaluate prompts with paired cases and a predeclared mandatory criterion.</w:t>
+      <w:pPr>
+        <w:spacing w:line="336" w:lineRule="auto" w:after="180"/>
+      </w:pPr>
+      <w:r>
+        <w:rPr>
+          <w:b w:val="0"/>
+        </w:rPr>
+        <w:t xml:space="preserve">By the end, I can evaluate prompts with </w:t>
+      </w:r>
+      <w:r>
+        <w:rPr>
+          <w:b/>
+        </w:rPr>
+        <w:t>paired case</w:t>
+      </w:r>
+      <w:r>
+        <w:rPr>
+          <w:b w:val="0"/>
+        </w:rPr>
+        <w:t>s and a predeclared mandatory criterion.</w:t>
       </w:r>
     </w:p>
     <w:p>
@@ -227,17 +448,52 @@
     </w:p>
     <w:p>
       <w:r>
+        <w:t>Investigate the supplied Prompt Evaluation case. Separate observations, given facts and assumptions before choosing an explanation.</w:t>
+      </w:r>
+    </w:p>
+    <w:p>
+      <w:pPr>
+        <w:spacing w:line="336" w:lineRule="auto" w:after="180"/>
+      </w:pPr>
+      <w:r>
+        <w:rPr>
+          <w:b/>
+        </w:rPr>
         <w:t>PICTURE STORY</w:t>
       </w:r>
     </w:p>
     <w:p>
-      <w:r>
+      <w:pPr>
+        <w:spacing w:line="336" w:lineRule="auto" w:after="180"/>
+      </w:pPr>
+      <w:r>
+        <w:rPr>
+          <w:b w:val="0"/>
+        </w:rPr>
         <w:t>Notice → Predict → Explain</w:t>
       </w:r>
     </w:p>
     <w:p>
-      <w:r>
-        <w:t>Begin with visible evidence. Do not explain more than the picture and information support.</w:t>
+      <w:pPr>
+        <w:spacing w:line="336" w:lineRule="auto" w:after="180"/>
+      </w:pPr>
+      <w:r>
+        <w:rPr>
+          <w:b w:val="0"/>
+        </w:rPr>
+        <w:t xml:space="preserve">Begin with visible </w:t>
+      </w:r>
+      <w:r>
+        <w:rPr>
+          <w:b/>
+        </w:rPr>
+        <w:t>evidence</w:t>
+      </w:r>
+      <w:r>
+        <w:rPr>
+          <w:b w:val="0"/>
+        </w:rPr>
+        <w:t>. Do not explain more than the picture and information support.</w:t>
       </w:r>
     </w:p>
     <w:p>
@@ -277,18 +533,70 @@
       </w:r>
     </w:p>
     <w:p>
-      <w:r>
+      <w:pPr>
+        <w:pStyle w:val="Heading3"/>
+      </w:pPr>
+      <w:r>
+        <w:t>Start with this puzzle</w:t>
+      </w:r>
+    </w:p>
+    <w:p>
+      <w:pPr>
+        <w:spacing w:line="336" w:lineRule="auto" w:after="180"/>
+        <w:shd w:fill="F1F6FC"/>
+      </w:pPr>
+      <w:r>
+        <w:rPr>
+          <w:b w:val="0"/>
+        </w:rPr>
         <w:t>MYSTERY</w:t>
       </w:r>
     </w:p>
     <w:p>
-      <w:r>
-        <w:t>The learners must use prompt evaluation to solve a problem. What information do they have? What decision or calculation do they make? What would count as evidence that it worked?</w:t>
-      </w:r>
-    </w:p>
-    <w:p>
-      <w:r>
-        <w:t>Three observations (what you can point to):</w:t>
+      <w:pPr>
+        <w:spacing w:line="336" w:lineRule="auto" w:after="180"/>
+        <w:shd w:fill="F5F1FB"/>
+      </w:pPr>
+      <w:r>
+        <w:rPr>
+          <w:b w:val="0"/>
+        </w:rPr>
+        <w:t xml:space="preserve">The learners must use prompt evaluation to solve a problem. What information do they have? What decision or calculation do they make? What would count as </w:t>
+      </w:r>
+      <w:r>
+        <w:rPr>
+          <w:b/>
+        </w:rPr>
+        <w:t>evidence</w:t>
+      </w:r>
+      <w:r>
+        <w:rPr>
+          <w:b w:val="0"/>
+        </w:rPr>
+        <w:t xml:space="preserve"> that it worked?</w:t>
+      </w:r>
+    </w:p>
+    <w:p>
+      <w:pPr>
+        <w:spacing w:line="336" w:lineRule="auto" w:after="180"/>
+      </w:pPr>
+      <w:r>
+        <w:rPr>
+          <w:b w:val="0"/>
+        </w:rPr>
+        <w:t xml:space="preserve">Three </w:t>
+      </w:r>
+      <w:r>
+        <w:rPr>
+          <w:b/>
+        </w:rPr>
+        <w:t>observation</w:t>
+      </w:r>
+      <w:r>
+        <w:rPr>
+          <w:b w:val="0"/>
+        </w:rPr>
+        <w:t>s (what you can point to):</w:t>
       </w:r>
     </w:p>
     <w:p>
@@ -325,8 +633,26 @@
       </w:r>
     </w:p>
     <w:p>
-      <w:r>
-        <w:t>My prediction and the clue supporting it:</w:t>
+      <w:pPr>
+        <w:spacing w:line="336" w:lineRule="auto" w:after="180"/>
+      </w:pPr>
+      <w:r>
+        <w:rPr>
+          <w:b w:val="0"/>
+        </w:rPr>
+        <w:t xml:space="preserve">My </w:t>
+      </w:r>
+      <w:r>
+        <w:rPr>
+          <w:b/>
+        </w:rPr>
+        <w:t>prediction</w:t>
+      </w:r>
+      <w:r>
+        <w:rPr>
+          <w:b w:val="0"/>
+        </w:rPr>
+        <w:t xml:space="preserve"> and the clue supporting it:</w:t>
       </w:r>
     </w:p>
     <w:p>
@@ -371,13 +697,48 @@
       </w:r>
     </w:p>
     <w:p>
-      <w:r>
-        <w:t>A prompt experiment compares complete specifications using the same task cases. Define success before inspecting outputs; change one intended instruction and preserve other settings.</w:t>
-      </w:r>
-    </w:p>
-    <w:p>
-      <w:r>
-        <w:t>Begin by writing the question the procedure is intended to answer. Identify the information already supplied, the information it will produce and the information still missing. These are constructed classroom examples; they do not require live accounts, private records or an external service. Do not treat a plausible explanation as a measured outcome.</w:t>
+      <w:pPr>
+        <w:spacing w:line="336" w:lineRule="auto" w:after="180"/>
+      </w:pPr>
+      <w:r>
+        <w:rPr>
+          <w:b w:val="0"/>
+        </w:rPr>
+        <w:t xml:space="preserve">A prompt experiment compares complete specifications using the same task cases. Define success before inspecting </w:t>
+      </w:r>
+      <w:r>
+        <w:rPr>
+          <w:b/>
+        </w:rPr>
+        <w:t>output</w:t>
+      </w:r>
+      <w:r>
+        <w:rPr>
+          <w:b w:val="0"/>
+        </w:rPr>
+        <w:t>s; change one intended instruction and preserve other settings.</w:t>
+      </w:r>
+    </w:p>
+    <w:p>
+      <w:pPr>
+        <w:spacing w:line="336" w:lineRule="auto" w:after="180"/>
+      </w:pPr>
+      <w:r>
+        <w:rPr>
+          <w:b w:val="0"/>
+        </w:rPr>
+        <w:t>Begin by writing the question the procedure is intended to answer. Identify the information already supplied, the information it will produce and the information still missing.</w:t>
+      </w:r>
+    </w:p>
+    <w:p>
+      <w:pPr>
+        <w:spacing w:line="336" w:lineRule="auto" w:after="180"/>
+      </w:pPr>
+      <w:r>
+        <w:rPr>
+          <w:b w:val="0"/>
+        </w:rPr>
+        <w:t>These are constructed classroom examples; they do not require live accounts, private records or an external service. Do not treat a plausible explanation as a measured outcome.</w:t>
       </w:r>
     </w:p>
     <w:p>
@@ -390,16 +751,69 @@
     </w:p>
     <w:p>
       <w:r>
-        <w:t>VISUAL MECHANISM</w:t>
-      </w:r>
-    </w:p>
-    <w:p>
-      <w:r>
-        <w:t>Input → Process → Output</w:t>
-      </w:r>
-    </w:p>
-    <w:p>
-      <w:r>
+        <w:t>Follow the mechanism for Prompt Evaluation. Connect each labelled input, deciding step and result.</w:t>
+      </w:r>
+    </w:p>
+    <w:p>
+      <w:pPr>
+        <w:spacing w:line="336" w:lineRule="auto" w:after="180"/>
+      </w:pPr>
+      <w:r>
+        <w:rPr>
+          <w:b/>
+        </w:rPr>
+        <w:t xml:space="preserve">VISUAL </w:t>
+      </w:r>
+      <w:r>
+        <w:rPr>
+          <w:b/>
+        </w:rPr>
+        <w:t>MECHANISM</w:t>
+      </w:r>
+    </w:p>
+    <w:p>
+      <w:pPr>
+        <w:spacing w:line="336" w:lineRule="auto" w:after="180"/>
+      </w:pPr>
+      <w:r>
+        <w:rPr>
+          <w:b/>
+        </w:rPr>
+        <w:t>Input</w:t>
+      </w:r>
+      <w:r>
+        <w:rPr>
+          <w:b w:val="0"/>
+        </w:rPr>
+        <w:t xml:space="preserve"> → </w:t>
+      </w:r>
+      <w:r>
+        <w:rPr>
+          <w:b/>
+        </w:rPr>
+        <w:t>Process</w:t>
+      </w:r>
+      <w:r>
+        <w:rPr>
+          <w:b w:val="0"/>
+        </w:rPr>
+        <w:t xml:space="preserve"> → </w:t>
+      </w:r>
+      <w:r>
+        <w:rPr>
+          <w:b/>
+        </w:rPr>
+        <w:t>Output</w:t>
+      </w:r>
+    </w:p>
+    <w:p>
+      <w:pPr>
+        <w:spacing w:line="336" w:lineRule="auto" w:after="180"/>
+      </w:pPr>
+      <w:r>
+        <w:rPr>
+          <w:b w:val="0"/>
+        </w:rPr>
         <w:t>Trace the information. At each stage, ask what changed and how you could test it.</w:t>
       </w:r>
     </w:p>
@@ -440,7 +854,13 @@
       </w:r>
     </w:p>
     <w:p>
-      <w:r>
+      <w:pPr>
+        <w:spacing w:line="336" w:lineRule="auto" w:after="180"/>
+      </w:pPr>
+      <w:r>
+        <w:rPr>
+          <w:b w:val="0"/>
+        </w:rPr>
         <w:t>↓</w:t>
       </w:r>
     </w:p>
@@ -481,7 +901,13 @@
       </w:r>
     </w:p>
     <w:p>
-      <w:r>
+      <w:pPr>
+        <w:spacing w:line="336" w:lineRule="auto" w:after="180"/>
+      </w:pPr>
+      <w:r>
+        <w:rPr>
+          <w:b w:val="0"/>
+        </w:rPr>
         <w:t>↓</w:t>
       </w:r>
     </w:p>
@@ -522,7 +948,13 @@
       </w:r>
     </w:p>
     <w:p>
-      <w:r>
+      <w:pPr>
+        <w:spacing w:line="336" w:lineRule="auto" w:after="180"/>
+      </w:pPr>
+      <w:r>
+        <w:rPr>
+          <w:b w:val="0"/>
+        </w:rPr>
         <w:t>Which stage could fail even when the other two are correct? Explain:</w:t>
       </w:r>
     </w:p>
@@ -568,8 +1000,67 @@
       </w:r>
     </w:p>
     <w:p>
-      <w:r>
-        <w:t>Evaluate both prompts on paired cases with fixed model/version, source records, output contract and scoring rubric. Use development results for selection, then reserve new final cases. Score each case rather than counting attractive sentences.</w:t>
+      <w:pPr>
+        <w:spacing w:line="336" w:lineRule="auto" w:after="180"/>
+      </w:pPr>
+      <w:r>
+        <w:rPr>
+          <w:b w:val="0"/>
+        </w:rPr>
+        <w:t xml:space="preserve">Evaluate both prompts on </w:t>
+      </w:r>
+      <w:r>
+        <w:rPr>
+          <w:b/>
+        </w:rPr>
+        <w:t>paired case</w:t>
+      </w:r>
+      <w:r>
+        <w:rPr>
+          <w:b w:val="0"/>
+        </w:rPr>
+        <w:t xml:space="preserve">s with fixed model/version, source records, </w:t>
+      </w:r>
+      <w:r>
+        <w:rPr>
+          <w:b/>
+        </w:rPr>
+        <w:t>output</w:t>
+      </w:r>
+      <w:r>
+        <w:rPr>
+          <w:b w:val="0"/>
+        </w:rPr>
+        <w:t xml:space="preserve"> contract and scoring </w:t>
+      </w:r>
+      <w:r>
+        <w:rPr>
+          <w:b/>
+        </w:rPr>
+        <w:t>rubric</w:t>
+      </w:r>
+      <w:r>
+        <w:rPr>
+          <w:b w:val="0"/>
+        </w:rPr>
+        <w:t>. Use development results for selection, then reserve new final cases.</w:t>
+      </w:r>
+    </w:p>
+    <w:p>
+      <w:pPr>
+        <w:spacing w:line="336" w:lineRule="auto" w:after="180"/>
+      </w:pPr>
+      <w:r>
+        <w:rPr>
+          <w:b/>
+        </w:rPr>
+        <w:t>Score</w:t>
+      </w:r>
+      <w:r>
+        <w:rPr>
+          <w:b w:val="0"/>
+        </w:rPr>
+        <w:t xml:space="preserve"> each case rather than counting attractive sentences.</w:t>
       </w:r>
     </w:p>
     <w:p>
@@ -665,8 +1156,49 @@
       </w:r>
     </w:p>
     <w:p>
-      <w:r>
-        <w:t>Before applying the procedure, write its units, denominator or decision boundary where relevant. A partner should be able to repeat each step using the same inputs. If a required input is absent or violates the stated contract, record that condition explicitly instead of quietly replacing it with a convenient value.</w:t>
+      <w:pPr>
+        <w:spacing w:line="336" w:lineRule="auto" w:after="180"/>
+      </w:pPr>
+      <w:r>
+        <w:rPr>
+          <w:b w:val="0"/>
+        </w:rPr>
+        <w:t xml:space="preserve">Before applying the procedure, write its units, denominator or decision boundary where relevant. A partner should be able to repeat each step using the same </w:t>
+      </w:r>
+      <w:r>
+        <w:rPr>
+          <w:b/>
+        </w:rPr>
+        <w:t>input</w:t>
+      </w:r>
+      <w:r>
+        <w:rPr>
+          <w:b w:val="0"/>
+        </w:rPr>
+        <w:t>s.</w:t>
+      </w:r>
+    </w:p>
+    <w:p>
+      <w:pPr>
+        <w:spacing w:line="336" w:lineRule="auto" w:after="180"/>
+      </w:pPr>
+      <w:r>
+        <w:rPr>
+          <w:b w:val="0"/>
+        </w:rPr>
+        <w:t xml:space="preserve">If a required </w:t>
+      </w:r>
+      <w:r>
+        <w:rPr>
+          <w:b/>
+        </w:rPr>
+        <w:t>input</w:t>
+      </w:r>
+      <w:r>
+        <w:rPr>
+          <w:b w:val="0"/>
+        </w:rPr>
+        <w:t xml:space="preserve"> is absent or violates the stated contract, record that condition explicitly instead of quietly replacing it with a convenient value.</w:t>
       </w:r>
     </w:p>
     <w:p>
@@ -678,8 +1210,26 @@
       </w:r>
     </w:p>
     <w:p>
-      <w:r>
-        <w:t>Point to the input, the deciding step and the result in this week’s visual. Explain the same step in ordinary words. A picture helps when you can say what each part represents.</w:t>
+      <w:pPr>
+        <w:spacing w:line="336" w:lineRule="auto" w:after="180"/>
+      </w:pPr>
+      <w:r>
+        <w:rPr>
+          <w:b w:val="0"/>
+        </w:rPr>
+        <w:t xml:space="preserve">Point to the </w:t>
+      </w:r>
+      <w:r>
+        <w:rPr>
+          <w:b/>
+        </w:rPr>
+        <w:t>input</w:t>
+      </w:r>
+      <w:r>
+        <w:rPr>
+          <w:b w:val="0"/>
+        </w:rPr>
+        <w:t>, the deciding step and the result in this week’s visual. Explain the same step in ordinary words. A picture helps when you can say what each part represents.</w:t>
       </w:r>
     </w:p>
     <w:p>
@@ -692,16 +1242,54 @@
     </w:p>
     <w:p>
       <w:r>
+        <w:t>Compare the supplied cases for Prompt Evaluation. Identify the detail that changes the conclusion.</w:t>
+      </w:r>
+    </w:p>
+    <w:p>
+      <w:pPr>
+        <w:pStyle w:val="Heading3"/>
+      </w:pPr>
+      <w:r>
+        <w:t>The case to investigate</w:t>
+      </w:r>
+    </w:p>
+    <w:p>
+      <w:pPr>
+        <w:spacing w:line="336" w:lineRule="auto" w:after="180"/>
+        <w:shd w:fill="F1F6FC"/>
+      </w:pPr>
+      <w:r>
+        <w:rPr>
+          <w:b w:val="0"/>
+        </w:rPr>
         <w:t>CASE GALLERY</w:t>
       </w:r>
     </w:p>
     <w:p>
-      <w:r>
-        <w:t>Four Tests, Four Kinds of Evidence</w:t>
-      </w:r>
-    </w:p>
-    <w:p>
-      <w:r>
+      <w:pPr>
+        <w:spacing w:line="336" w:lineRule="auto" w:after="180"/>
+      </w:pPr>
+      <w:r>
+        <w:rPr>
+          <w:b w:val="0"/>
+        </w:rPr>
+        <w:t xml:space="preserve">Four Tests, Four Kinds of </w:t>
+      </w:r>
+      <w:r>
+        <w:rPr>
+          <w:b/>
+        </w:rPr>
+        <w:t>Evidence</w:t>
+      </w:r>
+    </w:p>
+    <w:p>
+      <w:pPr>
+        <w:spacing w:line="336" w:lineRule="auto" w:after="180"/>
+      </w:pPr>
+      <w:r>
+        <w:rPr>
+          <w:b w:val="0"/>
+        </w:rPr>
         <w:t>A system is not understood until it survives more than one comfortable example.</w:t>
       </w:r>
     </w:p>
@@ -778,8 +1366,47 @@
       </w:r>
     </w:p>
     <w:p>
-      <w:r>
-        <w:t>NORMAL CASE: predict and name evidence.     BOUNDARY CASE: predict and name evidence.</w:t>
+      <w:pPr>
+        <w:pStyle w:val="Heading3"/>
+      </w:pPr>
+      <w:r>
+        <w:t>The normal case</w:t>
+      </w:r>
+    </w:p>
+    <w:p>
+      <w:pPr>
+        <w:spacing w:line="336" w:lineRule="auto" w:after="180"/>
+        <w:shd w:fill="F1F6FC"/>
+      </w:pPr>
+      <w:r>
+        <w:rPr>
+          <w:b w:val="0"/>
+        </w:rPr>
+        <w:t xml:space="preserve">NORMAL CASE: predict and name </w:t>
+      </w:r>
+      <w:r>
+        <w:rPr>
+          <w:b/>
+        </w:rPr>
+        <w:t>evidence</w:t>
+      </w:r>
+      <w:r>
+        <w:rPr>
+          <w:b w:val="0"/>
+        </w:rPr>
+        <w:t xml:space="preserve">.     BOUNDARY CASE: predict and name </w:t>
+      </w:r>
+      <w:r>
+        <w:rPr>
+          <w:b/>
+        </w:rPr>
+        <w:t>evidence</w:t>
+      </w:r>
+      <w:r>
+        <w:rPr>
+          <w:b w:val="0"/>
+        </w:rPr>
+        <w:t>.</w:t>
       </w:r>
     </w:p>
     <w:p>
@@ -855,12 +1482,58 @@
       </w:r>
     </w:p>
     <w:p>
-      <w:r>
-        <w:t>MISSING INFORMATION: predict and name evidence.     TRANSFER CASE: predict and name evidence.</w:t>
-      </w:r>
-    </w:p>
-    <w:p>
-      <w:r>
+      <w:pPr>
+        <w:pStyle w:val="Heading3"/>
+      </w:pPr>
+      <w:r>
+        <w:t>Check missing information</w:t>
+      </w:r>
+    </w:p>
+    <w:p>
+      <w:pPr>
+        <w:spacing w:line="336" w:lineRule="auto" w:after="180"/>
+        <w:shd w:fill="FFF5E6"/>
+      </w:pPr>
+      <w:r>
+        <w:rPr>
+          <w:b w:val="0"/>
+        </w:rPr>
+        <w:t xml:space="preserve">MISSING INFORMATION: predict and name </w:t>
+      </w:r>
+      <w:r>
+        <w:rPr>
+          <w:b/>
+        </w:rPr>
+        <w:t>evidence</w:t>
+      </w:r>
+      <w:r>
+        <w:rPr>
+          <w:b w:val="0"/>
+        </w:rPr>
+        <w:t xml:space="preserve">.     TRANSFER CASE: predict and name </w:t>
+      </w:r>
+      <w:r>
+        <w:rPr>
+          <w:b/>
+        </w:rPr>
+        <w:t>evidence</w:t>
+      </w:r>
+      <w:r>
+        <w:rPr>
+          <w:b w:val="0"/>
+        </w:rPr>
+        <w:t>.</w:t>
+      </w:r>
+    </w:p>
+    <w:p>
+      <w:pPr>
+        <w:spacing w:line="336" w:lineRule="auto" w:after="180"/>
+        <w:shd w:fill="F5F1FB"/>
+      </w:pPr>
+      <w:r>
+        <w:rPr>
+          <w:b w:val="0"/>
+        </w:rPr>
         <w:t>Which case is most likely to reveal a hidden assumption? Why?</w:t>
       </w:r>
     </w:p>
@@ -906,17 +1579,80 @@
       </w:r>
     </w:p>
     <w:p>
-      <w:r>
+      <w:pPr>
+        <w:pStyle w:val="Heading3"/>
+      </w:pPr>
+      <w:r>
+        <w:t>Change one thing</w:t>
+      </w:r>
+    </w:p>
+    <w:p>
+      <w:pPr>
+        <w:spacing w:line="336" w:lineRule="auto" w:after="180"/>
+        <w:shd w:fill="F5F1FB"/>
+      </w:pPr>
+      <w:r>
+        <w:rPr>
+          <w:b w:val="0"/>
+        </w:rPr>
         <w:t>Change: Remove the gate and retain total passes as the only criterion.</w:t>
       </w:r>
     </w:p>
     <w:p>
-      <w:r>
-        <w:t>Prediction: The record is a tie; another predeclared tie policy or further development evidence is needed.</w:t>
-      </w:r>
-    </w:p>
-    <w:p>
-      <w:r>
+      <w:pPr>
+        <w:pStyle w:val="Heading3"/>
+      </w:pPr>
+      <w:r>
+        <w:t>Predicted result</w:t>
+      </w:r>
+    </w:p>
+    <w:p>
+      <w:pPr>
+        <w:spacing w:line="336" w:lineRule="auto" w:after="180"/>
+        <w:shd w:fill="F1F6FC"/>
+      </w:pPr>
+      <w:r>
+        <w:rPr>
+          <w:b/>
+        </w:rPr>
+        <w:t>Prediction</w:t>
+      </w:r>
+      <w:r>
+        <w:rPr>
+          <w:b w:val="0"/>
+        </w:rPr>
+        <w:t xml:space="preserve">: The record is a tie; another predeclared tie policy or further development </w:t>
+      </w:r>
+      <w:r>
+        <w:rPr>
+          <w:b/>
+        </w:rPr>
+        <w:t>evidence</w:t>
+      </w:r>
+      <w:r>
+        <w:rPr>
+          <w:b w:val="0"/>
+        </w:rPr>
+        <w:t xml:space="preserve"> is needed.</w:t>
+      </w:r>
+    </w:p>
+    <w:p>
+      <w:pPr>
+        <w:pStyle w:val="Heading3"/>
+      </w:pPr>
+      <w:r>
+        <w:t>Why the result follows</w:t>
+      </w:r>
+    </w:p>
+    <w:p>
+      <w:pPr>
+        <w:spacing w:line="336" w:lineRule="auto" w:after="180"/>
+        <w:shd w:fill="F1F6FC"/>
+      </w:pPr>
+      <w:r>
+        <w:rPr>
+          <w:b w:val="0"/>
+        </w:rPr>
         <w:t>Reason: Both prompts have four passes on six questions.</w:t>
       </w:r>
     </w:p>
@@ -930,16 +1666,39 @@
     </w:p>
     <w:p>
       <w:r>
+        <w:t>Use the vocabulary of Prompt Evaluation to explain a concrete decision, rather than only memorising definitions.</w:t>
+      </w:r>
+    </w:p>
+    <w:p>
+      <w:pPr>
+        <w:spacing w:line="336" w:lineRule="auto" w:after="180"/>
+      </w:pPr>
+      <w:r>
+        <w:rPr>
+          <w:b/>
+        </w:rPr>
         <w:t>VOCABULARY LAB</w:t>
       </w:r>
     </w:p>
     <w:p>
-      <w:r>
+      <w:pPr>
+        <w:spacing w:line="336" w:lineRule="auto" w:after="180"/>
+      </w:pPr>
+      <w:r>
+        <w:rPr>
+          <w:b w:val="0"/>
+        </w:rPr>
         <w:t>Words You Can Use to Reason</w:t>
       </w:r>
     </w:p>
     <w:p>
-      <w:r>
+      <w:pPr>
+        <w:spacing w:line="336" w:lineRule="auto" w:after="180"/>
+      </w:pPr>
+      <w:r>
+        <w:rPr>
+          <w:b w:val="0"/>
+        </w:rPr>
         <w:t>A definition matters when you can recognize the idea, use it, and contrast it with a near-miss.</w:t>
       </w:r>
     </w:p>
@@ -1374,17 +2133,58 @@
     </w:p>
     <w:p>
       <w:r>
-        <w:t>WORKED EVIDENCE</w:t>
-      </w:r>
-    </w:p>
-    <w:p>
-      <w:r>
+        <w:t>Follow the worked trace for Prompt Evaluation, predict a step, then compare with its explanation.</w:t>
+      </w:r>
+    </w:p>
+    <w:p>
+      <w:pPr>
+        <w:spacing w:line="336" w:lineRule="auto" w:after="180"/>
+      </w:pPr>
+      <w:r>
+        <w:rPr>
+          <w:b/>
+        </w:rPr>
+        <w:t xml:space="preserve">WORKED </w:t>
+      </w:r>
+      <w:r>
+        <w:rPr>
+          <w:b/>
+        </w:rPr>
+        <w:t>EVIDENCE</w:t>
+      </w:r>
+    </w:p>
+    <w:p>
+      <w:pPr>
+        <w:spacing w:line="336" w:lineRule="auto" w:after="180"/>
+      </w:pPr>
+      <w:r>
+        <w:rPr>
+          <w:b w:val="0"/>
+        </w:rPr>
         <w:t>Reason Step by Step</w:t>
       </w:r>
     </w:p>
     <w:p>
-      <w:r>
-        <w:t>Predict first. Then check each step. A correct answer without visible reasoning is incomplete evidence.</w:t>
+      <w:pPr>
+        <w:spacing w:line="336" w:lineRule="auto" w:after="180"/>
+      </w:pPr>
+      <w:r>
+        <w:rPr>
+          <w:b w:val="0"/>
+        </w:rPr>
+        <w:t xml:space="preserve">Predict first. Then check each step. A correct answer without visible reasoning is incomplete </w:t>
+      </w:r>
+      <w:r>
+        <w:rPr>
+          <w:b/>
+        </w:rPr>
+        <w:t>evidence</w:t>
+      </w:r>
+      <w:r>
+        <w:rPr>
+          <w:b w:val="0"/>
+        </w:rPr>
+        <w:t>.</w:t>
       </w:r>
     </w:p>
     <w:p>
@@ -1424,27 +2224,109 @@
       </w:r>
     </w:p>
     <w:p>
-      <w:r>
-        <w:t>1. Prompt A scores 20/30 across six cases.</w:t>
-      </w:r>
-    </w:p>
-    <w:p>
-      <w:r>
-        <w:t>2. Prompt B scores 25/30 on the same cases and rubric.</w:t>
-      </w:r>
-    </w:p>
-    <w:p>
-      <w:r>
-        <w:t>3. B improves evidence but loses one clarity point on long passages.</w:t>
-      </w:r>
-    </w:p>
-    <w:p>
-      <w:r>
+      <w:pPr>
+        <w:spacing w:line="336" w:lineRule="auto" w:after="180"/>
+        <w:shd w:fill="F4F9FC"/>
+      </w:pPr>
+      <w:r>
+        <w:rPr>
+          <w:b w:val="0"/>
+        </w:rPr>
+        <w:t xml:space="preserve">1. Prompt A </w:t>
+      </w:r>
+      <w:r>
+        <w:rPr>
+          <w:b/>
+        </w:rPr>
+        <w:t>score</w:t>
+      </w:r>
+      <w:r>
+        <w:rPr>
+          <w:b w:val="0"/>
+        </w:rPr>
+        <w:t>s 20/30 across six cases.</w:t>
+      </w:r>
+    </w:p>
+    <w:p>
+      <w:pPr>
+        <w:spacing w:line="336" w:lineRule="auto" w:after="180"/>
+        <w:shd w:fill="F4F9FC"/>
+      </w:pPr>
+      <w:r>
+        <w:rPr>
+          <w:b w:val="0"/>
+        </w:rPr>
+        <w:t xml:space="preserve">2. Prompt B </w:t>
+      </w:r>
+      <w:r>
+        <w:rPr>
+          <w:b/>
+        </w:rPr>
+        <w:t>score</w:t>
+      </w:r>
+      <w:r>
+        <w:rPr>
+          <w:b w:val="0"/>
+        </w:rPr>
+        <w:t xml:space="preserve">s 25/30 on the same cases and </w:t>
+      </w:r>
+      <w:r>
+        <w:rPr>
+          <w:b/>
+        </w:rPr>
+        <w:t>rubric</w:t>
+      </w:r>
+      <w:r>
+        <w:rPr>
+          <w:b w:val="0"/>
+        </w:rPr>
+        <w:t>.</w:t>
+      </w:r>
+    </w:p>
+    <w:p>
+      <w:pPr>
+        <w:spacing w:line="336" w:lineRule="auto" w:after="180"/>
+        <w:shd w:fill="F4F9FC"/>
+      </w:pPr>
+      <w:r>
+        <w:rPr>
+          <w:b w:val="0"/>
+        </w:rPr>
+        <w:t xml:space="preserve">3. B improves </w:t>
+      </w:r>
+      <w:r>
+        <w:rPr>
+          <w:b/>
+        </w:rPr>
+        <w:t>evidence</w:t>
+      </w:r>
+      <w:r>
+        <w:rPr>
+          <w:b w:val="0"/>
+        </w:rPr>
+        <w:t xml:space="preserve"> but loses one clarity point on long passages.</w:t>
+      </w:r>
+    </w:p>
+    <w:p>
+      <w:pPr>
+        <w:spacing w:line="336" w:lineRule="auto" w:after="180"/>
+        <w:shd w:fill="F4F9FC"/>
+      </w:pPr>
+      <w:r>
+        <w:rPr>
+          <w:b w:val="0"/>
+        </w:rPr>
         <w:t>4. Repeat runs and inspect per-case failures before choosing.</w:t>
       </w:r>
     </w:p>
     <w:p>
-      <w:r>
+      <w:pPr>
+        <w:spacing w:line="336" w:lineRule="auto" w:after="180"/>
+      </w:pPr>
+      <w:r>
+        <w:rPr>
+          <w:b w:val="0"/>
+        </w:rPr>
         <w:t>Recalculate, retrace, or restate the reasoning in your own representation:</w:t>
       </w:r>
     </w:p>
@@ -1482,8 +2364,27 @@
       </w:r>
     </w:p>
     <w:p>
-      <w:r>
-        <w:t>CHECK  Did the evidence answer the exact question? Did the total, path, or source record stay consistent?</w:t>
+      <w:pPr>
+        <w:spacing w:line="336" w:lineRule="auto" w:after="180"/>
+        <w:shd w:fill="F5F1FB"/>
+      </w:pPr>
+      <w:r>
+        <w:rPr>
+          <w:b w:val="0"/>
+        </w:rPr>
+        <w:t xml:space="preserve">CHECK  Did the </w:t>
+      </w:r>
+      <w:r>
+        <w:rPr>
+          <w:b/>
+        </w:rPr>
+        <w:t>evidence</w:t>
+      </w:r>
+      <w:r>
+        <w:rPr>
+          <w:b w:val="0"/>
+        </w:rPr>
+        <w:t xml:space="preserve"> answer the exact question? Did the total, path, or source record stay consistent?</w:t>
       </w:r>
     </w:p>
     <w:p>
@@ -1495,30 +2396,111 @@
       </w:r>
     </w:p>
     <w:p>
-      <w:r>
+      <w:pPr>
+        <w:spacing w:line="336" w:lineRule="auto" w:after="180"/>
+      </w:pPr>
+      <w:r>
+        <w:rPr>
+          <w:b w:val="0"/>
+        </w:rPr>
         <w:t>On six development cases P passes cases 1, 2, 3, 4; Q passes 1, 2, 3, 5, 6. Missing-approval cases are 4 and 6. Compare totals and condition results.</w:t>
       </w:r>
     </w:p>
     <w:p>
-      <w:r>
+      <w:pPr>
+        <w:spacing w:line="336" w:lineRule="auto" w:after="180"/>
+      </w:pPr>
+      <w:r>
+        <w:rPr>
+          <w:b w:val="0"/>
+        </w:rPr>
         <w:t>P passes 4/6 and Q 5/6. P passes one of two missing-approval cases, Q also one of two. Q improves the aggregate while leaving this condition unchanged.</w:t>
       </w:r>
     </w:p>
     <w:p>
-      <w:r>
-        <w:t>Compare the intermediate evidence with the final statement. Explain why each number or decision follows from the stated inputs. The conclusion belongs to this scenario and procedure; changing the inputs, evaluation population or authority can change what it establishes. Retain the raw record so a later revision can be compared honestly.</w:t>
-      </w:r>
-    </w:p>
-    <w:p>
       <w:pPr>
         <w:pStyle w:val="Heading3"/>
       </w:pPr>
       <w:r>
+        <w:t>Worked explanation · Prompt Evaluation</w:t>
+      </w:r>
+    </w:p>
+    <w:p>
+      <w:pPr>
+        <w:spacing w:line="336" w:lineRule="auto" w:after="180"/>
+        <w:shd w:fill="F1F6FC"/>
+      </w:pPr>
+      <w:r>
+        <w:rPr>
+          <w:b w:val="0"/>
+        </w:rPr>
+        <w:t xml:space="preserve">Compare the intermediate </w:t>
+      </w:r>
+      <w:r>
+        <w:rPr>
+          <w:b/>
+        </w:rPr>
+        <w:t>evidence</w:t>
+      </w:r>
+      <w:r>
+        <w:rPr>
+          <w:b w:val="0"/>
+        </w:rPr>
+        <w:t xml:space="preserve"> with the final statement. Explain why each number or decision follows from the stated </w:t>
+      </w:r>
+      <w:r>
+        <w:rPr>
+          <w:b/>
+        </w:rPr>
+        <w:t>input</w:t>
+      </w:r>
+      <w:r>
+        <w:rPr>
+          <w:b w:val="0"/>
+        </w:rPr>
+        <w:t>s.</w:t>
+      </w:r>
+    </w:p>
+    <w:p>
+      <w:pPr>
+        <w:spacing w:line="336" w:lineRule="auto" w:after="180"/>
+        <w:shd w:fill="F1F6FC"/>
+      </w:pPr>
+      <w:r>
+        <w:rPr>
+          <w:b w:val="0"/>
+        </w:rPr>
+        <w:t xml:space="preserve">The conclusion belongs to this scenario and procedure; changing the </w:t>
+      </w:r>
+      <w:r>
+        <w:rPr>
+          <w:b/>
+        </w:rPr>
+        <w:t>input</w:t>
+      </w:r>
+      <w:r>
+        <w:rPr>
+          <w:b w:val="0"/>
+        </w:rPr>
+        <w:t>s, evaluation population or authority can change what it establishes. Retain the raw record so a later revision can be compared honestly.</w:t>
+      </w:r>
+    </w:p>
+    <w:p>
+      <w:pPr>
+        <w:pStyle w:val="Heading3"/>
+      </w:pPr>
+      <w:r>
         <w:t>Learn from the worked case</w:t>
       </w:r>
     </w:p>
     <w:p>
-      <w:r>
+      <w:pPr>
+        <w:spacing w:line="336" w:lineRule="auto" w:after="180"/>
+      </w:pPr>
+      <w:r>
+        <w:rPr>
+          <w:b w:val="0"/>
+        </w:rPr>
         <w:t>Cover the result before checking it. Say what is given, choose the procedure, and follow one step at a time. Then uncover the result and explain your first mismatch. Ask why a step is allowed, not only what number it produces.</w:t>
       </w:r>
     </w:p>
@@ -1531,7 +2513,13 @@
       </w:r>
     </w:p>
     <w:p>
-      <w:r>
+      <w:pPr>
+        <w:spacing w:line="336" w:lineRule="auto" w:after="180"/>
+      </w:pPr>
+      <w:r>
+        <w:rPr>
+          <w:b w:val="0"/>
+        </w:rPr>
         <w:t>A fictional Study Buddy compares two prompts across six development questions.</w:t>
       </w:r>
     </w:p>
@@ -1544,13 +2532,55 @@
       </w:r>
     </w:p>
     <w:p>
-      <w:r>
+      <w:pPr>
+        <w:pStyle w:val="Heading3"/>
+      </w:pPr>
+      <w:r>
+        <w:t>Supplied facts</w:t>
+      </w:r>
+    </w:p>
+    <w:p>
+      <w:pPr>
+        <w:spacing w:line="336" w:lineRule="auto" w:after="180"/>
+        <w:shd w:fill="F1F6FC"/>
+      </w:pPr>
+      <w:r>
+        <w:rPr>
+          <w:b w:val="0"/>
+        </w:rPr>
         <w:t>A passes cases 1,2,3,4. B passes 1,2,5,6. Cases 5 and 6 require refusing unsupported claims.</w:t>
       </w:r>
     </w:p>
     <w:p>
-      <w:r>
-        <w:t>Mandatory selection gate: pass both refusal cases. All cases use fixed sources and one common rubric.</w:t>
+      <w:pPr>
+        <w:pStyle w:val="Heading3"/>
+      </w:pPr>
+      <w:r>
+        <w:t>Supplied facts</w:t>
+      </w:r>
+    </w:p>
+    <w:p>
+      <w:pPr>
+        <w:spacing w:line="336" w:lineRule="auto" w:after="180"/>
+        <w:shd w:fill="F1F6FC"/>
+      </w:pPr>
+      <w:r>
+        <w:rPr>
+          <w:b w:val="0"/>
+        </w:rPr>
+        <w:t xml:space="preserve">Mandatory selection gate: pass both refusal cases. All cases use fixed sources and one common </w:t>
+      </w:r>
+      <w:r>
+        <w:rPr>
+          <w:b/>
+        </w:rPr>
+        <w:t>rubric</w:t>
+      </w:r>
+      <w:r>
+        <w:rPr>
+          <w:b w:val="0"/>
+        </w:rPr>
+        <w:t>.</w:t>
       </w:r>
     </w:p>
     <w:p>
@@ -1771,30 +2801,102 @@
       </w:r>
     </w:p>
     <w:p>
-      <w:r>
-        <w:t>Equal totals do not imply equal behavior. The predeclared gate expresses an important requirement instead of choosing a criterion after seeing the result. Selecting B is justified under that rule, not by claiming it is best on every question. After development, freeze the chosen prompt and test new questions, including both ordinary and unsupported cases.</w:t>
-      </w:r>
-    </w:p>
-    <w:p>
       <w:pPr>
         <w:pStyle w:val="Heading3"/>
       </w:pPr>
       <w:r>
+        <w:t>Why the result follows</w:t>
+      </w:r>
+    </w:p>
+    <w:p>
+      <w:pPr>
+        <w:spacing w:line="336" w:lineRule="auto" w:after="180"/>
+        <w:shd w:fill="F1F6FC"/>
+      </w:pPr>
+      <w:r>
+        <w:rPr>
+          <w:b w:val="0"/>
+        </w:rPr>
+        <w:t>Equal totals do not imply equal behavior. The predeclared gate expresses an important requirement instead of choosing a criterion after seeing the result.</w:t>
+      </w:r>
+    </w:p>
+    <w:p>
+      <w:pPr>
+        <w:spacing w:line="336" w:lineRule="auto" w:after="180"/>
+        <w:shd w:fill="F1F6FC"/>
+      </w:pPr>
+      <w:r>
+        <w:rPr>
+          <w:b w:val="0"/>
+        </w:rPr>
+        <w:t>Selecting B is justified under that rule, not by claiming it is best on every question. After development, freeze the chosen prompt and test new questions, including both ordinary and unsupported cases.</w:t>
+      </w:r>
+    </w:p>
+    <w:p>
+      <w:pPr>
+        <w:pStyle w:val="Heading3"/>
+      </w:pPr>
+      <w:r>
         <w:t>What this example does not establish</w:t>
       </w:r>
     </w:p>
     <w:p>
-      <w:r>
+      <w:pPr>
+        <w:pStyle w:val="Heading3"/>
+      </w:pPr>
+      <w:r>
+        <w:t>Keep the stated limit</w:t>
+      </w:r>
+    </w:p>
+    <w:p>
+      <w:pPr>
+        <w:spacing w:line="336" w:lineRule="auto" w:after="180"/>
+        <w:shd w:fill="FFF5E6"/>
+      </w:pPr>
+      <w:r>
+        <w:rPr>
+          <w:b w:val="0"/>
+        </w:rPr>
         <w:t>Six invented development outcomes do not measure real model performance or prove a gain in student understanding.</w:t>
       </w:r>
     </w:p>
     <w:p>
-      <w:r>
+      <w:pPr>
+        <w:pStyle w:val="Heading3"/>
+      </w:pPr>
+      <w:r>
+        <w:t>Keep the stated limit</w:t>
+      </w:r>
+    </w:p>
+    <w:p>
+      <w:pPr>
+        <w:spacing w:line="336" w:lineRule="auto" w:after="180"/>
+        <w:shd w:fill="FFF5E6"/>
+      </w:pPr>
+      <w:r>
+        <w:rPr>
+          <w:b w:val="0"/>
+        </w:rPr>
         <w:t>Read the labelled picture: Why is B’s selection defensible here without calling it universally superior?</w:t>
       </w:r>
     </w:p>
     <w:p>
-      <w:r>
+      <w:pPr>
+        <w:pStyle w:val="Heading3"/>
+      </w:pPr>
+      <w:r>
+        <w:t>Keep the stated limit</w:t>
+      </w:r>
+    </w:p>
+    <w:p>
+      <w:pPr>
+        <w:spacing w:line="336" w:lineRule="auto" w:after="180"/>
+        <w:shd w:fill="FFF5E6"/>
+      </w:pPr>
+      <w:r>
+        <w:rPr>
+          <w:b w:val="0"/>
+        </w:rPr>
         <w:t>Change one thing: Remove the gate and retain total passes as the only criterion. Predict the result before checking the explanation. What remains the same?</w:t>
       </w:r>
     </w:p>
@@ -1808,17 +2910,61 @@
     </w:p>
     <w:p>
       <w:r>
+        <w:t>Find the unsupported step in the Prompt Evaluation claim and explain a repair using the supplied evidence.</w:t>
+      </w:r>
+    </w:p>
+    <w:p>
+      <w:pPr>
+        <w:pStyle w:val="Heading3"/>
+      </w:pPr>
+      <w:r>
+        <w:t>Find the first error</w:t>
+      </w:r>
+    </w:p>
+    <w:p>
+      <w:pPr>
+        <w:spacing w:line="336" w:lineRule="auto" w:after="180"/>
+        <w:shd w:fill="FFF5E6"/>
+      </w:pPr>
+      <w:r>
+        <w:rPr>
+          <w:b w:val="0"/>
+        </w:rPr>
         <w:t>ERROR DETECTIVE</w:t>
       </w:r>
     </w:p>
     <w:p>
-      <w:r>
+      <w:pPr>
+        <w:spacing w:line="336" w:lineRule="auto" w:after="180"/>
+      </w:pPr>
+      <w:r>
+        <w:rPr>
+          <w:b w:val="0"/>
+        </w:rPr>
         <w:t>Compare → Diagnose → Repair</w:t>
       </w:r>
     </w:p>
     <w:p>
-      <w:r>
-        <w:t>Do not patch the answer. Find the earliest unsupported assumption, wrong step, or weak evidence.</w:t>
+      <w:pPr>
+        <w:spacing w:line="336" w:lineRule="auto" w:after="180"/>
+      </w:pPr>
+      <w:r>
+        <w:rPr>
+          <w:b w:val="0"/>
+        </w:rPr>
+        <w:t xml:space="preserve">Do not patch the answer. Find the earliest unsupported assumption, wrong step, or weak </w:t>
+      </w:r>
+      <w:r>
+        <w:rPr>
+          <w:b/>
+        </w:rPr>
+        <w:t>evidence</w:t>
+      </w:r>
+      <w:r>
+        <w:rPr>
+          <w:b w:val="0"/>
+        </w:rPr>
+        <w:t>.</w:t>
       </w:r>
     </w:p>
     <w:p>
@@ -2068,7 +3214,14 @@
       </w:tr>
     </w:tbl>
     <w:p>
-      <w:r>
+      <w:pPr>
+        <w:spacing w:line="336" w:lineRule="auto" w:after="180"/>
+        <w:shd w:fill="F5F1FB"/>
+      </w:pPr>
+      <w:r>
+        <w:rPr>
+          <w:b w:val="0"/>
+        </w:rPr>
         <w:t>Repair one cause. Why is this repair better than changing several things?</w:t>
       </w:r>
     </w:p>
@@ -2114,15 +3267,42 @@
       </w:r>
     </w:p>
     <w:p>
-      <w:r>
-        <w:t>Complete the supported workbook tasks before attempting W4 independently. Record any hints or help used. After feedback, use the teacher's fresh retry rather than copying the earlier answer. For a project, select a relevant new case, predict the outcome from the declared rule and preserve the result alongside any revision.</w:t>
-      </w:r>
-    </w:p>
-    <w:p>
       <w:pPr>
         <w:pStyle w:val="Heading3"/>
       </w:pPr>
       <w:r>
+        <w:t>Check the claim against the facts</w:t>
+      </w:r>
+    </w:p>
+    <w:p>
+      <w:pPr>
+        <w:spacing w:line="336" w:lineRule="auto" w:after="180"/>
+        <w:shd w:fill="FFF5E6"/>
+      </w:pPr>
+      <w:r>
+        <w:rPr>
+          <w:b w:val="0"/>
+        </w:rPr>
+        <w:t>Complete the supported workbook tasks before attempting W4 independently. Record any hints or help used. After feedback, use the teacher's fresh retry rather than copying the earlier answer.</w:t>
+      </w:r>
+    </w:p>
+    <w:p>
+      <w:pPr>
+        <w:spacing w:line="336" w:lineRule="auto" w:after="180"/>
+        <w:shd w:fill="FFF5E6"/>
+      </w:pPr>
+      <w:r>
+        <w:rPr>
+          <w:b w:val="0"/>
+        </w:rPr>
+        <w:t>For a project, select a relevant new case, predict the outcome from the declared rule and preserve the result alongside any revision.</w:t>
+      </w:r>
+    </w:p>
+    <w:p>
+      <w:pPr>
+        <w:pStyle w:val="Heading3"/>
+      </w:pPr>
+      <w:r>
         <w:t>Exit: propose one revealing change to the worked scenario. State the expected outcome and the evidence that would make you revise your explanation.</w:t>
       </w:r>
     </w:p>
@@ -2161,16 +3341,39 @@
     </w:p>
     <w:p>
       <w:r>
+        <w:t>Practise Prompt Evaluation with support, then explain the deciding step in your own words.</w:t>
+      </w:r>
+    </w:p>
+    <w:p>
+      <w:pPr>
+        <w:spacing w:line="336" w:lineRule="auto" w:after="180"/>
+      </w:pPr>
+      <w:r>
+        <w:rPr>
+          <w:b/>
+        </w:rPr>
         <w:t>LOGIC STUDIO</w:t>
       </w:r>
     </w:p>
     <w:p>
-      <w:r>
+      <w:pPr>
+        <w:spacing w:line="336" w:lineRule="auto" w:after="180"/>
+      </w:pPr>
+      <w:r>
+        <w:rPr>
+          <w:b w:val="0"/>
+        </w:rPr>
         <w:t>Specify Before You Run</w:t>
       </w:r>
     </w:p>
     <w:p>
-      <w:r>
+      <w:pPr>
+        <w:spacing w:line="336" w:lineRule="auto" w:after="180"/>
+      </w:pPr>
+      <w:r>
+        <w:rPr>
+          <w:b w:val="0"/>
+        </w:rPr>
         <w:t>Prompts, schemas, retrieval, tool calls, and code are inspectable parts of one AI product.</w:t>
       </w:r>
     </w:p>
@@ -2211,8 +3414,26 @@
       </w:r>
     </w:p>
     <w:p>
-      <w:r>
-        <w:t>SET task, audience, constraints, output_schema</w:t>
+      <w:pPr>
+        <w:spacing w:line="336" w:lineRule="auto" w:after="180"/>
+      </w:pPr>
+      <w:r>
+        <w:rPr>
+          <w:b w:val="0"/>
+        </w:rPr>
+        <w:t xml:space="preserve">SET task, audience, constraints, </w:t>
+      </w:r>
+      <w:r>
+        <w:rPr>
+          <w:b/>
+        </w:rPr>
+        <w:t>output</w:t>
+      </w:r>
+      <w:r>
+        <w:rPr>
+          <w:b w:val="0"/>
+        </w:rPr>
+        <w:t>_schema</w:t>
         <w:br/>
         <w:t>LOAD approved_context or retrieval_result</w:t>
         <w:br/>
@@ -2220,14 +3441,57 @@
         <w:br/>
         <w:t>VALIDATE fields, claims, citations, and safety</w:t>
         <w:br/>
-        <w:t>IF evidence missing: ask, retrieve, or abstain</w:t>
+        <w:t xml:space="preserve">IF </w:t>
+      </w:r>
+      <w:r>
+        <w:rPr>
+          <w:b/>
+        </w:rPr>
+        <w:t>evidence</w:t>
+      </w:r>
+      <w:r>
+        <w:rPr>
+          <w:b w:val="0"/>
+        </w:rPr>
+        <w:t xml:space="preserve"> missing: ask, retrieve, or abstain</w:t>
         <w:br/>
-        <w:t>RETURN useful output + source trail + limitations</w:t>
-      </w:r>
-    </w:p>
-    <w:p>
-      <w:r>
-        <w:t>Trace one input. Which line changes the state or chooses a path?</w:t>
+        <w:t xml:space="preserve">RETURN useful </w:t>
+      </w:r>
+      <w:r>
+        <w:rPr>
+          <w:b/>
+        </w:rPr>
+        <w:t>output</w:t>
+      </w:r>
+      <w:r>
+        <w:rPr>
+          <w:b w:val="0"/>
+        </w:rPr>
+        <w:t xml:space="preserve"> + source trail + limitations</w:t>
+      </w:r>
+    </w:p>
+    <w:p>
+      <w:pPr>
+        <w:spacing w:line="336" w:lineRule="auto" w:after="180"/>
+        <w:shd w:fill="F5F1FB"/>
+      </w:pPr>
+      <w:r>
+        <w:rPr>
+          <w:b w:val="0"/>
+        </w:rPr>
+        <w:t xml:space="preserve">Trace one </w:t>
+      </w:r>
+      <w:r>
+        <w:rPr>
+          <w:b/>
+        </w:rPr>
+        <w:t>input</w:t>
+      </w:r>
+      <w:r>
+        <w:rPr>
+          <w:b w:val="0"/>
+        </w:rPr>
+        <w:t>. Which line changes the state or chooses a path?</w:t>
       </w:r>
     </w:p>
     <w:p>
@@ -2272,13 +3536,48 @@
       </w:r>
     </w:p>
     <w:p>
-      <w:r>
+      <w:pPr>
+        <w:spacing w:line="336" w:lineRule="auto" w:after="180"/>
+      </w:pPr>
+      <w:r>
+        <w:rPr>
+          <w:b w:val="0"/>
+        </w:rPr>
         <w:t>Prompt selection on development cases cannot be reported as independent final performance.</w:t>
       </w:r>
     </w:p>
     <w:p>
-      <w:r>
-        <w:t>A useful check asks what would make the reasoning fail. Distinguish a failure to execute the declared procedure from a weakness in the procedure itself. The first may require a correction; the second requires an explicitly revised method and new evidence. Preserve unsuccessful cases so an improved result cannot hide the original problem.</w:t>
+      <w:pPr>
+        <w:spacing w:line="336" w:lineRule="auto" w:after="180"/>
+      </w:pPr>
+      <w:r>
+        <w:rPr>
+          <w:b w:val="0"/>
+        </w:rPr>
+        <w:t>A useful check asks what would make the reasoning fail. Distinguish a failure to execute the declared procedure from a weakness in the procedure itself.</w:t>
+      </w:r>
+    </w:p>
+    <w:p>
+      <w:pPr>
+        <w:spacing w:line="336" w:lineRule="auto" w:after="180"/>
+      </w:pPr>
+      <w:r>
+        <w:rPr>
+          <w:b w:val="0"/>
+        </w:rPr>
+        <w:t xml:space="preserve">The first may require a correction; the second requires an explicitly revised method and new </w:t>
+      </w:r>
+      <w:r>
+        <w:rPr>
+          <w:b/>
+        </w:rPr>
+        <w:t>evidence</w:t>
+      </w:r>
+      <w:r>
+        <w:rPr>
+          <w:b w:val="0"/>
+        </w:rPr>
+        <w:t>. Preserve unsuccessful cases so an improved result cannot hide the original problem.</w:t>
       </w:r>
     </w:p>
     <w:p>
@@ -2323,8 +3622,26 @@
       </w:r>
     </w:p>
     <w:p>
-      <w:r>
-        <w:t>Use workbook W2 for the connected example “Controlled prompt experiments”. First fill the input and rule boxes. Try the middle steps before asking for a hint. After a hint, try the next step yourself.</w:t>
+      <w:pPr>
+        <w:spacing w:line="336" w:lineRule="auto" w:after="180"/>
+      </w:pPr>
+      <w:r>
+        <w:rPr>
+          <w:b w:val="0"/>
+        </w:rPr>
+        <w:t xml:space="preserve">Use workbook W2 for the connected example “Controlled prompt experiments”. First fill the </w:t>
+      </w:r>
+      <w:r>
+        <w:rPr>
+          <w:b/>
+        </w:rPr>
+        <w:t>input</w:t>
+      </w:r>
+      <w:r>
+        <w:rPr>
+          <w:b w:val="0"/>
+        </w:rPr>
+        <w:t xml:space="preserve"> and rule boxes. Try the middle steps before asking for a hint. After a hint, try the next step yourself.</w:t>
       </w:r>
     </w:p>
     <w:tbl>
@@ -2407,7 +3724,13 @@
       </w:tr>
     </w:tbl>
     <w:p>
-      <w:r>
+      <w:pPr>
+        <w:spacing w:line="336" w:lineRule="auto" w:after="180"/>
+      </w:pPr>
+      <w:r>
+        <w:rPr>
+          <w:b w:val="0"/>
+        </w:rPr>
         <w:t>Explain your trace to a partner. Your partner points to one step to check. Swap roles on the next case. Each person writes their own explanation.</w:t>
       </w:r>
     </w:p>
@@ -2420,12 +3743,35 @@
       </w:r>
     </w:p>
     <w:p>
-      <w:r>
-        <w:t>Use the worked case for Controlled prompt experiments. Proposed explanation: “The worked result establishes every future case”. Decide whether this explanation is supported. Point to the step or supplied fact that decides; explain your repair if needed.</w:t>
-      </w:r>
-    </w:p>
-    <w:p>
-      <w:r>
+      <w:pPr>
+        <w:spacing w:line="336" w:lineRule="auto" w:after="180"/>
+      </w:pPr>
+      <w:r>
+        <w:rPr>
+          <w:b w:val="0"/>
+        </w:rPr>
+        <w:t>Use the worked case for Controlled prompt experiments. Proposed explanation: “The worked result establishes every future case”. Decide whether this explanation is supported.</w:t>
+      </w:r>
+    </w:p>
+    <w:p>
+      <w:pPr>
+        <w:spacing w:line="336" w:lineRule="auto" w:after="180"/>
+      </w:pPr>
+      <w:r>
+        <w:rPr>
+          <w:b w:val="0"/>
+        </w:rPr>
+        <w:t>Point to the step or supplied fact that decides; explain your repair if needed.</w:t>
+      </w:r>
+    </w:p>
+    <w:p>
+      <w:pPr>
+        <w:spacing w:line="336" w:lineRule="auto" w:after="180"/>
+      </w:pPr>
+      <w:r>
+        <w:rPr>
+          <w:b w:val="0"/>
+        </w:rPr>
         <w:t>Answer on your own before discussion. If you are unsure, say which step you need help with.</w:t>
       </w:r>
     </w:p>
@@ -2438,7 +3784,14 @@
       </w:r>
     </w:p>
     <w:p>
-      <w:r>
+      <w:pPr>
+        <w:spacing w:line="336" w:lineRule="auto" w:after="180"/>
+        <w:shd w:fill="F5F1FB"/>
+      </w:pPr>
+      <w:r>
+        <w:rPr>
+          <w:b w:val="0"/>
+        </w:rPr>
         <w:t>Why is B’s selection defensible here without calling it universally superior?</w:t>
       </w:r>
     </w:p>
@@ -2471,7 +3824,13 @@
       </w:r>
     </w:p>
     <w:p>
-      <w:r>
+      <w:pPr>
+        <w:spacing w:line="336" w:lineRule="auto" w:after="180"/>
+      </w:pPr>
+      <w:r>
+        <w:rPr>
+          <w:b w:val="0"/>
+        </w:rPr>
         <w:t>This is supported practice. Keep the separately named independent case for an attempt before feedback.</w:t>
       </w:r>
     </w:p>
@@ -2485,16 +3844,45 @@
     </w:p>
     <w:p>
       <w:r>
-        <w:t>EVIDENCE LAB</w:t>
-      </w:r>
-    </w:p>
-    <w:p>
-      <w:r>
+        <w:t>Investigate Prompt Evaluation. Record the prediction, actual observation or labelled paper trace, explanation and next test separately.</w:t>
+      </w:r>
+    </w:p>
+    <w:p>
+      <w:pPr>
+        <w:spacing w:line="336" w:lineRule="auto" w:after="180"/>
+      </w:pPr>
+      <w:r>
+        <w:rPr>
+          <w:b/>
+        </w:rPr>
+        <w:t>EVIDENCE</w:t>
+      </w:r>
+      <w:r>
+        <w:rPr>
+          <w:b/>
+        </w:rPr>
+        <w:t xml:space="preserve"> LAB</w:t>
+      </w:r>
+    </w:p>
+    <w:p>
+      <w:pPr>
+        <w:spacing w:line="336" w:lineRule="auto" w:after="180"/>
+      </w:pPr>
+      <w:r>
+        <w:rPr>
+          <w:b w:val="0"/>
+        </w:rPr>
         <w:t>Predict → Test → Record → Explain</w:t>
       </w:r>
     </w:p>
     <w:p>
-      <w:r>
+      <w:pPr>
+        <w:spacing w:line="336" w:lineRule="auto" w:after="180"/>
+      </w:pPr>
+      <w:r>
+        <w:rPr>
+          <w:b w:val="0"/>
+        </w:rPr>
         <w:t>Keep expected and actual results separate. Surprises are useful data when recorded honestly.</w:t>
       </w:r>
     </w:p>
@@ -2535,8 +3923,50 @@
       </w:r>
     </w:p>
     <w:p>
-      <w:r>
-        <w:t>Freeze six cases, run A and B with one changed variable, score blind with the same rubric, and explain wins and regressions.</w:t>
+      <w:pPr>
+        <w:spacing w:line="336" w:lineRule="auto" w:after="180"/>
+      </w:pPr>
+      <w:r>
+        <w:rPr>
+          <w:b w:val="0"/>
+        </w:rPr>
+        <w:t xml:space="preserve">Freeze six cases, run A and B with one changed variable, </w:t>
+      </w:r>
+      <w:r>
+        <w:rPr>
+          <w:b/>
+        </w:rPr>
+        <w:t>score</w:t>
+      </w:r>
+      <w:r>
+        <w:rPr>
+          <w:b w:val="0"/>
+        </w:rPr>
+        <w:t xml:space="preserve"> blind with the same </w:t>
+      </w:r>
+      <w:r>
+        <w:rPr>
+          <w:b/>
+        </w:rPr>
+        <w:t>rubric</w:t>
+      </w:r>
+      <w:r>
+        <w:rPr>
+          <w:b w:val="0"/>
+        </w:rPr>
+        <w:t xml:space="preserve">, and explain wins and </w:t>
+      </w:r>
+      <w:r>
+        <w:rPr>
+          <w:b/>
+        </w:rPr>
+        <w:t>regression</w:t>
+      </w:r>
+      <w:r>
+        <w:rPr>
+          <w:b w:val="0"/>
+        </w:rPr>
+        <w:t>s.</w:t>
       </w:r>
     </w:p>
     <w:tbl>
@@ -2785,7 +4215,14 @@
       </w:tr>
     </w:tbl>
     <w:p>
-      <w:r>
+      <w:pPr>
+        <w:spacing w:line="336" w:lineRule="auto" w:after="180"/>
+        <w:shd w:fill="F5F1FB"/>
+      </w:pPr>
+      <w:r>
+        <w:rPr>
+          <w:b w:val="0"/>
+        </w:rPr>
         <w:t>What did the hardest test teach you that the normal test did not?</w:t>
       </w:r>
     </w:p>
@@ -2831,7 +4268,13 @@
       </w:r>
     </w:p>
     <w:p>
-      <w:r>
+      <w:pPr>
+        <w:spacing w:line="336" w:lineRule="auto" w:after="180"/>
+      </w:pPr>
+      <w:r>
+        <w:rPr>
+          <w:b w:val="0"/>
+        </w:rPr>
         <w:t>Before trying: what do I expect, and why? While trying: which step could first go wrong? Afterwards: what did I actually observe, and what should change? Keep “not run” if you only traced the procedure.</w:t>
       </w:r>
     </w:p>
@@ -2845,17 +4288,52 @@
     </w:p>
     <w:p>
       <w:r>
+        <w:t>Move from recall to tracing, diagnosis and transfer in Prompt Evaluation. Explain why each step is justified.</w:t>
+      </w:r>
+    </w:p>
+    <w:p>
+      <w:pPr>
+        <w:spacing w:line="336" w:lineRule="auto" w:after="180"/>
+      </w:pPr>
+      <w:r>
+        <w:rPr>
+          <w:b/>
+        </w:rPr>
         <w:t>MASTERY</w:t>
       </w:r>
     </w:p>
     <w:p>
-      <w:r>
+      <w:pPr>
+        <w:spacing w:line="336" w:lineRule="auto" w:after="180"/>
+      </w:pPr>
+      <w:r>
+        <w:rPr>
+          <w:b w:val="0"/>
+        </w:rPr>
         <w:t>From Knowing the Word to Owning the Idea</w:t>
       </w:r>
     </w:p>
     <w:p>
-      <w:r>
-        <w:t>Move upward only when you can produce evidence without copying the worked example.</w:t>
+      <w:pPr>
+        <w:spacing w:line="336" w:lineRule="auto" w:after="180"/>
+      </w:pPr>
+      <w:r>
+        <w:rPr>
+          <w:b w:val="0"/>
+        </w:rPr>
+        <w:t xml:space="preserve">Move upward only when you can produce </w:t>
+      </w:r>
+      <w:r>
+        <w:rPr>
+          <w:b/>
+        </w:rPr>
+        <w:t>evidence</w:t>
+      </w:r>
+      <w:r>
+        <w:rPr>
+          <w:b w:val="0"/>
+        </w:rPr>
+        <w:t xml:space="preserve"> without copying the worked example.</w:t>
       </w:r>
     </w:p>
     <w:p>
@@ -2895,33 +4373,93 @@
       </w:r>
     </w:p>
     <w:p>
-      <w:r>
+      <w:pPr>
+        <w:spacing w:line="336" w:lineRule="auto" w:after="180"/>
+      </w:pPr>
+      <w:r>
+        <w:rPr>
+          <w:b w:val="0"/>
+        </w:rPr>
         <w:t>1 • NAME: Define the concept without repeating the textbook.</w:t>
       </w:r>
     </w:p>
     <w:p>
-      <w:r>
-        <w:t>2 • TRACE: Show the information, state, branch, calculation, or evidence path.</w:t>
-      </w:r>
-    </w:p>
-    <w:p>
-      <w:r>
+      <w:pPr>
+        <w:spacing w:line="336" w:lineRule="auto" w:after="180"/>
+      </w:pPr>
+      <w:r>
+        <w:rPr>
+          <w:b w:val="0"/>
+        </w:rPr>
+        <w:t xml:space="preserve">2 • TRACE: Show the information, state, branch, calculation, or </w:t>
+      </w:r>
+      <w:r>
+        <w:rPr>
+          <w:b/>
+        </w:rPr>
+        <w:t>evidence</w:t>
+      </w:r>
+      <w:r>
+        <w:rPr>
+          <w:b w:val="0"/>
+        </w:rPr>
+        <w:t xml:space="preserve"> path.</w:t>
+      </w:r>
+    </w:p>
+    <w:p>
+      <w:pPr>
+        <w:spacing w:line="336" w:lineRule="auto" w:after="180"/>
+      </w:pPr>
+      <w:r>
+        <w:rPr>
+          <w:b w:val="0"/>
+        </w:rPr>
         <w:t>3 • APPLY: Solve a different example independently.</w:t>
       </w:r>
     </w:p>
     <w:p>
-      <w:r>
+      <w:pPr>
+        <w:spacing w:line="336" w:lineRule="auto" w:after="180"/>
+      </w:pPr>
+      <w:r>
+        <w:rPr>
+          <w:b w:val="0"/>
+        </w:rPr>
         <w:t>4 • CHALLENGE: Find a boundary case, counterexample, or unfair outcome.</w:t>
       </w:r>
     </w:p>
     <w:p>
-      <w:r>
+      <w:pPr>
+        <w:spacing w:line="336" w:lineRule="auto" w:after="180"/>
+      </w:pPr>
+      <w:r>
+        <w:rPr>
+          <w:b w:val="0"/>
+        </w:rPr>
         <w:t>5 • EXPLAIN LIMITS: Say when the result should not be trusted or used alone.</w:t>
       </w:r>
     </w:p>
     <w:p>
-      <w:r>
-        <w:t>My strongest evidence of independent understanding:</w:t>
+      <w:pPr>
+        <w:spacing w:line="336" w:lineRule="auto" w:after="180"/>
+      </w:pPr>
+      <w:r>
+        <w:rPr>
+          <w:b w:val="0"/>
+        </w:rPr>
+        <w:t xml:space="preserve">My strongest </w:t>
+      </w:r>
+      <w:r>
+        <w:rPr>
+          <w:b/>
+        </w:rPr>
+        <w:t>evidence</w:t>
+      </w:r>
+      <w:r>
+        <w:rPr>
+          <w:b w:val="0"/>
+        </w:rPr>
+        <w:t xml:space="preserve"> of independent understanding:</w:t>
       </w:r>
     </w:p>
     <w:p>
@@ -2967,16 +4505,39 @@
     </w:p>
     <w:p>
       <w:r>
+        <w:t>Apply this week’s idea to Verified Study Buddy. Keep an annotated decision and the evidence supporting it.</w:t>
+      </w:r>
+    </w:p>
+    <w:p>
+      <w:pPr>
+        <w:spacing w:line="336" w:lineRule="auto" w:after="180"/>
+      </w:pPr>
+      <w:r>
+        <w:rPr>
+          <w:b/>
+        </w:rPr>
         <w:t>CUMULATIVE PROJECT</w:t>
       </w:r>
     </w:p>
     <w:p>
-      <w:r>
+      <w:pPr>
+        <w:spacing w:line="336" w:lineRule="auto" w:after="180"/>
+      </w:pPr>
+      <w:r>
+        <w:rPr>
+          <w:b w:val="0"/>
+        </w:rPr>
         <w:t>Verified Study Buddy</w:t>
       </w:r>
     </w:p>
     <w:p>
-      <w:r>
+      <w:pPr>
+        <w:spacing w:line="336" w:lineRule="auto" w:after="180"/>
+      </w:pPr>
+      <w:r>
+        <w:rPr>
+          <w:b w:val="0"/>
+        </w:rPr>
         <w:t>Every week adds one inspectable piece. The system must show how it reached a result.</w:t>
       </w:r>
     </w:p>
@@ -3017,17 +4578,51 @@
       </w:r>
     </w:p>
     <w:p>
-      <w:r>
+      <w:pPr>
+        <w:spacing w:line="336" w:lineRule="auto" w:after="180"/>
+      </w:pPr>
+      <w:r>
+        <w:rPr>
+          <w:b w:val="0"/>
+        </w:rPr>
         <w:t>THIS WEEK’S CHECKPOINT  Evaluate Study Buddy prompts on factual, ambiguous, missing-source, and adversarial questions.</w:t>
       </w:r>
     </w:p>
     <w:p>
-      <w:r>
-        <w:t>SYSTEM MAP  Learner need → prompt/schema → approved sources/retrieval → model/tool → structured answer → verification → human decision</w:t>
-      </w:r>
-    </w:p>
-    <w:p>
-      <w:r>
+      <w:pPr>
+        <w:pStyle w:val="Heading3"/>
+      </w:pPr>
+      <w:r>
+        <w:t>Trace the system</w:t>
+      </w:r>
+    </w:p>
+    <w:p>
+      <w:pPr>
+        <w:spacing w:line="336" w:lineRule="auto" w:after="180"/>
+        <w:shd w:fill="EDF7F3"/>
+      </w:pPr>
+      <w:r>
+        <w:rPr>
+          <w:b w:val="0"/>
+        </w:rPr>
+        <w:t xml:space="preserve">SYSTEM MAP  Learner need → prompt/schema → approved sources/retrieval → model/tool → structured answer → verification → </w:t>
+      </w:r>
+      <w:r>
+        <w:rPr>
+          <w:b/>
+        </w:rPr>
+        <w:t>human decision</w:t>
+      </w:r>
+    </w:p>
+    <w:p>
+      <w:pPr>
+        <w:spacing w:line="336" w:lineRule="auto" w:after="180"/>
+        <w:shd w:fill="F5F1FB"/>
+      </w:pPr>
+      <w:r>
+        <w:rPr>
+          <w:b w:val="0"/>
+        </w:rPr>
         <w:t>What will you add, change, or verify in the project this week?</w:t>
       </w:r>
     </w:p>
@@ -3065,8 +4660,27 @@
       </w:r>
     </w:p>
     <w:p>
-      <w:r>
-        <w:t>What should remain under human control?</w:t>
+      <w:pPr>
+        <w:spacing w:line="336" w:lineRule="auto" w:after="180"/>
+        <w:shd w:fill="F5F1FB"/>
+      </w:pPr>
+      <w:r>
+        <w:rPr>
+          <w:b w:val="0"/>
+        </w:rPr>
+        <w:t xml:space="preserve">What should remain under </w:t>
+      </w:r>
+      <w:r>
+        <w:rPr>
+          <w:b/>
+        </w:rPr>
+        <w:t>human control</w:t>
+      </w:r>
+      <w:r>
+        <w:rPr>
+          <w:b w:val="0"/>
+        </w:rPr>
+        <w:t>?</w:t>
       </w:r>
     </w:p>
     <w:p>
@@ -3103,20 +4717,53 @@
       </w:r>
     </w:p>
     <w:p>
-      <w:r>
-        <w:t>RESPONSIBLE DESIGN  Collect only necessary information. Show uncertainty and limits. Never confuse fluent output with verified truth.</w:t>
-      </w:r>
-    </w:p>
-    <w:p>
       <w:pPr>
         <w:pStyle w:val="Heading3"/>
       </w:pPr>
       <w:r>
+        <w:t>Responsible design</w:t>
+      </w:r>
+    </w:p>
+    <w:p>
+      <w:pPr>
+        <w:spacing w:line="336" w:lineRule="auto" w:after="180"/>
+        <w:shd w:fill="FFF5E6"/>
+      </w:pPr>
+      <w:r>
+        <w:rPr>
+          <w:b w:val="0"/>
+        </w:rPr>
+        <w:t xml:space="preserve">RESPONSIBLE DESIGN  Collect only necessary information. Show uncertainty and limits. Never confuse fluent </w:t>
+      </w:r>
+      <w:r>
+        <w:rPr>
+          <w:b/>
+        </w:rPr>
+        <w:t>output</w:t>
+      </w:r>
+      <w:r>
+        <w:rPr>
+          <w:b w:val="0"/>
+        </w:rPr>
+        <w:t xml:space="preserve"> with verified truth.</w:t>
+      </w:r>
+    </w:p>
+    <w:p>
+      <w:pPr>
+        <w:pStyle w:val="Heading3"/>
+      </w:pPr>
+      <w:r>
         <w:t>Evidence for your project</w:t>
       </w:r>
     </w:p>
     <w:p>
-      <w:r>
+      <w:pPr>
+        <w:spacing w:line="336" w:lineRule="auto" w:after="180"/>
+      </w:pPr>
+      <w:r>
+        <w:rPr>
+          <w:b w:val="0"/>
+        </w:rPr>
         <w:t>Use Study Buddy case matrices with explicit priorities, source support gates and fresh final questions.</w:t>
       </w:r>
     </w:p>
@@ -3130,16 +4777,48 @@
     </w:p>
     <w:p>
       <w:r>
+        <w:t>Use a genuinely new case for independent evidence. Previously discussed examples remain practice; use the separately named independent case before feedback.</w:t>
+      </w:r>
+    </w:p>
+    <w:p>
+      <w:pPr>
+        <w:pStyle w:val="Heading3"/>
+      </w:pPr>
+      <w:r>
+        <w:t>Independent evidence</w:t>
+      </w:r>
+    </w:p>
+    <w:p>
+      <w:pPr>
+        <w:spacing w:line="336" w:lineRule="auto" w:after="180"/>
+        <w:shd w:fill="FFF5E6"/>
+      </w:pPr>
+      <w:r>
+        <w:rPr>
+          <w:b w:val="0"/>
+        </w:rPr>
         <w:t>INDEPENDENT MASTERY PROOF</w:t>
       </w:r>
     </w:p>
     <w:p>
-      <w:r>
+      <w:pPr>
+        <w:spacing w:line="336" w:lineRule="auto" w:after="180"/>
+      </w:pPr>
+      <w:r>
+        <w:rPr>
+          <w:b w:val="0"/>
+        </w:rPr>
         <w:t>Explain • Transfer • Test • Defend</w:t>
       </w:r>
     </w:p>
     <w:p>
-      <w:r>
+      <w:pPr>
+        <w:spacing w:line="336" w:lineRule="auto" w:after="180"/>
+      </w:pPr>
+      <w:r>
+        <w:rPr>
+          <w:b w:val="0"/>
+        </w:rPr>
         <w:t>Complete this page without copying the worked example. Your reasoning matters more than decoration.</w:t>
       </w:r>
     </w:p>
@@ -3180,12 +4859,46 @@
       </w:r>
     </w:p>
     <w:p>
-      <w:r>
-        <w:t>CHALLENGE  A/B test two prompts across six cases.</w:t>
-      </w:r>
-    </w:p>
-    <w:p>
-      <w:r>
+      <w:pPr>
+        <w:pStyle w:val="Heading3"/>
+      </w:pPr>
+      <w:r>
+        <w:t>Try a more demanding case</w:t>
+      </w:r>
+    </w:p>
+    <w:p>
+      <w:pPr>
+        <w:spacing w:line="336" w:lineRule="auto" w:after="180"/>
+        <w:shd w:fill="F5F1FB"/>
+      </w:pPr>
+      <w:r>
+        <w:rPr>
+          <w:b w:val="0"/>
+        </w:rPr>
+        <w:t xml:space="preserve">CHALLENGE  </w:t>
+      </w:r>
+      <w:r>
+        <w:rPr>
+          <w:b/>
+        </w:rPr>
+        <w:t>A/B test</w:t>
+      </w:r>
+      <w:r>
+        <w:rPr>
+          <w:b w:val="0"/>
+        </w:rPr>
+        <w:t xml:space="preserve"> two prompts across six cases.</w:t>
+      </w:r>
+    </w:p>
+    <w:p>
+      <w:pPr>
+        <w:spacing w:line="336" w:lineRule="auto" w:after="180"/>
+        <w:shd w:fill="F4F9FC"/>
+      </w:pPr>
+      <w:r>
+        <w:rPr>
+          <w:b w:val="0"/>
+        </w:rPr>
         <w:t>1. My fresh example, trace, calculation, or design:</w:t>
       </w:r>
     </w:p>
@@ -3223,8 +4936,27 @@
       </w:r>
     </w:p>
     <w:p>
-      <w:r>
-        <w:t>2. My evidence that it works (include a boundary or missing-data case):</w:t>
+      <w:pPr>
+        <w:spacing w:line="336" w:lineRule="auto" w:after="180"/>
+        <w:shd w:fill="F4F9FC"/>
+      </w:pPr>
+      <w:r>
+        <w:rPr>
+          <w:b w:val="0"/>
+        </w:rPr>
+        <w:t xml:space="preserve">2. My </w:t>
+      </w:r>
+      <w:r>
+        <w:rPr>
+          <w:b/>
+        </w:rPr>
+        <w:t>evidence</w:t>
+      </w:r>
+      <w:r>
+        <w:rPr>
+          <w:b w:val="0"/>
+        </w:rPr>
+        <w:t xml:space="preserve"> that it works (include a boundary or missing-data case):</w:t>
       </w:r>
     </w:p>
     <w:p>
@@ -3261,7 +4993,14 @@
       </w:r>
     </w:p>
     <w:p>
-      <w:r>
+      <w:pPr>
+        <w:spacing w:line="336" w:lineRule="auto" w:after="180"/>
+        <w:shd w:fill="F4F9FC"/>
+      </w:pPr>
+      <w:r>
+        <w:rPr>
+          <w:b w:val="0"/>
+        </w:rPr>
         <w:t>3. One limitation, fairness concern, or situation needing human review:</w:t>
       </w:r>
     </w:p>
@@ -3299,8 +5038,47 @@
       </w:r>
     </w:p>
     <w:p>
-      <w:r>
-        <w:t>SELF-CHECK  □ I explained the mechanism  □ I used evidence  □ I tested a fresh case  □ I named a limitation  □ I can answer ‘why?’</w:t>
+      <w:pPr>
+        <w:pStyle w:val="Heading3"/>
+      </w:pPr>
+      <w:r>
+        <w:t>Check your explanation</w:t>
+      </w:r>
+    </w:p>
+    <w:p>
+      <w:pPr>
+        <w:spacing w:line="336" w:lineRule="auto" w:after="180"/>
+        <w:shd w:fill="F5F1FB"/>
+      </w:pPr>
+      <w:r>
+        <w:rPr>
+          <w:b w:val="0"/>
+        </w:rPr>
+        <w:t xml:space="preserve">SELF-CHECK  □ I explained the </w:t>
+      </w:r>
+      <w:r>
+        <w:rPr>
+          <w:b/>
+        </w:rPr>
+        <w:t>mechanism</w:t>
+      </w:r>
+      <w:r>
+        <w:rPr>
+          <w:b w:val="0"/>
+        </w:rPr>
+        <w:t xml:space="preserve">  □ I used </w:t>
+      </w:r>
+      <w:r>
+        <w:rPr>
+          <w:b/>
+        </w:rPr>
+        <w:t>evidence</w:t>
+      </w:r>
+      <w:r>
+        <w:rPr>
+          <w:b w:val="0"/>
+        </w:rPr>
+        <w:t xml:space="preserve">  □ I tested a fresh case  □ I named a limitation  □ I can answer ‘why?’</w:t>
       </w:r>
     </w:p>
     <w:p>
@@ -3312,6 +5090,11 @@
       </w:r>
     </w:p>
     <w:p>
+      <w:r>
+        <w:t>Revisit the complete Prompt Evaluation case for supported practice. Repeated examples do not become fresh assessments.</w:t>
+      </w:r>
+    </w:p>
+    <w:p>
       <w:pPr>
         <w:pStyle w:val="Heading3"/>
       </w:pPr>
@@ -3320,7 +5103,13 @@
       </w:r>
     </w:p>
     <w:p>
-      <w:r>
+      <w:pPr>
+        <w:spacing w:line="336" w:lineRule="auto" w:after="180"/>
+      </w:pPr>
+      <w:r>
+        <w:rPr>
+          <w:b w:val="0"/>
+        </w:rPr>
         <w:t>Use the supplied details to practise the weekly concept before attempting the independent question. This case extends the illustrated lesson.</w:t>
       </w:r>
     </w:p>
@@ -3333,7 +5122,13 @@
       </w:r>
     </w:p>
     <w:p>
-      <w:r>
+      <w:pPr>
+        <w:spacing w:line="336" w:lineRule="auto" w:after="180"/>
+      </w:pPr>
+      <w:r>
+        <w:rPr>
+          <w:b w:val="0"/>
+        </w:rPr>
         <w:t>On five fixed questions, A passes four and B passes three; B looks more attractive.</w:t>
       </w:r>
     </w:p>
@@ -3346,7 +5141,14 @@
       </w:r>
     </w:p>
     <w:p>
-      <w:r>
+      <w:pPr>
+        <w:spacing w:line="336" w:lineRule="auto" w:after="180"/>
+        <w:shd w:fill="F5F1FB"/>
+      </w:pPr>
+      <w:r>
+        <w:rPr>
+          <w:b w:val="0"/>
+        </w:rPr>
         <w:t>What conclusion is supported?</w:t>
       </w:r>
     </w:p>
@@ -3359,7 +5161,13 @@
       </w:r>
     </w:p>
     <w:p>
-      <w:r>
+      <w:pPr>
+        <w:spacing w:line="336" w:lineRule="auto" w:after="180"/>
+      </w:pPr>
+      <w:r>
+        <w:rPr>
+          <w:b w:val="0"/>
+        </w:rPr>
         <w:t>A has 4/5 versus B's 3/5 on this set. Appearance is separate. Broaden cases and repeat stochastic trials before generalising.</w:t>
       </w:r>
     </w:p>
@@ -3372,7 +5180,14 @@
       </w:r>
     </w:p>
     <w:p>
-      <w:r>
+      <w:pPr>
+        <w:spacing w:line="336" w:lineRule="auto" w:after="180"/>
+        <w:shd w:fill="F5F1FB"/>
+      </w:pPr>
+      <w:r>
+        <w:rPr>
+          <w:b w:val="0"/>
+        </w:rPr>
         <w:t>Which detail supports the answer, and why does it matter?</w:t>
       </w:r>
     </w:p>
@@ -3506,17 +5321,36 @@
       </w:tr>
     </w:tbl>
     <w:p>
-      <w:r>
+      <w:pPr>
+        <w:spacing w:line="336" w:lineRule="auto" w:after="180"/>
+      </w:pPr>
+      <w:r>
+        <w:rPr>
+          <w:b w:val="0"/>
+        </w:rPr>
         <w:t>On five fixed questions, A passes four and B passes three; B looks more attractive.</w:t>
       </w:r>
     </w:p>
     <w:p>
-      <w:r>
+      <w:pPr>
+        <w:spacing w:line="336" w:lineRule="auto" w:after="180"/>
+        <w:shd w:fill="F5F1FB"/>
+      </w:pPr>
+      <w:r>
+        <w:rPr>
+          <w:b w:val="0"/>
+        </w:rPr>
         <w:t>What conclusion is supported?</w:t>
       </w:r>
     </w:p>
     <w:p>
-      <w:r>
+      <w:pPr>
+        <w:spacing w:line="336" w:lineRule="auto" w:after="180"/>
+      </w:pPr>
+      <w:r>
+        <w:rPr>
+          <w:b w:val="0"/>
+        </w:rPr>
         <w:t>A has 4/5 versus B's 3/5 on this set. Appearance is separate. Broaden cases and repeat stochastic trials before generalising.</w:t>
       </w:r>
     </w:p>
@@ -3529,6 +5363,11 @@
       </w:r>
     </w:p>
     <w:p>
+      <w:r>
+        <w:t>Attempt the reserved new case before feedback. Record support; the earlier examples below remain additional practice.</w:t>
+      </w:r>
+    </w:p>
+    <w:p>
       <w:pPr>
         <w:pStyle w:val="Heading3"/>
       </w:pPr>
@@ -3537,7 +5376,13 @@
       </w:r>
     </w:p>
     <w:p>
-      <w:r>
+      <w:pPr>
+        <w:spacing w:line="336" w:lineRule="auto" w:after="180"/>
+      </w:pPr>
+      <w:r>
+        <w:rPr>
+          <w:b w:val="0"/>
+        </w:rPr>
         <w:t>Five validation tasks have pass results A:1,1,1,0,0 and B:0,1,0,1,1. Compare performance and explain what is required before choosing a prompt.</w:t>
       </w:r>
     </w:p>
@@ -3585,7 +5430,13 @@
       </w:r>
     </w:p>
     <w:p>
-      <w:r>
+      <w:pPr>
+        <w:spacing w:line="336" w:lineRule="auto" w:after="180"/>
+      </w:pPr>
+      <w:r>
+        <w:rPr>
+          <w:b w:val="0"/>
+        </w:rPr>
         <w:t>Attempt this case before feedback. Record any help. Earlier examples below are further practice; a case already practised with feedback cannot establish fresh transfer.</w:t>
       </w:r>
     </w:p>
@@ -3598,18 +5449,43 @@
       </w:r>
     </w:p>
     <w:p>
-      <w:r>
+      <w:pPr>
+        <w:spacing w:line="336" w:lineRule="auto" w:after="180"/>
+      </w:pPr>
+      <w:r>
+        <w:rPr>
+          <w:b w:val="0"/>
+        </w:rPr>
         <w:t>Close the worked explanation. Apply the idea to this different question without copying.</w:t>
       </w:r>
     </w:p>
     <w:p>
-      <w:r>
+      <w:pPr>
+        <w:spacing w:line="336" w:lineRule="auto" w:after="180"/>
+        <w:shd w:fill="F5F1FB"/>
+      </w:pPr>
+      <w:r>
+        <w:rPr>
+          <w:b w:val="0"/>
+        </w:rPr>
         <w:t>Prompt A passes 8 of 10 tasks; B passes 9 of 10 but fails the only source-checking task. A source check is mandatory. Which can be accepted as-is?</w:t>
       </w:r>
     </w:p>
     <w:p>
-      <w:r>
-        <w:t>My answer, with a trace, calculation or supporting evidence</w:t>
+      <w:pPr>
+        <w:spacing w:line="336" w:lineRule="auto" w:after="180"/>
+      </w:pPr>
+      <w:r>
+        <w:rPr>
+          <w:b w:val="0"/>
+        </w:rPr>
+        <w:t xml:space="preserve">My answer, with a trace, calculation or supporting </w:t>
+      </w:r>
+      <w:r>
+        <w:rPr>
+          <w:b/>
+        </w:rPr>
+        <w:t>evidence</w:t>
       </w:r>
     </w:p>
     <w:p>
@@ -3654,13 +5530,37 @@
       </w:r>
     </w:p>
     <w:p>
-      <w:r>
+      <w:pPr>
+        <w:spacing w:line="336" w:lineRule="auto" w:after="180"/>
+      </w:pPr>
+      <w:r>
+        <w:rPr>
+          <w:b w:val="0"/>
+        </w:rPr>
         <w:t>Change one relevant detail. Predict the result before testing. Include a boundary or missing-information case when it helps reveal a limit.</w:t>
       </w:r>
     </w:p>
     <w:p>
-      <w:r>
-        <w:t>My changed input and expected result</w:t>
+      <w:pPr>
+        <w:spacing w:line="336" w:lineRule="auto" w:after="180"/>
+      </w:pPr>
+      <w:r>
+        <w:rPr>
+          <w:b w:val="0"/>
+        </w:rPr>
+        <w:t xml:space="preserve">My changed </w:t>
+      </w:r>
+      <w:r>
+        <w:rPr>
+          <w:b/>
+        </w:rPr>
+        <w:t>input</w:t>
+      </w:r>
+      <w:r>
+        <w:rPr>
+          <w:b w:val="0"/>
+        </w:rPr>
+        <w:t xml:space="preserve"> and expected result</w:t>
       </w:r>
     </w:p>
     <w:p>
@@ -3705,13 +5605,37 @@
       </w:r>
     </w:p>
     <w:p>
-      <w:r>
+      <w:pPr>
+        <w:spacing w:line="336" w:lineRule="auto" w:after="180"/>
+      </w:pPr>
+      <w:r>
+        <w:rPr>
+          <w:b w:val="0"/>
+        </w:rPr>
         <w:t>Evaluate Study Buddy prompts on factual, ambiguous, missing-source, and adversarial questions.</w:t>
       </w:r>
     </w:p>
     <w:p>
-      <w:r>
-        <w:t>The evidence I will keep</w:t>
+      <w:pPr>
+        <w:spacing w:line="336" w:lineRule="auto" w:after="180"/>
+      </w:pPr>
+      <w:r>
+        <w:rPr>
+          <w:b w:val="0"/>
+        </w:rPr>
+        <w:t xml:space="preserve">The </w:t>
+      </w:r>
+      <w:r>
+        <w:rPr>
+          <w:b/>
+        </w:rPr>
+        <w:t>evidence</w:t>
+      </w:r>
+      <w:r>
+        <w:rPr>
+          <w:b w:val="0"/>
+        </w:rPr>
+        <w:t xml:space="preserve"> I will keep</w:t>
       </w:r>
     </w:p>
     <w:p>
@@ -3748,8 +5672,26 @@
       </w:r>
     </w:p>
     <w:p>
-      <w:r>
-        <w:t>Your teacher has the independent answer and scoring criteria. Complete the matching workbook week to keep your practice evidence together.</w:t>
+      <w:pPr>
+        <w:spacing w:line="336" w:lineRule="auto" w:after="180"/>
+      </w:pPr>
+      <w:r>
+        <w:rPr>
+          <w:b w:val="0"/>
+        </w:rPr>
+        <w:t xml:space="preserve">Your teacher has the independent answer and scoring criteria. Complete the matching workbook week to keep your practice </w:t>
+      </w:r>
+      <w:r>
+        <w:rPr>
+          <w:b/>
+        </w:rPr>
+        <w:t>evidence</w:t>
+      </w:r>
+      <w:r>
+        <w:rPr>
+          <w:b w:val="0"/>
+        </w:rPr>
+        <w:t xml:space="preserve"> together.</w:t>
       </w:r>
     </w:p>
     <w:p>
@@ -3761,8 +5703,38 @@
       </w:r>
     </w:p>
     <w:p>
-      <w:r>
-        <w:t>On four shared tasks, A scores 1,1,0,1 and B scores 1,0,1,1. Their totals tie. What should you inspect before choosing? Define a final evaluation step.</w:t>
+      <w:pPr>
+        <w:spacing w:line="336" w:lineRule="auto" w:after="180"/>
+      </w:pPr>
+      <w:r>
+        <w:rPr>
+          <w:b w:val="0"/>
+        </w:rPr>
+        <w:t xml:space="preserve">On four shared tasks, A </w:t>
+      </w:r>
+      <w:r>
+        <w:rPr>
+          <w:b/>
+        </w:rPr>
+        <w:t>score</w:t>
+      </w:r>
+      <w:r>
+        <w:rPr>
+          <w:b w:val="0"/>
+        </w:rPr>
+        <w:t xml:space="preserve">s 1,1,0,1 and B </w:t>
+      </w:r>
+      <w:r>
+        <w:rPr>
+          <w:b/>
+        </w:rPr>
+        <w:t>score</w:t>
+      </w:r>
+      <w:r>
+        <w:rPr>
+          <w:b w:val="0"/>
+        </w:rPr>
+        <w:t>s 1,0,1,1. Their totals tie. What should you inspect before choosing? Define a final evaluation step.</w:t>
       </w:r>
     </w:p>
     <w:p>
@@ -3817,8 +5789,25 @@
       </w:r>
     </w:p>
     <w:p>
-      <w:r>
-        <w:t>Attempt the independent case before hints. Record whether you worked alone, used a hint or followed a model. After feedback, fix the first unsupported step and explain why it changed. A later check uses a changed case, not a copied answer.</w:t>
+      <w:pPr>
+        <w:spacing w:line="336" w:lineRule="auto" w:after="180"/>
+      </w:pPr>
+      <w:r>
+        <w:rPr>
+          <w:b w:val="0"/>
+        </w:rPr>
+        <w:t>Attempt the independent case before hints. Record whether you worked alone, used a hint or followed a model. After feedback, fix the first unsupported step and explain why it changed.</w:t>
+      </w:r>
+    </w:p>
+    <w:p>
+      <w:pPr>
+        <w:spacing w:line="336" w:lineRule="auto" w:after="180"/>
+      </w:pPr>
+      <w:r>
+        <w:rPr>
+          <w:b w:val="0"/>
+        </w:rPr>
+        <w:t>A later check uses a changed case, not a copied answer.</w:t>
       </w:r>
     </w:p>
     <w:p>
@@ -3831,6 +5820,17 @@
     </w:p>
     <w:p>
       <w:r>
+        <w:t>Use this map to navigate Prompt Evaluation, connect the goals to tasks and keep one evidence record for each attempt.</w:t>
+      </w:r>
+    </w:p>
+    <w:p>
+      <w:pPr>
+        <w:spacing w:line="336" w:lineRule="auto" w:after="180"/>
+      </w:pPr>
+      <w:r>
+        <w:rPr>
+          <w:b w:val="0"/>
+        </w:rPr>
         <w:t>Start with this question: A fictional Study Buddy compares two prompts across six development questions.</w:t>
       </w:r>
     </w:p>
@@ -3937,13 +5937,61 @@
       </w:tr>
     </w:tbl>
     <w:p>
-      <w:r>
-        <w:t>Remember → watch and explain → try with help → investigate → try independently → keep project evidence. Your teacher may spread this lesson across several classes.</w:t>
-      </w:r>
-    </w:p>
-    <w:p>
-      <w:r>
-        <w:t>Keep your first prediction. Compare it with what the evidence shows and explain any change.</w:t>
+      <w:pPr>
+        <w:spacing w:line="336" w:lineRule="auto" w:after="180"/>
+      </w:pPr>
+      <w:r>
+        <w:rPr>
+          <w:b w:val="0"/>
+        </w:rPr>
+        <w:t xml:space="preserve">Remember → watch and explain → try with help → investigate → try independently → keep project </w:t>
+      </w:r>
+      <w:r>
+        <w:rPr>
+          <w:b/>
+        </w:rPr>
+        <w:t>evidence</w:t>
+      </w:r>
+      <w:r>
+        <w:rPr>
+          <w:b w:val="0"/>
+        </w:rPr>
+        <w:t>. Your teacher may spread this lesson across several classes.</w:t>
+      </w:r>
+    </w:p>
+    <w:p>
+      <w:pPr>
+        <w:spacing w:line="336" w:lineRule="auto" w:after="180"/>
+      </w:pPr>
+      <w:r>
+        <w:rPr>
+          <w:b w:val="0"/>
+        </w:rPr>
+        <w:t xml:space="preserve">Keep your first </w:t>
+      </w:r>
+      <w:r>
+        <w:rPr>
+          <w:b/>
+        </w:rPr>
+        <w:t>prediction</w:t>
+      </w:r>
+      <w:r>
+        <w:rPr>
+          <w:b w:val="0"/>
+        </w:rPr>
+        <w:t xml:space="preserve">. Compare it with what the </w:t>
+      </w:r>
+      <w:r>
+        <w:rPr>
+          <w:b/>
+        </w:rPr>
+        <w:t>evidence</w:t>
+      </w:r>
+      <w:r>
+        <w:rPr>
+          <w:b w:val="0"/>
+        </w:rPr>
+        <w:t xml:space="preserve"> shows and explain any change.</w:t>
       </w:r>
     </w:p>
     <w:p>
@@ -3956,7 +6004,30 @@
     </w:p>
     <w:p>
       <w:r>
-        <w:t>Close your notes. Explain this goal in your own words: Explain the mechanism and terminology of controlled prompt experiments</w:t>
+        <w:t>Explain Prompt Evaluation without notes, identify a remaining question and plan a later check with a changed case.</w:t>
+      </w:r>
+    </w:p>
+    <w:p>
+      <w:pPr>
+        <w:spacing w:line="336" w:lineRule="auto" w:after="180"/>
+      </w:pPr>
+      <w:r>
+        <w:rPr>
+          <w:b w:val="0"/>
+        </w:rPr>
+        <w:t xml:space="preserve">Close your notes. Explain this goal in your own words: Explain the </w:t>
+      </w:r>
+      <w:r>
+        <w:rPr>
+          <w:b/>
+        </w:rPr>
+        <w:t>mechanism</w:t>
+      </w:r>
+      <w:r>
+        <w:rPr>
+          <w:b w:val="0"/>
+        </w:rPr>
+        <w:t xml:space="preserve"> and terminology of controlled prompt experiments</w:t>
       </w:r>
     </w:p>
     <w:p>
@@ -3993,13 +6064,61 @@
       </w:r>
     </w:p>
     <w:p>
-      <w:r>
-        <w:t>If you are unsure, return to the worked picture and explain one arrow. If you are ready, change an input or assumption and justify your prediction.</w:t>
-      </w:r>
-    </w:p>
-    <w:p>
-      <w:r>
-        <w:t>Save your workbook evidence. At the next review, try a different case before opening your old answer.</w:t>
+      <w:pPr>
+        <w:spacing w:line="336" w:lineRule="auto" w:after="180"/>
+      </w:pPr>
+      <w:r>
+        <w:rPr>
+          <w:b w:val="0"/>
+        </w:rPr>
+        <w:t xml:space="preserve">If you are unsure, return to the worked picture and explain one arrow. If you are ready, change an </w:t>
+      </w:r>
+      <w:r>
+        <w:rPr>
+          <w:b/>
+        </w:rPr>
+        <w:t>input</w:t>
+      </w:r>
+      <w:r>
+        <w:rPr>
+          <w:b w:val="0"/>
+        </w:rPr>
+        <w:t xml:space="preserve"> or assumption and justify your </w:t>
+      </w:r>
+      <w:r>
+        <w:rPr>
+          <w:b/>
+        </w:rPr>
+        <w:t>prediction</w:t>
+      </w:r>
+      <w:r>
+        <w:rPr>
+          <w:b w:val="0"/>
+        </w:rPr>
+        <w:t>.</w:t>
+      </w:r>
+    </w:p>
+    <w:p>
+      <w:pPr>
+        <w:spacing w:line="336" w:lineRule="auto" w:after="180"/>
+      </w:pPr>
+      <w:r>
+        <w:rPr>
+          <w:b w:val="0"/>
+        </w:rPr>
+        <w:t xml:space="preserve">Save your workbook </w:t>
+      </w:r>
+      <w:r>
+        <w:rPr>
+          <w:b/>
+        </w:rPr>
+        <w:t>evidence</w:t>
+      </w:r>
+      <w:r>
+        <w:rPr>
+          <w:b w:val="0"/>
+        </w:rPr>
+        <w:t>. At the next review, try a different case before opening your old answer.</w:t>
       </w:r>
     </w:p>
     <w:p>
@@ -4012,11 +6131,28 @@
     </w:p>
     <w:p>
       <w:r>
+        <w:t>Attempt supported questions before using hints or feedback. Review a missing building block, then keep the completed work.</w:t>
+      </w:r>
+    </w:p>
+    <w:p>
+      <w:pPr>
+        <w:spacing w:line="336" w:lineRule="auto" w:after="180"/>
+      </w:pPr>
+      <w:r>
+        <w:rPr>
+          <w:b w:val="0"/>
+        </w:rPr>
         <w:t>Use this supported practice once, in the browser or on paper. Keep the reserved independent assessment for a separate first attempt before teacher feedback.</w:t>
       </w:r>
     </w:p>
     <w:p>
-      <w:r>
+      <w:pPr>
+        <w:spacing w:line="336" w:lineRule="auto" w:after="180"/>
+      </w:pPr>
+      <w:r>
+        <w:rPr>
+          <w:b w:val="0"/>
+        </w:rPr>
         <w:t>A fictional Study Buddy compares two prompts across six development questions.</w:t>
       </w:r>
     </w:p>
@@ -4029,27 +6165,61 @@
       </w:r>
     </w:p>
     <w:p>
-      <w:r>
+      <w:pPr>
+        <w:spacing w:line="336" w:lineRule="auto" w:after="180"/>
+      </w:pPr>
+      <w:r>
+        <w:rPr>
+          <w:b w:val="0"/>
+        </w:rPr>
         <w:t>Which labelled step matches this detail? B clears the declared gate, but its failures 3,4 remain visible.</w:t>
       </w:r>
     </w:p>
     <w:p>
-      <w:r>
+      <w:pPr>
+        <w:spacing w:line="336" w:lineRule="auto" w:after="180"/>
+        <w:shd w:fill="F4F9FC"/>
+      </w:pPr>
+      <w:r>
+        <w:rPr>
+          <w:b w:val="0"/>
+        </w:rPr>
         <w:t>1. Different failures</w:t>
       </w:r>
     </w:p>
     <w:p>
-      <w:r>
+      <w:pPr>
+        <w:spacing w:line="336" w:lineRule="auto" w:after="180"/>
+        <w:shd w:fill="F4F9FC"/>
+      </w:pPr>
+      <w:r>
+        <w:rPr>
+          <w:b w:val="0"/>
+        </w:rPr>
         <w:t>2. Paired total</w:t>
       </w:r>
     </w:p>
     <w:p>
-      <w:r>
+      <w:pPr>
+        <w:spacing w:line="336" w:lineRule="auto" w:after="180"/>
+        <w:shd w:fill="F4F9FC"/>
+      </w:pPr>
+      <w:r>
+        <w:rPr>
+          <w:b w:val="0"/>
+        </w:rPr>
         <w:t>3. Mandatory slice</w:t>
       </w:r>
     </w:p>
     <w:p>
-      <w:r>
+      <w:pPr>
+        <w:spacing w:line="336" w:lineRule="auto" w:after="180"/>
+        <w:shd w:fill="F4F9FC"/>
+      </w:pPr>
+      <w:r>
+        <w:rPr>
+          <w:b w:val="0"/>
+        </w:rPr>
         <w:t>4. Selection</w:t>
       </w:r>
     </w:p>
@@ -4087,41 +6257,167 @@
       </w:r>
     </w:p>
     <w:p>
-      <w:r>
+      <w:pPr>
+        <w:pStyle w:val="Heading3"/>
+      </w:pPr>
+      <w:r>
+        <w:t>Hint · try first</w:t>
+      </w:r>
+    </w:p>
+    <w:p>
+      <w:pPr>
+        <w:spacing w:line="336" w:lineRule="auto" w:after="180"/>
+        <w:shd w:fill="F1F6F8"/>
+      </w:pPr>
+      <w:r>
+        <w:rPr>
+          <w:b w:val="0"/>
+        </w:rPr>
         <w:t>Hint if needed: Read the steps in the pictorial case. Match the supplied detail to the stage that performs or records it.</w:t>
       </w:r>
     </w:p>
     <w:p>
-      <w:r>
-        <w:t>After your attempt, compare with the supported explanation: Selection B clears the declared gate, but its failures 3,4 remain visible. Equal totals do not imply equal behavior. The predeclared gate expresses an important requirement instead of choosing a criterion after seeing the result. Selecting B is justified under that rule, not by claiming it is best on every question. After development, freeze the chosen prompt and test new questions, including both ordinary and unsupported cases.</w:t>
-      </w:r>
-    </w:p>
-    <w:p>
       <w:pPr>
         <w:pStyle w:val="Heading3"/>
       </w:pPr>
       <w:r>
+        <w:t>Feedback · compare after trying</w:t>
+      </w:r>
+    </w:p>
+    <w:p>
+      <w:pPr>
+        <w:spacing w:line="336" w:lineRule="auto" w:after="180"/>
+        <w:shd w:fill="F1F6FC"/>
+      </w:pPr>
+      <w:r>
+        <w:rPr>
+          <w:b w:val="0"/>
+        </w:rPr>
+        <w:t>After your attempt, compare with the supported explanation: Selection B clears the declared gate, but its failures 3,4 remain visible. Equal totals do not imply equal behavior.</w:t>
+      </w:r>
+    </w:p>
+    <w:p>
+      <w:pPr>
+        <w:spacing w:line="336" w:lineRule="auto" w:after="180"/>
+        <w:shd w:fill="F1F6FC"/>
+      </w:pPr>
+      <w:r>
+        <w:rPr>
+          <w:b w:val="0"/>
+        </w:rPr>
+        <w:t>The predeclared gate expresses an important requirement instead of choosing a criterion after seeing the result. Selecting B is justified under that rule, not by claiming it is best on every question.</w:t>
+      </w:r>
+    </w:p>
+    <w:p>
+      <w:pPr>
+        <w:spacing w:line="336" w:lineRule="auto" w:after="180"/>
+        <w:shd w:fill="F1F6FC"/>
+      </w:pPr>
+      <w:r>
+        <w:rPr>
+          <w:b w:val="0"/>
+        </w:rPr>
+        <w:t>After development, freeze the chosen prompt and test new questions, including both ordinary and unsupported cases.</w:t>
+      </w:r>
+    </w:p>
+    <w:p>
+      <w:pPr>
+        <w:pStyle w:val="Heading3"/>
+      </w:pPr>
+      <w:r>
         <w:t>Practice 2: explain the deciding evidence</w:t>
       </w:r>
     </w:p>
     <w:p>
-      <w:r>
+      <w:pPr>
+        <w:pStyle w:val="Heading3"/>
+      </w:pPr>
+      <w:r>
+        <w:t>Changed case · predict first</w:t>
+      </w:r>
+    </w:p>
+    <w:p>
+      <w:pPr>
+        <w:spacing w:line="336" w:lineRule="auto" w:after="180"/>
+        <w:shd w:fill="F5F1FB"/>
+      </w:pPr>
+      <w:r>
+        <w:rPr>
+          <w:b w:val="0"/>
+        </w:rPr>
         <w:t>Changed-case practice: Remove the gate and retain total passes as the only criterion. Which conclusion is supported by the supplied facts?</w:t>
       </w:r>
     </w:p>
     <w:p>
-      <w:r>
-        <w:t>1. We can decide the result without examining the changed input or the procedure.</w:t>
-      </w:r>
-    </w:p>
-    <w:p>
-      <w:r>
-        <w:t>2. This one example guarantees correct results for every future input.</w:t>
-      </w:r>
-    </w:p>
-    <w:p>
-      <w:r>
-        <w:t>3. The record is a tie; another predeclared tie policy or further development evidence is needed.</w:t>
+      <w:pPr>
+        <w:spacing w:line="336" w:lineRule="auto" w:after="180"/>
+        <w:shd w:fill="F4F9FC"/>
+      </w:pPr>
+      <w:r>
+        <w:rPr>
+          <w:b w:val="0"/>
+        </w:rPr>
+        <w:t xml:space="preserve">1. We can decide the result without examining the changed </w:t>
+      </w:r>
+      <w:r>
+        <w:rPr>
+          <w:b/>
+        </w:rPr>
+        <w:t>input</w:t>
+      </w:r>
+      <w:r>
+        <w:rPr>
+          <w:b w:val="0"/>
+        </w:rPr>
+        <w:t xml:space="preserve"> or the procedure.</w:t>
+      </w:r>
+    </w:p>
+    <w:p>
+      <w:pPr>
+        <w:spacing w:line="336" w:lineRule="auto" w:after="180"/>
+        <w:shd w:fill="F4F9FC"/>
+      </w:pPr>
+      <w:r>
+        <w:rPr>
+          <w:b w:val="0"/>
+        </w:rPr>
+        <w:t xml:space="preserve">2. This one example guarantees correct results for every future </w:t>
+      </w:r>
+      <w:r>
+        <w:rPr>
+          <w:b/>
+        </w:rPr>
+        <w:t>input</w:t>
+      </w:r>
+      <w:r>
+        <w:rPr>
+          <w:b w:val="0"/>
+        </w:rPr>
+        <w:t>.</w:t>
+      </w:r>
+    </w:p>
+    <w:p>
+      <w:pPr>
+        <w:spacing w:line="336" w:lineRule="auto" w:after="180"/>
+        <w:shd w:fill="F4F9FC"/>
+      </w:pPr>
+      <w:r>
+        <w:rPr>
+          <w:b w:val="0"/>
+        </w:rPr>
+        <w:t xml:space="preserve">3. The record is a tie; another predeclared tie policy or further development </w:t>
+      </w:r>
+      <w:r>
+        <w:rPr>
+          <w:b/>
+        </w:rPr>
+        <w:t>evidence</w:t>
+      </w:r>
+      <w:r>
+        <w:rPr>
+          <w:b w:val="0"/>
+        </w:rPr>
+        <w:t xml:space="preserve"> is needed.</w:t>
       </w:r>
     </w:p>
     <w:p>
@@ -4158,36 +6454,177 @@
       </w:r>
     </w:p>
     <w:p>
-      <w:r>
+      <w:pPr>
+        <w:pStyle w:val="Heading3"/>
+      </w:pPr>
+      <w:r>
+        <w:t>Hint · try first</w:t>
+      </w:r>
+    </w:p>
+    <w:p>
+      <w:pPr>
+        <w:spacing w:line="336" w:lineRule="auto" w:after="180"/>
+        <w:shd w:fill="F1F6F8"/>
+      </w:pPr>
+      <w:r>
+        <w:rPr>
+          <w:b w:val="0"/>
+        </w:rPr>
         <w:t>Hint if needed: Use the changed condition and the deciding step in the pictorial trace. The answer must say what follows from those facts.</w:t>
       </w:r>
     </w:p>
     <w:p>
-      <w:r>
-        <w:t>After your attempt, compare with the supported explanation: The record is a tie; another predeclared tie policy or further development evidence is needed. Both prompts have four passes on six questions.</w:t>
-      </w:r>
-    </w:p>
-    <w:p>
       <w:pPr>
         <w:pStyle w:val="Heading3"/>
       </w:pPr>
       <w:r>
+        <w:t>Feedback · compare after trying</w:t>
+      </w:r>
+    </w:p>
+    <w:p>
+      <w:pPr>
+        <w:spacing w:line="336" w:lineRule="auto" w:after="180"/>
+        <w:shd w:fill="F1F6FC"/>
+      </w:pPr>
+      <w:r>
+        <w:rPr>
+          <w:b w:val="0"/>
+        </w:rPr>
+        <w:t xml:space="preserve">After your attempt, compare with the supported explanation: The record is a tie; another predeclared tie policy or further development </w:t>
+      </w:r>
+      <w:r>
+        <w:rPr>
+          <w:b/>
+        </w:rPr>
+        <w:t>evidence</w:t>
+      </w:r>
+      <w:r>
+        <w:rPr>
+          <w:b w:val="0"/>
+        </w:rPr>
+        <w:t xml:space="preserve"> is needed. Both prompts have four passes on six questions.</w:t>
+      </w:r>
+    </w:p>
+    <w:p>
+      <w:pPr>
+        <w:pStyle w:val="Heading3"/>
+      </w:pPr>
+      <w:r>
         <w:t>Repair a missing building block</w:t>
       </w:r>
     </w:p>
     <w:p>
-      <w:r>
-        <w:t>Review Structured Output and Schemas (ai-3/8). Goal: Separate JSON parsing, schema validation and source support checks. Short practice: Which object demonstrates that valid JSON and valid types are insufficient for truth?. Return to this week and explain what you changed.</w:t>
-      </w:r>
-    </w:p>
-    <w:p>
-      <w:r>
-        <w:t>Review Examples and Rubrics (ai-3/6). Goal: Write a prompt specification with observable response criteria. Short practice: Explain why neither original nor changed draft is a full pass, and provide a complete repaired card.. Return to this week and explain what you changed.</w:t>
-      </w:r>
-    </w:p>
-    <w:p>
-      <w:r>
-        <w:t>Review Tokens and Context (ai-3/3). Goal: Account for fixed text, evidence and reserved output under a toy budget. Short practice: Can A alone justify answering 20 seats after the exception is known?. Return to this week and explain what you changed.</w:t>
+      <w:pPr>
+        <w:spacing w:line="336" w:lineRule="auto" w:after="180"/>
+      </w:pPr>
+      <w:r>
+        <w:rPr>
+          <w:b w:val="0"/>
+        </w:rPr>
+        <w:t xml:space="preserve">Review Structured </w:t>
+      </w:r>
+      <w:r>
+        <w:rPr>
+          <w:b/>
+        </w:rPr>
+        <w:t>Output</w:t>
+      </w:r>
+      <w:r>
+        <w:rPr>
+          <w:b w:val="0"/>
+        </w:rPr>
+        <w:t xml:space="preserve"> and Schemas (ai-3/8). Goal: Separate JSON parsing, schema validation and source support checks. Short practice: Which object demonstrates that valid JSON and valid types are insufficient for truth?.</w:t>
+      </w:r>
+    </w:p>
+    <w:p>
+      <w:pPr>
+        <w:spacing w:line="336" w:lineRule="auto" w:after="180"/>
+      </w:pPr>
+      <w:r>
+        <w:rPr>
+          <w:b w:val="0"/>
+        </w:rPr>
+        <w:t>Return to this week and explain what you changed.</w:t>
+      </w:r>
+    </w:p>
+    <w:p>
+      <w:pPr>
+        <w:spacing w:line="336" w:lineRule="auto" w:after="180"/>
+      </w:pPr>
+      <w:r>
+        <w:rPr>
+          <w:b w:val="0"/>
+        </w:rPr>
+        <w:t xml:space="preserve">Review Examples and </w:t>
+      </w:r>
+      <w:r>
+        <w:rPr>
+          <w:b/>
+        </w:rPr>
+        <w:t>Rubric</w:t>
+      </w:r>
+      <w:r>
+        <w:rPr>
+          <w:b w:val="0"/>
+        </w:rPr>
+        <w:t>s (ai-3/6). Goal: Write a prompt specification with observable response criteria. Short practice: Explain why neither original nor changed draft is a full pass, and provide a complete repaired card..</w:t>
+      </w:r>
+    </w:p>
+    <w:p>
+      <w:pPr>
+        <w:spacing w:line="336" w:lineRule="auto" w:after="180"/>
+      </w:pPr>
+      <w:r>
+        <w:rPr>
+          <w:b w:val="0"/>
+        </w:rPr>
+        <w:t>Return to this week and explain what you changed.</w:t>
+      </w:r>
+    </w:p>
+    <w:p>
+      <w:pPr>
+        <w:spacing w:line="336" w:lineRule="auto" w:after="180"/>
+      </w:pPr>
+      <w:r>
+        <w:rPr>
+          <w:b w:val="0"/>
+        </w:rPr>
+        <w:t xml:space="preserve">Review Tokens and Context (ai-3/3). Goal: Account for fixed text, </w:t>
+      </w:r>
+      <w:r>
+        <w:rPr>
+          <w:b/>
+        </w:rPr>
+        <w:t>evidence</w:t>
+      </w:r>
+      <w:r>
+        <w:rPr>
+          <w:b w:val="0"/>
+        </w:rPr>
+        <w:t xml:space="preserve"> and reserved </w:t>
+      </w:r>
+      <w:r>
+        <w:rPr>
+          <w:b/>
+        </w:rPr>
+        <w:t>output</w:t>
+      </w:r>
+      <w:r>
+        <w:rPr>
+          <w:b w:val="0"/>
+        </w:rPr>
+        <w:t xml:space="preserve"> under a toy budget. Short practice: Can A alone justify answering 20 seats after the exception is known?.</w:t>
+      </w:r>
+    </w:p>
+    <w:p>
+      <w:pPr>
+        <w:spacing w:line="336" w:lineRule="auto" w:after="180"/>
+      </w:pPr>
+      <w:r>
+        <w:rPr>
+          <w:b w:val="0"/>
+        </w:rPr>
+        <w:t>Return to this week and explain what you changed.</w:t>
       </w:r>
     </w:p>
     <w:p>
@@ -4199,8 +6636,569 @@
       </w:r>
     </w:p>
     <w:p>
-      <w:r>
-        <w:t>Use Download completed work in the hosted lesson to export your answers, reflections, practice feedback and code-run evidence. Open the HTML copy to read or print it. Drafts stay in this browser when storage is available; clear drafts on a shared device.</w:t>
+      <w:pPr>
+        <w:spacing w:line="336" w:lineRule="auto" w:after="180"/>
+      </w:pPr>
+      <w:r>
+        <w:rPr>
+          <w:b w:val="0"/>
+        </w:rPr>
+        <w:t xml:space="preserve">Use Download completed work in the hosted lesson to export your answers, reflections, practice feedback and code-run </w:t>
+      </w:r>
+      <w:r>
+        <w:rPr>
+          <w:b/>
+        </w:rPr>
+        <w:t>evidence</w:t>
+      </w:r>
+      <w:r>
+        <w:rPr>
+          <w:b w:val="0"/>
+        </w:rPr>
+        <w:t>. Open the HTML copy to read or print it.</w:t>
+      </w:r>
+    </w:p>
+    <w:p>
+      <w:pPr>
+        <w:spacing w:line="336" w:lineRule="auto" w:after="180"/>
+      </w:pPr>
+      <w:r>
+        <w:rPr>
+          <w:b w:val="0"/>
+        </w:rPr>
+        <w:t>Drafts stay in this browser when storage is available; clear drafts on a shared device.</w:t>
+      </w:r>
+    </w:p>
+    <w:p>
+      <w:pPr>
+        <w:pStyle w:val="Heading1"/>
+      </w:pPr>
+      <w:r>
+        <w:t>18. Visual concept journey</w:t>
+      </w:r>
+    </w:p>
+    <w:p>
+      <w:r>
+        <w:t>Explain each Prompt Evaluation graphic using its labels, deciding evidence and relevant limitation.</w:t>
+      </w:r>
+    </w:p>
+    <w:p>
+      <w:pPr>
+        <w:pStyle w:val="Heading3"/>
+      </w:pPr>
+      <w:r>
+        <w:t>01. Prompt Evaluation: the case</w:t>
+      </w:r>
+    </w:p>
+    <w:p>
+      <w:r>
+        <w:drawing>
+          <wp:inline xmlns:a="http://schemas.openxmlformats.org/drawingml/2006/main" xmlns:pic="http://schemas.openxmlformats.org/drawingml/2006/picture">
+            <wp:extent cx="5486400" cy="2990088"/>
+            <wp:docPr id="23" name="Picture 23" descr="A fictional Study Buddy compares two prompts across six development questions. Supplied facts: A passes cases 1,2,3,4. B passes 1,2,5,6. Cases 5 and 6 require refusing unsupported claims. Mandatory selection gate: pass both refusal cases. All cases use fixed sources and one common rubric."/>
+            <wp:cNvGraphicFramePr>
+              <a:graphicFrameLocks noChangeAspect="1"/>
+            </wp:cNvGraphicFramePr>
+            <a:graphic>
+              <a:graphicData uri="http://schemas.openxmlformats.org/drawingml/2006/picture">
+                <pic:pic>
+                  <pic:nvPicPr>
+                    <pic:cNvPr id="0" name="academy-story-ai-3-9-01.png"/>
+                    <pic:cNvPicPr/>
+                  </pic:nvPicPr>
+                  <pic:blipFill>
+                    <a:blip r:embed="rId30"/>
+                    <a:stretch>
+                      <a:fillRect/>
+                    </a:stretch>
+                  </pic:blipFill>
+                  <pic:spPr>
+                    <a:xfrm>
+                      <a:off x="0" y="0"/>
+                      <a:ext cx="5486400" cy="2990088"/>
+                    </a:xfrm>
+                    <a:prstGeom prst="rect"/>
+                  </pic:spPr>
+                </pic:pic>
+              </a:graphicData>
+            </a:graphic>
+          </wp:inline>
+        </w:drawing>
+      </w:r>
+    </w:p>
+    <w:p>
+      <w:pPr>
+        <w:spacing w:line="336" w:lineRule="auto" w:after="180"/>
+      </w:pPr>
+      <w:r>
+        <w:rPr>
+          <w:b w:val="0"/>
+        </w:rPr>
+        <w:t>A fictional Study Buddy compares two prompts across six development questions. Supplied facts: A passes cases 1,2,3,4. B passes 1,2,5,6. Cases 5 and 6 require refusing unsupported claims.</w:t>
+      </w:r>
+    </w:p>
+    <w:p>
+      <w:pPr>
+        <w:spacing w:line="336" w:lineRule="auto" w:after="180"/>
+      </w:pPr>
+      <w:r>
+        <w:rPr>
+          <w:b w:val="0"/>
+        </w:rPr>
+        <w:t xml:space="preserve">Mandatory selection gate: pass both refusal cases. All cases use fixed sources and one common </w:t>
+      </w:r>
+      <w:r>
+        <w:rPr>
+          <w:b/>
+        </w:rPr>
+        <w:t>rubric</w:t>
+      </w:r>
+      <w:r>
+        <w:rPr>
+          <w:b w:val="0"/>
+        </w:rPr>
+        <w:t>.</w:t>
+      </w:r>
+    </w:p>
+    <w:p>
+      <w:pPr>
+        <w:spacing w:line="336" w:lineRule="auto" w:after="180"/>
+        <w:shd w:fill="F5F1FB"/>
+      </w:pPr>
+      <w:r>
+        <w:rPr>
+          <w:b w:val="0"/>
+        </w:rPr>
+        <w:t>Point to the given fact that matters most. Explain why it matters.</w:t>
+      </w:r>
+    </w:p>
+    <w:p>
+      <w:pPr>
+        <w:pStyle w:val="Heading3"/>
+      </w:pPr>
+      <w:r>
+        <w:t>02. Follow the deciding steps</w:t>
+      </w:r>
+    </w:p>
+    <w:p>
+      <w:r>
+        <w:drawing>
+          <wp:inline xmlns:a="http://schemas.openxmlformats.org/drawingml/2006/main" xmlns:pic="http://schemas.openxmlformats.org/drawingml/2006/picture">
+            <wp:extent cx="5486400" cy="4005072"/>
+            <wp:docPr id="24" name="Picture 24" descr="Paired total: A and B both pass 4/6. → Different failures: A alone passes 3,4; B alone passes 5,6. → Mandatory slice: A passes 0/2 refusal cases; B passes 2/2. → Selection: B clears the declared gate, but its failures 3,4 remain visible."/>
+            <wp:cNvGraphicFramePr>
+              <a:graphicFrameLocks noChangeAspect="1"/>
+            </wp:cNvGraphicFramePr>
+            <a:graphic>
+              <a:graphicData uri="http://schemas.openxmlformats.org/drawingml/2006/picture">
+                <pic:pic>
+                  <pic:nvPicPr>
+                    <pic:cNvPr id="0" name="academy-story-ai-3-9-02.png"/>
+                    <pic:cNvPicPr/>
+                  </pic:nvPicPr>
+                  <pic:blipFill>
+                    <a:blip r:embed="rId31"/>
+                    <a:stretch>
+                      <a:fillRect/>
+                    </a:stretch>
+                  </pic:blipFill>
+                  <pic:spPr>
+                    <a:xfrm>
+                      <a:off x="0" y="0"/>
+                      <a:ext cx="5486400" cy="4005072"/>
+                    </a:xfrm>
+                    <a:prstGeom prst="rect"/>
+                  </pic:spPr>
+                </pic:pic>
+              </a:graphicData>
+            </a:graphic>
+          </wp:inline>
+        </w:drawing>
+      </w:r>
+    </w:p>
+    <w:p>
+      <w:pPr>
+        <w:spacing w:line="336" w:lineRule="auto" w:after="180"/>
+      </w:pPr>
+      <w:r>
+        <w:rPr>
+          <w:b w:val="0"/>
+        </w:rPr>
+        <w:t>Paired total: A and B both pass 4/6. → Different failures: A alone passes 3,4; B alone passes 5,6. → Mandatory slice: A passes 0/2 refusal cases; B passes 2/2. → Selection: B clears the declared gate, but its failures 3,4 remain visible.</w:t>
+      </w:r>
+    </w:p>
+    <w:p>
+      <w:pPr>
+        <w:spacing w:line="336" w:lineRule="auto" w:after="180"/>
+        <w:shd w:fill="F5F1FB"/>
+      </w:pPr>
+      <w:r>
+        <w:rPr>
+          <w:b w:val="0"/>
+        </w:rPr>
+        <w:t xml:space="preserve">Point to each numbered stage and explain which recorded </w:t>
+      </w:r>
+      <w:r>
+        <w:rPr>
+          <w:b/>
+        </w:rPr>
+        <w:t>input</w:t>
+      </w:r>
+      <w:r>
+        <w:rPr>
+          <w:b w:val="0"/>
+        </w:rPr>
+        <w:t xml:space="preserve"> it uses.</w:t>
+      </w:r>
+    </w:p>
+    <w:p>
+      <w:pPr>
+        <w:pStyle w:val="Heading3"/>
+      </w:pPr>
+      <w:r>
+        <w:t>03. Same total, different mandatory-case results</w:t>
+      </w:r>
+    </w:p>
+    <w:p>
+      <w:r>
+        <w:drawing>
+          <wp:inline xmlns:a="http://schemas.openxmlformats.org/drawingml/2006/main" xmlns:pic="http://schemas.openxmlformats.org/drawingml/2006/picture">
+            <wp:extent cx="5486400" cy="3096768"/>
+            <wp:docPr id="25" name="Picture 25" descr="Same total, different mandatory-case results. Prompt A: Total passes /6 = 4, Refusal passes /2 = 0. Prompt B: Total passes /6 = 4, Refusal passes /2 = 2."/>
+            <wp:cNvGraphicFramePr>
+              <a:graphicFrameLocks noChangeAspect="1"/>
+            </wp:cNvGraphicFramePr>
+            <a:graphic>
+              <a:graphicData uri="http://schemas.openxmlformats.org/drawingml/2006/picture">
+                <pic:pic>
+                  <pic:nvPicPr>
+                    <pic:cNvPr id="0" name="academy-story-ai-3-9-03.png"/>
+                    <pic:cNvPicPr/>
+                  </pic:nvPicPr>
+                  <pic:blipFill>
+                    <a:blip r:embed="rId32"/>
+                    <a:stretch>
+                      <a:fillRect/>
+                    </a:stretch>
+                  </pic:blipFill>
+                  <pic:spPr>
+                    <a:xfrm>
+                      <a:off x="0" y="0"/>
+                      <a:ext cx="5486400" cy="3096768"/>
+                    </a:xfrm>
+                    <a:prstGeom prst="rect"/>
+                  </pic:spPr>
+                </pic:pic>
+              </a:graphicData>
+            </a:graphic>
+          </wp:inline>
+        </w:drawing>
+      </w:r>
+    </w:p>
+    <w:p>
+      <w:pPr>
+        <w:spacing w:line="336" w:lineRule="auto" w:after="180"/>
+      </w:pPr>
+      <w:r>
+        <w:rPr>
+          <w:b w:val="0"/>
+        </w:rPr>
+        <w:t>Same total, different mandatory-case results. Prompt A: Total passes /6 = 4, Refusal passes /2 = 0. Prompt B: Total passes /6 = 4, Refusal passes /2 = 2.</w:t>
+      </w:r>
+    </w:p>
+    <w:p>
+      <w:pPr>
+        <w:spacing w:line="336" w:lineRule="auto" w:after="180"/>
+        <w:shd w:fill="F5F1FB"/>
+      </w:pPr>
+      <w:r>
+        <w:rPr>
+          <w:b w:val="0"/>
+        </w:rPr>
+        <w:t>Read the labels and values. Explain the relationship the model shows.</w:t>
+      </w:r>
+    </w:p>
+    <w:p>
+      <w:pPr>
+        <w:pStyle w:val="Heading3"/>
+      </w:pPr>
+      <w:r>
+        <w:t>04. Change one thing. Trace what follows.</w:t>
+      </w:r>
+    </w:p>
+    <w:p>
+      <w:r>
+        <w:drawing>
+          <wp:inline xmlns:a="http://schemas.openxmlformats.org/drawingml/2006/main" xmlns:pic="http://schemas.openxmlformats.org/drawingml/2006/picture">
+            <wp:extent cx="5486400" cy="3026664"/>
+            <wp:docPr id="26" name="Picture 26" descr="Original case: B clears the declared gate, but its failures 3,4 remain visible. Changed condition: Remove the gate and retain total passes as the only criterion. Expected result: The record is a tie; another predeclared tie policy or further development evidence is needed. Reason: Both prompts have four passes on six questions."/>
+            <wp:cNvGraphicFramePr>
+              <a:graphicFrameLocks noChangeAspect="1"/>
+            </wp:cNvGraphicFramePr>
+            <a:graphic>
+              <a:graphicData uri="http://schemas.openxmlformats.org/drawingml/2006/picture">
+                <pic:pic>
+                  <pic:nvPicPr>
+                    <pic:cNvPr id="0" name="academy-story-ai-3-9-04.png"/>
+                    <pic:cNvPicPr/>
+                  </pic:nvPicPr>
+                  <pic:blipFill>
+                    <a:blip r:embed="rId33"/>
+                    <a:stretch>
+                      <a:fillRect/>
+                    </a:stretch>
+                  </pic:blipFill>
+                  <pic:spPr>
+                    <a:xfrm>
+                      <a:off x="0" y="0"/>
+                      <a:ext cx="5486400" cy="3026664"/>
+                    </a:xfrm>
+                    <a:prstGeom prst="rect"/>
+                  </pic:spPr>
+                </pic:pic>
+              </a:graphicData>
+            </a:graphic>
+          </wp:inline>
+        </w:drawing>
+      </w:r>
+    </w:p>
+    <w:p>
+      <w:pPr>
+        <w:spacing w:line="336" w:lineRule="auto" w:after="180"/>
+      </w:pPr>
+      <w:r>
+        <w:rPr>
+          <w:b w:val="0"/>
+        </w:rPr>
+        <w:t>Original case: B clears the declared gate, but its failures 3,4 remain visible. Changed condition: Remove the gate and retain total passes as the only criterion.</w:t>
+      </w:r>
+    </w:p>
+    <w:p>
+      <w:pPr>
+        <w:spacing w:line="336" w:lineRule="auto" w:after="180"/>
+      </w:pPr>
+      <w:r>
+        <w:rPr>
+          <w:b w:val="0"/>
+        </w:rPr>
+        <w:t xml:space="preserve">Expected result: The record is a tie; another predeclared tie policy or further development </w:t>
+      </w:r>
+      <w:r>
+        <w:rPr>
+          <w:b/>
+        </w:rPr>
+        <w:t>evidence</w:t>
+      </w:r>
+      <w:r>
+        <w:rPr>
+          <w:b w:val="0"/>
+        </w:rPr>
+        <w:t xml:space="preserve"> is needed. Reason: Both prompts have four passes on six questions.</w:t>
+      </w:r>
+    </w:p>
+    <w:p>
+      <w:pPr>
+        <w:spacing w:line="336" w:lineRule="auto" w:after="180"/>
+        <w:shd w:fill="F5F1FB"/>
+      </w:pPr>
+      <w:r>
+        <w:rPr>
+          <w:b w:val="0"/>
+        </w:rPr>
+        <w:t>Predict before checking the worked changed-case result. Name what changed and what the supplied facts allow you to conclude.</w:t>
+      </w:r>
+    </w:p>
+    <w:p>
+      <w:pPr>
+        <w:pStyle w:val="Heading3"/>
+      </w:pPr>
+      <w:r>
+        <w:t>05. Connect the explanation to its limit</w:t>
+      </w:r>
+    </w:p>
+    <w:p>
+      <w:r>
+        <w:drawing>
+          <wp:inline xmlns:a="http://schemas.openxmlformats.org/drawingml/2006/main" xmlns:pic="http://schemas.openxmlformats.org/drawingml/2006/picture">
+            <wp:extent cx="5486400" cy="2834640"/>
+            <wp:docPr id="27" name="Picture 27" descr="Equal totals do not imply equal behavior. The predeclared gate expresses an important requirement instead of choosing a criterion after seeing the result. Selecting B is justified under that rule, not by claiming it is best on every question. After development, freeze the chosen prompt and test new questions, including both ordinary and unsupported cases. Limit: Six invented development outcomes do not measure real model performance or prove a gain in student understanding."/>
+            <wp:cNvGraphicFramePr>
+              <a:graphicFrameLocks noChangeAspect="1"/>
+            </wp:cNvGraphicFramePr>
+            <a:graphic>
+              <a:graphicData uri="http://schemas.openxmlformats.org/drawingml/2006/picture">
+                <pic:pic>
+                  <pic:nvPicPr>
+                    <pic:cNvPr id="0" name="academy-story-ai-3-9-05.png"/>
+                    <pic:cNvPicPr/>
+                  </pic:nvPicPr>
+                  <pic:blipFill>
+                    <a:blip r:embed="rId34"/>
+                    <a:stretch>
+                      <a:fillRect/>
+                    </a:stretch>
+                  </pic:blipFill>
+                  <pic:spPr>
+                    <a:xfrm>
+                      <a:off x="0" y="0"/>
+                      <a:ext cx="5486400" cy="2834640"/>
+                    </a:xfrm>
+                    <a:prstGeom prst="rect"/>
+                  </pic:spPr>
+                </pic:pic>
+              </a:graphicData>
+            </a:graphic>
+          </wp:inline>
+        </w:drawing>
+      </w:r>
+    </w:p>
+    <w:p>
+      <w:pPr>
+        <w:spacing w:line="336" w:lineRule="auto" w:after="180"/>
+      </w:pPr>
+      <w:r>
+        <w:rPr>
+          <w:b w:val="0"/>
+        </w:rPr>
+        <w:t>Equal totals do not imply equal behavior. The predeclared gate expresses an important requirement instead of choosing a criterion after seeing the result.</w:t>
+      </w:r>
+    </w:p>
+    <w:p>
+      <w:pPr>
+        <w:spacing w:line="336" w:lineRule="auto" w:after="180"/>
+      </w:pPr>
+      <w:r>
+        <w:rPr>
+          <w:b w:val="0"/>
+        </w:rPr>
+        <w:t>Selecting B is justified under that rule, not by claiming it is best on every question. After development, freeze the chosen prompt and test new questions, including both ordinary and unsupported cases.</w:t>
+      </w:r>
+    </w:p>
+    <w:p>
+      <w:pPr>
+        <w:spacing w:line="336" w:lineRule="auto" w:after="180"/>
+      </w:pPr>
+      <w:r>
+        <w:rPr>
+          <w:b w:val="0"/>
+        </w:rPr>
+        <w:t>Limit: Six invented development outcomes do not measure real model performance or prove a gain in student understanding.</w:t>
+      </w:r>
+    </w:p>
+    <w:p>
+      <w:pPr>
+        <w:spacing w:line="336" w:lineRule="auto" w:after="180"/>
+        <w:shd w:fill="F5F1FB"/>
+      </w:pPr>
+      <w:r>
+        <w:rPr>
+          <w:b w:val="0"/>
+        </w:rPr>
+        <w:t>Explain the case, then point to a limit on the claim.</w:t>
+      </w:r>
+    </w:p>
+    <w:p>
+      <w:pPr>
+        <w:pStyle w:val="Heading3"/>
+      </w:pPr>
+      <w:r>
+        <w:t>06. Make the idea visible in your project</w:t>
+      </w:r>
+    </w:p>
+    <w:p>
+      <w:r>
+        <w:drawing>
+          <wp:inline xmlns:a="http://schemas.openxmlformats.org/drawingml/2006/main" xmlns:pic="http://schemas.openxmlformats.org/drawingml/2006/picture">
+            <wp:extent cx="5486400" cy="3380232"/>
+            <wp:docPr id="28" name="Picture 28" descr="Use Study Buddy case matrices with explicit priorities, source support gates and fresh final questions. Draw your input, deciding step, result and limit. Supported question: Why is B’s selection defensible here without calling it universally superior?"/>
+            <wp:cNvGraphicFramePr>
+              <a:graphicFrameLocks noChangeAspect="1"/>
+            </wp:cNvGraphicFramePr>
+            <a:graphic>
+              <a:graphicData uri="http://schemas.openxmlformats.org/drawingml/2006/picture">
+                <pic:pic>
+                  <pic:nvPicPr>
+                    <pic:cNvPr id="0" name="academy-story-ai-3-9-06.png"/>
+                    <pic:cNvPicPr/>
+                  </pic:nvPicPr>
+                  <pic:blipFill>
+                    <a:blip r:embed="rId35"/>
+                    <a:stretch>
+                      <a:fillRect/>
+                    </a:stretch>
+                  </pic:blipFill>
+                  <pic:spPr>
+                    <a:xfrm>
+                      <a:off x="0" y="0"/>
+                      <a:ext cx="5486400" cy="3380232"/>
+                    </a:xfrm>
+                    <a:prstGeom prst="rect"/>
+                  </pic:spPr>
+                </pic:pic>
+              </a:graphicData>
+            </a:graphic>
+          </wp:inline>
+        </w:drawing>
+      </w:r>
+    </w:p>
+    <w:p>
+      <w:pPr>
+        <w:spacing w:line="336" w:lineRule="auto" w:after="180"/>
+        <w:shd w:fill="F5F1FB"/>
+      </w:pPr>
+      <w:r>
+        <w:rPr>
+          <w:b w:val="0"/>
+        </w:rPr>
+        <w:t xml:space="preserve">Use Study Buddy case matrices with explicit priorities, source support gates and fresh final questions. Draw your </w:t>
+      </w:r>
+      <w:r>
+        <w:rPr>
+          <w:b/>
+        </w:rPr>
+        <w:t>input</w:t>
+      </w:r>
+      <w:r>
+        <w:rPr>
+          <w:b w:val="0"/>
+        </w:rPr>
+        <w:t>, deciding step, result and limit.</w:t>
+      </w:r>
+    </w:p>
+    <w:p>
+      <w:pPr>
+        <w:spacing w:line="336" w:lineRule="auto" w:after="180"/>
+        <w:shd w:fill="F5F1FB"/>
+      </w:pPr>
+      <w:r>
+        <w:rPr>
+          <w:b w:val="0"/>
+        </w:rPr>
+        <w:t>Supported question: Why is B’s selection defensible here without calling it universally superior?</w:t>
+      </w:r>
+    </w:p>
+    <w:p>
+      <w:pPr>
+        <w:spacing w:line="336" w:lineRule="auto" w:after="180"/>
+        <w:shd w:fill="F5F1FB"/>
+      </w:pPr>
+      <w:r>
+        <w:rPr>
+          <w:b w:val="0"/>
+        </w:rPr>
+        <w:t xml:space="preserve">Draw your project trace and justify the deciding step using </w:t>
+      </w:r>
+      <w:r>
+        <w:rPr>
+          <w:b/>
+        </w:rPr>
+        <w:t>evidence</w:t>
+      </w:r>
+      <w:r>
+        <w:rPr>
+          <w:b w:val="0"/>
+        </w:rPr>
+        <w:t>.</w:t>
       </w:r>
     </w:p>
     <w:sectPr>

--- a/downloads/student/ai-3-week-09.docx
+++ b/downloads/student/ai-3-week-09.docx
@@ -25,12 +25,17 @@
         <w:pStyle w:val="Heading1"/>
       </w:pPr>
       <w:r>
-        <w:t>Before you start</w:t>
-      </w:r>
-    </w:p>
-    <w:p>
-      <w:r>
-        <w:t>AI-2 Week 28: compare prompts on the same inputs and criteria.</w:t>
+        <w:t>Keep the pairs. Declare the gate. Show the failures.</w:t>
+      </w:r>
+    </w:p>
+    <w:p>
+      <w:r>
+        <w:t>Evaluate prompt outcomes under explicit priorities without hiding regressions or untested claims.</w:t>
+      </w:r>
+    </w:p>
+    <w:p>
+      <w:r>
+        <w:t>Fixed criteria → separate review → full A/B output cards → mandatory selection → independent tie.</w:t>
       </w:r>
     </w:p>
     <w:p>
@@ -38,20 +43,20 @@
         <w:pStyle w:val="Heading1"/>
       </w:pPr>
       <w:r>
-        <w:t>01. Your mission</w:t>
-      </w:r>
-    </w:p>
-    <w:p>
-      <w:r>
-        <w:t>Start with the target: Explain the mechanism and terminology of controlled prompt experiments. Try the recall before opening notes.</w:t>
-      </w:r>
-    </w:p>
-    <w:p>
-      <w:pPr>
-        <w:pStyle w:val="Heading3"/>
-      </w:pPr>
-      <w:r>
-        <w:t>Your learning target</w:t>
+        <w:t>01. Can equal totals hide different unacceptable failures?</w:t>
+      </w:r>
+    </w:p>
+    <w:p>
+      <w:r>
+        <w:t>Evaluate paired cases under a rule declared before selection.</w:t>
+      </w:r>
+    </w:p>
+    <w:p>
+      <w:pPr>
+        <w:pStyle w:val="Heading2"/>
+      </w:pPr>
+      <w:r>
+        <w:t>Your learning goals</w:t>
       </w:r>
     </w:p>
     <w:p>
@@ -101,10 +106,34 @@
     </w:p>
     <w:p>
       <w:pPr>
-        <w:pStyle w:val="Heading3"/>
-      </w:pPr>
-      <w:r>
-        <w:t>Remember before reading</w:t>
+        <w:pStyle w:val="Heading2"/>
+      </w:pPr>
+      <w:r>
+        <w:t>Recall schema and source-support evidence</w:t>
+      </w:r>
+    </w:p>
+    <w:p>
+      <w:pPr>
+        <w:pStyle w:val="ListBullet"/>
+      </w:pPr>
+      <w:r>
+        <w:t>Close your notes first. A rough first answer helps us choose the right starting point; it is not a score for your ability.</w:t>
+      </w:r>
+    </w:p>
+    <w:p>
+      <w:pPr>
+        <w:pStyle w:val="ListBullet"/>
+      </w:pPr>
+      <w:r>
+        <w:t>Recall Structured outputs and validation. Explain why a recorded result needs its input conditions and evidence source before it can support a claim.</w:t>
+      </w:r>
+    </w:p>
+    <w:p>
+      <w:pPr>
+        <w:pStyle w:val="Heading2"/>
+      </w:pPr>
+      <w:r>
+        <w:t>Your end goal</w:t>
       </w:r>
     </w:p>
     <w:p>
@@ -115,19 +144,43 @@
         <w:rPr>
           <w:b w:val="0"/>
         </w:rPr>
-        <w:t xml:space="preserve">Close your notes first. A rough first answer helps us choose the right starting point; it is not a </w:t>
+        <w:t xml:space="preserve">By the end, I can evaluate prompts with </w:t>
       </w:r>
       <w:r>
         <w:rPr>
           <w:b/>
         </w:rPr>
-        <w:t>score</w:t>
+        <w:t>paired case</w:t>
       </w:r>
       <w:r>
         <w:rPr>
           <w:b w:val="0"/>
         </w:rPr>
-        <w:t xml:space="preserve"> for your ability.</w:t>
+        <w:t>s and a predeclared mandatory criterion.</w:t>
+      </w:r>
+    </w:p>
+    <w:p>
+      <w:pPr>
+        <w:pStyle w:val="Heading2"/>
+      </w:pPr>
+      <w:r>
+        <w:t>Earlier wording, alternatives and picture transcripts · reference / check after trying</w:t>
+      </w:r>
+    </w:p>
+    <w:p>
+      <w:pPr>
+        <w:pStyle w:val="Heading3"/>
+      </w:pPr>
+      <w:r>
+        <w:t>Your learning target</w:t>
+      </w:r>
+    </w:p>
+    <w:p>
+      <w:pPr>
+        <w:pStyle w:val="Heading3"/>
+      </w:pPr>
+      <w:r>
+        <w:t>Remember before reading</w:t>
       </w:r>
     </w:p>
     <w:p>
@@ -286,7 +339,7 @@
       </w:pPr>
       <w:r>
         <w:rPr>
-          <w:b/>
+          <w:b w:val="0"/>
         </w:rPr>
         <w:t>CREATOR MISSION</w:t>
       </w:r>
@@ -362,13 +415,42 @@
     </w:p>
     <w:p>
       <w:pPr>
+        <w:pStyle w:val="Heading3"/>
+      </w:pPr>
+      <w:r>
+        <w:t>This week’s end goal</w:t>
+      </w:r>
+    </w:p>
+    <w:p>
+      <w:pPr>
+        <w:pStyle w:val="Heading1"/>
+      </w:pPr>
+      <w:r>
+        <w:t>02. Freeze the rubric and priorities before looking at outcomes</w:t>
+      </w:r>
+    </w:p>
+    <w:p>
+      <w:r>
+        <w:t>A comparison needs the same cases and conditions for both prompts.</w:t>
+      </w:r>
+    </w:p>
+    <w:p>
+      <w:pPr>
+        <w:pStyle w:val="Heading2"/>
+      </w:pPr>
+      <w:r>
+        <w:t>The controlled evaluation contract</w:t>
+      </w:r>
+    </w:p>
+    <w:p>
+      <w:pPr>
         <w:spacing w:line="336" w:lineRule="auto" w:after="180"/>
       </w:pPr>
       <w:r>
         <w:rPr>
           <w:b w:val="0"/>
         </w:rPr>
-        <w:t xml:space="preserve">Recall Structured </w:t>
+        <w:t xml:space="preserve">A prompt experiment compares complete specifications using the same task cases. Define success before inspecting </w:t>
       </w:r>
       <w:r>
         <w:rPr>
@@ -380,39 +462,45 @@
         <w:rPr>
           <w:b w:val="0"/>
         </w:rPr>
-        <w:t xml:space="preserve">s and validation. Explain why a recorded result needs its </w:t>
-      </w:r>
-      <w:r>
-        <w:rPr>
-          <w:b/>
-        </w:rPr>
-        <w:t>input</w:t>
-      </w:r>
+        <w:t>s; change one intended instruction and preserve other settings.</w:t>
+      </w:r>
+    </w:p>
+    <w:p>
+      <w:pPr>
+        <w:pStyle w:val="Heading2"/>
+      </w:pPr>
+      <w:r>
+        <w:t>Label supplied classroom outcomes honestly</w:t>
+      </w:r>
+    </w:p>
+    <w:p>
+      <w:pPr>
+        <w:spacing w:line="336" w:lineRule="auto" w:after="180"/>
+      </w:pPr>
       <w:r>
         <w:rPr>
           <w:b w:val="0"/>
         </w:rPr>
-        <w:t xml:space="preserve"> conditions and </w:t>
-      </w:r>
-      <w:r>
-        <w:rPr>
-          <w:b/>
-        </w:rPr>
-        <w:t>evidence</w:t>
-      </w:r>
+        <w:t>Begin by writing the question the procedure is intended to answer. Identify the information already supplied, the information it will produce and the information still missing.</w:t>
+      </w:r>
+    </w:p>
+    <w:p>
+      <w:pPr>
+        <w:spacing w:line="336" w:lineRule="auto" w:after="180"/>
+      </w:pPr>
       <w:r>
         <w:rPr>
           <w:b w:val="0"/>
         </w:rPr>
-        <w:t xml:space="preserve"> source before it can support a claim.</w:t>
-      </w:r>
-    </w:p>
-    <w:p>
-      <w:pPr>
-        <w:pStyle w:val="Heading3"/>
-      </w:pPr>
-      <w:r>
-        <w:t>This week’s end goal</w:t>
+        <w:t>These are constructed classroom examples; they do not require live accounts, private records or an external service. Do not treat a plausible explanation as a measured outcome.</w:t>
+      </w:r>
+    </w:p>
+    <w:p>
+      <w:pPr>
+        <w:pStyle w:val="Heading2"/>
+      </w:pPr>
+      <w:r>
+        <w:t>Earlier wording, alternatives and picture transcripts · reference / check after trying</w:t>
       </w:r>
     </w:p>
     <w:p>
@@ -422,42 +510,6 @@
       <w:r>
         <w:rPr>
           <w:b w:val="0"/>
-        </w:rPr>
-        <w:t xml:space="preserve">By the end, I can evaluate prompts with </w:t>
-      </w:r>
-      <w:r>
-        <w:rPr>
-          <w:b/>
-        </w:rPr>
-        <w:t>paired case</w:t>
-      </w:r>
-      <w:r>
-        <w:rPr>
-          <w:b w:val="0"/>
-        </w:rPr>
-        <w:t>s and a predeclared mandatory criterion.</w:t>
-      </w:r>
-    </w:p>
-    <w:p>
-      <w:pPr>
-        <w:pStyle w:val="Heading1"/>
-      </w:pPr>
-      <w:r>
-        <w:t>02. Notice the evidence</w:t>
-      </w:r>
-    </w:p>
-    <w:p>
-      <w:r>
-        <w:t>Investigate the supplied Prompt Evaluation case. Separate observations, given facts and assumptions before choosing an explanation.</w:t>
-      </w:r>
-    </w:p>
-    <w:p>
-      <w:pPr>
-        <w:spacing w:line="336" w:lineRule="auto" w:after="180"/>
-      </w:pPr>
-      <w:r>
-        <w:rPr>
-          <w:b/>
         </w:rPr>
         <w:t>PICTURE STORY</w:t>
       </w:r>
@@ -534,16 +586,7 @@
     </w:p>
     <w:p>
       <w:pPr>
-        <w:pStyle w:val="Heading3"/>
-      </w:pPr>
-      <w:r>
-        <w:t>Start with this puzzle</w:t>
-      </w:r>
-    </w:p>
-    <w:p>
-      <w:pPr>
         <w:spacing w:line="336" w:lineRule="auto" w:after="180"/>
-        <w:shd w:fill="F1F6FC"/>
       </w:pPr>
       <w:r>
         <w:rPr>
@@ -555,7 +598,6 @@
     <w:p>
       <w:pPr>
         <w:spacing w:line="336" w:lineRule="auto" w:after="180"/>
-        <w:shd w:fill="F5F1FB"/>
       </w:pPr>
       <w:r>
         <w:rPr>
@@ -698,13 +740,46 @@
     </w:p>
     <w:p>
       <w:pPr>
+        <w:pStyle w:val="Heading1"/>
+      </w:pPr>
+      <w:r>
+        <w:t>03. Retain paired changes beside the aggregate</w:t>
+      </w:r>
+    </w:p>
+    <w:p>
+      <w:r>
+        <w:t>This P/Q review differs from the pictured A/B gate example.</w:t>
+      </w:r>
+    </w:p>
+    <w:p>
+      <w:pPr>
+        <w:pStyle w:val="Heading2"/>
+      </w:pPr>
+      <w:r>
+        <w:t>State fixed cases, sources and scoring</w:t>
+      </w:r>
+    </w:p>
+    <w:p>
+      <w:pPr>
         <w:spacing w:line="336" w:lineRule="auto" w:after="180"/>
       </w:pPr>
       <w:r>
         <w:rPr>
           <w:b w:val="0"/>
         </w:rPr>
-        <w:t xml:space="preserve">A prompt experiment compares complete specifications using the same task cases. Define success before inspecting </w:t>
+        <w:t xml:space="preserve">Evaluate both prompts on </w:t>
+      </w:r>
+      <w:r>
+        <w:rPr>
+          <w:b/>
+        </w:rPr>
+        <w:t>paired case</w:t>
+      </w:r>
+      <w:r>
+        <w:rPr>
+          <w:b w:val="0"/>
+        </w:rPr>
+        <w:t xml:space="preserve">s with fixed model/version, source records, </w:t>
       </w:r>
       <w:r>
         <w:rPr>
@@ -716,51 +791,274 @@
         <w:rPr>
           <w:b w:val="0"/>
         </w:rPr>
-        <w:t>s; change one intended instruction and preserve other settings.</w:t>
-      </w:r>
-    </w:p>
-    <w:p>
-      <w:pPr>
-        <w:spacing w:line="336" w:lineRule="auto" w:after="180"/>
-      </w:pPr>
+        <w:t xml:space="preserve"> contract and scoring </w:t>
+      </w:r>
+      <w:r>
+        <w:rPr>
+          <w:b/>
+        </w:rPr>
+        <w:t>rubric</w:t>
+      </w:r>
       <w:r>
         <w:rPr>
           <w:b w:val="0"/>
         </w:rPr>
-        <w:t>Begin by writing the question the procedure is intended to answer. Identify the information already supplied, the information it will produce and the information still missing.</w:t>
+        <w:t>. Use development results for selection, then reserve new final cases.</w:t>
       </w:r>
     </w:p>
     <w:p>
       <w:pPr>
         <w:spacing w:line="336" w:lineRule="auto" w:after="180"/>
       </w:pPr>
+      <w:r>
+        <w:rPr>
+          <w:b/>
+        </w:rPr>
+        <w:t>Score</w:t>
+      </w:r>
       <w:r>
         <w:rPr>
           <w:b w:val="0"/>
         </w:rPr>
-        <w:t>These are constructed classroom examples; they do not require live accounts, private records or an external service. Do not treat a plausible explanation as a measured outcome.</w:t>
-      </w:r>
-    </w:p>
-    <w:p>
-      <w:pPr>
-        <w:pStyle w:val="Heading1"/>
-      </w:pPr>
-      <w:r>
-        <w:t>03. See how it works</w:t>
-      </w:r>
-    </w:p>
-    <w:p>
-      <w:r>
-        <w:t>Follow the mechanism for Prompt Evaluation. Connect each labelled input, deciding step and result.</w:t>
+        <w:t xml:space="preserve"> each case rather than counting attractive sentences.</w:t>
+      </w:r>
+    </w:p>
+    <w:p>
+      <w:pPr>
+        <w:pStyle w:val="Heading2"/>
+      </w:pPr>
+      <w:r>
+        <w:t>Read the separate P/Q review table</w:t>
+      </w:r>
+    </w:p>
+    <w:tbl>
+      <w:tblPr>
+        <w:tblStyle w:val="LightShading-Accent1"/>
+        <w:tblW w:type="auto" w:w="0"/>
+        <w:tblLook w:firstColumn="1" w:firstRow="1" w:lastColumn="0" w:lastRow="0" w:noHBand="0" w:noVBand="1" w:val="04A0"/>
+      </w:tblPr>
+      <w:tblGrid>
+        <w:gridCol w:w="3408"/>
+        <w:gridCol w:w="3408"/>
+        <w:gridCol w:w="3408"/>
+      </w:tblGrid>
+      <w:tr>
+        <w:trPr>
+          <w:tblHeader/>
+        </w:trPr>
+        <w:tc>
+          <w:tcPr>
+            <w:tcW w:type="dxa" w:w="3408"/>
+          </w:tcPr>
+          <w:p>
+            <w:r>
+              <w:t>Separate six-case P/Q review</w:t>
+            </w:r>
+          </w:p>
+        </w:tc>
+        <w:tc>
+          <w:tcPr>
+            <w:tcW w:type="dxa" w:w="3408"/>
+          </w:tcPr>
+          <w:p>
+            <w:r>
+              <w:t>P</w:t>
+            </w:r>
+          </w:p>
+        </w:tc>
+        <w:tc>
+          <w:tcPr>
+            <w:tcW w:type="dxa" w:w="3408"/>
+          </w:tcPr>
+          <w:p>
+            <w:r>
+              <w:t>Q</w:t>
+            </w:r>
+          </w:p>
+        </w:tc>
+      </w:tr>
+      <w:tr>
+        <w:tc>
+          <w:tcPr>
+            <w:tcW w:type="dxa" w:w="3408"/>
+          </w:tcPr>
+          <w:p>
+            <w:r>
+              <w:t>Passing IDs</w:t>
+            </w:r>
+          </w:p>
+        </w:tc>
+        <w:tc>
+          <w:tcPr>
+            <w:tcW w:type="dxa" w:w="3408"/>
+          </w:tcPr>
+          <w:p>
+            <w:r>
+              <w:t>1,2,3,4</w:t>
+            </w:r>
+          </w:p>
+        </w:tc>
+        <w:tc>
+          <w:tcPr>
+            <w:tcW w:type="dxa" w:w="3408"/>
+          </w:tcPr>
+          <w:p>
+            <w:r>
+              <w:t>1,2,3,5,6</w:t>
+            </w:r>
+          </w:p>
+        </w:tc>
+      </w:tr>
+      <w:tr>
+        <w:tc>
+          <w:tcPr>
+            <w:tcW w:type="dxa" w:w="3408"/>
+          </w:tcPr>
+          <w:p>
+            <w:r>
+              <w:t>Missing-approval slice4,6</w:t>
+            </w:r>
+          </w:p>
+        </w:tc>
+        <w:tc>
+          <w:tcPr>
+            <w:tcW w:type="dxa" w:w="3408"/>
+          </w:tcPr>
+          <w:p>
+            <w:r>
+              <w:t>1/2</w:t>
+            </w:r>
+          </w:p>
+        </w:tc>
+        <w:tc>
+          <w:tcPr>
+            <w:tcW w:type="dxa" w:w="3408"/>
+          </w:tcPr>
+          <w:p>
+            <w:r>
+              <w:t>1/2</w:t>
+            </w:r>
+          </w:p>
+        </w:tc>
+      </w:tr>
+      <w:tr>
+        <w:tc>
+          <w:tcPr>
+            <w:tcW w:type="dxa" w:w="3408"/>
+          </w:tcPr>
+          <w:p>
+            <w:r>
+              <w:t>Overall</w:t>
+            </w:r>
+          </w:p>
+        </w:tc>
+        <w:tc>
+          <w:tcPr>
+            <w:tcW w:type="dxa" w:w="3408"/>
+          </w:tcPr>
+          <w:p>
+            <w:r>
+              <w:t>4/6</w:t>
+            </w:r>
+          </w:p>
+        </w:tc>
+        <w:tc>
+          <w:tcPr>
+            <w:tcW w:type="dxa" w:w="3408"/>
+          </w:tcPr>
+          <w:p>
+            <w:r>
+              <w:t>5/6</w:t>
+            </w:r>
+          </w:p>
+        </w:tc>
+      </w:tr>
+    </w:tbl>
+    <w:p>
+      <w:pPr>
+        <w:pStyle w:val="Heading2"/>
+      </w:pPr>
+      <w:r>
+        <w:t>Preserve denominators and raw outcomes</w:t>
       </w:r>
     </w:p>
     <w:p>
       <w:pPr>
         <w:spacing w:line="336" w:lineRule="auto" w:after="180"/>
       </w:pPr>
+      <w:r>
+        <w:rPr>
+          <w:b w:val="0"/>
+        </w:rPr>
+        <w:t xml:space="preserve">Before applying the procedure, write its units, denominator or decision boundary where relevant. A partner should be able to repeat each step using the same </w:t>
+      </w:r>
       <w:r>
         <w:rPr>
           <w:b/>
+        </w:rPr>
+        <w:t>input</w:t>
+      </w:r>
+      <w:r>
+        <w:rPr>
+          <w:b w:val="0"/>
+        </w:rPr>
+        <w:t>s.</w:t>
+      </w:r>
+    </w:p>
+    <w:p>
+      <w:pPr>
+        <w:spacing w:line="336" w:lineRule="auto" w:after="180"/>
+      </w:pPr>
+      <w:r>
+        <w:rPr>
+          <w:b w:val="0"/>
+        </w:rPr>
+        <w:t xml:space="preserve">If a required </w:t>
+      </w:r>
+      <w:r>
+        <w:rPr>
+          <w:b/>
+        </w:rPr>
+        <w:t>input</w:t>
+      </w:r>
+      <w:r>
+        <w:rPr>
+          <w:b w:val="0"/>
+        </w:rPr>
+        <w:t xml:space="preserve"> is absent or violates the stated contract, record that condition explicitly instead of quietly replacing it with a convenient value.</w:t>
+      </w:r>
+    </w:p>
+    <w:p>
+      <w:pPr>
+        <w:pStyle w:val="Heading2"/>
+      </w:pPr>
+      <w:r>
+        <w:t>Explain the deciding evidence</w:t>
+      </w:r>
+    </w:p>
+    <w:p>
+      <w:pPr>
+        <w:pStyle w:val="ListBullet"/>
+      </w:pPr>
+      <w:r>
+        <w:t>Point to the input, the deciding step and the result in this week’s visual. Explain the same step in ordinary words. A picture helps when you can say what each part represents.</w:t>
+      </w:r>
+    </w:p>
+    <w:p>
+      <w:pPr>
+        <w:pStyle w:val="Heading2"/>
+      </w:pPr>
+      <w:r>
+        <w:t>Earlier wording, alternatives and picture transcripts · reference / check after trying</w:t>
+      </w:r>
+    </w:p>
+    <w:p>
+      <w:pPr>
+        <w:spacing w:line="336" w:lineRule="auto" w:after="180"/>
+      </w:pPr>
+      <w:r>
+        <w:rPr>
+          <w:b w:val="0"/>
         </w:rPr>
         <w:t xml:space="preserve">VISUAL </w:t>
       </w:r>
@@ -997,70 +1295,6 @@
       </w:pPr>
       <w:r>
         <w:t>A closer explanation</w:t>
-      </w:r>
-    </w:p>
-    <w:p>
-      <w:pPr>
-        <w:spacing w:line="336" w:lineRule="auto" w:after="180"/>
-      </w:pPr>
-      <w:r>
-        <w:rPr>
-          <w:b w:val="0"/>
-        </w:rPr>
-        <w:t xml:space="preserve">Evaluate both prompts on </w:t>
-      </w:r>
-      <w:r>
-        <w:rPr>
-          <w:b/>
-        </w:rPr>
-        <w:t>paired case</w:t>
-      </w:r>
-      <w:r>
-        <w:rPr>
-          <w:b w:val="0"/>
-        </w:rPr>
-        <w:t xml:space="preserve">s with fixed model/version, source records, </w:t>
-      </w:r>
-      <w:r>
-        <w:rPr>
-          <w:b/>
-        </w:rPr>
-        <w:t>output</w:t>
-      </w:r>
-      <w:r>
-        <w:rPr>
-          <w:b w:val="0"/>
-        </w:rPr>
-        <w:t xml:space="preserve"> contract and scoring </w:t>
-      </w:r>
-      <w:r>
-        <w:rPr>
-          <w:b/>
-        </w:rPr>
-        <w:t>rubric</w:t>
-      </w:r>
-      <w:r>
-        <w:rPr>
-          <w:b w:val="0"/>
-        </w:rPr>
-        <w:t>. Use development results for selection, then reserve new final cases.</w:t>
-      </w:r>
-    </w:p>
-    <w:p>
-      <w:pPr>
-        <w:spacing w:line="336" w:lineRule="auto" w:after="180"/>
-      </w:pPr>
-      <w:r>
-        <w:rPr>
-          <w:b/>
-        </w:rPr>
-        <w:t>Score</w:t>
-      </w:r>
-      <w:r>
-        <w:rPr>
-          <w:b w:val="0"/>
-        </w:rPr>
-        <w:t xml:space="preserve"> each case rather than counting attractive sentences.</w:t>
       </w:r>
     </w:p>
     <w:p>
@@ -1157,52 +1391,6 @@
     </w:p>
     <w:p>
       <w:pPr>
-        <w:spacing w:line="336" w:lineRule="auto" w:after="180"/>
-      </w:pPr>
-      <w:r>
-        <w:rPr>
-          <w:b w:val="0"/>
-        </w:rPr>
-        <w:t xml:space="preserve">Before applying the procedure, write its units, denominator or decision boundary where relevant. A partner should be able to repeat each step using the same </w:t>
-      </w:r>
-      <w:r>
-        <w:rPr>
-          <w:b/>
-        </w:rPr>
-        <w:t>input</w:t>
-      </w:r>
-      <w:r>
-        <w:rPr>
-          <w:b w:val="0"/>
-        </w:rPr>
-        <w:t>s.</w:t>
-      </w:r>
-    </w:p>
-    <w:p>
-      <w:pPr>
-        <w:spacing w:line="336" w:lineRule="auto" w:after="180"/>
-      </w:pPr>
-      <w:r>
-        <w:rPr>
-          <w:b w:val="0"/>
-        </w:rPr>
-        <w:t xml:space="preserve">If a required </w:t>
-      </w:r>
-      <w:r>
-        <w:rPr>
-          <w:b/>
-        </w:rPr>
-        <w:t>input</w:t>
-      </w:r>
-      <w:r>
-        <w:rPr>
-          <w:b w:val="0"/>
-        </w:rPr>
-        <w:t xml:space="preserve"> is absent or violates the stated contract, record that condition explicitly instead of quietly replacing it with a convenient value.</w:t>
-      </w:r>
-    </w:p>
-    <w:p>
-      <w:pPr>
         <w:pStyle w:val="Heading3"/>
       </w:pPr>
       <w:r>
@@ -1211,86 +1399,23 @@
     </w:p>
     <w:p>
       <w:pPr>
-        <w:spacing w:line="336" w:lineRule="auto" w:after="180"/>
-      </w:pPr>
-      <w:r>
-        <w:rPr>
-          <w:b w:val="0"/>
-        </w:rPr>
-        <w:t xml:space="preserve">Point to the </w:t>
-      </w:r>
-      <w:r>
-        <w:rPr>
-          <w:b/>
-        </w:rPr>
-        <w:t>input</w:t>
-      </w:r>
-      <w:r>
-        <w:rPr>
-          <w:b w:val="0"/>
-        </w:rPr>
-        <w:t>, the deciding step and the result in this week’s visual. Explain the same step in ordinary words. A picture helps when you can say what each part represents.</w:t>
-      </w:r>
-    </w:p>
-    <w:p>
-      <w:pPr>
         <w:pStyle w:val="Heading1"/>
       </w:pPr>
       <w:r>
-        <w:t>04. Compare the cases</w:t>
-      </w:r>
-    </w:p>
-    <w:p>
-      <w:r>
-        <w:t>Compare the supplied cases for Prompt Evaluation. Identify the detail that changes the conclusion.</w:t>
-      </w:r>
-    </w:p>
-    <w:p>
-      <w:pPr>
-        <w:pStyle w:val="Heading3"/>
-      </w:pPr>
-      <w:r>
-        <w:t>The case to investigate</w:t>
-      </w:r>
-    </w:p>
-    <w:p>
-      <w:pPr>
-        <w:spacing w:line="336" w:lineRule="auto" w:after="180"/>
-        <w:shd w:fill="F1F6FC"/>
-      </w:pPr>
-      <w:r>
-        <w:rPr>
-          <w:b w:val="0"/>
-        </w:rPr>
-        <w:t>CASE GALLERY</w:t>
-      </w:r>
-    </w:p>
-    <w:p>
-      <w:pPr>
-        <w:spacing w:line="336" w:lineRule="auto" w:after="180"/>
-      </w:pPr>
-      <w:r>
-        <w:rPr>
-          <w:b w:val="0"/>
-        </w:rPr>
-        <w:t xml:space="preserve">Four Tests, Four Kinds of </w:t>
-      </w:r>
-      <w:r>
-        <w:rPr>
-          <w:b/>
-        </w:rPr>
-        <w:t>Evidence</w:t>
-      </w:r>
-    </w:p>
-    <w:p>
-      <w:pPr>
-        <w:spacing w:line="336" w:lineRule="auto" w:after="180"/>
-      </w:pPr>
-      <w:r>
-        <w:rPr>
-          <w:b w:val="0"/>
-        </w:rPr>
-        <w:t>A system is not understood until it survives more than one comfortable example.</w:t>
+        <w:t>04. Compare total passes with required behavior</w:t>
+      </w:r>
+    </w:p>
+    <w:p>
+      <w:r>
+        <w:t>A declared mandatory condition cannot be replaced by an attractive average.</w:t>
+      </w:r>
+    </w:p>
+    <w:p>
+      <w:pPr>
+        <w:pStyle w:val="Heading2"/>
+      </w:pPr>
+      <w:r>
+        <w:t>Four pictures with a purpose</w:t>
       </w:r>
     </w:p>
     <w:p>
@@ -1331,6 +1456,11 @@
     </w:p>
     <w:p>
       <w:r>
+        <w:t>Normal case: predict the result and deciding evidence.</w:t>
+      </w:r>
+    </w:p>
+    <w:p>
+      <w:r>
         <w:drawing>
           <wp:inline xmlns:a="http://schemas.openxmlformats.org/drawingml/2006/main" xmlns:pic="http://schemas.openxmlformats.org/drawingml/2006/picture">
             <wp:extent cx="5486400" cy="3200400"/>
@@ -1366,47 +1496,8 @@
       </w:r>
     </w:p>
     <w:p>
-      <w:pPr>
-        <w:pStyle w:val="Heading3"/>
-      </w:pPr>
-      <w:r>
-        <w:t>The normal case</w:t>
-      </w:r>
-    </w:p>
-    <w:p>
-      <w:pPr>
-        <w:spacing w:line="336" w:lineRule="auto" w:after="180"/>
-        <w:shd w:fill="F1F6FC"/>
-      </w:pPr>
-      <w:r>
-        <w:rPr>
-          <w:b w:val="0"/>
-        </w:rPr>
-        <w:t xml:space="preserve">NORMAL CASE: predict and name </w:t>
-      </w:r>
-      <w:r>
-        <w:rPr>
-          <w:b/>
-        </w:rPr>
-        <w:t>evidence</w:t>
-      </w:r>
-      <w:r>
-        <w:rPr>
-          <w:b w:val="0"/>
-        </w:rPr>
-        <w:t xml:space="preserve">.     BOUNDARY CASE: predict and name </w:t>
-      </w:r>
-      <w:r>
-        <w:rPr>
-          <w:b/>
-        </w:rPr>
-        <w:t>evidence</w:t>
-      </w:r>
-      <w:r>
-        <w:rPr>
-          <w:b w:val="0"/>
-        </w:rPr>
-        <w:t>.</w:t>
+      <w:r>
+        <w:t>Boundary case: identify the exact limit.</w:t>
       </w:r>
     </w:p>
     <w:p>
@@ -1447,6 +1538,11 @@
     </w:p>
     <w:p>
       <w:r>
+        <w:t>Missing information: name what must be clarified.</w:t>
+      </w:r>
+    </w:p>
+    <w:p>
+      <w:r>
         <w:drawing>
           <wp:inline xmlns:a="http://schemas.openxmlformats.org/drawingml/2006/main" xmlns:pic="http://schemas.openxmlformats.org/drawingml/2006/picture">
             <wp:extent cx="5486400" cy="3200400"/>
@@ -1482,23 +1578,98 @@
       </w:r>
     </w:p>
     <w:p>
+      <w:r>
+        <w:t>Transfer case: explain which procedure still applies.</w:t>
+      </w:r>
+    </w:p>
+    <w:p>
+      <w:pPr>
+        <w:pStyle w:val="Heading2"/>
+      </w:pPr>
+      <w:r>
+        <w:t>Choose a revealing case</w:t>
+      </w:r>
+    </w:p>
+    <w:p>
+      <w:pPr>
+        <w:pStyle w:val="ListBullet"/>
+      </w:pPr>
+      <w:r>
+        <w:t>Which case is most likely to reveal a hidden assumption? Why?</w:t>
+      </w:r>
+    </w:p>
+    <w:p>
       <w:pPr>
         <w:pStyle w:val="Heading3"/>
       </w:pPr>
       <w:r>
-        <w:t>Check missing information</w:t>
+        <w:t>Write or draw your reasoning and evidence.</w:t>
+      </w:r>
+    </w:p>
+    <w:p>
+      <w:r>
+        <w:t>________________________________________________________________</w:t>
+      </w:r>
+    </w:p>
+    <w:p>
+      <w:r>
+        <w:t>________________________________________________________________</w:t>
+      </w:r>
+    </w:p>
+    <w:p>
+      <w:r>
+        <w:t>________________________________________________________________</w:t>
+      </w:r>
+    </w:p>
+    <w:p>
+      <w:r>
+        <w:t>________________________________________________________________</w:t>
+      </w:r>
+    </w:p>
+    <w:p>
+      <w:r>
+        <w:t>________________________________________________________________</w:t>
+      </w:r>
+    </w:p>
+    <w:p>
+      <w:pPr>
+        <w:pStyle w:val="Heading2"/>
+      </w:pPr>
+      <w:r>
+        <w:t>Predict the supplied changed case</w:t>
+      </w:r>
+    </w:p>
+    <w:p>
+      <w:pPr>
+        <w:pStyle w:val="ListBullet"/>
+      </w:pPr>
+      <w:r>
+        <w:t>Change: Remove the gate and retain total passes as the only criterion.</w:t>
+      </w:r>
+    </w:p>
+    <w:p>
+      <w:pPr>
+        <w:pStyle w:val="Heading2"/>
+      </w:pPr>
+      <w:r>
+        <w:t>Check after predicting · reference / check after trying</w:t>
       </w:r>
     </w:p>
     <w:p>
       <w:pPr>
         <w:spacing w:line="336" w:lineRule="auto" w:after="180"/>
-        <w:shd w:fill="FFF5E6"/>
-      </w:pPr>
+      </w:pPr>
+      <w:r>
+        <w:rPr>
+          <w:b/>
+        </w:rPr>
+        <w:t>Prediction</w:t>
+      </w:r>
       <w:r>
         <w:rPr>
           <w:b w:val="0"/>
         </w:rPr>
-        <w:t xml:space="preserve">MISSING INFORMATION: predict and name </w:t>
+        <w:t xml:space="preserve">: The record is a tie; another predeclared tie policy or further development </w:t>
       </w:r>
       <w:r>
         <w:rPr>
@@ -1510,144 +1681,12 @@
         <w:rPr>
           <w:b w:val="0"/>
         </w:rPr>
-        <w:t xml:space="preserve">.     TRANSFER CASE: predict and name </w:t>
-      </w:r>
-      <w:r>
-        <w:rPr>
-          <w:b/>
-        </w:rPr>
-        <w:t>evidence</w:t>
-      </w:r>
-      <w:r>
-        <w:rPr>
-          <w:b w:val="0"/>
-        </w:rPr>
-        <w:t>.</w:t>
+        <w:t xml:space="preserve"> is needed.</w:t>
       </w:r>
     </w:p>
     <w:p>
       <w:pPr>
         <w:spacing w:line="336" w:lineRule="auto" w:after="180"/>
-        <w:shd w:fill="F5F1FB"/>
-      </w:pPr>
-      <w:r>
-        <w:rPr>
-          <w:b w:val="0"/>
-        </w:rPr>
-        <w:t>Which case is most likely to reveal a hidden assumption? Why?</w:t>
-      </w:r>
-    </w:p>
-    <w:p>
-      <w:pPr>
-        <w:pStyle w:val="Heading3"/>
-      </w:pPr>
-      <w:r>
-        <w:t>Write or draw your reasoning and evidence.</w:t>
-      </w:r>
-    </w:p>
-    <w:p>
-      <w:r>
-        <w:t>________________________________________________________________</w:t>
-      </w:r>
-    </w:p>
-    <w:p>
-      <w:r>
-        <w:t>________________________________________________________________</w:t>
-      </w:r>
-    </w:p>
-    <w:p>
-      <w:r>
-        <w:t>________________________________________________________________</w:t>
-      </w:r>
-    </w:p>
-    <w:p>
-      <w:r>
-        <w:t>________________________________________________________________</w:t>
-      </w:r>
-    </w:p>
-    <w:p>
-      <w:r>
-        <w:t>________________________________________________________________</w:t>
-      </w:r>
-    </w:p>
-    <w:p>
-      <w:pPr>
-        <w:pStyle w:val="Heading3"/>
-      </w:pPr>
-      <w:r>
-        <w:t>Change one thing in the pictured case</w:t>
-      </w:r>
-    </w:p>
-    <w:p>
-      <w:pPr>
-        <w:pStyle w:val="Heading3"/>
-      </w:pPr>
-      <w:r>
-        <w:t>Change one thing</w:t>
-      </w:r>
-    </w:p>
-    <w:p>
-      <w:pPr>
-        <w:spacing w:line="336" w:lineRule="auto" w:after="180"/>
-        <w:shd w:fill="F5F1FB"/>
-      </w:pPr>
-      <w:r>
-        <w:rPr>
-          <w:b w:val="0"/>
-        </w:rPr>
-        <w:t>Change: Remove the gate and retain total passes as the only criterion.</w:t>
-      </w:r>
-    </w:p>
-    <w:p>
-      <w:pPr>
-        <w:pStyle w:val="Heading3"/>
-      </w:pPr>
-      <w:r>
-        <w:t>Predicted result</w:t>
-      </w:r>
-    </w:p>
-    <w:p>
-      <w:pPr>
-        <w:spacing w:line="336" w:lineRule="auto" w:after="180"/>
-        <w:shd w:fill="F1F6FC"/>
-      </w:pPr>
-      <w:r>
-        <w:rPr>
-          <w:b/>
-        </w:rPr>
-        <w:t>Prediction</w:t>
-      </w:r>
-      <w:r>
-        <w:rPr>
-          <w:b w:val="0"/>
-        </w:rPr>
-        <w:t xml:space="preserve">: The record is a tie; another predeclared tie policy or further development </w:t>
-      </w:r>
-      <w:r>
-        <w:rPr>
-          <w:b/>
-        </w:rPr>
-        <w:t>evidence</w:t>
-      </w:r>
-      <w:r>
-        <w:rPr>
-          <w:b w:val="0"/>
-        </w:rPr>
-        <w:t xml:space="preserve"> is needed.</w:t>
-      </w:r>
-    </w:p>
-    <w:p>
-      <w:pPr>
-        <w:pStyle w:val="Heading3"/>
-      </w:pPr>
-      <w:r>
-        <w:t>Why the result follows</w:t>
-      </w:r>
-    </w:p>
-    <w:p>
-      <w:pPr>
-        <w:spacing w:line="336" w:lineRule="auto" w:after="180"/>
-        <w:shd w:fill="F1F6FC"/>
       </w:pPr>
       <w:r>
         <w:rPr>
@@ -1658,26 +1697,38 @@
     </w:p>
     <w:p>
       <w:pPr>
-        <w:pStyle w:val="Heading1"/>
-      </w:pPr>
-      <w:r>
-        <w:t>05. Words that unlock the idea</w:t>
-      </w:r>
-    </w:p>
-    <w:p>
-      <w:r>
-        <w:t>Use the vocabulary of Prompt Evaluation to explain a concrete decision, rather than only memorising definitions.</w:t>
+        <w:pStyle w:val="Heading2"/>
+      </w:pPr>
+      <w:r>
+        <w:t>Earlier wording, alternatives and picture transcripts · reference / check after trying</w:t>
       </w:r>
     </w:p>
     <w:p>
       <w:pPr>
         <w:spacing w:line="336" w:lineRule="auto" w:after="180"/>
       </w:pPr>
+      <w:r>
+        <w:rPr>
+          <w:b w:val="0"/>
+        </w:rPr>
+        <w:t>CASE GALLERY</w:t>
+      </w:r>
+    </w:p>
+    <w:p>
+      <w:pPr>
+        <w:spacing w:line="336" w:lineRule="auto" w:after="180"/>
+      </w:pPr>
+      <w:r>
+        <w:rPr>
+          <w:b w:val="0"/>
+        </w:rPr>
+        <w:t xml:space="preserve">Four Tests, Four Kinds of </w:t>
+      </w:r>
       <w:r>
         <w:rPr>
           <w:b/>
         </w:rPr>
-        <w:t>VOCABULARY LAB</w:t>
+        <w:t>Evidence</w:t>
       </w:r>
     </w:p>
     <w:p>
@@ -1688,18 +1739,7 @@
         <w:rPr>
           <w:b w:val="0"/>
         </w:rPr>
-        <w:t>Words You Can Use to Reason</w:t>
-      </w:r>
-    </w:p>
-    <w:p>
-      <w:pPr>
-        <w:spacing w:line="336" w:lineRule="auto" w:after="180"/>
-      </w:pPr>
-      <w:r>
-        <w:rPr>
-          <w:b w:val="0"/>
-        </w:rPr>
-        <w:t>A definition matters when you can recognize the idea, use it, and contrast it with a near-miss.</w:t>
+        <w:t>A system is not understood until it survives more than one comfortable example.</w:t>
       </w:r>
     </w:p>
     <w:p>
@@ -1707,7 +1747,7 @@
         <w:drawing>
           <wp:inline xmlns:a="http://schemas.openxmlformats.org/drawingml/2006/main" xmlns:pic="http://schemas.openxmlformats.org/drawingml/2006/picture">
             <wp:extent cx="5486400" cy="3200400"/>
-            <wp:docPr id="10" name="Picture 10" descr="Vocabulary badge: A/B test"/>
+            <wp:docPr id="10" name="Picture 10" descr="NORMAL CASE illustration"/>
             <wp:cNvGraphicFramePr>
               <a:graphicFrameLocks noChangeAspect="1"/>
             </wp:cNvGraphicFramePr>
@@ -1715,11 +1755,11 @@
               <a:graphicData uri="http://schemas.openxmlformats.org/drawingml/2006/picture">
                 <pic:pic>
                   <pic:nvPicPr>
-                    <pic:cNvPr id="0" name="a9d5d96d9ef700ab2cc750bbef4e87b9d5bce5a970d8e164bf9b495899bd8a6d.png"/>
+                    <pic:cNvPr id="0" name="baa081bb74d63b3556ecfd5951cdc8779d64ec1813de34614621c4e969a973f1.png"/>
                     <pic:cNvPicPr/>
                   </pic:nvPicPr>
                   <pic:blipFill>
-                    <a:blip r:embed="rId17"/>
+                    <a:blip r:embed="rId13"/>
                     <a:stretch>
                       <a:fillRect/>
                     </a:stretch>
@@ -1743,7 +1783,7 @@
         <w:drawing>
           <wp:inline xmlns:a="http://schemas.openxmlformats.org/drawingml/2006/main" xmlns:pic="http://schemas.openxmlformats.org/drawingml/2006/picture">
             <wp:extent cx="5486400" cy="3200400"/>
-            <wp:docPr id="11" name="Picture 11" descr="Vocabulary badge: test set"/>
+            <wp:docPr id="11" name="Picture 11" descr="BOUNDARY CASE illustration"/>
             <wp:cNvGraphicFramePr>
               <a:graphicFrameLocks noChangeAspect="1"/>
             </wp:cNvGraphicFramePr>
@@ -1751,11 +1791,11 @@
               <a:graphicData uri="http://schemas.openxmlformats.org/drawingml/2006/picture">
                 <pic:pic>
                   <pic:nvPicPr>
-                    <pic:cNvPr id="0" name="24cbb12d2ce48b4befc5371a749bc9c0efe6b6d8a1d88b0761b386383f2ee0e4.png"/>
+                    <pic:cNvPr id="0" name="5e6557194a1470352d07b6a509da5d673d81767981996dd1b685f799a5582b76.png"/>
                     <pic:cNvPicPr/>
                   </pic:nvPicPr>
                   <pic:blipFill>
-                    <a:blip r:embed="rId18"/>
+                    <a:blip r:embed="rId14"/>
                     <a:stretch>
                       <a:fillRect/>
                     </a:stretch>
@@ -1775,11 +1815,46 @@
       </w:r>
     </w:p>
     <w:p>
+      <w:pPr>
+        <w:spacing w:line="336" w:lineRule="auto" w:after="180"/>
+      </w:pPr>
+      <w:r>
+        <w:rPr>
+          <w:b w:val="0"/>
+        </w:rPr>
+        <w:t xml:space="preserve">NORMAL CASE: predict and name </w:t>
+      </w:r>
+      <w:r>
+        <w:rPr>
+          <w:b/>
+        </w:rPr>
+        <w:t>evidence</w:t>
+      </w:r>
+      <w:r>
+        <w:rPr>
+          <w:b w:val="0"/>
+        </w:rPr>
+        <w:t xml:space="preserve">.     BOUNDARY CASE: predict and name </w:t>
+      </w:r>
+      <w:r>
+        <w:rPr>
+          <w:b/>
+        </w:rPr>
+        <w:t>evidence</w:t>
+      </w:r>
+      <w:r>
+        <w:rPr>
+          <w:b w:val="0"/>
+        </w:rPr>
+        <w:t>.</w:t>
+      </w:r>
+    </w:p>
+    <w:p>
       <w:r>
         <w:drawing>
           <wp:inline xmlns:a="http://schemas.openxmlformats.org/drawingml/2006/main" xmlns:pic="http://schemas.openxmlformats.org/drawingml/2006/picture">
             <wp:extent cx="5486400" cy="3200400"/>
-            <wp:docPr id="12" name="Picture 12" descr="Vocabulary badge: score"/>
+            <wp:docPr id="12" name="Picture 12" descr="MISSING INFORMATION illustration"/>
             <wp:cNvGraphicFramePr>
               <a:graphicFrameLocks noChangeAspect="1"/>
             </wp:cNvGraphicFramePr>
@@ -1787,11 +1862,11 @@
               <a:graphicData uri="http://schemas.openxmlformats.org/drawingml/2006/picture">
                 <pic:pic>
                   <pic:nvPicPr>
-                    <pic:cNvPr id="0" name="91dea52ccf34e1f5e5260d7f962988d178616797c57d0aa19215470719be5a05.png"/>
+                    <pic:cNvPr id="0" name="8e1f2e3affdd81449df265675243cda4511c1e88dd8cd9583d4ea42f6083c297.png"/>
                     <pic:cNvPicPr/>
                   </pic:nvPicPr>
                   <pic:blipFill>
-                    <a:blip r:embed="rId19"/>
+                    <a:blip r:embed="rId15"/>
                     <a:stretch>
                       <a:fillRect/>
                     </a:stretch>
@@ -1815,7 +1890,7 @@
         <w:drawing>
           <wp:inline xmlns:a="http://schemas.openxmlformats.org/drawingml/2006/main" xmlns:pic="http://schemas.openxmlformats.org/drawingml/2006/picture">
             <wp:extent cx="5486400" cy="3200400"/>
-            <wp:docPr id="13" name="Picture 13" descr="Vocabulary badge: variance"/>
+            <wp:docPr id="13" name="Picture 13" descr="TRANSFER CASE illustration"/>
             <wp:cNvGraphicFramePr>
               <a:graphicFrameLocks noChangeAspect="1"/>
             </wp:cNvGraphicFramePr>
@@ -1823,11 +1898,11 @@
               <a:graphicData uri="http://schemas.openxmlformats.org/drawingml/2006/picture">
                 <pic:pic>
                   <pic:nvPicPr>
-                    <pic:cNvPr id="0" name="376c5602d34ac51b07fbc77db79c6b03d9b19393ef4b392b2eaa6ca9641470b9.png"/>
+                    <pic:cNvPr id="0" name="a54f0c40e48e47ca92a4c36ebbc98f08b4a78c72cd385d85b0a5a7f07f558757.png"/>
                     <pic:cNvPicPr/>
                   </pic:nvPicPr>
                   <pic:blipFill>
-                    <a:blip r:embed="rId20"/>
+                    <a:blip r:embed="rId16"/>
                     <a:stretch>
                       <a:fillRect/>
                     </a:stretch>
@@ -1846,313 +1921,6 @@
         </w:drawing>
       </w:r>
     </w:p>
-    <w:tbl>
-      <w:tblPr>
-        <w:tblStyle w:val="LightShading-Accent1"/>
-        <w:tblW w:type="auto" w:w="0"/>
-        <w:tblLook w:firstColumn="1" w:firstRow="1" w:lastColumn="0" w:lastRow="0" w:noHBand="0" w:noVBand="1" w:val="04A0"/>
-      </w:tblPr>
-      <w:tblGrid>
-        <w:gridCol w:w="3408"/>
-        <w:gridCol w:w="3408"/>
-        <w:gridCol w:w="3408"/>
-      </w:tblGrid>
-      <w:tr>
-        <w:trPr>
-          <w:tblHeader/>
-        </w:trPr>
-        <w:tc>
-          <w:tcPr>
-            <w:tcW w:type="dxa" w:w="3408"/>
-          </w:tcPr>
-          <w:p>
-            <w:r>
-              <w:t>Word</w:t>
-            </w:r>
-          </w:p>
-        </w:tc>
-        <w:tc>
-          <w:tcPr>
-            <w:tcW w:type="dxa" w:w="3408"/>
-          </w:tcPr>
-          <w:p>
-            <w:r>
-              <w:t>My own example</w:t>
-            </w:r>
-          </w:p>
-        </w:tc>
-        <w:tc>
-          <w:tcPr>
-            <w:tcW w:type="dxa" w:w="3408"/>
-          </w:tcPr>
-          <w:p>
-            <w:r>
-              <w:t>Not this / boundary</w:t>
-            </w:r>
-          </w:p>
-        </w:tc>
-      </w:tr>
-      <w:tr>
-        <w:tc>
-          <w:tcPr>
-            <w:tcW w:type="dxa" w:w="3408"/>
-          </w:tcPr>
-          <w:p>
-            <w:r>
-              <w:t>A/B test</w:t>
-            </w:r>
-          </w:p>
-        </w:tc>
-        <w:tc>
-          <w:tcPr>
-            <w:tcW w:type="dxa" w:w="3408"/>
-          </w:tcPr>
-          <w:p>
-            <w:r>
-              <w:t>A comparison of two versions using a planned assignment of comparable cases and the same outcome measure.</w:t>
-            </w:r>
-          </w:p>
-        </w:tc>
-        <w:tc>
-          <w:tcPr>
-            <w:tcW w:type="dxa" w:w="3408"/>
-          </w:tcPr>
-          <w:p>
-            <w:r/>
-          </w:p>
-        </w:tc>
-      </w:tr>
-      <w:tr>
-        <w:tc>
-          <w:tcPr>
-            <w:tcW w:type="dxa" w:w="3408"/>
-          </w:tcPr>
-          <w:p>
-            <w:r>
-              <w:t>test set</w:t>
-            </w:r>
-          </w:p>
-        </w:tc>
-        <w:tc>
-          <w:tcPr>
-            <w:tcW w:type="dxa" w:w="3408"/>
-          </w:tcPr>
-          <w:p>
-            <w:r>
-              <w:t>Data reserved for evaluating a selected system; final test data must not influence its development.</w:t>
-            </w:r>
-          </w:p>
-        </w:tc>
-        <w:tc>
-          <w:tcPr>
-            <w:tcW w:type="dxa" w:w="3408"/>
-          </w:tcPr>
-          <w:p>
-            <w:r/>
-          </w:p>
-        </w:tc>
-      </w:tr>
-      <w:tr>
-        <w:tc>
-          <w:tcPr>
-            <w:tcW w:type="dxa" w:w="3408"/>
-          </w:tcPr>
-          <w:p>
-            <w:r>
-              <w:t>score</w:t>
-            </w:r>
-          </w:p>
-        </w:tc>
-        <w:tc>
-          <w:tcPr>
-            <w:tcW w:type="dxa" w:w="3408"/>
-          </w:tcPr>
-          <w:p>
-            <w:r>
-              <w:t>A numerical value assigned using a specified rule; it is not automatically a probability.</w:t>
-            </w:r>
-          </w:p>
-        </w:tc>
-        <w:tc>
-          <w:tcPr>
-            <w:tcW w:type="dxa" w:w="3408"/>
-          </w:tcPr>
-          <w:p>
-            <w:r/>
-          </w:p>
-        </w:tc>
-      </w:tr>
-      <w:tr>
-        <w:tc>
-          <w:tcPr>
-            <w:tcW w:type="dxa" w:w="3408"/>
-          </w:tcPr>
-          <w:p>
-            <w:r>
-              <w:t>variance</w:t>
-            </w:r>
-          </w:p>
-        </w:tc>
-        <w:tc>
-          <w:tcPr>
-            <w:tcW w:type="dxa" w:w="3408"/>
-          </w:tcPr>
-          <w:p>
-            <w:r>
-              <w:t>A measure of spread around a mean; informally, variation across repeated results. Specify which meaning is intended.</w:t>
-            </w:r>
-          </w:p>
-        </w:tc>
-        <w:tc>
-          <w:tcPr>
-            <w:tcW w:type="dxa" w:w="3408"/>
-          </w:tcPr>
-          <w:p>
-            <w:r/>
-          </w:p>
-        </w:tc>
-      </w:tr>
-    </w:tbl>
-    <w:p>
-      <w:pPr>
-        <w:pStyle w:val="Heading3"/>
-      </w:pPr>
-      <w:r>
-        <w:t>Words used in the closer explanation</w:t>
-      </w:r>
-    </w:p>
-    <w:tbl>
-      <w:tblPr>
-        <w:tblStyle w:val="LightShading-Accent1"/>
-        <w:tblW w:type="auto" w:w="0"/>
-        <w:tblLook w:firstColumn="1" w:firstRow="1" w:lastColumn="0" w:lastRow="0" w:noHBand="0" w:noVBand="1" w:val="04A0"/>
-      </w:tblPr>
-      <w:tblGrid>
-        <w:gridCol w:w="5112"/>
-        <w:gridCol w:w="5112"/>
-      </w:tblGrid>
-      <w:tr>
-        <w:trPr>
-          <w:tblHeader/>
-        </w:trPr>
-        <w:tc>
-          <w:tcPr>
-            <w:tcW w:type="dxa" w:w="5112"/>
-          </w:tcPr>
-          <w:p>
-            <w:r>
-              <w:t>Word</w:t>
-            </w:r>
-          </w:p>
-        </w:tc>
-        <w:tc>
-          <w:tcPr>
-            <w:tcW w:type="dxa" w:w="5112"/>
-          </w:tcPr>
-          <w:p>
-            <w:r>
-              <w:t>Meaning</w:t>
-            </w:r>
-          </w:p>
-        </w:tc>
-      </w:tr>
-      <w:tr>
-        <w:tc>
-          <w:tcPr>
-            <w:tcW w:type="dxa" w:w="5112"/>
-          </w:tcPr>
-          <w:p>
-            <w:r>
-              <w:t>Paired case</w:t>
-            </w:r>
-          </w:p>
-        </w:tc>
-        <w:tc>
-          <w:tcPr>
-            <w:tcW w:type="dxa" w:w="5112"/>
-          </w:tcPr>
-          <w:p>
-            <w:r>
-              <w:t>The same case evaluated under each compared procedure</w:t>
-            </w:r>
-          </w:p>
-        </w:tc>
-      </w:tr>
-      <w:tr>
-        <w:tc>
-          <w:tcPr>
-            <w:tcW w:type="dxa" w:w="5112"/>
-          </w:tcPr>
-          <w:p>
-            <w:r>
-              <w:t>Rubric</w:t>
-            </w:r>
-          </w:p>
-        </w:tc>
-        <w:tc>
-          <w:tcPr>
-            <w:tcW w:type="dxa" w:w="5112"/>
-          </w:tcPr>
-          <w:p>
-            <w:r>
-              <w:t>Prespecified criteria for judging an output</w:t>
-            </w:r>
-          </w:p>
-        </w:tc>
-      </w:tr>
-      <w:tr>
-        <w:tc>
-          <w:tcPr>
-            <w:tcW w:type="dxa" w:w="5112"/>
-          </w:tcPr>
-          <w:p>
-            <w:r>
-              <w:t>Regression</w:t>
-            </w:r>
-          </w:p>
-        </w:tc>
-        <w:tc>
-          <w:tcPr>
-            <w:tcW w:type="dxa" w:w="5112"/>
-          </w:tcPr>
-          <w:p>
-            <w:r>
-              <w:t>A previously passing condition that fails after a change</w:t>
-            </w:r>
-          </w:p>
-        </w:tc>
-      </w:tr>
-    </w:tbl>
-    <w:p>
-      <w:pPr>
-        <w:pStyle w:val="Heading1"/>
-      </w:pPr>
-      <w:r>
-        <w:t>06. Follow a worked example</w:t>
-      </w:r>
-    </w:p>
-    <w:p>
-      <w:r>
-        <w:t>Follow the worked trace for Prompt Evaluation, predict a step, then compare with its explanation.</w:t>
-      </w:r>
-    </w:p>
-    <w:p>
-      <w:pPr>
-        <w:spacing w:line="336" w:lineRule="auto" w:after="180"/>
-      </w:pPr>
-      <w:r>
-        <w:rPr>
-          <w:b/>
-        </w:rPr>
-        <w:t xml:space="preserve">WORKED </w:t>
-      </w:r>
-      <w:r>
-        <w:rPr>
-          <w:b/>
-        </w:rPr>
-        <w:t>EVIDENCE</w:t>
-      </w:r>
-    </w:p>
     <w:p>
       <w:pPr>
         <w:spacing w:line="336" w:lineRule="auto" w:after="180"/>
@@ -2161,18 +1929,7 @@
         <w:rPr>
           <w:b w:val="0"/>
         </w:rPr>
-        <w:t>Reason Step by Step</w:t>
-      </w:r>
-    </w:p>
-    <w:p>
-      <w:pPr>
-        <w:spacing w:line="336" w:lineRule="auto" w:after="180"/>
-      </w:pPr>
-      <w:r>
-        <w:rPr>
-          <w:b w:val="0"/>
-        </w:rPr>
-        <w:t xml:space="preserve">Predict first. Then check each step. A correct answer without visible reasoning is incomplete </w:t>
+        <w:t xml:space="preserve">MISSING INFORMATION: predict and name </w:t>
       </w:r>
       <w:r>
         <w:rPr>
@@ -2184,15 +1941,109 @@
         <w:rPr>
           <w:b w:val="0"/>
         </w:rPr>
+        <w:t xml:space="preserve">.     TRANSFER CASE: predict and name </w:t>
+      </w:r>
+      <w:r>
+        <w:rPr>
+          <w:b/>
+        </w:rPr>
+        <w:t>evidence</w:t>
+      </w:r>
+      <w:r>
+        <w:rPr>
+          <w:b w:val="0"/>
+        </w:rPr>
         <w:t>.</w:t>
+      </w:r>
+    </w:p>
+    <w:p>
+      <w:pPr>
+        <w:pStyle w:val="Heading3"/>
+      </w:pPr>
+      <w:r>
+        <w:t>Change one thing in the pictured case</w:t>
+      </w:r>
+    </w:p>
+    <w:p>
+      <w:pPr>
+        <w:pStyle w:val="Heading1"/>
+      </w:pPr>
+      <w:r>
+        <w:t>06. Select under a predeclared refusal gate</w:t>
+      </w:r>
+    </w:p>
+    <w:p>
+      <w:r>
+        <w:t>A and B tie overall but fail different conditions.</w:t>
+      </w:r>
+    </w:p>
+    <w:p>
+      <w:pPr>
+        <w:pStyle w:val="Heading2"/>
+      </w:pPr>
+      <w:r>
+        <w:t>Read the A/B passing IDs and mandatory gate</w:t>
+      </w:r>
+    </w:p>
+    <w:p>
+      <w:pPr>
+        <w:spacing w:line="336" w:lineRule="auto" w:after="180"/>
+      </w:pPr>
+      <w:r>
+        <w:rPr>
+          <w:b w:val="0"/>
+        </w:rPr>
+        <w:t>A fictional Study Buddy compares two prompts across six development questions.</w:t>
+      </w:r>
+    </w:p>
+    <w:p>
+      <w:pPr>
+        <w:spacing w:line="336" w:lineRule="auto" w:after="180"/>
+      </w:pPr>
+      <w:r>
+        <w:rPr>
+          <w:b w:val="0"/>
+        </w:rPr>
+        <w:t>A passes cases 1,2,3,4. B passes 1,2,5,6. Cases 5 and 6 require refusing unsupported claims.</w:t>
+      </w:r>
+    </w:p>
+    <w:p>
+      <w:pPr>
+        <w:spacing w:line="336" w:lineRule="auto" w:after="180"/>
+      </w:pPr>
+      <w:r>
+        <w:rPr>
+          <w:b w:val="0"/>
+        </w:rPr>
+        <w:t xml:space="preserve">Mandatory selection gate: pass both refusal cases. All cases use fixed sources and one common </w:t>
+      </w:r>
+      <w:r>
+        <w:rPr>
+          <w:b/>
+        </w:rPr>
+        <w:t>rubric</w:t>
+      </w:r>
+      <w:r>
+        <w:rPr>
+          <w:b w:val="0"/>
+        </w:rPr>
+        <w:t>.</w:t>
+      </w:r>
+    </w:p>
+    <w:p>
+      <w:pPr>
+        <w:pStyle w:val="Heading2"/>
+      </w:pPr>
+      <w:r>
+        <w:t>Trace shared passes, differences and the refusal slice</w:t>
       </w:r>
     </w:p>
     <w:p>
       <w:r>
         <w:drawing>
           <wp:inline xmlns:a="http://schemas.openxmlformats.org/drawingml/2006/main" xmlns:pic="http://schemas.openxmlformats.org/drawingml/2006/picture">
-            <wp:extent cx="5486400" cy="2377440"/>
-            <wp:docPr id="14" name="Picture 14" descr="Worked evidence for Prompt Evaluation"/>
+            <wp:extent cx="5486400" cy="4005072"/>
+            <wp:docPr id="14" name="Picture 14" descr="Paired total: A and B both pass 4/6. → Different failures: A alone passes 3,4; B alone passes 5,6. → Mandatory slice: A passes 0/2 refusal cases; B passes 2/2. → Selection: B clears the declared gate, but its failures 3,4 remain visible."/>
             <wp:cNvGraphicFramePr>
               <a:graphicFrameLocks noChangeAspect="1"/>
             </wp:cNvGraphicFramePr>
@@ -2200,11 +2051,11 @@
               <a:graphicData uri="http://schemas.openxmlformats.org/drawingml/2006/picture">
                 <pic:pic>
                   <pic:nvPicPr>
-                    <pic:cNvPr id="0" name="ad4065457f69ef02c4fd5e152be500a3e410420fee5f572469b534be01fb20bd.png"/>
+                    <pic:cNvPr id="0" name="academy-story-ai-3-9-02.png"/>
                     <pic:cNvPicPr/>
                   </pic:nvPicPr>
                   <pic:blipFill>
-                    <a:blip r:embed="rId21"/>
+                    <a:blip r:embed="rId17"/>
                     <a:stretch>
                       <a:fillRect/>
                     </a:stretch>
@@ -2212,439 +2063,7 @@
                   <pic:spPr>
                     <a:xfrm>
                       <a:off x="0" y="0"/>
-                      <a:ext cx="5486400" cy="2377440"/>
-                    </a:xfrm>
-                    <a:prstGeom prst="rect"/>
-                  </pic:spPr>
-                </pic:pic>
-              </a:graphicData>
-            </a:graphic>
-          </wp:inline>
-        </w:drawing>
-      </w:r>
-    </w:p>
-    <w:p>
-      <w:pPr>
-        <w:spacing w:line="336" w:lineRule="auto" w:after="180"/>
-        <w:shd w:fill="F4F9FC"/>
-      </w:pPr>
-      <w:r>
-        <w:rPr>
-          <w:b w:val="0"/>
-        </w:rPr>
-        <w:t xml:space="preserve">1. Prompt A </w:t>
-      </w:r>
-      <w:r>
-        <w:rPr>
-          <w:b/>
-        </w:rPr>
-        <w:t>score</w:t>
-      </w:r>
-      <w:r>
-        <w:rPr>
-          <w:b w:val="0"/>
-        </w:rPr>
-        <w:t>s 20/30 across six cases.</w:t>
-      </w:r>
-    </w:p>
-    <w:p>
-      <w:pPr>
-        <w:spacing w:line="336" w:lineRule="auto" w:after="180"/>
-        <w:shd w:fill="F4F9FC"/>
-      </w:pPr>
-      <w:r>
-        <w:rPr>
-          <w:b w:val="0"/>
-        </w:rPr>
-        <w:t xml:space="preserve">2. Prompt B </w:t>
-      </w:r>
-      <w:r>
-        <w:rPr>
-          <w:b/>
-        </w:rPr>
-        <w:t>score</w:t>
-      </w:r>
-      <w:r>
-        <w:rPr>
-          <w:b w:val="0"/>
-        </w:rPr>
-        <w:t xml:space="preserve">s 25/30 on the same cases and </w:t>
-      </w:r>
-      <w:r>
-        <w:rPr>
-          <w:b/>
-        </w:rPr>
-        <w:t>rubric</w:t>
-      </w:r>
-      <w:r>
-        <w:rPr>
-          <w:b w:val="0"/>
-        </w:rPr>
-        <w:t>.</w:t>
-      </w:r>
-    </w:p>
-    <w:p>
-      <w:pPr>
-        <w:spacing w:line="336" w:lineRule="auto" w:after="180"/>
-        <w:shd w:fill="F4F9FC"/>
-      </w:pPr>
-      <w:r>
-        <w:rPr>
-          <w:b w:val="0"/>
-        </w:rPr>
-        <w:t xml:space="preserve">3. B improves </w:t>
-      </w:r>
-      <w:r>
-        <w:rPr>
-          <w:b/>
-        </w:rPr>
-        <w:t>evidence</w:t>
-      </w:r>
-      <w:r>
-        <w:rPr>
-          <w:b w:val="0"/>
-        </w:rPr>
-        <w:t xml:space="preserve"> but loses one clarity point on long passages.</w:t>
-      </w:r>
-    </w:p>
-    <w:p>
-      <w:pPr>
-        <w:spacing w:line="336" w:lineRule="auto" w:after="180"/>
-        <w:shd w:fill="F4F9FC"/>
-      </w:pPr>
-      <w:r>
-        <w:rPr>
-          <w:b w:val="0"/>
-        </w:rPr>
-        <w:t>4. Repeat runs and inspect per-case failures before choosing.</w:t>
-      </w:r>
-    </w:p>
-    <w:p>
-      <w:pPr>
-        <w:spacing w:line="336" w:lineRule="auto" w:after="180"/>
-      </w:pPr>
-      <w:r>
-        <w:rPr>
-          <w:b w:val="0"/>
-        </w:rPr>
-        <w:t>Recalculate, retrace, or restate the reasoning in your own representation:</w:t>
-      </w:r>
-    </w:p>
-    <w:p>
-      <w:pPr>
-        <w:pStyle w:val="Heading3"/>
-      </w:pPr>
-      <w:r>
-        <w:t>Write or draw your reasoning and evidence.</w:t>
-      </w:r>
-    </w:p>
-    <w:p>
-      <w:r>
-        <w:t>________________________________________________________________</w:t>
-      </w:r>
-    </w:p>
-    <w:p>
-      <w:r>
-        <w:t>________________________________________________________________</w:t>
-      </w:r>
-    </w:p>
-    <w:p>
-      <w:r>
-        <w:t>________________________________________________________________</w:t>
-      </w:r>
-    </w:p>
-    <w:p>
-      <w:r>
-        <w:t>________________________________________________________________</w:t>
-      </w:r>
-    </w:p>
-    <w:p>
-      <w:r>
-        <w:t>________________________________________________________________</w:t>
-      </w:r>
-    </w:p>
-    <w:p>
-      <w:pPr>
-        <w:spacing w:line="336" w:lineRule="auto" w:after="180"/>
-        <w:shd w:fill="F5F1FB"/>
-      </w:pPr>
-      <w:r>
-        <w:rPr>
-          <w:b w:val="0"/>
-        </w:rPr>
-        <w:t xml:space="preserve">CHECK  Did the </w:t>
-      </w:r>
-      <w:r>
-        <w:rPr>
-          <w:b/>
-        </w:rPr>
-        <w:t>evidence</w:t>
-      </w:r>
-      <w:r>
-        <w:rPr>
-          <w:b w:val="0"/>
-        </w:rPr>
-        <w:t xml:space="preserve"> answer the exact question? Did the total, path, or source record stay consistent?</w:t>
-      </w:r>
-    </w:p>
-    <w:p>
-      <w:pPr>
-        <w:pStyle w:val="Heading3"/>
-      </w:pPr>
-      <w:r>
-        <w:t>A closer explanation</w:t>
-      </w:r>
-    </w:p>
-    <w:p>
-      <w:pPr>
-        <w:spacing w:line="336" w:lineRule="auto" w:after="180"/>
-      </w:pPr>
-      <w:r>
-        <w:rPr>
-          <w:b w:val="0"/>
-        </w:rPr>
-        <w:t>On six development cases P passes cases 1, 2, 3, 4; Q passes 1, 2, 3, 5, 6. Missing-approval cases are 4 and 6. Compare totals and condition results.</w:t>
-      </w:r>
-    </w:p>
-    <w:p>
-      <w:pPr>
-        <w:spacing w:line="336" w:lineRule="auto" w:after="180"/>
-      </w:pPr>
-      <w:r>
-        <w:rPr>
-          <w:b w:val="0"/>
-        </w:rPr>
-        <w:t>P passes 4/6 and Q 5/6. P passes one of two missing-approval cases, Q also one of two. Q improves the aggregate while leaving this condition unchanged.</w:t>
-      </w:r>
-    </w:p>
-    <w:p>
-      <w:pPr>
-        <w:pStyle w:val="Heading3"/>
-      </w:pPr>
-      <w:r>
-        <w:t>Worked explanation · Prompt Evaluation</w:t>
-      </w:r>
-    </w:p>
-    <w:p>
-      <w:pPr>
-        <w:spacing w:line="336" w:lineRule="auto" w:after="180"/>
-        <w:shd w:fill="F1F6FC"/>
-      </w:pPr>
-      <w:r>
-        <w:rPr>
-          <w:b w:val="0"/>
-        </w:rPr>
-        <w:t xml:space="preserve">Compare the intermediate </w:t>
-      </w:r>
-      <w:r>
-        <w:rPr>
-          <w:b/>
-        </w:rPr>
-        <w:t>evidence</w:t>
-      </w:r>
-      <w:r>
-        <w:rPr>
-          <w:b w:val="0"/>
-        </w:rPr>
-        <w:t xml:space="preserve"> with the final statement. Explain why each number or decision follows from the stated </w:t>
-      </w:r>
-      <w:r>
-        <w:rPr>
-          <w:b/>
-        </w:rPr>
-        <w:t>input</w:t>
-      </w:r>
-      <w:r>
-        <w:rPr>
-          <w:b w:val="0"/>
-        </w:rPr>
-        <w:t>s.</w:t>
-      </w:r>
-    </w:p>
-    <w:p>
-      <w:pPr>
-        <w:spacing w:line="336" w:lineRule="auto" w:after="180"/>
-        <w:shd w:fill="F1F6FC"/>
-      </w:pPr>
-      <w:r>
-        <w:rPr>
-          <w:b w:val="0"/>
-        </w:rPr>
-        <w:t xml:space="preserve">The conclusion belongs to this scenario and procedure; changing the </w:t>
-      </w:r>
-      <w:r>
-        <w:rPr>
-          <w:b/>
-        </w:rPr>
-        <w:t>input</w:t>
-      </w:r>
-      <w:r>
-        <w:rPr>
-          <w:b w:val="0"/>
-        </w:rPr>
-        <w:t>s, evaluation population or authority can change what it establishes. Retain the raw record so a later revision can be compared honestly.</w:t>
-      </w:r>
-    </w:p>
-    <w:p>
-      <w:pPr>
-        <w:pStyle w:val="Heading3"/>
-      </w:pPr>
-      <w:r>
-        <w:t>Learn from the worked case</w:t>
-      </w:r>
-    </w:p>
-    <w:p>
-      <w:pPr>
-        <w:spacing w:line="336" w:lineRule="auto" w:after="180"/>
-      </w:pPr>
-      <w:r>
-        <w:rPr>
-          <w:b w:val="0"/>
-        </w:rPr>
-        <w:t>Cover the result before checking it. Say what is given, choose the procedure, and follow one step at a time. Then uncover the result and explain your first mismatch. Ask why a step is allowed, not only what number it produces.</w:t>
-      </w:r>
-    </w:p>
-    <w:p>
-      <w:pPr>
-        <w:pStyle w:val="Heading3"/>
-      </w:pPr>
-      <w:r>
-        <w:t>A pictorial worked case: Prompt Evaluation</w:t>
-      </w:r>
-    </w:p>
-    <w:p>
-      <w:pPr>
-        <w:spacing w:line="336" w:lineRule="auto" w:after="180"/>
-      </w:pPr>
-      <w:r>
-        <w:rPr>
-          <w:b w:val="0"/>
-        </w:rPr>
-        <w:t>A fictional Study Buddy compares two prompts across six development questions.</w:t>
-      </w:r>
-    </w:p>
-    <w:p>
-      <w:pPr>
-        <w:pStyle w:val="Heading3"/>
-      </w:pPr>
-      <w:r>
-        <w:t>The facts we will use</w:t>
-      </w:r>
-    </w:p>
-    <w:p>
-      <w:pPr>
-        <w:pStyle w:val="Heading3"/>
-      </w:pPr>
-      <w:r>
-        <w:t>Supplied facts</w:t>
-      </w:r>
-    </w:p>
-    <w:p>
-      <w:pPr>
-        <w:spacing w:line="336" w:lineRule="auto" w:after="180"/>
-        <w:shd w:fill="F1F6FC"/>
-      </w:pPr>
-      <w:r>
-        <w:rPr>
-          <w:b w:val="0"/>
-        </w:rPr>
-        <w:t>A passes cases 1,2,3,4. B passes 1,2,5,6. Cases 5 and 6 require refusing unsupported claims.</w:t>
-      </w:r>
-    </w:p>
-    <w:p>
-      <w:pPr>
-        <w:pStyle w:val="Heading3"/>
-      </w:pPr>
-      <w:r>
-        <w:t>Supplied facts</w:t>
-      </w:r>
-    </w:p>
-    <w:p>
-      <w:pPr>
-        <w:spacing w:line="336" w:lineRule="auto" w:after="180"/>
-        <w:shd w:fill="F1F6FC"/>
-      </w:pPr>
-      <w:r>
-        <w:rPr>
-          <w:b w:val="0"/>
-        </w:rPr>
-        <w:t xml:space="preserve">Mandatory selection gate: pass both refusal cases. All cases use fixed sources and one common </w:t>
-      </w:r>
-      <w:r>
-        <w:rPr>
-          <w:b/>
-        </w:rPr>
-        <w:t>rubric</w:t>
-      </w:r>
-      <w:r>
-        <w:rPr>
-          <w:b w:val="0"/>
-        </w:rPr>
-        <w:t>.</w:t>
-      </w:r>
-    </w:p>
-    <w:p>
-      <w:r>
-        <w:drawing>
-          <wp:inline xmlns:a="http://schemas.openxmlformats.org/drawingml/2006/main" xmlns:pic="http://schemas.openxmlformats.org/drawingml/2006/picture">
-            <wp:extent cx="5486400" cy="3077029"/>
-            <wp:docPr id="15" name="Picture 15" descr="Same total, different mandatory-case results"/>
-            <wp:cNvGraphicFramePr>
-              <a:graphicFrameLocks noChangeAspect="1"/>
-            </wp:cNvGraphicFramePr>
-            <a:graphic>
-              <a:graphicData uri="http://schemas.openxmlformats.org/drawingml/2006/picture">
-                <pic:pic>
-                  <pic:nvPicPr>
-                    <pic:cNvPr id="0" name="academy-detail-ai-3-9.png"/>
-                    <pic:cNvPicPr/>
-                  </pic:nvPicPr>
-                  <pic:blipFill>
-                    <a:blip r:embed="rId22"/>
-                    <a:stretch>
-                      <a:fillRect/>
-                    </a:stretch>
-                  </pic:blipFill>
-                  <pic:spPr>
-                    <a:xfrm>
-                      <a:off x="0" y="0"/>
-                      <a:ext cx="5486400" cy="3077029"/>
-                    </a:xfrm>
-                    <a:prstGeom prst="rect"/>
-                  </pic:spPr>
-                </pic:pic>
-              </a:graphicData>
-            </a:graphic>
-          </wp:inline>
-        </w:drawing>
-      </w:r>
-    </w:p>
-    <w:p>
-      <w:r>
-        <w:drawing>
-          <wp:inline xmlns:a="http://schemas.openxmlformats.org/drawingml/2006/main" xmlns:pic="http://schemas.openxmlformats.org/drawingml/2006/picture">
-            <wp:extent cx="5346057" cy="5943599"/>
-            <wp:docPr id="16" name="Picture 16" descr="Prompt Evaluation. Paired total: A and B both pass 4/6.. Different failures: A alone passes 3,4; B alone passes 5,6.. Mandatory slice: A passes 0/2 refusal cases; B passes 2/2.. Selection: B clears the declared gate, but its failures 3,4 remain visible."/>
-            <wp:cNvGraphicFramePr>
-              <a:graphicFrameLocks noChangeAspect="1"/>
-            </wp:cNvGraphicFramePr>
-            <a:graphic>
-              <a:graphicData uri="http://schemas.openxmlformats.org/drawingml/2006/picture">
-                <pic:pic>
-                  <pic:nvPicPr>
-                    <pic:cNvPr id="0" name="academy-visual-ai-3-9.png"/>
-                    <pic:cNvPicPr/>
-                  </pic:nvPicPr>
-                  <pic:blipFill>
-                    <a:blip r:embed="rId23"/>
-                    <a:stretch>
-                      <a:fillRect/>
-                    </a:stretch>
-                  </pic:blipFill>
-                  <pic:spPr>
-                    <a:xfrm>
-                      <a:off x="0" y="0"/>
-                      <a:ext cx="5346057" cy="5943599"/>
+                      <a:ext cx="5486400" cy="4005072"/>
                     </a:xfrm>
                     <a:prstGeom prst="rect"/>
                   </pic:spPr>
@@ -2794,24 +2213,7 @@
     </w:p>
     <w:p>
       <w:pPr>
-        <w:pStyle w:val="Heading3"/>
-      </w:pPr>
-      <w:r>
-        <w:t>Why this result follows</w:t>
-      </w:r>
-    </w:p>
-    <w:p>
-      <w:pPr>
-        <w:pStyle w:val="Heading3"/>
-      </w:pPr>
-      <w:r>
-        <w:t>Why the result follows</w:t>
-      </w:r>
-    </w:p>
-    <w:p>
-      <w:pPr>
         <w:spacing w:line="336" w:lineRule="auto" w:after="180"/>
-        <w:shd w:fill="F1F6FC"/>
       </w:pPr>
       <w:r>
         <w:rPr>
@@ -2823,7 +2225,6 @@
     <w:p>
       <w:pPr>
         <w:spacing w:line="336" w:lineRule="auto" w:after="180"/>
-        <w:shd w:fill="F1F6FC"/>
       </w:pPr>
       <w:r>
         <w:rPr>
@@ -2834,70 +2235,559 @@
     </w:p>
     <w:p>
       <w:pPr>
-        <w:pStyle w:val="Heading3"/>
-      </w:pPr>
-      <w:r>
-        <w:t>What this example does not establish</w:t>
-      </w:r>
-    </w:p>
-    <w:p>
-      <w:pPr>
-        <w:pStyle w:val="Heading3"/>
-      </w:pPr>
-      <w:r>
-        <w:t>Keep the stated limit</w:t>
+        <w:pStyle w:val="Heading2"/>
+      </w:pPr>
+      <w:r>
+        <w:t>Predict removing the gate</w:t>
+      </w:r>
+    </w:p>
+    <w:p>
+      <w:pPr>
+        <w:pStyle w:val="ListBullet"/>
+      </w:pPr>
+      <w:r>
+        <w:t>Change one thing: Remove the gate and retain total passes as the only criterion. Predict the result before checking the explanation. What remains the same?</w:t>
+      </w:r>
+    </w:p>
+    <w:p>
+      <w:pPr>
+        <w:pStyle w:val="Heading2"/>
+      </w:pPr>
+      <w:r>
+        <w:t>Check after predicting · reference / check after trying</w:t>
+      </w:r>
+    </w:p>
+    <w:p>
+      <w:r>
+        <w:drawing>
+          <wp:inline xmlns:a="http://schemas.openxmlformats.org/drawingml/2006/main" xmlns:pic="http://schemas.openxmlformats.org/drawingml/2006/picture">
+            <wp:extent cx="5486400" cy="3026664"/>
+            <wp:docPr id="15" name="Picture 15" descr="Original case: B clears the declared gate, but its failures 3,4 remain visible. Changed condition: Remove the gate and retain total passes as the only criterion. Expected result: The record is a tie; another predeclared tie policy or further development evidence is needed. Reason: Both prompts have four passes on six questions."/>
+            <wp:cNvGraphicFramePr>
+              <a:graphicFrameLocks noChangeAspect="1"/>
+            </wp:cNvGraphicFramePr>
+            <a:graphic>
+              <a:graphicData uri="http://schemas.openxmlformats.org/drawingml/2006/picture">
+                <pic:pic>
+                  <pic:nvPicPr>
+                    <pic:cNvPr id="0" name="academy-story-ai-3-9-04.png"/>
+                    <pic:cNvPicPr/>
+                  </pic:nvPicPr>
+                  <pic:blipFill>
+                    <a:blip r:embed="rId18"/>
+                    <a:stretch>
+                      <a:fillRect/>
+                    </a:stretch>
+                  </pic:blipFill>
+                  <pic:spPr>
+                    <a:xfrm>
+                      <a:off x="0" y="0"/>
+                      <a:ext cx="5486400" cy="3026664"/>
+                    </a:xfrm>
+                    <a:prstGeom prst="rect"/>
+                  </pic:spPr>
+                </pic:pic>
+              </a:graphicData>
+            </a:graphic>
+          </wp:inline>
+        </w:drawing>
+      </w:r>
+    </w:p>
+    <w:p>
+      <w:pPr>
+        <w:pStyle w:val="Heading2"/>
+      </w:pPr>
+      <w:r>
+        <w:t>State the limits of the selection</w:t>
+      </w:r>
+    </w:p>
+    <w:p>
+      <w:pPr>
+        <w:pStyle w:val="ListBullet"/>
+      </w:pPr>
+      <w:r>
+        <w:t>Six invented development outcomes do not measure real model performance or prove a gain in student understanding.</w:t>
+      </w:r>
+    </w:p>
+    <w:p>
+      <w:pPr>
+        <w:pStyle w:val="ListBullet"/>
+      </w:pPr>
+      <w:r>
+        <w:t>Read the labelled picture: Why is B’s selection defensible here without calling it universally superior?</w:t>
+      </w:r>
+    </w:p>
+    <w:p>
+      <w:pPr>
+        <w:pStyle w:val="Heading2"/>
+      </w:pPr>
+      <w:r>
+        <w:t>Review · Separate P/Q counts and missing-approval slice · reference / check after trying</w:t>
       </w:r>
     </w:p>
     <w:p>
       <w:pPr>
         <w:spacing w:line="336" w:lineRule="auto" w:after="180"/>
-        <w:shd w:fill="FFF5E6"/>
       </w:pPr>
       <w:r>
         <w:rPr>
           <w:b w:val="0"/>
         </w:rPr>
-        <w:t>Six invented development outcomes do not measure real model performance or prove a gain in student understanding.</w:t>
-      </w:r>
-    </w:p>
-    <w:p>
-      <w:pPr>
-        <w:pStyle w:val="Heading3"/>
-      </w:pPr>
-      <w:r>
-        <w:t>Keep the stated limit</w:t>
+        <w:t>On six development cases P passes cases 1, 2, 3, 4; Q passes 1, 2, 3, 5, 6. Missing-approval cases are 4 and 6. Compare totals and condition results.</w:t>
       </w:r>
     </w:p>
     <w:p>
       <w:pPr>
         <w:spacing w:line="336" w:lineRule="auto" w:after="180"/>
-        <w:shd w:fill="FFF5E6"/>
       </w:pPr>
       <w:r>
         <w:rPr>
           <w:b w:val="0"/>
         </w:rPr>
-        <w:t>Read the labelled picture: Why is B’s selection defensible here without calling it universally superior?</w:t>
-      </w:r>
-    </w:p>
-    <w:p>
-      <w:pPr>
-        <w:pStyle w:val="Heading3"/>
-      </w:pPr>
-      <w:r>
-        <w:t>Keep the stated limit</w:t>
+        <w:t>P passes 4/6 and Q 5/6. P passes one of two missing-approval cases, Q also one of two. Q improves the aggregate while leaving this condition unchanged.</w:t>
+      </w:r>
+    </w:p>
+    <w:p>
+      <w:pPr>
+        <w:pStyle w:val="Heading2"/>
+      </w:pPr>
+      <w:r>
+        <w:t>Earlier wording, alternatives and picture transcripts · reference / check after trying</w:t>
       </w:r>
     </w:p>
     <w:p>
       <w:pPr>
         <w:spacing w:line="336" w:lineRule="auto" w:after="180"/>
-        <w:shd w:fill="FFF5E6"/>
       </w:pPr>
       <w:r>
         <w:rPr>
           <w:b w:val="0"/>
         </w:rPr>
-        <w:t>Change one thing: Remove the gate and retain total passes as the only criterion. Predict the result before checking the explanation. What remains the same?</w:t>
+        <w:t xml:space="preserve">WORKED </w:t>
+      </w:r>
+      <w:r>
+        <w:rPr>
+          <w:b/>
+        </w:rPr>
+        <w:t>EVIDENCE</w:t>
+      </w:r>
+    </w:p>
+    <w:p>
+      <w:pPr>
+        <w:spacing w:line="336" w:lineRule="auto" w:after="180"/>
+      </w:pPr>
+      <w:r>
+        <w:rPr>
+          <w:b w:val="0"/>
+        </w:rPr>
+        <w:t>Reason Step by Step</w:t>
+      </w:r>
+    </w:p>
+    <w:p>
+      <w:pPr>
+        <w:spacing w:line="336" w:lineRule="auto" w:after="180"/>
+      </w:pPr>
+      <w:r>
+        <w:rPr>
+          <w:b w:val="0"/>
+        </w:rPr>
+        <w:t xml:space="preserve">Predict first. Then check each step. A correct answer without visible reasoning is incomplete </w:t>
+      </w:r>
+      <w:r>
+        <w:rPr>
+          <w:b/>
+        </w:rPr>
+        <w:t>evidence</w:t>
+      </w:r>
+      <w:r>
+        <w:rPr>
+          <w:b w:val="0"/>
+        </w:rPr>
+        <w:t>.</w:t>
+      </w:r>
+    </w:p>
+    <w:p>
+      <w:r>
+        <w:drawing>
+          <wp:inline xmlns:a="http://schemas.openxmlformats.org/drawingml/2006/main" xmlns:pic="http://schemas.openxmlformats.org/drawingml/2006/picture">
+            <wp:extent cx="5486400" cy="2377440"/>
+            <wp:docPr id="16" name="Picture 16" descr="Worked evidence for Prompt Evaluation"/>
+            <wp:cNvGraphicFramePr>
+              <a:graphicFrameLocks noChangeAspect="1"/>
+            </wp:cNvGraphicFramePr>
+            <a:graphic>
+              <a:graphicData uri="http://schemas.openxmlformats.org/drawingml/2006/picture">
+                <pic:pic>
+                  <pic:nvPicPr>
+                    <pic:cNvPr id="0" name="ad4065457f69ef02c4fd5e152be500a3e410420fee5f572469b534be01fb20bd.png"/>
+                    <pic:cNvPicPr/>
+                  </pic:nvPicPr>
+                  <pic:blipFill>
+                    <a:blip r:embed="rId19"/>
+                    <a:stretch>
+                      <a:fillRect/>
+                    </a:stretch>
+                  </pic:blipFill>
+                  <pic:spPr>
+                    <a:xfrm>
+                      <a:off x="0" y="0"/>
+                      <a:ext cx="5486400" cy="2377440"/>
+                    </a:xfrm>
+                    <a:prstGeom prst="rect"/>
+                  </pic:spPr>
+                </pic:pic>
+              </a:graphicData>
+            </a:graphic>
+          </wp:inline>
+        </w:drawing>
+      </w:r>
+    </w:p>
+    <w:p>
+      <w:pPr>
+        <w:spacing w:line="336" w:lineRule="auto" w:after="180"/>
+      </w:pPr>
+      <w:r>
+        <w:rPr>
+          <w:b w:val="0"/>
+        </w:rPr>
+        <w:t xml:space="preserve">1. Prompt A </w:t>
+      </w:r>
+      <w:r>
+        <w:rPr>
+          <w:b/>
+        </w:rPr>
+        <w:t>score</w:t>
+      </w:r>
+      <w:r>
+        <w:rPr>
+          <w:b w:val="0"/>
+        </w:rPr>
+        <w:t>s 20/30 across six cases.</w:t>
+      </w:r>
+    </w:p>
+    <w:p>
+      <w:pPr>
+        <w:spacing w:line="336" w:lineRule="auto" w:after="180"/>
+      </w:pPr>
+      <w:r>
+        <w:rPr>
+          <w:b w:val="0"/>
+        </w:rPr>
+        <w:t xml:space="preserve">2. Prompt B </w:t>
+      </w:r>
+      <w:r>
+        <w:rPr>
+          <w:b/>
+        </w:rPr>
+        <w:t>score</w:t>
+      </w:r>
+      <w:r>
+        <w:rPr>
+          <w:b w:val="0"/>
+        </w:rPr>
+        <w:t xml:space="preserve">s 25/30 on the same cases and </w:t>
+      </w:r>
+      <w:r>
+        <w:rPr>
+          <w:b/>
+        </w:rPr>
+        <w:t>rubric</w:t>
+      </w:r>
+      <w:r>
+        <w:rPr>
+          <w:b w:val="0"/>
+        </w:rPr>
+        <w:t>.</w:t>
+      </w:r>
+    </w:p>
+    <w:p>
+      <w:pPr>
+        <w:spacing w:line="336" w:lineRule="auto" w:after="180"/>
+      </w:pPr>
+      <w:r>
+        <w:rPr>
+          <w:b w:val="0"/>
+        </w:rPr>
+        <w:t xml:space="preserve">3. B improves </w:t>
+      </w:r>
+      <w:r>
+        <w:rPr>
+          <w:b/>
+        </w:rPr>
+        <w:t>evidence</w:t>
+      </w:r>
+      <w:r>
+        <w:rPr>
+          <w:b w:val="0"/>
+        </w:rPr>
+        <w:t xml:space="preserve"> but loses one clarity point on long passages.</w:t>
+      </w:r>
+    </w:p>
+    <w:p>
+      <w:pPr>
+        <w:spacing w:line="336" w:lineRule="auto" w:after="180"/>
+      </w:pPr>
+      <w:r>
+        <w:rPr>
+          <w:b w:val="0"/>
+        </w:rPr>
+        <w:t>4. Repeat runs and inspect per-case failures before choosing.</w:t>
+      </w:r>
+    </w:p>
+    <w:p>
+      <w:pPr>
+        <w:spacing w:line="336" w:lineRule="auto" w:after="180"/>
+      </w:pPr>
+      <w:r>
+        <w:rPr>
+          <w:b w:val="0"/>
+        </w:rPr>
+        <w:t>Recalculate, retrace, or restate the reasoning in your own representation:</w:t>
+      </w:r>
+    </w:p>
+    <w:p>
+      <w:pPr>
+        <w:pStyle w:val="Heading3"/>
+      </w:pPr>
+      <w:r>
+        <w:t>Write or draw your reasoning and evidence.</w:t>
+      </w:r>
+    </w:p>
+    <w:p>
+      <w:r>
+        <w:t>________________________________________________________________</w:t>
+      </w:r>
+    </w:p>
+    <w:p>
+      <w:r>
+        <w:t>________________________________________________________________</w:t>
+      </w:r>
+    </w:p>
+    <w:p>
+      <w:r>
+        <w:t>________________________________________________________________</w:t>
+      </w:r>
+    </w:p>
+    <w:p>
+      <w:r>
+        <w:t>________________________________________________________________</w:t>
+      </w:r>
+    </w:p>
+    <w:p>
+      <w:r>
+        <w:t>________________________________________________________________</w:t>
+      </w:r>
+    </w:p>
+    <w:p>
+      <w:pPr>
+        <w:spacing w:line="336" w:lineRule="auto" w:after="180"/>
+      </w:pPr>
+      <w:r>
+        <w:rPr>
+          <w:b w:val="0"/>
+        </w:rPr>
+        <w:t xml:space="preserve">CHECK  Did the </w:t>
+      </w:r>
+      <w:r>
+        <w:rPr>
+          <w:b/>
+        </w:rPr>
+        <w:t>evidence</w:t>
+      </w:r>
+      <w:r>
+        <w:rPr>
+          <w:b w:val="0"/>
+        </w:rPr>
+        <w:t xml:space="preserve"> answer the exact question? Did the total, path, or source record stay consistent?</w:t>
+      </w:r>
+    </w:p>
+    <w:p>
+      <w:pPr>
+        <w:pStyle w:val="Heading3"/>
+      </w:pPr>
+      <w:r>
+        <w:t>A closer explanation</w:t>
+      </w:r>
+    </w:p>
+    <w:p>
+      <w:pPr>
+        <w:spacing w:line="336" w:lineRule="auto" w:after="180"/>
+      </w:pPr>
+      <w:r>
+        <w:rPr>
+          <w:b w:val="0"/>
+        </w:rPr>
+        <w:t xml:space="preserve">Compare the intermediate </w:t>
+      </w:r>
+      <w:r>
+        <w:rPr>
+          <w:b/>
+        </w:rPr>
+        <w:t>evidence</w:t>
+      </w:r>
+      <w:r>
+        <w:rPr>
+          <w:b w:val="0"/>
+        </w:rPr>
+        <w:t xml:space="preserve"> with the final statement. Explain why each number or decision follows from the stated </w:t>
+      </w:r>
+      <w:r>
+        <w:rPr>
+          <w:b/>
+        </w:rPr>
+        <w:t>input</w:t>
+      </w:r>
+      <w:r>
+        <w:rPr>
+          <w:b w:val="0"/>
+        </w:rPr>
+        <w:t>s.</w:t>
+      </w:r>
+    </w:p>
+    <w:p>
+      <w:pPr>
+        <w:spacing w:line="336" w:lineRule="auto" w:after="180"/>
+      </w:pPr>
+      <w:r>
+        <w:rPr>
+          <w:b w:val="0"/>
+        </w:rPr>
+        <w:t xml:space="preserve">The conclusion belongs to this scenario and procedure; changing the </w:t>
+      </w:r>
+      <w:r>
+        <w:rPr>
+          <w:b/>
+        </w:rPr>
+        <w:t>input</w:t>
+      </w:r>
+      <w:r>
+        <w:rPr>
+          <w:b w:val="0"/>
+        </w:rPr>
+        <w:t>s, evaluation population or authority can change what it establishes. Retain the raw record so a later revision can be compared honestly.</w:t>
+      </w:r>
+    </w:p>
+    <w:p>
+      <w:pPr>
+        <w:pStyle w:val="Heading3"/>
+      </w:pPr>
+      <w:r>
+        <w:t>Learn from the worked case</w:t>
+      </w:r>
+    </w:p>
+    <w:p>
+      <w:pPr>
+        <w:spacing w:line="336" w:lineRule="auto" w:after="180"/>
+      </w:pPr>
+      <w:r>
+        <w:rPr>
+          <w:b w:val="0"/>
+        </w:rPr>
+        <w:t>Cover the result before checking it. Say what is given, choose the procedure, and follow one step at a time. Then uncover the result and explain your first mismatch. Ask why a step is allowed, not only what number it produces.</w:t>
+      </w:r>
+    </w:p>
+    <w:p>
+      <w:pPr>
+        <w:pStyle w:val="Heading3"/>
+      </w:pPr>
+      <w:r>
+        <w:t>A pictorial worked case: Prompt Evaluation</w:t>
+      </w:r>
+    </w:p>
+    <w:p>
+      <w:pPr>
+        <w:pStyle w:val="Heading3"/>
+      </w:pPr>
+      <w:r>
+        <w:t>The facts we will use</w:t>
+      </w:r>
+    </w:p>
+    <w:p>
+      <w:r>
+        <w:drawing>
+          <wp:inline xmlns:a="http://schemas.openxmlformats.org/drawingml/2006/main" xmlns:pic="http://schemas.openxmlformats.org/drawingml/2006/picture">
+            <wp:extent cx="5486400" cy="3077029"/>
+            <wp:docPr id="17" name="Picture 17" descr="Same total, different mandatory-case results"/>
+            <wp:cNvGraphicFramePr>
+              <a:graphicFrameLocks noChangeAspect="1"/>
+            </wp:cNvGraphicFramePr>
+            <a:graphic>
+              <a:graphicData uri="http://schemas.openxmlformats.org/drawingml/2006/picture">
+                <pic:pic>
+                  <pic:nvPicPr>
+                    <pic:cNvPr id="0" name="academy-detail-ai-3-9.png"/>
+                    <pic:cNvPicPr/>
+                  </pic:nvPicPr>
+                  <pic:blipFill>
+                    <a:blip r:embed="rId20"/>
+                    <a:stretch>
+                      <a:fillRect/>
+                    </a:stretch>
+                  </pic:blipFill>
+                  <pic:spPr>
+                    <a:xfrm>
+                      <a:off x="0" y="0"/>
+                      <a:ext cx="5486400" cy="3077029"/>
+                    </a:xfrm>
+                    <a:prstGeom prst="rect"/>
+                  </pic:spPr>
+                </pic:pic>
+              </a:graphicData>
+            </a:graphic>
+          </wp:inline>
+        </w:drawing>
+      </w:r>
+    </w:p>
+    <w:p>
+      <w:r>
+        <w:drawing>
+          <wp:inline xmlns:a="http://schemas.openxmlformats.org/drawingml/2006/main" xmlns:pic="http://schemas.openxmlformats.org/drawingml/2006/picture">
+            <wp:extent cx="5346057" cy="5943599"/>
+            <wp:docPr id="18" name="Picture 18" descr="Prompt Evaluation. Paired total: A and B both pass 4/6.. Different failures: A alone passes 3,4; B alone passes 5,6.. Mandatory slice: A passes 0/2 refusal cases; B passes 2/2.. Selection: B clears the declared gate, but its failures 3,4 remain visible."/>
+            <wp:cNvGraphicFramePr>
+              <a:graphicFrameLocks noChangeAspect="1"/>
+            </wp:cNvGraphicFramePr>
+            <a:graphic>
+              <a:graphicData uri="http://schemas.openxmlformats.org/drawingml/2006/picture">
+                <pic:pic>
+                  <pic:nvPicPr>
+                    <pic:cNvPr id="0" name="academy-visual-ai-3-9.png"/>
+                    <pic:cNvPicPr/>
+                  </pic:nvPicPr>
+                  <pic:blipFill>
+                    <a:blip r:embed="rId21"/>
+                    <a:stretch>
+                      <a:fillRect/>
+                    </a:stretch>
+                  </pic:blipFill>
+                  <pic:spPr>
+                    <a:xfrm>
+                      <a:off x="0" y="0"/>
+                      <a:ext cx="5346057" cy="5943599"/>
+                    </a:xfrm>
+                    <a:prstGeom prst="rect"/>
+                  </pic:spPr>
+                </pic:pic>
+              </a:graphicData>
+            </a:graphic>
+          </wp:inline>
+        </w:drawing>
+      </w:r>
+    </w:p>
+    <w:p>
+      <w:pPr>
+        <w:pStyle w:val="Heading3"/>
+      </w:pPr>
+      <w:r>
+        <w:t>Why this result follows</w:t>
+      </w:r>
+    </w:p>
+    <w:p>
+      <w:pPr>
+        <w:pStyle w:val="Heading3"/>
+      </w:pPr>
+      <w:r>
+        <w:t>What this example does not establish</w:t>
       </w:r>
     </w:p>
     <w:p>
@@ -2905,12 +2795,50 @@
         <w:pStyle w:val="Heading1"/>
       </w:pPr>
       <w:r>
-        <w:t>07. Find and repair a mistake</w:t>
-      </w:r>
-    </w:p>
-    <w:p>
-      <w:r>
-        <w:t>Find the unsupported step in the Prompt Evaluation claim and explain a repair using the supplied evidence.</w:t>
+        <w:t>07. Find the decision hidden by an overall tie</w:t>
+      </w:r>
+    </w:p>
+    <w:p>
+      <w:r>
+        <w:t>Inspect which cases changed and what the selection rule requires.</w:t>
+      </w:r>
+    </w:p>
+    <w:p>
+      <w:pPr>
+        <w:pStyle w:val="Heading2"/>
+      </w:pPr>
+      <w:r>
+        <w:t>Repair the equal-total argument</w:t>
+      </w:r>
+    </w:p>
+    <w:p>
+      <w:pPr>
+        <w:spacing w:line="336" w:lineRule="auto" w:after="180"/>
+      </w:pPr>
+      <w:r>
+        <w:rPr>
+          <w:b w:val="0"/>
+        </w:rPr>
+        <w:t>Claim to repair: Both prompts pass4/6, so their behavior is equivalent. A alone passes3,4; B alone passes5,6. The predeclared gate requires both5and6, so B is eligible for selection and A is not. Keep B’s failures3,4 visible and investigate them; selection under this rule does not establish universal superiority.</w:t>
+      </w:r>
+    </w:p>
+    <w:p>
+      <w:pPr>
+        <w:spacing w:line="336" w:lineRule="auto" w:after="180"/>
+      </w:pPr>
+      <w:r>
+        <w:rPr>
+          <w:b w:val="0"/>
+        </w:rPr>
+        <w:t>If a tie rule or gate was chosen after inspecting outcomes, report that exploratory choice instead of presenting it as predeclared.</w:t>
+      </w:r>
+    </w:p>
+    <w:p>
+      <w:pPr>
+        <w:pStyle w:val="Heading2"/>
+      </w:pPr>
+      <w:r>
+        <w:t>Propose a revealing final check</w:t>
       </w:r>
     </w:p>
     <w:p>
@@ -2918,13 +2846,45 @@
         <w:pStyle w:val="Heading3"/>
       </w:pPr>
       <w:r>
-        <w:t>Find the first error</w:t>
+        <w:t>Exit: propose one revealing change to the worked scenario. State the expected outcome and the evidence that would make you revise your explanation.</w:t>
+      </w:r>
+    </w:p>
+    <w:p>
+      <w:r>
+        <w:t>________________________________________________________________</w:t>
+      </w:r>
+    </w:p>
+    <w:p>
+      <w:r>
+        <w:t>________________________________________________________________</w:t>
+      </w:r>
+    </w:p>
+    <w:p>
+      <w:r>
+        <w:t>________________________________________________________________</w:t>
+      </w:r>
+    </w:p>
+    <w:p>
+      <w:r>
+        <w:t>________________________________________________________________</w:t>
+      </w:r>
+    </w:p>
+    <w:p>
+      <w:r>
+        <w:t>________________________________________________________________</w:t>
+      </w:r>
+    </w:p>
+    <w:p>
+      <w:pPr>
+        <w:pStyle w:val="Heading2"/>
+      </w:pPr>
+      <w:r>
+        <w:t>Earlier wording, alternatives and picture transcripts · reference / check after trying</w:t>
       </w:r>
     </w:p>
     <w:p>
       <w:pPr>
         <w:spacing w:line="336" w:lineRule="auto" w:after="180"/>
-        <w:shd w:fill="FFF5E6"/>
       </w:pPr>
       <w:r>
         <w:rPr>
@@ -2972,7 +2932,7 @@
         <w:drawing>
           <wp:inline xmlns:a="http://schemas.openxmlformats.org/drawingml/2006/main" xmlns:pic="http://schemas.openxmlformats.org/drawingml/2006/picture">
             <wp:extent cx="5486400" cy="1901952"/>
-            <wp:docPr id="17" name="Picture 17" descr="Misconception diagnosis for Prompt Evaluation"/>
+            <wp:docPr id="19" name="Picture 19" descr="Misconception diagnosis for Prompt Evaluation"/>
             <wp:cNvGraphicFramePr>
               <a:graphicFrameLocks noChangeAspect="1"/>
             </wp:cNvGraphicFramePr>
@@ -2984,7 +2944,7 @@
                     <pic:cNvPicPr/>
                   </pic:nvPicPr>
                   <pic:blipFill>
-                    <a:blip r:embed="rId24"/>
+                    <a:blip r:embed="rId22"/>
                     <a:stretch>
                       <a:fillRect/>
                     </a:stretch>
@@ -3216,7 +3176,6 @@
     <w:p>
       <w:pPr>
         <w:spacing w:line="336" w:lineRule="auto" w:after="180"/>
-        <w:shd w:fill="F5F1FB"/>
       </w:pPr>
       <w:r>
         <w:rPr>
@@ -3268,16 +3227,7 @@
     </w:p>
     <w:p>
       <w:pPr>
-        <w:pStyle w:val="Heading3"/>
-      </w:pPr>
-      <w:r>
-        <w:t>Check the claim against the facts</w:t>
-      </w:r>
-    </w:p>
-    <w:p>
-      <w:pPr>
         <w:spacing w:line="336" w:lineRule="auto" w:after="180"/>
-        <w:shd w:fill="FFF5E6"/>
       </w:pPr>
       <w:r>
         <w:rPr>
@@ -3289,7 +3239,6 @@
     <w:p>
       <w:pPr>
         <w:spacing w:line="336" w:lineRule="auto" w:after="180"/>
-        <w:shd w:fill="FFF5E6"/>
       </w:pPr>
       <w:r>
         <w:rPr>
@@ -3300,239 +3249,23 @@
     </w:p>
     <w:p>
       <w:pPr>
-        <w:pStyle w:val="Heading3"/>
-      </w:pPr>
-      <w:r>
-        <w:t>Exit: propose one revealing change to the worked scenario. State the expected outcome and the evidence that would make you revise your explanation.</w:t>
-      </w:r>
-    </w:p>
-    <w:p>
-      <w:r>
-        <w:t>________________________________________________________________</w:t>
-      </w:r>
-    </w:p>
-    <w:p>
-      <w:r>
-        <w:t>________________________________________________________________</w:t>
-      </w:r>
-    </w:p>
-    <w:p>
-      <w:r>
-        <w:t>________________________________________________________________</w:t>
-      </w:r>
-    </w:p>
-    <w:p>
-      <w:r>
-        <w:t>________________________________________________________________</w:t>
-      </w:r>
-    </w:p>
-    <w:p>
-      <w:r>
-        <w:t>________________________________________________________________</w:t>
-      </w:r>
-    </w:p>
-    <w:p>
-      <w:pPr>
         <w:pStyle w:val="Heading1"/>
       </w:pPr>
       <w:r>
-        <w:t>08. Practise together</w:t>
-      </w:r>
-    </w:p>
-    <w:p>
-      <w:r>
-        <w:t>Practise Prompt Evaluation with support, then explain the deciding step in your own words.</w:t>
-      </w:r>
-    </w:p>
-    <w:p>
-      <w:pPr>
-        <w:spacing w:line="336" w:lineRule="auto" w:after="180"/>
-      </w:pPr>
-      <w:r>
-        <w:rPr>
-          <w:b/>
-        </w:rPr>
-        <w:t>LOGIC STUDIO</w:t>
-      </w:r>
-    </w:p>
-    <w:p>
-      <w:pPr>
-        <w:spacing w:line="336" w:lineRule="auto" w:after="180"/>
-      </w:pPr>
-      <w:r>
-        <w:rPr>
-          <w:b w:val="0"/>
-        </w:rPr>
-        <w:t>Specify Before You Run</w:t>
-      </w:r>
-    </w:p>
-    <w:p>
-      <w:pPr>
-        <w:spacing w:line="336" w:lineRule="auto" w:after="180"/>
-      </w:pPr>
-      <w:r>
-        <w:rPr>
-          <w:b w:val="0"/>
-        </w:rPr>
-        <w:t>Prompts, schemas, retrieval, tool calls, and code are inspectable parts of one AI product.</w:t>
-      </w:r>
-    </w:p>
-    <w:p>
-      <w:r>
-        <w:drawing>
-          <wp:inline xmlns:a="http://schemas.openxmlformats.org/drawingml/2006/main" xmlns:pic="http://schemas.openxmlformats.org/drawingml/2006/picture">
-            <wp:extent cx="5486400" cy="1901952"/>
-            <wp:docPr id="18" name="Picture 18" descr="Logic tracing graphic for Prompt Evaluation"/>
-            <wp:cNvGraphicFramePr>
-              <a:graphicFrameLocks noChangeAspect="1"/>
-            </wp:cNvGraphicFramePr>
-            <a:graphic>
-              <a:graphicData uri="http://schemas.openxmlformats.org/drawingml/2006/picture">
-                <pic:pic>
-                  <pic:nvPicPr>
-                    <pic:cNvPr id="0" name="112c89216380e7327670e715cf532346aeed10eee4e4400b610a219e3e4bc9f9.png"/>
-                    <pic:cNvPicPr/>
-                  </pic:nvPicPr>
-                  <pic:blipFill>
-                    <a:blip r:embed="rId25"/>
-                    <a:stretch>
-                      <a:fillRect/>
-                    </a:stretch>
-                  </pic:blipFill>
-                  <pic:spPr>
-                    <a:xfrm>
-                      <a:off x="0" y="0"/>
-                      <a:ext cx="5486400" cy="1901952"/>
-                    </a:xfrm>
-                    <a:prstGeom prst="rect"/>
-                  </pic:spPr>
-                </pic:pic>
-              </a:graphicData>
-            </a:graphic>
-          </wp:inline>
-        </w:drawing>
-      </w:r>
-    </w:p>
-    <w:p>
-      <w:pPr>
-        <w:spacing w:line="336" w:lineRule="auto" w:after="180"/>
-      </w:pPr>
-      <w:r>
-        <w:rPr>
-          <w:b w:val="0"/>
-        </w:rPr>
-        <w:t xml:space="preserve">SET task, audience, constraints, </w:t>
-      </w:r>
-      <w:r>
-        <w:rPr>
-          <w:b/>
-        </w:rPr>
-        <w:t>output</w:t>
-      </w:r>
-      <w:r>
-        <w:rPr>
-          <w:b w:val="0"/>
-        </w:rPr>
-        <w:t>_schema</w:t>
-        <w:br/>
-        <w:t>LOAD approved_context or retrieval_result</w:t>
-        <w:br/>
-        <w:t>CALL model or allowed_tool</w:t>
-        <w:br/>
-        <w:t>VALIDATE fields, claims, citations, and safety</w:t>
-        <w:br/>
-        <w:t xml:space="preserve">IF </w:t>
-      </w:r>
-      <w:r>
-        <w:rPr>
-          <w:b/>
-        </w:rPr>
-        <w:t>evidence</w:t>
-      </w:r>
-      <w:r>
-        <w:rPr>
-          <w:b w:val="0"/>
-        </w:rPr>
-        <w:t xml:space="preserve"> missing: ask, retrieve, or abstain</w:t>
-        <w:br/>
-        <w:t xml:space="preserve">RETURN useful </w:t>
-      </w:r>
-      <w:r>
-        <w:rPr>
-          <w:b/>
-        </w:rPr>
-        <w:t>output</w:t>
-      </w:r>
-      <w:r>
-        <w:rPr>
-          <w:b w:val="0"/>
-        </w:rPr>
-        <w:t xml:space="preserve"> + source trail + limitations</w:t>
-      </w:r>
-    </w:p>
-    <w:p>
-      <w:pPr>
-        <w:spacing w:line="336" w:lineRule="auto" w:after="180"/>
-        <w:shd w:fill="F5F1FB"/>
-      </w:pPr>
-      <w:r>
-        <w:rPr>
-          <w:b w:val="0"/>
-        </w:rPr>
-        <w:t xml:space="preserve">Trace one </w:t>
-      </w:r>
-      <w:r>
-        <w:rPr>
-          <w:b/>
-        </w:rPr>
-        <w:t>input</w:t>
-      </w:r>
-      <w:r>
-        <w:rPr>
-          <w:b w:val="0"/>
-        </w:rPr>
-        <w:t>. Which line changes the state or chooses a path?</w:t>
-      </w:r>
-    </w:p>
-    <w:p>
-      <w:pPr>
-        <w:pStyle w:val="Heading3"/>
-      </w:pPr>
-      <w:r>
-        <w:t>Write or draw your reasoning and evidence.</w:t>
-      </w:r>
-    </w:p>
-    <w:p>
-      <w:r>
-        <w:t>________________________________________________________________</w:t>
-      </w:r>
-    </w:p>
-    <w:p>
-      <w:r>
-        <w:t>________________________________________________________________</w:t>
-      </w:r>
-    </w:p>
-    <w:p>
-      <w:r>
-        <w:t>________________________________________________________________</w:t>
-      </w:r>
-    </w:p>
-    <w:p>
-      <w:r>
-        <w:t>________________________________________________________________</w:t>
-      </w:r>
-    </w:p>
-    <w:p>
-      <w:r>
-        <w:t>________________________________________________________________</w:t>
-      </w:r>
-    </w:p>
-    <w:p>
-      <w:pPr>
-        <w:pStyle w:val="Heading3"/>
-      </w:pPr>
-      <w:r>
-        <w:t>A closer explanation</w:t>
+        <w:t>08. Practise a paired trace without changing the rule to fit results</w:t>
+      </w:r>
+    </w:p>
+    <w:p>
+      <w:r>
+        <w:t>Keep development selection separate from untouched final evidence.</w:t>
+      </w:r>
+    </w:p>
+    <w:p>
+      <w:pPr>
+        <w:pStyle w:val="Heading2"/>
+      </w:pPr>
+      <w:r>
+        <w:t>The development/final boundary</w:t>
       </w:r>
     </w:p>
     <w:p>
@@ -3548,69 +3281,10 @@
     </w:p>
     <w:p>
       <w:pPr>
-        <w:spacing w:line="336" w:lineRule="auto" w:after="180"/>
-      </w:pPr>
-      <w:r>
-        <w:rPr>
-          <w:b w:val="0"/>
-        </w:rPr>
-        <w:t>A useful check asks what would make the reasoning fail. Distinguish a failure to execute the declared procedure from a weakness in the procedure itself.</w:t>
-      </w:r>
-    </w:p>
-    <w:p>
-      <w:pPr>
-        <w:spacing w:line="336" w:lineRule="auto" w:after="180"/>
-      </w:pPr>
-      <w:r>
-        <w:rPr>
-          <w:b w:val="0"/>
-        </w:rPr>
-        <w:t xml:space="preserve">The first may require a correction; the second requires an explicitly revised method and new </w:t>
-      </w:r>
-      <w:r>
-        <w:rPr>
-          <w:b/>
-        </w:rPr>
-        <w:t>evidence</w:t>
-      </w:r>
-      <w:r>
-        <w:rPr>
-          <w:b w:val="0"/>
-        </w:rPr>
-        <w:t>. Preserve unsuccessful cases so an improved result cannot hide the original problem.</w:t>
-      </w:r>
-    </w:p>
-    <w:p>
-      <w:pPr>
-        <w:pStyle w:val="Heading3"/>
-      </w:pPr>
-      <w:r>
-        <w:t>Guided: restate the worked result, then name the assumption or limitation that prevents a broader conclusion.</w:t>
-      </w:r>
-    </w:p>
-    <w:p>
-      <w:r>
-        <w:t>________________________________________________________________</w:t>
-      </w:r>
-    </w:p>
-    <w:p>
-      <w:r>
-        <w:t>________________________________________________________________</w:t>
-      </w:r>
-    </w:p>
-    <w:p>
-      <w:r>
-        <w:t>________________________________________________________________</w:t>
-      </w:r>
-    </w:p>
-    <w:p>
-      <w:r>
-        <w:t>________________________________________________________________</w:t>
-      </w:r>
-    </w:p>
-    <w:p>
-      <w:r>
-        <w:t>________________________________________________________________</w:t>
+        <w:pStyle w:val="Heading2"/>
+      </w:pPr>
+      <w:r>
+        <w:t>Complete the separate P/Q W2 review</w:t>
       </w:r>
     </w:p>
     <w:p>
@@ -3725,13 +3399,10 @@
     </w:tbl>
     <w:p>
       <w:pPr>
-        <w:spacing w:line="336" w:lineRule="auto" w:after="180"/>
-      </w:pPr>
-      <w:r>
-        <w:rPr>
-          <w:b w:val="0"/>
-        </w:rPr>
-        <w:t>Explain your trace to a partner. Your partner points to one step to check. Swap roles on the next case. Each person writes their own explanation.</w:t>
+        <w:pStyle w:val="Heading2"/>
+      </w:pPr>
+      <w:r>
+        <w:t>Repair an all-future-cases claim</w:t>
       </w:r>
     </w:p>
     <w:p>
@@ -3744,39 +3415,30 @@
     </w:p>
     <w:p>
       <w:pPr>
-        <w:spacing w:line="336" w:lineRule="auto" w:after="180"/>
-      </w:pPr>
-      <w:r>
-        <w:rPr>
-          <w:b w:val="0"/>
-        </w:rPr>
-        <w:t>Use the worked case for Controlled prompt experiments. Proposed explanation: “The worked result establishes every future case”. Decide whether this explanation is supported.</w:t>
-      </w:r>
-    </w:p>
-    <w:p>
-      <w:pPr>
-        <w:spacing w:line="336" w:lineRule="auto" w:after="180"/>
-      </w:pPr>
-      <w:r>
-        <w:rPr>
-          <w:b w:val="0"/>
-        </w:rPr>
-        <w:t>Point to the step or supplied fact that decides; explain your repair if needed.</w:t>
-      </w:r>
-    </w:p>
-    <w:p>
-      <w:pPr>
-        <w:spacing w:line="336" w:lineRule="auto" w:after="180"/>
-      </w:pPr>
-      <w:r>
-        <w:rPr>
-          <w:b w:val="0"/>
-        </w:rPr>
+        <w:pStyle w:val="ListBullet"/>
+      </w:pPr>
+      <w:r>
+        <w:t>Use the worked case for Controlled prompt experiments. Proposed explanation: “The worked result establishes every future case”. Decide whether this explanation is supported. Point to the step or supplied fact that decides; explain your repair if needed.</w:t>
+      </w:r>
+    </w:p>
+    <w:p>
+      <w:pPr>
+        <w:pStyle w:val="ListBullet"/>
+      </w:pPr>
+      <w:r>
         <w:t>Answer on your own before discussion. If you are unsure, say which step you need help with.</w:t>
       </w:r>
     </w:p>
     <w:p>
       <w:pPr>
+        <w:pStyle w:val="Heading2"/>
+      </w:pPr>
+      <w:r>
+        <w:t>Explain the A/B gate choice</w:t>
+      </w:r>
+    </w:p>
+    <w:p>
+      <w:pPr>
         <w:pStyle w:val="Heading3"/>
       </w:pPr>
       <w:r>
@@ -3785,13 +3447,9 @@
     </w:p>
     <w:p>
       <w:pPr>
-        <w:spacing w:line="336" w:lineRule="auto" w:after="180"/>
-        <w:shd w:fill="F5F1FB"/>
-      </w:pPr>
-      <w:r>
-        <w:rPr>
-          <w:b w:val="0"/>
-        </w:rPr>
+        <w:pStyle w:val="ListBullet"/>
+      </w:pPr>
+      <w:r>
         <w:t>Why is B’s selection defensible here without calling it universally superior?</w:t>
       </w:r>
     </w:p>
@@ -3821,6 +3479,14 @@
     <w:p>
       <w:r>
         <w:t>________________________________________________________________</w:t>
+      </w:r>
+    </w:p>
+    <w:p>
+      <w:pPr>
+        <w:pStyle w:val="Heading2"/>
+      </w:pPr>
+      <w:r>
+        <w:t>Reserve the independent five-case comparison</w:t>
       </w:r>
     </w:p>
     <w:p>
@@ -3836,32 +3502,10 @@
     </w:p>
     <w:p>
       <w:pPr>
-        <w:pStyle w:val="Heading1"/>
-      </w:pPr>
-      <w:r>
-        <w:t>09. Run the investigation</w:t>
-      </w:r>
-    </w:p>
-    <w:p>
-      <w:r>
-        <w:t>Investigate Prompt Evaluation. Record the prediction, actual observation or labelled paper trace, explanation and next test separately.</w:t>
-      </w:r>
-    </w:p>
-    <w:p>
-      <w:pPr>
-        <w:spacing w:line="336" w:lineRule="auto" w:after="180"/>
-      </w:pPr>
-      <w:r>
-        <w:rPr>
-          <w:b/>
-        </w:rPr>
-        <w:t>EVIDENCE</w:t>
-      </w:r>
-      <w:r>
-        <w:rPr>
-          <w:b/>
-        </w:rPr>
-        <w:t xml:space="preserve"> LAB</w:t>
+        <w:pStyle w:val="Heading2"/>
+      </w:pPr>
+      <w:r>
+        <w:t>Earlier wording, alternatives and picture transcripts · reference / check after trying</w:t>
       </w:r>
     </w:p>
     <w:p>
@@ -3872,7 +3516,7 @@
         <w:rPr>
           <w:b w:val="0"/>
         </w:rPr>
-        <w:t>Predict → Test → Record → Explain</w:t>
+        <w:t>LOGIC STUDIO</w:t>
       </w:r>
     </w:p>
     <w:p>
@@ -3883,7 +3527,18 @@
         <w:rPr>
           <w:b w:val="0"/>
         </w:rPr>
-        <w:t>Keep expected and actual results separate. Surprises are useful data when recorded honestly.</w:t>
+        <w:t>Specify Before You Run</w:t>
+      </w:r>
+    </w:p>
+    <w:p>
+      <w:pPr>
+        <w:spacing w:line="336" w:lineRule="auto" w:after="180"/>
+      </w:pPr>
+      <w:r>
+        <w:rPr>
+          <w:b w:val="0"/>
+        </w:rPr>
+        <w:t>Prompts, schemas, retrieval, tool calls, and code are inspectable parts of one AI product.</w:t>
       </w:r>
     </w:p>
     <w:p>
@@ -3891,7 +3546,7 @@
         <w:drawing>
           <wp:inline xmlns:a="http://schemas.openxmlformats.org/drawingml/2006/main" xmlns:pic="http://schemas.openxmlformats.org/drawingml/2006/picture">
             <wp:extent cx="5486400" cy="1901952"/>
-            <wp:docPr id="19" name="Picture 19" descr="Evidence lab graphic for Prompt Evaluation"/>
+            <wp:docPr id="20" name="Picture 20" descr="Logic tracing graphic for Prompt Evaluation"/>
             <wp:cNvGraphicFramePr>
               <a:graphicFrameLocks noChangeAspect="1"/>
             </wp:cNvGraphicFramePr>
@@ -3899,11 +3554,11 @@
               <a:graphicData uri="http://schemas.openxmlformats.org/drawingml/2006/picture">
                 <pic:pic>
                   <pic:nvPicPr>
-                    <pic:cNvPr id="0" name="0245b8894eab8346957439fc0c5fa3876cbfa7729af01397745cfa573824589c.png"/>
+                    <pic:cNvPr id="0" name="112c89216380e7327670e715cf532346aeed10eee4e4400b610a219e3e4bc9f9.png"/>
                     <pic:cNvPicPr/>
                   </pic:nvPicPr>
                   <pic:blipFill>
-                    <a:blip r:embed="rId26"/>
+                    <a:blip r:embed="rId23"/>
                     <a:stretch>
                       <a:fillRect/>
                     </a:stretch>
@@ -3930,43 +3585,597 @@
         <w:rPr>
           <w:b w:val="0"/>
         </w:rPr>
-        <w:t xml:space="preserve">Freeze six cases, run A and B with one changed variable, </w:t>
+        <w:t xml:space="preserve">SET task, audience, constraints, </w:t>
       </w:r>
       <w:r>
         <w:rPr>
           <w:b/>
         </w:rPr>
-        <w:t>score</w:t>
+        <w:t>output</w:t>
       </w:r>
       <w:r>
         <w:rPr>
           <w:b w:val="0"/>
         </w:rPr>
-        <w:t xml:space="preserve"> blind with the same </w:t>
+        <w:t>_schema</w:t>
+        <w:br/>
+        <w:t>LOAD approved_context or retrieval_result</w:t>
+        <w:br/>
+        <w:t>CALL model or allowed_tool</w:t>
+        <w:br/>
+        <w:t>VALIDATE fields, claims, citations, and safety</w:t>
+        <w:br/>
+        <w:t xml:space="preserve">IF </w:t>
       </w:r>
       <w:r>
         <w:rPr>
           <w:b/>
         </w:rPr>
-        <w:t>rubric</w:t>
+        <w:t>evidence</w:t>
       </w:r>
       <w:r>
         <w:rPr>
           <w:b w:val="0"/>
         </w:rPr>
-        <w:t xml:space="preserve">, and explain wins and </w:t>
+        <w:t xml:space="preserve"> missing: ask, retrieve, or abstain</w:t>
+        <w:br/>
+        <w:t xml:space="preserve">RETURN useful </w:t>
       </w:r>
       <w:r>
         <w:rPr>
           <w:b/>
         </w:rPr>
-        <w:t>regression</w:t>
+        <w:t>output</w:t>
       </w:r>
       <w:r>
         <w:rPr>
           <w:b w:val="0"/>
         </w:rPr>
-        <w:t>s.</w:t>
+        <w:t xml:space="preserve"> + source trail + limitations</w:t>
+      </w:r>
+    </w:p>
+    <w:p>
+      <w:pPr>
+        <w:spacing w:line="336" w:lineRule="auto" w:after="180"/>
+      </w:pPr>
+      <w:r>
+        <w:rPr>
+          <w:b w:val="0"/>
+        </w:rPr>
+        <w:t xml:space="preserve">Trace one </w:t>
+      </w:r>
+      <w:r>
+        <w:rPr>
+          <w:b/>
+        </w:rPr>
+        <w:t>input</w:t>
+      </w:r>
+      <w:r>
+        <w:rPr>
+          <w:b w:val="0"/>
+        </w:rPr>
+        <w:t>. Which line changes the state or chooses a path?</w:t>
+      </w:r>
+    </w:p>
+    <w:p>
+      <w:pPr>
+        <w:pStyle w:val="Heading3"/>
+      </w:pPr>
+      <w:r>
+        <w:t>Write or draw your reasoning and evidence.</w:t>
+      </w:r>
+    </w:p>
+    <w:p>
+      <w:r>
+        <w:t>________________________________________________________________</w:t>
+      </w:r>
+    </w:p>
+    <w:p>
+      <w:r>
+        <w:t>________________________________________________________________</w:t>
+      </w:r>
+    </w:p>
+    <w:p>
+      <w:r>
+        <w:t>________________________________________________________________</w:t>
+      </w:r>
+    </w:p>
+    <w:p>
+      <w:r>
+        <w:t>________________________________________________________________</w:t>
+      </w:r>
+    </w:p>
+    <w:p>
+      <w:r>
+        <w:t>________________________________________________________________</w:t>
+      </w:r>
+    </w:p>
+    <w:p>
+      <w:pPr>
+        <w:pStyle w:val="Heading3"/>
+      </w:pPr>
+      <w:r>
+        <w:t>A closer explanation</w:t>
+      </w:r>
+    </w:p>
+    <w:p>
+      <w:pPr>
+        <w:spacing w:line="336" w:lineRule="auto" w:after="180"/>
+      </w:pPr>
+      <w:r>
+        <w:rPr>
+          <w:b w:val="0"/>
+        </w:rPr>
+        <w:t>A useful check asks what would make the reasoning fail. Distinguish a failure to execute the declared procedure from a weakness in the procedure itself.</w:t>
+      </w:r>
+    </w:p>
+    <w:p>
+      <w:pPr>
+        <w:spacing w:line="336" w:lineRule="auto" w:after="180"/>
+      </w:pPr>
+      <w:r>
+        <w:rPr>
+          <w:b w:val="0"/>
+        </w:rPr>
+        <w:t xml:space="preserve">The first may require a correction; the second requires an explicitly revised method and new </w:t>
+      </w:r>
+      <w:r>
+        <w:rPr>
+          <w:b/>
+        </w:rPr>
+        <w:t>evidence</w:t>
+      </w:r>
+      <w:r>
+        <w:rPr>
+          <w:b w:val="0"/>
+        </w:rPr>
+        <w:t>. Preserve unsuccessful cases so an improved result cannot hide the original problem.</w:t>
+      </w:r>
+    </w:p>
+    <w:p>
+      <w:pPr>
+        <w:pStyle w:val="Heading3"/>
+      </w:pPr>
+      <w:r>
+        <w:t>Guided: restate the worked result, then name the assumption or limitation that prevents a broader conclusion.</w:t>
+      </w:r>
+    </w:p>
+    <w:p>
+      <w:r>
+        <w:t>________________________________________________________________</w:t>
+      </w:r>
+    </w:p>
+    <w:p>
+      <w:r>
+        <w:t>________________________________________________________________</w:t>
+      </w:r>
+    </w:p>
+    <w:p>
+      <w:r>
+        <w:t>________________________________________________________________</w:t>
+      </w:r>
+    </w:p>
+    <w:p>
+      <w:r>
+        <w:t>________________________________________________________________</w:t>
+      </w:r>
+    </w:p>
+    <w:p>
+      <w:r>
+        <w:t>________________________________________________________________</w:t>
+      </w:r>
+    </w:p>
+    <w:p>
+      <w:pPr>
+        <w:spacing w:line="336" w:lineRule="auto" w:after="180"/>
+      </w:pPr>
+      <w:r>
+        <w:rPr>
+          <w:b w:val="0"/>
+        </w:rPr>
+        <w:t>Explain your trace to a partner. Your partner points to one step to check. Swap roles on the next case. Each person writes their own explanation.</w:t>
+      </w:r>
+    </w:p>
+    <w:p>
+      <w:pPr>
+        <w:pStyle w:val="Heading1"/>
+      </w:pPr>
+      <w:r>
+        <w:t>09. Evaluate six complete source-and-output cards</w:t>
+      </w:r>
+    </w:p>
+    <w:p>
+      <w:r>
+        <w:t>All materials are supplied; no account or live model is required.</w:t>
+      </w:r>
+    </w:p>
+    <w:p>
+      <w:pPr>
+        <w:pStyle w:val="Heading2"/>
+      </w:pPr>
+      <w:r>
+        <w:t>The approved source, task and rubric</w:t>
+      </w:r>
+    </w:p>
+    <w:p>
+      <w:pPr>
+        <w:spacing w:line="336" w:lineRule="auto" w:after="180"/>
+      </w:pPr>
+      <w:r>
+        <w:rPr>
+          <w:b w:val="0"/>
+        </w:rPr>
+        <w:t>Complete approved note N for this fictional paper audit: condensation changes water vapour into liquid water; freezing changes liquid water into ice. N supplies no melting or evaporation definition. Fixed task wrapper: return exactly Term and Meaning for each flashcard request, using only N.</w:t>
+      </w:r>
+    </w:p>
+    <w:p>
+      <w:pPr>
+        <w:spacing w:line="336" w:lineRule="auto" w:after="180"/>
+      </w:pPr>
+      <w:r>
+        <w:rPr>
+          <w:b w:val="0"/>
+        </w:rPr>
+        <w:t>The common rubric requires both fields, a correct requested term and source-supported meaning; for a missing definition the required meaning is not supplied. Cases5and6 are the predeclared mandatory refusal gate.</w:t>
+      </w:r>
+    </w:p>
+    <w:p>
+      <w:pPr>
+        <w:pStyle w:val="Heading2"/>
+      </w:pPr>
+      <w:r>
+        <w:t>The two prompt variants</w:t>
+      </w:r>
+    </w:p>
+    <w:tbl>
+      <w:tblPr>
+        <w:tblStyle w:val="LightShading-Accent1"/>
+        <w:tblW w:type="auto" w:w="0"/>
+        <w:tblLook w:firstColumn="1" w:firstRow="1" w:lastColumn="0" w:lastRow="0" w:noHBand="0" w:noVBand="1" w:val="04A0"/>
+      </w:tblPr>
+      <w:tblGrid>
+        <w:gridCol w:w="5112"/>
+        <w:gridCol w:w="5112"/>
+      </w:tblGrid>
+      <w:tr>
+        <w:trPr>
+          <w:tblHeader/>
+        </w:trPr>
+        <w:tc>
+          <w:tcPr>
+            <w:tcW w:type="dxa" w:w="5112"/>
+          </w:tcPr>
+          <w:p>
+            <w:r>
+              <w:t>Prompt</w:t>
+            </w:r>
+          </w:p>
+        </w:tc>
+        <w:tc>
+          <w:tcPr>
+            <w:tcW w:type="dxa" w:w="5112"/>
+          </w:tcPr>
+          <w:p>
+            <w:r>
+              <w:t>Complete variable instruction after the fixed wrapper</w:t>
+            </w:r>
+          </w:p>
+        </w:tc>
+      </w:tr>
+      <w:tr>
+        <w:tc>
+          <w:tcPr>
+            <w:tcW w:type="dxa" w:w="5112"/>
+          </w:tcPr>
+          <w:p>
+            <w:r>
+              <w:t>A</w:t>
+            </w:r>
+          </w:p>
+        </w:tc>
+        <w:tc>
+          <w:tcPr>
+            <w:tcW w:type="dxa" w:w="5112"/>
+          </w:tcPr>
+          <w:p>
+            <w:r>
+              <w:t>Answer helpfully.</w:t>
+            </w:r>
+          </w:p>
+        </w:tc>
+      </w:tr>
+      <w:tr>
+        <w:tc>
+          <w:tcPr>
+            <w:tcW w:type="dxa" w:w="5112"/>
+          </w:tcPr>
+          <w:p>
+            <w:r>
+              <w:t>B</w:t>
+            </w:r>
+          </w:p>
+        </w:tc>
+        <w:tc>
+          <w:tcPr>
+            <w:tcW w:type="dxa" w:w="5112"/>
+          </w:tcPr>
+          <w:p>
+            <w:r>
+              <w:t>Answer helpfully. If N does not supply the definition, say not supplied.</w:t>
+            </w:r>
+          </w:p>
+        </w:tc>
+      </w:tr>
+    </w:tbl>
+    <w:p>
+      <w:pPr>
+        <w:pStyle w:val="Heading2"/>
+      </w:pPr>
+      <w:r>
+        <w:t>The six complete paired outputs</w:t>
+      </w:r>
+    </w:p>
+    <w:tbl>
+      <w:tblPr>
+        <w:tblStyle w:val="LightShading-Accent1"/>
+        <w:tblW w:type="auto" w:w="0"/>
+        <w:tblLook w:firstColumn="1" w:firstRow="1" w:lastColumn="0" w:lastRow="0" w:noHBand="0" w:noVBand="1" w:val="04A0"/>
+      </w:tblPr>
+      <w:tblGrid>
+        <w:gridCol w:w="3408"/>
+        <w:gridCol w:w="3408"/>
+        <w:gridCol w:w="3408"/>
+      </w:tblGrid>
+      <w:tr>
+        <w:trPr>
+          <w:tblHeader/>
+        </w:trPr>
+        <w:tc>
+          <w:tcPr>
+            <w:tcW w:type="dxa" w:w="3408"/>
+          </w:tcPr>
+          <w:p>
+            <w:r>
+              <w:t>Case/request</w:t>
+            </w:r>
+          </w:p>
+        </w:tc>
+        <w:tc>
+          <w:tcPr>
+            <w:tcW w:type="dxa" w:w="3408"/>
+          </w:tcPr>
+          <w:p>
+            <w:r>
+              <w:t>Complete A field contents</w:t>
+            </w:r>
+          </w:p>
+        </w:tc>
+        <w:tc>
+          <w:tcPr>
+            <w:tcW w:type="dxa" w:w="3408"/>
+          </w:tcPr>
+          <w:p>
+            <w:r>
+              <w:t>Complete B field contents</w:t>
+            </w:r>
+          </w:p>
+        </w:tc>
+      </w:tr>
+      <w:tr>
+        <w:tc>
+          <w:tcPr>
+            <w:tcW w:type="dxa" w:w="3408"/>
+          </w:tcPr>
+          <w:p>
+            <w:r>
+              <w:t>1 condensation</w:t>
+            </w:r>
+          </w:p>
+        </w:tc>
+        <w:tc>
+          <w:tcPr>
+            <w:tcW w:type="dxa" w:w="3408"/>
+          </w:tcPr>
+          <w:p>
+            <w:r>
+              <w:t>Term: condensation; Meaning: water vapour changes into liquid water</w:t>
+            </w:r>
+          </w:p>
+        </w:tc>
+        <w:tc>
+          <w:tcPr>
+            <w:tcW w:type="dxa" w:w="3408"/>
+          </w:tcPr>
+          <w:p>
+            <w:r>
+              <w:t>Term: condensation; Meaning: water vapour changes into liquid water</w:t>
+            </w:r>
+          </w:p>
+        </w:tc>
+      </w:tr>
+      <w:tr>
+        <w:tc>
+          <w:tcPr>
+            <w:tcW w:type="dxa" w:w="3408"/>
+          </w:tcPr>
+          <w:p>
+            <w:r>
+              <w:t>2 freezing</w:t>
+            </w:r>
+          </w:p>
+        </w:tc>
+        <w:tc>
+          <w:tcPr>
+            <w:tcW w:type="dxa" w:w="3408"/>
+          </w:tcPr>
+          <w:p>
+            <w:r>
+              <w:t>Term: freezing; Meaning: liquid water changes into ice</w:t>
+            </w:r>
+          </w:p>
+        </w:tc>
+        <w:tc>
+          <w:tcPr>
+            <w:tcW w:type="dxa" w:w="3408"/>
+          </w:tcPr>
+          <w:p>
+            <w:r>
+              <w:t>Term: freezing; Meaning: liquid water changes into ice</w:t>
+            </w:r>
+          </w:p>
+        </w:tc>
+      </w:tr>
+      <w:tr>
+        <w:tc>
+          <w:tcPr>
+            <w:tcW w:type="dxa" w:w="3408"/>
+          </w:tcPr>
+          <w:p>
+            <w:r>
+              <w:t>3 name and define the change from liquid water to ice</w:t>
+            </w:r>
+          </w:p>
+        </w:tc>
+        <w:tc>
+          <w:tcPr>
+            <w:tcW w:type="dxa" w:w="3408"/>
+          </w:tcPr>
+          <w:p>
+            <w:r>
+              <w:t>Term: freezing; Meaning: liquid water changes into ice</w:t>
+            </w:r>
+          </w:p>
+        </w:tc>
+        <w:tc>
+          <w:tcPr>
+            <w:tcW w:type="dxa" w:w="3408"/>
+          </w:tcPr>
+          <w:p>
+            <w:r>
+              <w:t>Term: condensation; Meaning: water vapour changes into liquid water</w:t>
+            </w:r>
+          </w:p>
+        </w:tc>
+      </w:tr>
+      <w:tr>
+        <w:tc>
+          <w:tcPr>
+            <w:tcW w:type="dxa" w:w="3408"/>
+          </w:tcPr>
+          <w:p>
+            <w:r>
+              <w:t>4 name and define the change from water vapour to liquid</w:t>
+            </w:r>
+          </w:p>
+        </w:tc>
+        <w:tc>
+          <w:tcPr>
+            <w:tcW w:type="dxa" w:w="3408"/>
+          </w:tcPr>
+          <w:p>
+            <w:r>
+              <w:t>Term: condensation; Meaning: water vapour changes into liquid water</w:t>
+            </w:r>
+          </w:p>
+        </w:tc>
+        <w:tc>
+          <w:tcPr>
+            <w:tcW w:type="dxa" w:w="3408"/>
+          </w:tcPr>
+          <w:p>
+            <w:r>
+              <w:t>Term: condensation (Meaning absent)</w:t>
+            </w:r>
+          </w:p>
+        </w:tc>
+      </w:tr>
+      <w:tr>
+        <w:tc>
+          <w:tcPr>
+            <w:tcW w:type="dxa" w:w="3408"/>
+          </w:tcPr>
+          <w:p>
+            <w:r>
+              <w:t>5 melting</w:t>
+            </w:r>
+          </w:p>
+        </w:tc>
+        <w:tc>
+          <w:tcPr>
+            <w:tcW w:type="dxa" w:w="3408"/>
+          </w:tcPr>
+          <w:p>
+            <w:r>
+              <w:t>Term: melting; Meaning: ice changes into liquid water</w:t>
+            </w:r>
+          </w:p>
+        </w:tc>
+        <w:tc>
+          <w:tcPr>
+            <w:tcW w:type="dxa" w:w="3408"/>
+          </w:tcPr>
+          <w:p>
+            <w:r>
+              <w:t>Term: melting; Meaning: not supplied</w:t>
+            </w:r>
+          </w:p>
+        </w:tc>
+      </w:tr>
+      <w:tr>
+        <w:tc>
+          <w:tcPr>
+            <w:tcW w:type="dxa" w:w="3408"/>
+          </w:tcPr>
+          <w:p>
+            <w:r>
+              <w:t>6 evaporation</w:t>
+            </w:r>
+          </w:p>
+        </w:tc>
+        <w:tc>
+          <w:tcPr>
+            <w:tcW w:type="dxa" w:w="3408"/>
+          </w:tcPr>
+          <w:p>
+            <w:r>
+              <w:t>Term: evaporation; Meaning: liquid water changes into vapour</w:t>
+            </w:r>
+          </w:p>
+        </w:tc>
+        <w:tc>
+          <w:tcPr>
+            <w:tcW w:type="dxa" w:w="3408"/>
+          </w:tcPr>
+          <w:p>
+            <w:r>
+              <w:t>Term: evaporation; Meaning: not supplied</w:t>
+            </w:r>
+          </w:p>
+        </w:tc>
+      </w:tr>
+    </w:tbl>
+    <w:p>
+      <w:pPr>
+        <w:pStyle w:val="Heading2"/>
+      </w:pPr>
+      <w:r>
+        <w:t>Score, apply the gate and retain failures</w:t>
+      </w:r>
+    </w:p>
+    <w:p>
+      <w:pPr>
+        <w:pStyle w:val="ListNumber"/>
+      </w:pPr>
+      <w:r>
+        <w:t>Paper evaluation: score the six complete paired cards against N and the fixed rubric. Do not treat A’s definitions in5and6 as supported merely because they may be true outside N. Keep case IDs and each criterion failure. Calculate totals, shared passes, A-only/B-only passes and the required refusal slice. Apply the predeclared gate, then report the selected prompt’s remaining failures. These outputs are invented classroom records with fixed conditions asserted for the exercise; no actual model call/version or repeated-run result is supplied. They support an outcome audit, not a measured causal effect of one instruction. To assess blind scoring, the teacher must prepare genuinely hidden-label copies before revealing the mapping or key; an already revealed example is not blind. Freeze the eventual selection before using fresh final questions.</w:t>
+      </w:r>
+    </w:p>
+    <w:p>
+      <w:pPr>
+        <w:pStyle w:val="Heading2"/>
+      </w:pPr>
+      <w:r>
+        <w:t>Keep the evidence record</w:t>
       </w:r>
     </w:p>
     <w:tbl>
@@ -4217,7 +4426,6 @@
     <w:p>
       <w:pPr>
         <w:spacing w:line="336" w:lineRule="auto" w:after="180"/>
-        <w:shd w:fill="F5F1FB"/>
       </w:pPr>
       <w:r>
         <w:rPr>
@@ -4261,14 +4469,6 @@
     </w:p>
     <w:p>
       <w:pPr>
-        <w:pStyle w:val="Heading3"/>
-      </w:pPr>
-      <w:r>
-        <w:t>Plan → try → check</w:t>
-      </w:r>
-    </w:p>
-    <w:p>
-      <w:pPr>
         <w:spacing w:line="336" w:lineRule="auto" w:after="180"/>
       </w:pPr>
       <w:r>
@@ -4280,15 +4480,10 @@
     </w:p>
     <w:p>
       <w:pPr>
-        <w:pStyle w:val="Heading1"/>
-      </w:pPr>
-      <w:r>
-        <w:t>10. Build your understanding</w:t>
-      </w:r>
-    </w:p>
-    <w:p>
-      <w:r>
-        <w:t>Move from recall to tracing, diagnosis and transfer in Prompt Evaluation. Explain why each step is justified.</w:t>
+        <w:pStyle w:val="Heading2"/>
+      </w:pPr>
+      <w:r>
+        <w:t>Earlier wording, alternatives and picture transcripts · reference / check after trying</w:t>
       </w:r>
     </w:p>
     <w:p>
@@ -4298,6 +4493,1645 @@
       <w:r>
         <w:rPr>
           <w:b/>
+        </w:rPr>
+        <w:t>EVIDENCE</w:t>
+      </w:r>
+      <w:r>
+        <w:rPr>
+          <w:b w:val="0"/>
+        </w:rPr>
+        <w:t xml:space="preserve"> LAB</w:t>
+      </w:r>
+    </w:p>
+    <w:p>
+      <w:pPr>
+        <w:spacing w:line="336" w:lineRule="auto" w:after="180"/>
+      </w:pPr>
+      <w:r>
+        <w:rPr>
+          <w:b w:val="0"/>
+        </w:rPr>
+        <w:t>Predict → Test → Record → Explain</w:t>
+      </w:r>
+    </w:p>
+    <w:p>
+      <w:pPr>
+        <w:spacing w:line="336" w:lineRule="auto" w:after="180"/>
+      </w:pPr>
+      <w:r>
+        <w:rPr>
+          <w:b w:val="0"/>
+        </w:rPr>
+        <w:t>Keep expected and actual results separate. Surprises are useful data when recorded honestly.</w:t>
+      </w:r>
+    </w:p>
+    <w:p>
+      <w:r>
+        <w:drawing>
+          <wp:inline xmlns:a="http://schemas.openxmlformats.org/drawingml/2006/main" xmlns:pic="http://schemas.openxmlformats.org/drawingml/2006/picture">
+            <wp:extent cx="5486400" cy="1901952"/>
+            <wp:docPr id="21" name="Picture 21" descr="Evidence lab graphic for Prompt Evaluation"/>
+            <wp:cNvGraphicFramePr>
+              <a:graphicFrameLocks noChangeAspect="1"/>
+            </wp:cNvGraphicFramePr>
+            <a:graphic>
+              <a:graphicData uri="http://schemas.openxmlformats.org/drawingml/2006/picture">
+                <pic:pic>
+                  <pic:nvPicPr>
+                    <pic:cNvPr id="0" name="0245b8894eab8346957439fc0c5fa3876cbfa7729af01397745cfa573824589c.png"/>
+                    <pic:cNvPicPr/>
+                  </pic:nvPicPr>
+                  <pic:blipFill>
+                    <a:blip r:embed="rId24"/>
+                    <a:stretch>
+                      <a:fillRect/>
+                    </a:stretch>
+                  </pic:blipFill>
+                  <pic:spPr>
+                    <a:xfrm>
+                      <a:off x="0" y="0"/>
+                      <a:ext cx="5486400" cy="1901952"/>
+                    </a:xfrm>
+                    <a:prstGeom prst="rect"/>
+                  </pic:spPr>
+                </pic:pic>
+              </a:graphicData>
+            </a:graphic>
+          </wp:inline>
+        </w:drawing>
+      </w:r>
+    </w:p>
+    <w:p>
+      <w:pPr>
+        <w:spacing w:line="336" w:lineRule="auto" w:after="180"/>
+      </w:pPr>
+      <w:r>
+        <w:rPr>
+          <w:b w:val="0"/>
+        </w:rPr>
+        <w:t xml:space="preserve">Audit the six complete fictional A/B output cards using approved N and the predeclared refusal gate. </w:t>
+      </w:r>
+      <w:r>
+        <w:rPr>
+          <w:b/>
+        </w:rPr>
+        <w:t>Score</w:t>
+      </w:r>
+      <w:r>
+        <w:rPr>
+          <w:b w:val="0"/>
+        </w:rPr>
+        <w:t xml:space="preserve"> each criterion, compare paired outcomes and preserve remaining failures. Do not label the supplied records actual model runs, blind ratings after disclosure or measured causal gains.</w:t>
+      </w:r>
+    </w:p>
+    <w:p>
+      <w:pPr>
+        <w:pStyle w:val="Heading3"/>
+      </w:pPr>
+      <w:r>
+        <w:t>Plan → try → check</w:t>
+      </w:r>
+    </w:p>
+    <w:p>
+      <w:pPr>
+        <w:pStyle w:val="Heading1"/>
+      </w:pPr>
+      <w:r>
+        <w:t>14. Try alone: compare the fresh five-case records</w:t>
+      </w:r>
+    </w:p>
+    <w:p>
+      <w:r>
+        <w:t>Report case-level differences without inventing a selection priority.</w:t>
+      </w:r>
+    </w:p>
+    <w:p>
+      <w:pPr>
+        <w:pStyle w:val="Heading2"/>
+      </w:pPr>
+      <w:r>
+        <w:t>Independent flags and scope</w:t>
+      </w:r>
+    </w:p>
+    <w:p>
+      <w:pPr>
+        <w:spacing w:line="336" w:lineRule="auto" w:after="180"/>
+      </w:pPr>
+      <w:r>
+        <w:rPr>
+          <w:b w:val="0"/>
+        </w:rPr>
+        <w:t>Five validation tasks have pass results A:1,1,1,0,0 and B:0,1,0,1,1. Compare performance and explain what is required before choosing a prompt.</w:t>
+      </w:r>
+    </w:p>
+    <w:p>
+      <w:pPr>
+        <w:spacing w:line="336" w:lineRule="auto" w:after="180"/>
+      </w:pPr>
+      <w:r>
+        <w:rPr>
+          <w:b w:val="0"/>
+        </w:rPr>
+        <w:t>Treat the five task IDs as paired, distinct development cases scored on the same frozen rubric. No mandatory gate, task meanings or failure consequences are supplied. Compute the differences, then say what further priorities/evidence are needed; do not invent a rule merely to break the tie. A selected prompt would still need fresh final evaluation.</w:t>
+      </w:r>
+    </w:p>
+    <w:p>
+      <w:pPr>
+        <w:pStyle w:val="Heading2"/>
+      </w:pPr>
+      <w:r>
+        <w:t>Your first attempt and help record</w:t>
+      </w:r>
+    </w:p>
+    <w:p>
+      <w:pPr>
+        <w:pStyle w:val="Heading3"/>
+      </w:pPr>
+      <w:r>
+        <w:t>My independent explanation, trace and limits</w:t>
+      </w:r>
+    </w:p>
+    <w:p>
+      <w:r>
+        <w:t>________________________________________________________________</w:t>
+      </w:r>
+    </w:p>
+    <w:p>
+      <w:r>
+        <w:t>________________________________________________________________</w:t>
+      </w:r>
+    </w:p>
+    <w:p>
+      <w:r>
+        <w:t>________________________________________________________________</w:t>
+      </w:r>
+    </w:p>
+    <w:p>
+      <w:r>
+        <w:t>________________________________________________________________</w:t>
+      </w:r>
+    </w:p>
+    <w:p>
+      <w:r>
+        <w:t>________________________________________________________________</w:t>
+      </w:r>
+    </w:p>
+    <w:p>
+      <w:r>
+        <w:t>________________________________________________________________</w:t>
+      </w:r>
+    </w:p>
+    <w:p>
+      <w:r>
+        <w:t>________________________________________________________________</w:t>
+      </w:r>
+    </w:p>
+    <w:p>
+      <w:pPr>
+        <w:spacing w:line="336" w:lineRule="auto" w:after="180"/>
+      </w:pPr>
+      <w:r>
+        <w:rPr>
+          <w:b w:val="0"/>
+        </w:rPr>
+        <w:t>Attempt this case before feedback. Record any help. Earlier examples below are further practice; a case already practised with feedback cannot establish fresh transfer.</w:t>
+      </w:r>
+    </w:p>
+    <w:p>
+      <w:pPr>
+        <w:spacing w:line="336" w:lineRule="auto" w:after="180"/>
+      </w:pPr>
+      <w:r>
+        <w:rPr>
+          <w:b w:val="0"/>
+        </w:rPr>
+        <w:t xml:space="preserve">Your teacher has the independent answer and scoring criteria. Complete the matching workbook week to keep your practice </w:t>
+      </w:r>
+      <w:r>
+        <w:rPr>
+          <w:b/>
+        </w:rPr>
+        <w:t>evidence</w:t>
+      </w:r>
+      <w:r>
+        <w:rPr>
+          <w:b w:val="0"/>
+        </w:rPr>
+        <w:t xml:space="preserve"> together.</w:t>
+      </w:r>
+    </w:p>
+    <w:p>
+      <w:pPr>
+        <w:pStyle w:val="Heading2"/>
+      </w:pPr>
+      <w:r>
+        <w:t>Use feedback afterwards</w:t>
+      </w:r>
+    </w:p>
+    <w:p>
+      <w:pPr>
+        <w:spacing w:line="336" w:lineRule="auto" w:after="180"/>
+      </w:pPr>
+      <w:r>
+        <w:rPr>
+          <w:b w:val="0"/>
+        </w:rPr>
+        <w:t>Attempt the independent case before hints. Record whether you worked alone, used a hint or followed a model. After feedback, fix the first unsupported step and explain why it changed.</w:t>
+      </w:r>
+    </w:p>
+    <w:p>
+      <w:pPr>
+        <w:spacing w:line="336" w:lineRule="auto" w:after="180"/>
+      </w:pPr>
+      <w:r>
+        <w:rPr>
+          <w:b w:val="0"/>
+        </w:rPr>
+        <w:t>A later check uses a changed case, not a copied answer.</w:t>
+      </w:r>
+    </w:p>
+    <w:p>
+      <w:pPr>
+        <w:pStyle w:val="Heading2"/>
+      </w:pPr>
+      <w:r>
+        <w:t>Earlier wording, alternatives and picture transcripts · reference / check after trying</w:t>
+      </w:r>
+    </w:p>
+    <w:p>
+      <w:pPr>
+        <w:pStyle w:val="Heading3"/>
+      </w:pPr>
+      <w:r>
+        <w:t>Independent case: Changed independent case</w:t>
+      </w:r>
+    </w:p>
+    <w:p>
+      <w:pPr>
+        <w:pStyle w:val="Heading3"/>
+      </w:pPr>
+      <w:r>
+        <w:t>Week 9 Independent application</w:t>
+      </w:r>
+    </w:p>
+    <w:p>
+      <w:pPr>
+        <w:spacing w:line="336" w:lineRule="auto" w:after="180"/>
+      </w:pPr>
+      <w:r>
+        <w:rPr>
+          <w:b w:val="0"/>
+        </w:rPr>
+        <w:t>Close the worked explanation. Apply the idea to this different question without copying.</w:t>
+      </w:r>
+    </w:p>
+    <w:p>
+      <w:pPr>
+        <w:spacing w:line="336" w:lineRule="auto" w:after="180"/>
+      </w:pPr>
+      <w:r>
+        <w:rPr>
+          <w:b w:val="0"/>
+        </w:rPr>
+        <w:t>Prompt A passes 8 of 10 tasks; B passes 9 of 10 but fails the only source-checking task. A source check is mandatory. Which can be accepted as-is?</w:t>
+      </w:r>
+    </w:p>
+    <w:p>
+      <w:pPr>
+        <w:spacing w:line="336" w:lineRule="auto" w:after="180"/>
+      </w:pPr>
+      <w:r>
+        <w:rPr>
+          <w:b w:val="0"/>
+        </w:rPr>
+        <w:t xml:space="preserve">My answer, with a trace, calculation or supporting </w:t>
+      </w:r>
+      <w:r>
+        <w:rPr>
+          <w:b/>
+        </w:rPr>
+        <w:t>evidence</w:t>
+      </w:r>
+    </w:p>
+    <w:p>
+      <w:pPr>
+        <w:pStyle w:val="Heading3"/>
+      </w:pPr>
+      <w:r>
+        <w:t>Write or draw your reasoning and evidence.</w:t>
+      </w:r>
+    </w:p>
+    <w:p>
+      <w:r>
+        <w:t>________________________________________________________________</w:t>
+      </w:r>
+    </w:p>
+    <w:p>
+      <w:r>
+        <w:t>________________________________________________________________</w:t>
+      </w:r>
+    </w:p>
+    <w:p>
+      <w:r>
+        <w:t>________________________________________________________________</w:t>
+      </w:r>
+    </w:p>
+    <w:p>
+      <w:r>
+        <w:t>________________________________________________________________</w:t>
+      </w:r>
+    </w:p>
+    <w:p>
+      <w:r>
+        <w:t>________________________________________________________________</w:t>
+      </w:r>
+    </w:p>
+    <w:p>
+      <w:pPr>
+        <w:pStyle w:val="Heading3"/>
+      </w:pPr>
+      <w:r>
+        <w:t>Create and test</w:t>
+      </w:r>
+    </w:p>
+    <w:p>
+      <w:pPr>
+        <w:spacing w:line="336" w:lineRule="auto" w:after="180"/>
+      </w:pPr>
+      <w:r>
+        <w:rPr>
+          <w:b w:val="0"/>
+        </w:rPr>
+        <w:t>Change one relevant detail. Predict the result before testing. Include a boundary or missing-information case when it helps reveal a limit.</w:t>
+      </w:r>
+    </w:p>
+    <w:p>
+      <w:pPr>
+        <w:spacing w:line="336" w:lineRule="auto" w:after="180"/>
+      </w:pPr>
+      <w:r>
+        <w:rPr>
+          <w:b w:val="0"/>
+        </w:rPr>
+        <w:t xml:space="preserve">My changed </w:t>
+      </w:r>
+      <w:r>
+        <w:rPr>
+          <w:b/>
+        </w:rPr>
+        <w:t>input</w:t>
+      </w:r>
+      <w:r>
+        <w:rPr>
+          <w:b w:val="0"/>
+        </w:rPr>
+        <w:t xml:space="preserve"> and expected result</w:t>
+      </w:r>
+    </w:p>
+    <w:p>
+      <w:pPr>
+        <w:pStyle w:val="Heading3"/>
+      </w:pPr>
+      <w:r>
+        <w:t>Write or draw your reasoning and evidence.</w:t>
+      </w:r>
+    </w:p>
+    <w:p>
+      <w:r>
+        <w:t>________________________________________________________________</w:t>
+      </w:r>
+    </w:p>
+    <w:p>
+      <w:r>
+        <w:t>________________________________________________________________</w:t>
+      </w:r>
+    </w:p>
+    <w:p>
+      <w:r>
+        <w:t>________________________________________________________________</w:t>
+      </w:r>
+    </w:p>
+    <w:p>
+      <w:r>
+        <w:t>________________________________________________________________</w:t>
+      </w:r>
+    </w:p>
+    <w:p>
+      <w:r>
+        <w:t>________________________________________________________________</w:t>
+      </w:r>
+    </w:p>
+    <w:p>
+      <w:pPr>
+        <w:pStyle w:val="Heading3"/>
+      </w:pPr>
+      <w:r>
+        <w:t>Connect to your project</w:t>
+      </w:r>
+    </w:p>
+    <w:p>
+      <w:pPr>
+        <w:spacing w:line="336" w:lineRule="auto" w:after="180"/>
+      </w:pPr>
+      <w:r>
+        <w:rPr>
+          <w:b w:val="0"/>
+        </w:rPr>
+        <w:t>Evaluate Study Buddy prompts on factual, ambiguous, missing-source, and adversarial questions.</w:t>
+      </w:r>
+    </w:p>
+    <w:p>
+      <w:pPr>
+        <w:spacing w:line="336" w:lineRule="auto" w:after="180"/>
+      </w:pPr>
+      <w:r>
+        <w:rPr>
+          <w:b w:val="0"/>
+        </w:rPr>
+        <w:t xml:space="preserve">The </w:t>
+      </w:r>
+      <w:r>
+        <w:rPr>
+          <w:b/>
+        </w:rPr>
+        <w:t>evidence</w:t>
+      </w:r>
+      <w:r>
+        <w:rPr>
+          <w:b w:val="0"/>
+        </w:rPr>
+        <w:t xml:space="preserve"> I will keep</w:t>
+      </w:r>
+    </w:p>
+    <w:p>
+      <w:pPr>
+        <w:pStyle w:val="Heading3"/>
+      </w:pPr>
+      <w:r>
+        <w:t>Write or draw your reasoning and evidence.</w:t>
+      </w:r>
+    </w:p>
+    <w:p>
+      <w:r>
+        <w:t>________________________________________________________________</w:t>
+      </w:r>
+    </w:p>
+    <w:p>
+      <w:r>
+        <w:t>________________________________________________________________</w:t>
+      </w:r>
+    </w:p>
+    <w:p>
+      <w:r>
+        <w:t>________________________________________________________________</w:t>
+      </w:r>
+    </w:p>
+    <w:p>
+      <w:r>
+        <w:t>________________________________________________________________</w:t>
+      </w:r>
+    </w:p>
+    <w:p>
+      <w:r>
+        <w:t>________________________________________________________________</w:t>
+      </w:r>
+    </w:p>
+    <w:p>
+      <w:pPr>
+        <w:pStyle w:val="Heading3"/>
+      </w:pPr>
+      <w:r>
+        <w:t>Transfer practice from the original programme</w:t>
+      </w:r>
+    </w:p>
+    <w:p>
+      <w:pPr>
+        <w:spacing w:line="336" w:lineRule="auto" w:after="180"/>
+      </w:pPr>
+      <w:r>
+        <w:rPr>
+          <w:b w:val="0"/>
+        </w:rPr>
+        <w:t xml:space="preserve">On four shared tasks, A </w:t>
+      </w:r>
+      <w:r>
+        <w:rPr>
+          <w:b/>
+        </w:rPr>
+        <w:t>score</w:t>
+      </w:r>
+      <w:r>
+        <w:rPr>
+          <w:b w:val="0"/>
+        </w:rPr>
+        <w:t xml:space="preserve">s 1,1,0,1 and B </w:t>
+      </w:r>
+      <w:r>
+        <w:rPr>
+          <w:b/>
+        </w:rPr>
+        <w:t>score</w:t>
+      </w:r>
+      <w:r>
+        <w:rPr>
+          <w:b w:val="0"/>
+        </w:rPr>
+        <w:t>s 1,0,1,1. Their totals tie. What should you inspect before choosing? Define a final evaluation step.</w:t>
+      </w:r>
+    </w:p>
+    <w:p>
+      <w:pPr>
+        <w:pStyle w:val="Heading3"/>
+      </w:pPr>
+      <w:r>
+        <w:t>Explain the mechanism, evidence and one limit.</w:t>
+      </w:r>
+    </w:p>
+    <w:p>
+      <w:r>
+        <w:t>________________________________________________________________</w:t>
+      </w:r>
+    </w:p>
+    <w:p>
+      <w:r>
+        <w:t>________________________________________________________________</w:t>
+      </w:r>
+    </w:p>
+    <w:p>
+      <w:r>
+        <w:t>________________________________________________________________</w:t>
+      </w:r>
+    </w:p>
+    <w:p>
+      <w:r>
+        <w:t>________________________________________________________________</w:t>
+      </w:r>
+    </w:p>
+    <w:p>
+      <w:r>
+        <w:t>________________________________________________________________</w:t>
+      </w:r>
+    </w:p>
+    <w:p>
+      <w:r>
+        <w:t>________________________________________________________________</w:t>
+      </w:r>
+    </w:p>
+    <w:p>
+      <w:r>
+        <w:t>________________________________________________________________</w:t>
+      </w:r>
+    </w:p>
+    <w:p>
+      <w:pPr>
+        <w:pStyle w:val="Heading3"/>
+      </w:pPr>
+      <w:r>
+        <w:t>Use feedback to improve</w:t>
+      </w:r>
+    </w:p>
+    <w:p>
+      <w:pPr>
+        <w:pStyle w:val="Heading1"/>
+      </w:pPr>
+      <w:r>
+        <w:t>11. Keep a project evaluation another reviewer can reproduce</w:t>
+      </w:r>
+    </w:p>
+    <w:p>
+      <w:r>
+        <w:t>Declare priorities before outcomes and preserve every failed condition.</w:t>
+      </w:r>
+    </w:p>
+    <w:p>
+      <w:pPr>
+        <w:pStyle w:val="Heading2"/>
+      </w:pPr>
+      <w:r>
+        <w:t>This week’s concrete contribution</w:t>
+      </w:r>
+    </w:p>
+    <w:p>
+      <w:pPr>
+        <w:spacing w:line="336" w:lineRule="auto" w:after="180"/>
+      </w:pPr>
+      <w:r>
+        <w:rPr>
+          <w:b w:val="0"/>
+        </w:rPr>
+        <w:t>For the Verified Study Buddy, freeze sources, exact prompt variants, version/settings, task cases, rubric and mandatory conditions before comparison. Preserve per-case expected/observed outputs and failures for ordinary, ambiguous and unsupported questions. Label invented examples and unrun plans separately from actual observations.</w:t>
+      </w:r>
+    </w:p>
+    <w:p>
+      <w:pPr>
+        <w:spacing w:line="336" w:lineRule="auto" w:after="180"/>
+      </w:pPr>
+      <w:r>
+        <w:rPr>
+          <w:b w:val="0"/>
+        </w:rPr>
+        <w:t>After development selection, reserve genuinely new final questions; if a final failure guides a repair, reclassify that case as development/regression evidence.</w:t>
+      </w:r>
+    </w:p>
+    <w:p>
+      <w:pPr>
+        <w:spacing w:line="336" w:lineRule="auto" w:after="180"/>
+      </w:pPr>
+      <w:r>
+        <w:rPr>
+          <w:b w:val="0"/>
+        </w:rPr>
+        <w:t>Use Study Buddy case matrices with explicit priorities, source support gates and fresh final questions.</w:t>
+      </w:r>
+    </w:p>
+    <w:p>
+      <w:pPr>
+        <w:pStyle w:val="Heading2"/>
+      </w:pPr>
+      <w:r>
+        <w:t>Keep the checkpoint and human choice</w:t>
+      </w:r>
+    </w:p>
+    <w:p>
+      <w:pPr>
+        <w:spacing w:line="336" w:lineRule="auto" w:after="180"/>
+      </w:pPr>
+      <w:r>
+        <w:rPr>
+          <w:b w:val="0"/>
+        </w:rPr>
+        <w:t>THIS WEEK’S CHECKPOINT  Evaluate Study Buddy prompts on factual, ambiguous, missing-source, and adversarial questions.</w:t>
+      </w:r>
+    </w:p>
+    <w:p>
+      <w:pPr>
+        <w:spacing w:line="336" w:lineRule="auto" w:after="180"/>
+      </w:pPr>
+      <w:r>
+        <w:rPr>
+          <w:b w:val="0"/>
+        </w:rPr>
+        <w:t xml:space="preserve">SYSTEM MAP  Learner need → prompt/schema → approved sources/retrieval → model/tool → structured answer → verification → </w:t>
+      </w:r>
+      <w:r>
+        <w:rPr>
+          <w:b/>
+        </w:rPr>
+        <w:t>human decision</w:t>
+      </w:r>
+    </w:p>
+    <w:p>
+      <w:pPr>
+        <w:spacing w:line="336" w:lineRule="auto" w:after="180"/>
+      </w:pPr>
+      <w:r>
+        <w:rPr>
+          <w:b w:val="0"/>
+        </w:rPr>
+        <w:t>What will you add, change, or verify in the project this week?</w:t>
+      </w:r>
+    </w:p>
+    <w:p>
+      <w:pPr>
+        <w:pStyle w:val="Heading3"/>
+      </w:pPr>
+      <w:r>
+        <w:t>Write or draw your reasoning and evidence.</w:t>
+      </w:r>
+    </w:p>
+    <w:p>
+      <w:r>
+        <w:t>________________________________________________________________</w:t>
+      </w:r>
+    </w:p>
+    <w:p>
+      <w:r>
+        <w:t>________________________________________________________________</w:t>
+      </w:r>
+    </w:p>
+    <w:p>
+      <w:r>
+        <w:t>________________________________________________________________</w:t>
+      </w:r>
+    </w:p>
+    <w:p>
+      <w:r>
+        <w:t>________________________________________________________________</w:t>
+      </w:r>
+    </w:p>
+    <w:p>
+      <w:r>
+        <w:t>________________________________________________________________</w:t>
+      </w:r>
+    </w:p>
+    <w:p>
+      <w:pPr>
+        <w:spacing w:line="336" w:lineRule="auto" w:after="180"/>
+      </w:pPr>
+      <w:r>
+        <w:rPr>
+          <w:b w:val="0"/>
+        </w:rPr>
+        <w:t xml:space="preserve">What should remain under </w:t>
+      </w:r>
+      <w:r>
+        <w:rPr>
+          <w:b/>
+        </w:rPr>
+        <w:t>human control</w:t>
+      </w:r>
+      <w:r>
+        <w:rPr>
+          <w:b w:val="0"/>
+        </w:rPr>
+        <w:t>?</w:t>
+      </w:r>
+    </w:p>
+    <w:p>
+      <w:pPr>
+        <w:pStyle w:val="Heading3"/>
+      </w:pPr>
+      <w:r>
+        <w:t>Write or draw your reasoning and evidence.</w:t>
+      </w:r>
+    </w:p>
+    <w:p>
+      <w:r>
+        <w:t>________________________________________________________________</w:t>
+      </w:r>
+    </w:p>
+    <w:p>
+      <w:r>
+        <w:t>________________________________________________________________</w:t>
+      </w:r>
+    </w:p>
+    <w:p>
+      <w:r>
+        <w:t>________________________________________________________________</w:t>
+      </w:r>
+    </w:p>
+    <w:p>
+      <w:r>
+        <w:t>________________________________________________________________</w:t>
+      </w:r>
+    </w:p>
+    <w:p>
+      <w:r>
+        <w:t>________________________________________________________________</w:t>
+      </w:r>
+    </w:p>
+    <w:p>
+      <w:pPr>
+        <w:spacing w:line="336" w:lineRule="auto" w:after="180"/>
+      </w:pPr>
+      <w:r>
+        <w:rPr>
+          <w:b w:val="0"/>
+        </w:rPr>
+        <w:t xml:space="preserve">RESPONSIBLE DESIGN  Collect only necessary information. Show uncertainty and limits. Never confuse fluent </w:t>
+      </w:r>
+      <w:r>
+        <w:rPr>
+          <w:b/>
+        </w:rPr>
+        <w:t>output</w:t>
+      </w:r>
+      <w:r>
+        <w:rPr>
+          <w:b w:val="0"/>
+        </w:rPr>
+        <w:t xml:space="preserve"> with verified truth.</w:t>
+      </w:r>
+    </w:p>
+    <w:p>
+      <w:pPr>
+        <w:pStyle w:val="Heading2"/>
+      </w:pPr>
+      <w:r>
+        <w:t>Earlier wording, alternatives and picture transcripts · reference / check after trying</w:t>
+      </w:r>
+    </w:p>
+    <w:p>
+      <w:pPr>
+        <w:spacing w:line="336" w:lineRule="auto" w:after="180"/>
+      </w:pPr>
+      <w:r>
+        <w:rPr>
+          <w:b w:val="0"/>
+        </w:rPr>
+        <w:t>CUMULATIVE PROJECT</w:t>
+      </w:r>
+    </w:p>
+    <w:p>
+      <w:pPr>
+        <w:spacing w:line="336" w:lineRule="auto" w:after="180"/>
+      </w:pPr>
+      <w:r>
+        <w:rPr>
+          <w:b w:val="0"/>
+        </w:rPr>
+        <w:t>Verified Study Buddy</w:t>
+      </w:r>
+    </w:p>
+    <w:p>
+      <w:pPr>
+        <w:spacing w:line="336" w:lineRule="auto" w:after="180"/>
+      </w:pPr>
+      <w:r>
+        <w:rPr>
+          <w:b w:val="0"/>
+        </w:rPr>
+        <w:t>Every week adds one inspectable piece. The system must show how it reached a result.</w:t>
+      </w:r>
+    </w:p>
+    <w:p>
+      <w:r>
+        <w:drawing>
+          <wp:inline xmlns:a="http://schemas.openxmlformats.org/drawingml/2006/main" xmlns:pic="http://schemas.openxmlformats.org/drawingml/2006/picture">
+            <wp:extent cx="5486400" cy="1901952"/>
+            <wp:docPr id="22" name="Picture 22" descr="Book recommender connection for Prompt Evaluation"/>
+            <wp:cNvGraphicFramePr>
+              <a:graphicFrameLocks noChangeAspect="1"/>
+            </wp:cNvGraphicFramePr>
+            <a:graphic>
+              <a:graphicData uri="http://schemas.openxmlformats.org/drawingml/2006/picture">
+                <pic:pic>
+                  <pic:nvPicPr>
+                    <pic:cNvPr id="0" name="7f5de0b36e28e418a0af56b13b4f671348bc8d8d20aad876dea5d9f8d392115d.png"/>
+                    <pic:cNvPicPr/>
+                  </pic:nvPicPr>
+                  <pic:blipFill>
+                    <a:blip r:embed="rId25"/>
+                    <a:stretch>
+                      <a:fillRect/>
+                    </a:stretch>
+                  </pic:blipFill>
+                  <pic:spPr>
+                    <a:xfrm>
+                      <a:off x="0" y="0"/>
+                      <a:ext cx="5486400" cy="1901952"/>
+                    </a:xfrm>
+                    <a:prstGeom prst="rect"/>
+                  </pic:spPr>
+                </pic:pic>
+              </a:graphicData>
+            </a:graphic>
+          </wp:inline>
+        </w:drawing>
+      </w:r>
+    </w:p>
+    <w:p>
+      <w:pPr>
+        <w:pStyle w:val="Heading3"/>
+      </w:pPr>
+      <w:r>
+        <w:t>Evidence for your project</w:t>
+      </w:r>
+    </w:p>
+    <w:p>
+      <w:pPr>
+        <w:pStyle w:val="Heading1"/>
+      </w:pPr>
+      <w:r>
+        <w:t>16. Finish: state the total, priority and unresolved failures</w:t>
+      </w:r>
+    </w:p>
+    <w:p>
+      <w:r>
+        <w:t>A defensible selection is a bounded claim under a declared rule.</w:t>
+      </w:r>
+    </w:p>
+    <w:p>
+      <w:pPr>
+        <w:pStyle w:val="Heading2"/>
+      </w:pPr>
+      <w:r>
+        <w:t>Explain without notes</w:t>
+      </w:r>
+    </w:p>
+    <w:p>
+      <w:pPr>
+        <w:pStyle w:val="ListBullet"/>
+      </w:pPr>
+      <w:r>
+        <w:t>Close your notes. Explain this goal in your own words: Explain the mechanism and terminology of controlled prompt experiments</w:t>
+      </w:r>
+    </w:p>
+    <w:p>
+      <w:pPr>
+        <w:pStyle w:val="Heading3"/>
+      </w:pPr>
+      <w:r>
+        <w:t>My deciding step, evidence and one remaining question</w:t>
+      </w:r>
+    </w:p>
+    <w:p>
+      <w:r>
+        <w:t>________________________________________________________________</w:t>
+      </w:r>
+    </w:p>
+    <w:p>
+      <w:r>
+        <w:t>________________________________________________________________</w:t>
+      </w:r>
+    </w:p>
+    <w:p>
+      <w:r>
+        <w:t>________________________________________________________________</w:t>
+      </w:r>
+    </w:p>
+    <w:p>
+      <w:r>
+        <w:t>________________________________________________________________</w:t>
+      </w:r>
+    </w:p>
+    <w:p>
+      <w:r>
+        <w:t>________________________________________________________________</w:t>
+      </w:r>
+    </w:p>
+    <w:p>
+      <w:pPr>
+        <w:pStyle w:val="Heading2"/>
+      </w:pPr>
+      <w:r>
+        <w:t>Plan a changed-case return</w:t>
+      </w:r>
+    </w:p>
+    <w:p>
+      <w:pPr>
+        <w:spacing w:line="336" w:lineRule="auto" w:after="180"/>
+      </w:pPr>
+      <w:r>
+        <w:rPr>
+          <w:b w:val="0"/>
+        </w:rPr>
+        <w:t xml:space="preserve">If you are unsure, return to the worked picture and explain one arrow. If you are ready, change an </w:t>
+      </w:r>
+      <w:r>
+        <w:rPr>
+          <w:b/>
+        </w:rPr>
+        <w:t>input</w:t>
+      </w:r>
+      <w:r>
+        <w:rPr>
+          <w:b w:val="0"/>
+        </w:rPr>
+        <w:t xml:space="preserve"> or assumption and justify your </w:t>
+      </w:r>
+      <w:r>
+        <w:rPr>
+          <w:b/>
+        </w:rPr>
+        <w:t>prediction</w:t>
+      </w:r>
+      <w:r>
+        <w:rPr>
+          <w:b w:val="0"/>
+        </w:rPr>
+        <w:t>.</w:t>
+      </w:r>
+    </w:p>
+    <w:p>
+      <w:pPr>
+        <w:spacing w:line="336" w:lineRule="auto" w:after="180"/>
+      </w:pPr>
+      <w:r>
+        <w:rPr>
+          <w:b w:val="0"/>
+        </w:rPr>
+        <w:t xml:space="preserve">Save your workbook </w:t>
+      </w:r>
+      <w:r>
+        <w:rPr>
+          <w:b/>
+        </w:rPr>
+        <w:t>evidence</w:t>
+      </w:r>
+      <w:r>
+        <w:rPr>
+          <w:b w:val="0"/>
+        </w:rPr>
+        <w:t>. At the next review, try a different case before opening your old answer.</w:t>
+      </w:r>
+    </w:p>
+    <w:p>
+      <w:pPr>
+        <w:pStyle w:val="Heading1"/>
+      </w:pPr>
+      <w:r>
+        <w:t>Reference bank and extra practice</w:t>
+      </w:r>
+    </w:p>
+    <w:p>
+      <w:pPr>
+        <w:pStyle w:val="Heading1"/>
+      </w:pPr>
+      <w:r>
+        <w:t>05. Your quick word guide</w:t>
+      </w:r>
+    </w:p>
+    <w:p>
+      <w:r>
+        <w:t>Use the words to explain a particular step, record or limit.</w:t>
+      </w:r>
+    </w:p>
+    <w:p>
+      <w:pPr>
+        <w:pStyle w:val="Heading2"/>
+      </w:pPr>
+      <w:r>
+        <w:t>Core vocabulary</w:t>
+      </w:r>
+    </w:p>
+    <w:tbl>
+      <w:tblPr>
+        <w:tblStyle w:val="LightShading-Accent1"/>
+        <w:tblW w:type="auto" w:w="0"/>
+        <w:tblLook w:firstColumn="1" w:firstRow="1" w:lastColumn="0" w:lastRow="0" w:noHBand="0" w:noVBand="1" w:val="04A0"/>
+      </w:tblPr>
+      <w:tblGrid>
+        <w:gridCol w:w="3408"/>
+        <w:gridCol w:w="3408"/>
+        <w:gridCol w:w="3408"/>
+      </w:tblGrid>
+      <w:tr>
+        <w:trPr>
+          <w:tblHeader/>
+        </w:trPr>
+        <w:tc>
+          <w:tcPr>
+            <w:tcW w:type="dxa" w:w="3408"/>
+          </w:tcPr>
+          <w:p>
+            <w:r>
+              <w:t>Word</w:t>
+            </w:r>
+          </w:p>
+        </w:tc>
+        <w:tc>
+          <w:tcPr>
+            <w:tcW w:type="dxa" w:w="3408"/>
+          </w:tcPr>
+          <w:p>
+            <w:r>
+              <w:t>My own example</w:t>
+            </w:r>
+          </w:p>
+        </w:tc>
+        <w:tc>
+          <w:tcPr>
+            <w:tcW w:type="dxa" w:w="3408"/>
+          </w:tcPr>
+          <w:p>
+            <w:r>
+              <w:t>Not this / boundary</w:t>
+            </w:r>
+          </w:p>
+        </w:tc>
+      </w:tr>
+      <w:tr>
+        <w:tc>
+          <w:tcPr>
+            <w:tcW w:type="dxa" w:w="3408"/>
+          </w:tcPr>
+          <w:p>
+            <w:r>
+              <w:t>A/B test</w:t>
+            </w:r>
+          </w:p>
+        </w:tc>
+        <w:tc>
+          <w:tcPr>
+            <w:tcW w:type="dxa" w:w="3408"/>
+          </w:tcPr>
+          <w:p>
+            <w:r>
+              <w:t>A comparison of two versions using a planned assignment of comparable cases and the same outcome measure.</w:t>
+            </w:r>
+          </w:p>
+        </w:tc>
+        <w:tc>
+          <w:tcPr>
+            <w:tcW w:type="dxa" w:w="3408"/>
+          </w:tcPr>
+          <w:p>
+            <w:r/>
+          </w:p>
+        </w:tc>
+      </w:tr>
+      <w:tr>
+        <w:tc>
+          <w:tcPr>
+            <w:tcW w:type="dxa" w:w="3408"/>
+          </w:tcPr>
+          <w:p>
+            <w:r>
+              <w:t>test set</w:t>
+            </w:r>
+          </w:p>
+        </w:tc>
+        <w:tc>
+          <w:tcPr>
+            <w:tcW w:type="dxa" w:w="3408"/>
+          </w:tcPr>
+          <w:p>
+            <w:r>
+              <w:t>Data reserved for evaluating a selected system; final test data must not influence its development.</w:t>
+            </w:r>
+          </w:p>
+        </w:tc>
+        <w:tc>
+          <w:tcPr>
+            <w:tcW w:type="dxa" w:w="3408"/>
+          </w:tcPr>
+          <w:p>
+            <w:r/>
+          </w:p>
+        </w:tc>
+      </w:tr>
+      <w:tr>
+        <w:tc>
+          <w:tcPr>
+            <w:tcW w:type="dxa" w:w="3408"/>
+          </w:tcPr>
+          <w:p>
+            <w:r>
+              <w:t>score</w:t>
+            </w:r>
+          </w:p>
+        </w:tc>
+        <w:tc>
+          <w:tcPr>
+            <w:tcW w:type="dxa" w:w="3408"/>
+          </w:tcPr>
+          <w:p>
+            <w:r>
+              <w:t>A numerical value assigned using a specified rule; it is not automatically a probability.</w:t>
+            </w:r>
+          </w:p>
+        </w:tc>
+        <w:tc>
+          <w:tcPr>
+            <w:tcW w:type="dxa" w:w="3408"/>
+          </w:tcPr>
+          <w:p>
+            <w:r/>
+          </w:p>
+        </w:tc>
+      </w:tr>
+      <w:tr>
+        <w:tc>
+          <w:tcPr>
+            <w:tcW w:type="dxa" w:w="3408"/>
+          </w:tcPr>
+          <w:p>
+            <w:r>
+              <w:t>variance</w:t>
+            </w:r>
+          </w:p>
+        </w:tc>
+        <w:tc>
+          <w:tcPr>
+            <w:tcW w:type="dxa" w:w="3408"/>
+          </w:tcPr>
+          <w:p>
+            <w:r>
+              <w:t>A measure of spread around a mean; informally, variation across repeated results. Specify which meaning is intended.</w:t>
+            </w:r>
+          </w:p>
+        </w:tc>
+        <w:tc>
+          <w:tcPr>
+            <w:tcW w:type="dxa" w:w="3408"/>
+          </w:tcPr>
+          <w:p>
+            <w:r/>
+          </w:p>
+        </w:tc>
+      </w:tr>
+    </w:tbl>
+    <w:p>
+      <w:pPr>
+        <w:pStyle w:val="Heading2"/>
+      </w:pPr>
+      <w:r>
+        <w:t>Terms for the connected explanation</w:t>
+      </w:r>
+    </w:p>
+    <w:tbl>
+      <w:tblPr>
+        <w:tblStyle w:val="LightShading-Accent1"/>
+        <w:tblW w:type="auto" w:w="0"/>
+        <w:tblLook w:firstColumn="1" w:firstRow="1" w:lastColumn="0" w:lastRow="0" w:noHBand="0" w:noVBand="1" w:val="04A0"/>
+      </w:tblPr>
+      <w:tblGrid>
+        <w:gridCol w:w="5112"/>
+        <w:gridCol w:w="5112"/>
+      </w:tblGrid>
+      <w:tr>
+        <w:trPr>
+          <w:tblHeader/>
+        </w:trPr>
+        <w:tc>
+          <w:tcPr>
+            <w:tcW w:type="dxa" w:w="5112"/>
+          </w:tcPr>
+          <w:p>
+            <w:r>
+              <w:t>Word</w:t>
+            </w:r>
+          </w:p>
+        </w:tc>
+        <w:tc>
+          <w:tcPr>
+            <w:tcW w:type="dxa" w:w="5112"/>
+          </w:tcPr>
+          <w:p>
+            <w:r>
+              <w:t>Meaning</w:t>
+            </w:r>
+          </w:p>
+        </w:tc>
+      </w:tr>
+      <w:tr>
+        <w:tc>
+          <w:tcPr>
+            <w:tcW w:type="dxa" w:w="5112"/>
+          </w:tcPr>
+          <w:p>
+            <w:r>
+              <w:t>Paired case</w:t>
+            </w:r>
+          </w:p>
+        </w:tc>
+        <w:tc>
+          <w:tcPr>
+            <w:tcW w:type="dxa" w:w="5112"/>
+          </w:tcPr>
+          <w:p>
+            <w:r>
+              <w:t>The same case evaluated under each compared procedure</w:t>
+            </w:r>
+          </w:p>
+        </w:tc>
+      </w:tr>
+      <w:tr>
+        <w:tc>
+          <w:tcPr>
+            <w:tcW w:type="dxa" w:w="5112"/>
+          </w:tcPr>
+          <w:p>
+            <w:r>
+              <w:t>Rubric</w:t>
+            </w:r>
+          </w:p>
+        </w:tc>
+        <w:tc>
+          <w:tcPr>
+            <w:tcW w:type="dxa" w:w="5112"/>
+          </w:tcPr>
+          <w:p>
+            <w:r>
+              <w:t>Prespecified criteria for judging an output</w:t>
+            </w:r>
+          </w:p>
+        </w:tc>
+      </w:tr>
+      <w:tr>
+        <w:tc>
+          <w:tcPr>
+            <w:tcW w:type="dxa" w:w="5112"/>
+          </w:tcPr>
+          <w:p>
+            <w:r>
+              <w:t>Regression</w:t>
+            </w:r>
+          </w:p>
+        </w:tc>
+        <w:tc>
+          <w:tcPr>
+            <w:tcW w:type="dxa" w:w="5112"/>
+          </w:tcPr>
+          <w:p>
+            <w:r>
+              <w:t>A previously passing condition that fails after a change</w:t>
+            </w:r>
+          </w:p>
+        </w:tc>
+      </w:tr>
+    </w:tbl>
+    <w:p>
+      <w:pPr>
+        <w:pStyle w:val="Heading2"/>
+      </w:pPr>
+      <w:r>
+        <w:t>Earlier wording, alternatives and picture transcripts · reference / check after trying</w:t>
+      </w:r>
+    </w:p>
+    <w:p>
+      <w:pPr>
+        <w:spacing w:line="336" w:lineRule="auto" w:after="180"/>
+      </w:pPr>
+      <w:r>
+        <w:rPr>
+          <w:b w:val="0"/>
+        </w:rPr>
+        <w:t>VOCABULARY LAB</w:t>
+      </w:r>
+    </w:p>
+    <w:p>
+      <w:pPr>
+        <w:spacing w:line="336" w:lineRule="auto" w:after="180"/>
+      </w:pPr>
+      <w:r>
+        <w:rPr>
+          <w:b w:val="0"/>
+        </w:rPr>
+        <w:t>Words You Can Use to Reason</w:t>
+      </w:r>
+    </w:p>
+    <w:p>
+      <w:pPr>
+        <w:spacing w:line="336" w:lineRule="auto" w:after="180"/>
+      </w:pPr>
+      <w:r>
+        <w:rPr>
+          <w:b w:val="0"/>
+        </w:rPr>
+        <w:t>A definition matters when you can recognize the idea, use it, and contrast it with a near-miss.</w:t>
+      </w:r>
+    </w:p>
+    <w:p>
+      <w:r>
+        <w:drawing>
+          <wp:inline xmlns:a="http://schemas.openxmlformats.org/drawingml/2006/main" xmlns:pic="http://schemas.openxmlformats.org/drawingml/2006/picture">
+            <wp:extent cx="5486400" cy="3200400"/>
+            <wp:docPr id="23" name="Picture 23" descr="Vocabulary badge: A/B test"/>
+            <wp:cNvGraphicFramePr>
+              <a:graphicFrameLocks noChangeAspect="1"/>
+            </wp:cNvGraphicFramePr>
+            <a:graphic>
+              <a:graphicData uri="http://schemas.openxmlformats.org/drawingml/2006/picture">
+                <pic:pic>
+                  <pic:nvPicPr>
+                    <pic:cNvPr id="0" name="a9d5d96d9ef700ab2cc750bbef4e87b9d5bce5a970d8e164bf9b495899bd8a6d.png"/>
+                    <pic:cNvPicPr/>
+                  </pic:nvPicPr>
+                  <pic:blipFill>
+                    <a:blip r:embed="rId26"/>
+                    <a:stretch>
+                      <a:fillRect/>
+                    </a:stretch>
+                  </pic:blipFill>
+                  <pic:spPr>
+                    <a:xfrm>
+                      <a:off x="0" y="0"/>
+                      <a:ext cx="5486400" cy="3200400"/>
+                    </a:xfrm>
+                    <a:prstGeom prst="rect"/>
+                  </pic:spPr>
+                </pic:pic>
+              </a:graphicData>
+            </a:graphic>
+          </wp:inline>
+        </w:drawing>
+      </w:r>
+    </w:p>
+    <w:p>
+      <w:r>
+        <w:drawing>
+          <wp:inline xmlns:a="http://schemas.openxmlformats.org/drawingml/2006/main" xmlns:pic="http://schemas.openxmlformats.org/drawingml/2006/picture">
+            <wp:extent cx="5486400" cy="3200400"/>
+            <wp:docPr id="24" name="Picture 24" descr="Vocabulary badge: test set"/>
+            <wp:cNvGraphicFramePr>
+              <a:graphicFrameLocks noChangeAspect="1"/>
+            </wp:cNvGraphicFramePr>
+            <a:graphic>
+              <a:graphicData uri="http://schemas.openxmlformats.org/drawingml/2006/picture">
+                <pic:pic>
+                  <pic:nvPicPr>
+                    <pic:cNvPr id="0" name="24cbb12d2ce48b4befc5371a749bc9c0efe6b6d8a1d88b0761b386383f2ee0e4.png"/>
+                    <pic:cNvPicPr/>
+                  </pic:nvPicPr>
+                  <pic:blipFill>
+                    <a:blip r:embed="rId27"/>
+                    <a:stretch>
+                      <a:fillRect/>
+                    </a:stretch>
+                  </pic:blipFill>
+                  <pic:spPr>
+                    <a:xfrm>
+                      <a:off x="0" y="0"/>
+                      <a:ext cx="5486400" cy="3200400"/>
+                    </a:xfrm>
+                    <a:prstGeom prst="rect"/>
+                  </pic:spPr>
+                </pic:pic>
+              </a:graphicData>
+            </a:graphic>
+          </wp:inline>
+        </w:drawing>
+      </w:r>
+    </w:p>
+    <w:p>
+      <w:r>
+        <w:drawing>
+          <wp:inline xmlns:a="http://schemas.openxmlformats.org/drawingml/2006/main" xmlns:pic="http://schemas.openxmlformats.org/drawingml/2006/picture">
+            <wp:extent cx="5486400" cy="3200400"/>
+            <wp:docPr id="25" name="Picture 25" descr="Vocabulary badge: score"/>
+            <wp:cNvGraphicFramePr>
+              <a:graphicFrameLocks noChangeAspect="1"/>
+            </wp:cNvGraphicFramePr>
+            <a:graphic>
+              <a:graphicData uri="http://schemas.openxmlformats.org/drawingml/2006/picture">
+                <pic:pic>
+                  <pic:nvPicPr>
+                    <pic:cNvPr id="0" name="91dea52ccf34e1f5e5260d7f962988d178616797c57d0aa19215470719be5a05.png"/>
+                    <pic:cNvPicPr/>
+                  </pic:nvPicPr>
+                  <pic:blipFill>
+                    <a:blip r:embed="rId28"/>
+                    <a:stretch>
+                      <a:fillRect/>
+                    </a:stretch>
+                  </pic:blipFill>
+                  <pic:spPr>
+                    <a:xfrm>
+                      <a:off x="0" y="0"/>
+                      <a:ext cx="5486400" cy="3200400"/>
+                    </a:xfrm>
+                    <a:prstGeom prst="rect"/>
+                  </pic:spPr>
+                </pic:pic>
+              </a:graphicData>
+            </a:graphic>
+          </wp:inline>
+        </w:drawing>
+      </w:r>
+    </w:p>
+    <w:p>
+      <w:r>
+        <w:drawing>
+          <wp:inline xmlns:a="http://schemas.openxmlformats.org/drawingml/2006/main" xmlns:pic="http://schemas.openxmlformats.org/drawingml/2006/picture">
+            <wp:extent cx="5486400" cy="3200400"/>
+            <wp:docPr id="26" name="Picture 26" descr="Vocabulary badge: variance"/>
+            <wp:cNvGraphicFramePr>
+              <a:graphicFrameLocks noChangeAspect="1"/>
+            </wp:cNvGraphicFramePr>
+            <a:graphic>
+              <a:graphicData uri="http://schemas.openxmlformats.org/drawingml/2006/picture">
+                <pic:pic>
+                  <pic:nvPicPr>
+                    <pic:cNvPr id="0" name="376c5602d34ac51b07fbc77db79c6b03d9b19393ef4b392b2eaa6ca9641470b9.png"/>
+                    <pic:cNvPicPr/>
+                  </pic:nvPicPr>
+                  <pic:blipFill>
+                    <a:blip r:embed="rId29"/>
+                    <a:stretch>
+                      <a:fillRect/>
+                    </a:stretch>
+                  </pic:blipFill>
+                  <pic:spPr>
+                    <a:xfrm>
+                      <a:off x="0" y="0"/>
+                      <a:ext cx="5486400" cy="3200400"/>
+                    </a:xfrm>
+                    <a:prstGeom prst="rect"/>
+                  </pic:spPr>
+                </pic:pic>
+              </a:graphicData>
+            </a:graphic>
+          </wp:inline>
+        </w:drawing>
+      </w:r>
+    </w:p>
+    <w:p>
+      <w:pPr>
+        <w:pStyle w:val="Heading3"/>
+      </w:pPr>
+      <w:r>
+        <w:t>Words used in the closer explanation</w:t>
+      </w:r>
+    </w:p>
+    <w:p>
+      <w:pPr>
+        <w:pStyle w:val="Heading1"/>
+      </w:pPr>
+      <w:r>
+        <w:t>10. Choose a stronger thinking challenge</w:t>
+      </w:r>
+    </w:p>
+    <w:p>
+      <w:r>
+        <w:t>Choose the next useful challenge rather than treating the whole ladder as compulsory.</w:t>
+      </w:r>
+    </w:p>
+    <w:p>
+      <w:pPr>
+        <w:pStyle w:val="Heading2"/>
+      </w:pPr>
+      <w:r>
+        <w:t>Pick your next step</w:t>
+      </w:r>
+    </w:p>
+    <w:p>
+      <w:pPr>
+        <w:pStyle w:val="ListBullet"/>
+      </w:pPr>
+      <w:r>
+        <w:t>1 • NAME: Define the concept without repeating the textbook.</w:t>
+      </w:r>
+    </w:p>
+    <w:p>
+      <w:pPr>
+        <w:pStyle w:val="ListBullet"/>
+      </w:pPr>
+      <w:r>
+        <w:t>2 • TRACE: Show the information, state, branch, calculation, or evidence path.</w:t>
+      </w:r>
+    </w:p>
+    <w:p>
+      <w:pPr>
+        <w:pStyle w:val="ListBullet"/>
+      </w:pPr>
+      <w:r>
+        <w:t>3 • APPLY: Solve a different example independently.</w:t>
+      </w:r>
+    </w:p>
+    <w:p>
+      <w:pPr>
+        <w:pStyle w:val="ListBullet"/>
+      </w:pPr>
+      <w:r>
+        <w:t>4 • CHALLENGE: Find a boundary case, counterexample, or unfair outcome.</w:t>
+      </w:r>
+    </w:p>
+    <w:p>
+      <w:pPr>
+        <w:pStyle w:val="ListBullet"/>
+      </w:pPr>
+      <w:r>
+        <w:t>5 • EXPLAIN LIMITS: Say when the result should not be trusted or used alone.</w:t>
+      </w:r>
+    </w:p>
+    <w:p>
+      <w:pPr>
+        <w:pStyle w:val="ListBullet"/>
+      </w:pPr>
+      <w:r>
+        <w:t>My strongest evidence of independent understanding:</w:t>
+      </w:r>
+    </w:p>
+    <w:p>
+      <w:pPr>
+        <w:pStyle w:val="Heading3"/>
+      </w:pPr>
+      <w:r>
+        <w:t>Write or draw your reasoning and evidence.</w:t>
+      </w:r>
+    </w:p>
+    <w:p>
+      <w:r>
+        <w:t>________________________________________________________________</w:t>
+      </w:r>
+    </w:p>
+    <w:p>
+      <w:r>
+        <w:t>________________________________________________________________</w:t>
+      </w:r>
+    </w:p>
+    <w:p>
+      <w:r>
+        <w:t>________________________________________________________________</w:t>
+      </w:r>
+    </w:p>
+    <w:p>
+      <w:r>
+        <w:t>________________________________________________________________</w:t>
+      </w:r>
+    </w:p>
+    <w:p>
+      <w:r>
+        <w:t>________________________________________________________________</w:t>
+      </w:r>
+    </w:p>
+    <w:p>
+      <w:pPr>
+        <w:pStyle w:val="Heading2"/>
+      </w:pPr>
+      <w:r>
+        <w:t>Earlier wording, alternatives and picture transcripts · reference / check after trying</w:t>
+      </w:r>
+    </w:p>
+    <w:p>
+      <w:pPr>
+        <w:spacing w:line="336" w:lineRule="auto" w:after="180"/>
+      </w:pPr>
+      <w:r>
+        <w:rPr>
+          <w:b w:val="0"/>
         </w:rPr>
         <w:t>MASTERY</w:t>
       </w:r>
@@ -4341,7 +6175,7 @@
         <w:drawing>
           <wp:inline xmlns:a="http://schemas.openxmlformats.org/drawingml/2006/main" xmlns:pic="http://schemas.openxmlformats.org/drawingml/2006/picture">
             <wp:extent cx="5486400" cy="1719072"/>
-            <wp:docPr id="20" name="Picture 20" descr="Mastery ladder for Prompt Evaluation"/>
+            <wp:docPr id="27" name="Picture 27" descr="Mastery ladder for Prompt Evaluation"/>
             <wp:cNvGraphicFramePr>
               <a:graphicFrameLocks noChangeAspect="1"/>
             </wp:cNvGraphicFramePr>
@@ -4353,7 +6187,7 @@
                     <pic:cNvPicPr/>
                   </pic:nvPicPr>
                   <pic:blipFill>
-                    <a:blip r:embed="rId27"/>
+                    <a:blip r:embed="rId30"/>
                     <a:stretch>
                       <a:fillRect/>
                     </a:stretch>
@@ -4374,24 +6208,144 @@
     </w:p>
     <w:p>
       <w:pPr>
+        <w:pStyle w:val="Heading1"/>
+      </w:pPr>
+      <w:r>
+        <w:t>12. Reference: check your explanation</w:t>
+      </w:r>
+    </w:p>
+    <w:p>
+      <w:r>
+        <w:t>Use after practice. Compare new paired flags independently is the selected independent case.</w:t>
+      </w:r>
+    </w:p>
+    <w:p>
+      <w:pPr>
+        <w:pStyle w:val="Heading2"/>
+      </w:pPr>
+      <w:r>
+        <w:t>Check the evidence and its limit</w:t>
+      </w:r>
+    </w:p>
+    <w:p>
+      <w:pPr>
+        <w:pStyle w:val="ListBullet"/>
+      </w:pPr>
+      <w:r>
+        <w:t>1. My fresh example, trace, calculation, or design:</w:t>
+      </w:r>
+    </w:p>
+    <w:p>
+      <w:pPr>
+        <w:pStyle w:val="Heading3"/>
+      </w:pPr>
+      <w:r>
+        <w:t>Write or draw your reasoning and evidence.</w:t>
+      </w:r>
+    </w:p>
+    <w:p>
+      <w:r>
+        <w:t>________________________________________________________________</w:t>
+      </w:r>
+    </w:p>
+    <w:p>
+      <w:r>
+        <w:t>________________________________________________________________</w:t>
+      </w:r>
+    </w:p>
+    <w:p>
+      <w:r>
+        <w:t>________________________________________________________________</w:t>
+      </w:r>
+    </w:p>
+    <w:p>
+      <w:r>
+        <w:t>________________________________________________________________</w:t>
+      </w:r>
+    </w:p>
+    <w:p>
+      <w:r>
+        <w:t>________________________________________________________________</w:t>
+      </w:r>
+    </w:p>
+    <w:p>
+      <w:pPr>
+        <w:pStyle w:val="ListBullet"/>
+      </w:pPr>
+      <w:r>
+        <w:t>2. My evidence that it works (include a boundary or missing-data case):</w:t>
+      </w:r>
+    </w:p>
+    <w:p>
+      <w:pPr>
+        <w:pStyle w:val="Heading3"/>
+      </w:pPr>
+      <w:r>
+        <w:t>Write or draw your reasoning and evidence.</w:t>
+      </w:r>
+    </w:p>
+    <w:p>
+      <w:r>
+        <w:t>________________________________________________________________</w:t>
+      </w:r>
+    </w:p>
+    <w:p>
+      <w:r>
+        <w:t>________________________________________________________________</w:t>
+      </w:r>
+    </w:p>
+    <w:p>
+      <w:r>
+        <w:t>________________________________________________________________</w:t>
+      </w:r>
+    </w:p>
+    <w:p>
+      <w:r>
+        <w:t>________________________________________________________________</w:t>
+      </w:r>
+    </w:p>
+    <w:p>
+      <w:r>
+        <w:t>________________________________________________________________</w:t>
+      </w:r>
+    </w:p>
+    <w:p>
+      <w:pPr>
+        <w:pStyle w:val="ListBullet"/>
+      </w:pPr>
+      <w:r>
+        <w:t>3. One limitation, fairness concern, or situation needing human review:</w:t>
+      </w:r>
+    </w:p>
+    <w:p>
+      <w:pPr>
+        <w:pStyle w:val="Heading2"/>
+      </w:pPr>
+      <w:r>
+        <w:t>Self-check and record</w:t>
+      </w:r>
+    </w:p>
+    <w:p>
+      <w:pPr>
         <w:spacing w:line="336" w:lineRule="auto" w:after="180"/>
       </w:pPr>
       <w:r>
         <w:rPr>
           <w:b w:val="0"/>
         </w:rPr>
-        <w:t>1 • NAME: Define the concept without repeating the textbook.</w:t>
-      </w:r>
-    </w:p>
-    <w:p>
-      <w:pPr>
-        <w:spacing w:line="336" w:lineRule="auto" w:after="180"/>
-      </w:pPr>
+        <w:t xml:space="preserve">SELF-CHECK  □ I explained the </w:t>
+      </w:r>
+      <w:r>
+        <w:rPr>
+          <w:b/>
+        </w:rPr>
+        <w:t>mechanism</w:t>
+      </w:r>
       <w:r>
         <w:rPr>
           <w:b w:val="0"/>
         </w:rPr>
-        <w:t xml:space="preserve">2 • TRACE: Show the information, state, branch, calculation, or </w:t>
+        <w:t xml:space="preserve">  □ I used </w:t>
       </w:r>
       <w:r>
         <w:rPr>
@@ -4403,7 +6357,15 @@
         <w:rPr>
           <w:b w:val="0"/>
         </w:rPr>
-        <w:t xml:space="preserve"> path.</w:t>
+        <w:t xml:space="preserve">  □ I tested a fresh case  □ I named a limitation  □ I can answer ‘why?’</w:t>
+      </w:r>
+    </w:p>
+    <w:p>
+      <w:pPr>
+        <w:pStyle w:val="Heading2"/>
+      </w:pPr>
+      <w:r>
+        <w:t>Earlier wording, alternatives and picture transcripts · reference / check after trying</w:t>
       </w:r>
     </w:p>
     <w:p>
@@ -4414,7 +6376,7 @@
         <w:rPr>
           <w:b w:val="0"/>
         </w:rPr>
-        <w:t>3 • APPLY: Solve a different example independently.</w:t>
+        <w:t>INDEPENDENT MASTERY PROOF</w:t>
       </w:r>
     </w:p>
     <w:p>
@@ -4425,7 +6387,7 @@
         <w:rPr>
           <w:b w:val="0"/>
         </w:rPr>
-        <w:t>4 • CHALLENGE: Find a boundary case, counterexample, or unfair outcome.</w:t>
+        <w:t>Checklist for explaining this week’s idea</w:t>
       </w:r>
     </w:p>
     <w:p>
@@ -4436,109 +6398,7 @@
         <w:rPr>
           <w:b w:val="0"/>
         </w:rPr>
-        <w:t>5 • EXPLAIN LIMITS: Say when the result should not be trusted or used alone.</w:t>
-      </w:r>
-    </w:p>
-    <w:p>
-      <w:pPr>
-        <w:spacing w:line="336" w:lineRule="auto" w:after="180"/>
-      </w:pPr>
-      <w:r>
-        <w:rPr>
-          <w:b w:val="0"/>
-        </w:rPr>
-        <w:t xml:space="preserve">My strongest </w:t>
-      </w:r>
-      <w:r>
-        <w:rPr>
-          <w:b/>
-        </w:rPr>
-        <w:t>evidence</w:t>
-      </w:r>
-      <w:r>
-        <w:rPr>
-          <w:b w:val="0"/>
-        </w:rPr>
-        <w:t xml:space="preserve"> of independent understanding:</w:t>
-      </w:r>
-    </w:p>
-    <w:p>
-      <w:pPr>
-        <w:pStyle w:val="Heading3"/>
-      </w:pPr>
-      <w:r>
-        <w:t>Write or draw your reasoning and evidence.</w:t>
-      </w:r>
-    </w:p>
-    <w:p>
-      <w:r>
-        <w:t>________________________________________________________________</w:t>
-      </w:r>
-    </w:p>
-    <w:p>
-      <w:r>
-        <w:t>________________________________________________________________</w:t>
-      </w:r>
-    </w:p>
-    <w:p>
-      <w:r>
-        <w:t>________________________________________________________________</w:t>
-      </w:r>
-    </w:p>
-    <w:p>
-      <w:r>
-        <w:t>________________________________________________________________</w:t>
-      </w:r>
-    </w:p>
-    <w:p>
-      <w:r>
-        <w:t>________________________________________________________________</w:t>
-      </w:r>
-    </w:p>
-    <w:p>
-      <w:pPr>
-        <w:pStyle w:val="Heading1"/>
-      </w:pPr>
-      <w:r>
-        <w:t>11. Connect your project</w:t>
-      </w:r>
-    </w:p>
-    <w:p>
-      <w:r>
-        <w:t>Apply this week’s idea to Verified Study Buddy. Keep an annotated decision and the evidence supporting it.</w:t>
-      </w:r>
-    </w:p>
-    <w:p>
-      <w:pPr>
-        <w:spacing w:line="336" w:lineRule="auto" w:after="180"/>
-      </w:pPr>
-      <w:r>
-        <w:rPr>
-          <w:b/>
-        </w:rPr>
-        <w:t>CUMULATIVE PROJECT</w:t>
-      </w:r>
-    </w:p>
-    <w:p>
-      <w:pPr>
-        <w:spacing w:line="336" w:lineRule="auto" w:after="180"/>
-      </w:pPr>
-      <w:r>
-        <w:rPr>
-          <w:b w:val="0"/>
-        </w:rPr>
-        <w:t>Verified Study Buddy</w:t>
-      </w:r>
-    </w:p>
-    <w:p>
-      <w:pPr>
-        <w:spacing w:line="336" w:lineRule="auto" w:after="180"/>
-      </w:pPr>
-      <w:r>
-        <w:rPr>
-          <w:b w:val="0"/>
-        </w:rPr>
-        <w:t>Every week adds one inspectable piece. The system must show how it reached a result.</w:t>
+        <w:t>Use after practice. Compare new paired flags independently is the selected independent case.</w:t>
       </w:r>
     </w:p>
     <w:p>
@@ -4546,7 +6406,7 @@
         <w:drawing>
           <wp:inline xmlns:a="http://schemas.openxmlformats.org/drawingml/2006/main" xmlns:pic="http://schemas.openxmlformats.org/drawingml/2006/picture">
             <wp:extent cx="5486400" cy="1901952"/>
-            <wp:docPr id="21" name="Picture 21" descr="Book recommender connection for Prompt Evaluation"/>
+            <wp:docPr id="28" name="Picture 28" descr="Independent proof graphic for Prompt Evaluation"/>
             <wp:cNvGraphicFramePr>
               <a:graphicFrameLocks noChangeAspect="1"/>
             </wp:cNvGraphicFramePr>
@@ -4554,11 +6414,11 @@
               <a:graphicData uri="http://schemas.openxmlformats.org/drawingml/2006/picture">
                 <pic:pic>
                   <pic:nvPicPr>
-                    <pic:cNvPr id="0" name="7f5de0b36e28e418a0af56b13b4f671348bc8d8d20aad876dea5d9f8d392115d.png"/>
+                    <pic:cNvPr id="0" name="8af9c4fd94634990f737dc5ef8f865fed6d6713781c973e6c57e58ef7894cba7.png"/>
                     <pic:cNvPicPr/>
                   </pic:nvPicPr>
                   <pic:blipFill>
-                    <a:blip r:embed="rId28"/>
+                    <a:blip r:embed="rId31"/>
                     <a:stretch>
                       <a:fillRect/>
                     </a:stretch>
@@ -4585,7 +6445,7 @@
         <w:rPr>
           <w:b w:val="0"/>
         </w:rPr>
-        <w:t>THIS WEEK’S CHECKPOINT  Evaluate Study Buddy prompts on factual, ambiguous, missing-source, and adversarial questions.</w:t>
+        <w:t>EXPLANATION CHECK  Require totals, case-level differences and explicit missing selection priorities before a fresh final check.</w:t>
       </w:r>
     </w:p>
     <w:p>
@@ -4593,44 +6453,6 @@
         <w:pStyle w:val="Heading3"/>
       </w:pPr>
       <w:r>
-        <w:t>Trace the system</w:t>
-      </w:r>
-    </w:p>
-    <w:p>
-      <w:pPr>
-        <w:spacing w:line="336" w:lineRule="auto" w:after="180"/>
-        <w:shd w:fill="EDF7F3"/>
-      </w:pPr>
-      <w:r>
-        <w:rPr>
-          <w:b w:val="0"/>
-        </w:rPr>
-        <w:t xml:space="preserve">SYSTEM MAP  Learner need → prompt/schema → approved sources/retrieval → model/tool → structured answer → verification → </w:t>
-      </w:r>
-      <w:r>
-        <w:rPr>
-          <w:b/>
-        </w:rPr>
-        <w:t>human decision</w:t>
-      </w:r>
-    </w:p>
-    <w:p>
-      <w:pPr>
-        <w:spacing w:line="336" w:lineRule="auto" w:after="180"/>
-        <w:shd w:fill="F5F1FB"/>
-      </w:pPr>
-      <w:r>
-        <w:rPr>
-          <w:b w:val="0"/>
-        </w:rPr>
-        <w:t>What will you add, change, or verify in the project this week?</w:t>
-      </w:r>
-    </w:p>
-    <w:p>
-      <w:pPr>
-        <w:pStyle w:val="Heading3"/>
-      </w:pPr>
-      <w:r>
         <w:t>Write or draw your reasoning and evidence.</w:t>
       </w:r>
     </w:p>
@@ -4661,464 +6483,23 @@
     </w:p>
     <w:p>
       <w:pPr>
-        <w:spacing w:line="336" w:lineRule="auto" w:after="180"/>
-        <w:shd w:fill="F5F1FB"/>
-      </w:pPr>
-      <w:r>
-        <w:rPr>
-          <w:b w:val="0"/>
-        </w:rPr>
-        <w:t xml:space="preserve">What should remain under </w:t>
-      </w:r>
-      <w:r>
-        <w:rPr>
-          <w:b/>
-        </w:rPr>
-        <w:t>human control</w:t>
-      </w:r>
-      <w:r>
-        <w:rPr>
-          <w:b w:val="0"/>
-        </w:rPr>
-        <w:t>?</w:t>
-      </w:r>
-    </w:p>
-    <w:p>
-      <w:pPr>
-        <w:pStyle w:val="Heading3"/>
-      </w:pPr>
-      <w:r>
-        <w:t>Write or draw your reasoning and evidence.</w:t>
-      </w:r>
-    </w:p>
-    <w:p>
-      <w:r>
-        <w:t>________________________________________________________________</w:t>
-      </w:r>
-    </w:p>
-    <w:p>
-      <w:r>
-        <w:t>________________________________________________________________</w:t>
-      </w:r>
-    </w:p>
-    <w:p>
-      <w:r>
-        <w:t>________________________________________________________________</w:t>
-      </w:r>
-    </w:p>
-    <w:p>
-      <w:r>
-        <w:t>________________________________________________________________</w:t>
-      </w:r>
-    </w:p>
-    <w:p>
-      <w:r>
-        <w:t>________________________________________________________________</w:t>
-      </w:r>
-    </w:p>
-    <w:p>
-      <w:pPr>
-        <w:pStyle w:val="Heading3"/>
-      </w:pPr>
-      <w:r>
-        <w:t>Responsible design</w:t>
-      </w:r>
-    </w:p>
-    <w:p>
-      <w:pPr>
-        <w:spacing w:line="336" w:lineRule="auto" w:after="180"/>
-        <w:shd w:fill="FFF5E6"/>
-      </w:pPr>
-      <w:r>
-        <w:rPr>
-          <w:b w:val="0"/>
-        </w:rPr>
-        <w:t xml:space="preserve">RESPONSIBLE DESIGN  Collect only necessary information. Show uncertainty and limits. Never confuse fluent </w:t>
-      </w:r>
-      <w:r>
-        <w:rPr>
-          <w:b/>
-        </w:rPr>
-        <w:t>output</w:t>
-      </w:r>
-      <w:r>
-        <w:rPr>
-          <w:b w:val="0"/>
-        </w:rPr>
-        <w:t xml:space="preserve"> with verified truth.</w:t>
-      </w:r>
-    </w:p>
-    <w:p>
-      <w:pPr>
-        <w:pStyle w:val="Heading3"/>
-      </w:pPr>
-      <w:r>
-        <w:t>Evidence for your project</w:t>
-      </w:r>
-    </w:p>
-    <w:p>
-      <w:pPr>
-        <w:spacing w:line="336" w:lineRule="auto" w:after="180"/>
-      </w:pPr>
-      <w:r>
-        <w:rPr>
-          <w:b w:val="0"/>
-        </w:rPr>
-        <w:t>Use Study Buddy case matrices with explicit priorities, source support gates and fresh final questions.</w:t>
-      </w:r>
-    </w:p>
-    <w:p>
-      <w:pPr>
         <w:pStyle w:val="Heading1"/>
       </w:pPr>
       <w:r>
-        <w:t>12. Show what you know</w:t>
-      </w:r>
-    </w:p>
-    <w:p>
-      <w:r>
-        <w:t>Use a genuinely new case for independent evidence. Previously discussed examples remain practice; use the separately named independent case before feedback.</w:t>
-      </w:r>
-    </w:p>
-    <w:p>
-      <w:pPr>
-        <w:pStyle w:val="Heading3"/>
-      </w:pPr>
-      <w:r>
-        <w:t>Independent evidence</w:t>
-      </w:r>
-    </w:p>
-    <w:p>
-      <w:pPr>
-        <w:spacing w:line="336" w:lineRule="auto" w:after="180"/>
-        <w:shd w:fill="FFF5E6"/>
-      </w:pPr>
-      <w:r>
-        <w:rPr>
-          <w:b w:val="0"/>
-        </w:rPr>
-        <w:t>INDEPENDENT MASTERY PROOF</w:t>
-      </w:r>
-    </w:p>
-    <w:p>
-      <w:pPr>
-        <w:spacing w:line="336" w:lineRule="auto" w:after="180"/>
-      </w:pPr>
-      <w:r>
-        <w:rPr>
-          <w:b w:val="0"/>
-        </w:rPr>
-        <w:t>Explain • Transfer • Test • Defend</w:t>
-      </w:r>
-    </w:p>
-    <w:p>
-      <w:pPr>
-        <w:spacing w:line="336" w:lineRule="auto" w:after="180"/>
-      </w:pPr>
-      <w:r>
-        <w:rPr>
-          <w:b w:val="0"/>
-        </w:rPr>
-        <w:t>Complete this page without copying the worked example. Your reasoning matters more than decoration.</w:t>
-      </w:r>
-    </w:p>
-    <w:p>
-      <w:r>
-        <w:drawing>
-          <wp:inline xmlns:a="http://schemas.openxmlformats.org/drawingml/2006/main" xmlns:pic="http://schemas.openxmlformats.org/drawingml/2006/picture">
-            <wp:extent cx="5486400" cy="1901952"/>
-            <wp:docPr id="22" name="Picture 22" descr="Independent proof graphic for Prompt Evaluation"/>
-            <wp:cNvGraphicFramePr>
-              <a:graphicFrameLocks noChangeAspect="1"/>
-            </wp:cNvGraphicFramePr>
-            <a:graphic>
-              <a:graphicData uri="http://schemas.openxmlformats.org/drawingml/2006/picture">
-                <pic:pic>
-                  <pic:nvPicPr>
-                    <pic:cNvPr id="0" name="8af9c4fd94634990f737dc5ef8f865fed6d6713781c973e6c57e58ef7894cba7.png"/>
-                    <pic:cNvPicPr/>
-                  </pic:nvPicPr>
-                  <pic:blipFill>
-                    <a:blip r:embed="rId29"/>
-                    <a:stretch>
-                      <a:fillRect/>
-                    </a:stretch>
-                  </pic:blipFill>
-                  <pic:spPr>
-                    <a:xfrm>
-                      <a:off x="0" y="0"/>
-                      <a:ext cx="5486400" cy="1901952"/>
-                    </a:xfrm>
-                    <a:prstGeom prst="rect"/>
-                  </pic:spPr>
-                </pic:pic>
-              </a:graphicData>
-            </a:graphic>
-          </wp:inline>
-        </w:drawing>
-      </w:r>
-    </w:p>
-    <w:p>
-      <w:pPr>
-        <w:pStyle w:val="Heading3"/>
-      </w:pPr>
-      <w:r>
-        <w:t>Try a more demanding case</w:t>
-      </w:r>
-    </w:p>
-    <w:p>
-      <w:pPr>
-        <w:spacing w:line="336" w:lineRule="auto" w:after="180"/>
-        <w:shd w:fill="F5F1FB"/>
-      </w:pPr>
-      <w:r>
-        <w:rPr>
-          <w:b w:val="0"/>
-        </w:rPr>
-        <w:t xml:space="preserve">CHALLENGE  </w:t>
-      </w:r>
-      <w:r>
-        <w:rPr>
-          <w:b/>
-        </w:rPr>
-        <w:t>A/B test</w:t>
-      </w:r>
-      <w:r>
-        <w:rPr>
-          <w:b w:val="0"/>
-        </w:rPr>
-        <w:t xml:space="preserve"> two prompts across six cases.</w:t>
-      </w:r>
-    </w:p>
-    <w:p>
-      <w:pPr>
-        <w:spacing w:line="336" w:lineRule="auto" w:after="180"/>
-        <w:shd w:fill="F4F9FC"/>
-      </w:pPr>
-      <w:r>
-        <w:rPr>
-          <w:b w:val="0"/>
-        </w:rPr>
-        <w:t>1. My fresh example, trace, calculation, or design:</w:t>
-      </w:r>
-    </w:p>
-    <w:p>
-      <w:pPr>
-        <w:pStyle w:val="Heading3"/>
-      </w:pPr>
-      <w:r>
-        <w:t>Write or draw your reasoning and evidence.</w:t>
-      </w:r>
-    </w:p>
-    <w:p>
-      <w:r>
-        <w:t>________________________________________________________________</w:t>
-      </w:r>
-    </w:p>
-    <w:p>
-      <w:r>
-        <w:t>________________________________________________________________</w:t>
-      </w:r>
-    </w:p>
-    <w:p>
-      <w:r>
-        <w:t>________________________________________________________________</w:t>
-      </w:r>
-    </w:p>
-    <w:p>
-      <w:r>
-        <w:t>________________________________________________________________</w:t>
-      </w:r>
-    </w:p>
-    <w:p>
-      <w:r>
-        <w:t>________________________________________________________________</w:t>
-      </w:r>
-    </w:p>
-    <w:p>
-      <w:pPr>
-        <w:spacing w:line="336" w:lineRule="auto" w:after="180"/>
-        <w:shd w:fill="F4F9FC"/>
-      </w:pPr>
-      <w:r>
-        <w:rPr>
-          <w:b w:val="0"/>
-        </w:rPr>
-        <w:t xml:space="preserve">2. My </w:t>
-      </w:r>
-      <w:r>
-        <w:rPr>
-          <w:b/>
-        </w:rPr>
-        <w:t>evidence</w:t>
-      </w:r>
-      <w:r>
-        <w:rPr>
-          <w:b w:val="0"/>
-        </w:rPr>
-        <w:t xml:space="preserve"> that it works (include a boundary or missing-data case):</w:t>
-      </w:r>
-    </w:p>
-    <w:p>
-      <w:pPr>
-        <w:pStyle w:val="Heading3"/>
-      </w:pPr>
-      <w:r>
-        <w:t>Write or draw your reasoning and evidence.</w:t>
-      </w:r>
-    </w:p>
-    <w:p>
-      <w:r>
-        <w:t>________________________________________________________________</w:t>
-      </w:r>
-    </w:p>
-    <w:p>
-      <w:r>
-        <w:t>________________________________________________________________</w:t>
-      </w:r>
-    </w:p>
-    <w:p>
-      <w:r>
-        <w:t>________________________________________________________________</w:t>
-      </w:r>
-    </w:p>
-    <w:p>
-      <w:r>
-        <w:t>________________________________________________________________</w:t>
-      </w:r>
-    </w:p>
-    <w:p>
-      <w:r>
-        <w:t>________________________________________________________________</w:t>
-      </w:r>
-    </w:p>
-    <w:p>
-      <w:pPr>
-        <w:spacing w:line="336" w:lineRule="auto" w:after="180"/>
-        <w:shd w:fill="F4F9FC"/>
-      </w:pPr>
-      <w:r>
-        <w:rPr>
-          <w:b w:val="0"/>
-        </w:rPr>
-        <w:t>3. One limitation, fairness concern, or situation needing human review:</w:t>
-      </w:r>
-    </w:p>
-    <w:p>
-      <w:pPr>
-        <w:pStyle w:val="Heading3"/>
-      </w:pPr>
-      <w:r>
-        <w:t>Write or draw your reasoning and evidence.</w:t>
-      </w:r>
-    </w:p>
-    <w:p>
-      <w:r>
-        <w:t>________________________________________________________________</w:t>
-      </w:r>
-    </w:p>
-    <w:p>
-      <w:r>
-        <w:t>________________________________________________________________</w:t>
-      </w:r>
-    </w:p>
-    <w:p>
-      <w:r>
-        <w:t>________________________________________________________________</w:t>
-      </w:r>
-    </w:p>
-    <w:p>
-      <w:r>
-        <w:t>________________________________________________________________</w:t>
-      </w:r>
-    </w:p>
-    <w:p>
-      <w:r>
-        <w:t>________________________________________________________________</w:t>
-      </w:r>
-    </w:p>
-    <w:p>
-      <w:pPr>
-        <w:pStyle w:val="Heading3"/>
-      </w:pPr>
-      <w:r>
-        <w:t>Check your explanation</w:t>
-      </w:r>
-    </w:p>
-    <w:p>
-      <w:pPr>
-        <w:spacing w:line="336" w:lineRule="auto" w:after="180"/>
-        <w:shd w:fill="F5F1FB"/>
-      </w:pPr>
-      <w:r>
-        <w:rPr>
-          <w:b w:val="0"/>
-        </w:rPr>
-        <w:t xml:space="preserve">SELF-CHECK  □ I explained the </w:t>
-      </w:r>
-      <w:r>
-        <w:rPr>
-          <w:b/>
-        </w:rPr>
-        <w:t>mechanism</w:t>
-      </w:r>
-      <w:r>
-        <w:rPr>
-          <w:b w:val="0"/>
-        </w:rPr>
-        <w:t xml:space="preserve">  □ I used </w:t>
-      </w:r>
-      <w:r>
-        <w:rPr>
-          <w:b/>
-        </w:rPr>
-        <w:t>evidence</w:t>
-      </w:r>
-      <w:r>
-        <w:rPr>
-          <w:b w:val="0"/>
-        </w:rPr>
-        <w:t xml:space="preserve">  □ I tested a fresh case  □ I named a limitation  □ I can answer ‘why?’</w:t>
-      </w:r>
-    </w:p>
-    <w:p>
-      <w:pPr>
-        <w:pStyle w:val="Heading1"/>
-      </w:pPr>
-      <w:r>
-        <w:t>13. Study a complete case</w:t>
-      </w:r>
-    </w:p>
-    <w:p>
-      <w:r>
-        <w:t>Revisit the complete Prompt Evaluation case for supported practice. Repeated examples do not become fresh assessments.</w:t>
-      </w:r>
-    </w:p>
-    <w:p>
-      <w:pPr>
-        <w:pStyle w:val="Heading3"/>
-      </w:pPr>
-      <w:r>
-        <w:t>Week 9 Worked case</w:t>
-      </w:r>
-    </w:p>
-    <w:p>
-      <w:pPr>
-        <w:spacing w:line="336" w:lineRule="auto" w:after="180"/>
-      </w:pPr>
-      <w:r>
-        <w:rPr>
-          <w:b w:val="0"/>
-        </w:rPr>
-        <w:t>Use the supplied details to practise the weekly concept before attempting the independent question. This case extends the illustrated lesson.</w:t>
-      </w:r>
-    </w:p>
-    <w:p>
-      <w:pPr>
-        <w:pStyle w:val="Heading3"/>
-      </w:pPr>
-      <w:r>
-        <w:t>The situation</w:t>
+        <w:t>13. Extra practice: Evaluate prompts on the same questions</w:t>
+      </w:r>
+    </w:p>
+    <w:p>
+      <w:r>
+        <w:t>Try the question before opening its worked explanation.</w:t>
+      </w:r>
+    </w:p>
+    <w:p>
+      <w:pPr>
+        <w:pStyle w:val="Heading2"/>
+      </w:pPr>
+      <w:r>
+        <w:t>Read the supplied case and question</w:t>
       </w:r>
     </w:p>
     <w:p>
@@ -5134,16 +6515,7 @@
     </w:p>
     <w:p>
       <w:pPr>
-        <w:pStyle w:val="Heading3"/>
-      </w:pPr>
-      <w:r>
-        <w:t>The question</w:t>
-      </w:r>
-    </w:p>
-    <w:p>
-      <w:pPr>
         <w:spacing w:line="336" w:lineRule="auto" w:after="180"/>
-        <w:shd w:fill="F5F1FB"/>
       </w:pPr>
       <w:r>
         <w:rPr>
@@ -5154,10 +6526,59 @@
     </w:p>
     <w:p>
       <w:pPr>
+        <w:pStyle w:val="Heading2"/>
+      </w:pPr>
+      <w:r>
+        <w:t>Your explanation</w:t>
+      </w:r>
+    </w:p>
+    <w:p>
+      <w:pPr>
+        <w:pStyle w:val="ListBullet"/>
+      </w:pPr>
+      <w:r>
+        <w:t>Which detail supports the answer, and why does it matter?</w:t>
+      </w:r>
+    </w:p>
+    <w:p>
+      <w:pPr>
         <w:pStyle w:val="Heading3"/>
       </w:pPr>
       <w:r>
-        <w:t>Worked explanation</w:t>
+        <w:t>Write or draw your reasoning and evidence.</w:t>
+      </w:r>
+    </w:p>
+    <w:p>
+      <w:r>
+        <w:t>________________________________________________________________</w:t>
+      </w:r>
+    </w:p>
+    <w:p>
+      <w:r>
+        <w:t>________________________________________________________________</w:t>
+      </w:r>
+    </w:p>
+    <w:p>
+      <w:r>
+        <w:t>________________________________________________________________</w:t>
+      </w:r>
+    </w:p>
+    <w:p>
+      <w:r>
+        <w:t>________________________________________________________________</w:t>
+      </w:r>
+    </w:p>
+    <w:p>
+      <w:r>
+        <w:t>________________________________________________________________</w:t>
+      </w:r>
+    </w:p>
+    <w:p>
+      <w:pPr>
+        <w:pStyle w:val="Heading2"/>
+      </w:pPr>
+      <w:r>
+        <w:t>Check after trying · reference / check after trying</w:t>
       </w:r>
     </w:p>
     <w:p>
@@ -5169,75 +6590,6 @@
           <w:b w:val="0"/>
         </w:rPr>
         <w:t>A has 4/5 versus B's 3/5 on this set. Appearance is separate. Broaden cases and repeat stochastic trials before generalising.</w:t>
-      </w:r>
-    </w:p>
-    <w:p>
-      <w:pPr>
-        <w:pStyle w:val="Heading3"/>
-      </w:pPr>
-      <w:r>
-        <w:t>Explain it in your own words</w:t>
-      </w:r>
-    </w:p>
-    <w:p>
-      <w:pPr>
-        <w:spacing w:line="336" w:lineRule="auto" w:after="180"/>
-        <w:shd w:fill="F5F1FB"/>
-      </w:pPr>
-      <w:r>
-        <w:rPr>
-          <w:b w:val="0"/>
-        </w:rPr>
-        <w:t>Which detail supports the answer, and why does it matter?</w:t>
-      </w:r>
-    </w:p>
-    <w:p>
-      <w:pPr>
-        <w:pStyle w:val="Heading3"/>
-      </w:pPr>
-      <w:r>
-        <w:t>Write or draw your reasoning and evidence.</w:t>
-      </w:r>
-    </w:p>
-    <w:p>
-      <w:r>
-        <w:t>________________________________________________________________</w:t>
-      </w:r>
-    </w:p>
-    <w:p>
-      <w:r>
-        <w:t>________________________________________________________________</w:t>
-      </w:r>
-    </w:p>
-    <w:p>
-      <w:r>
-        <w:t>________________________________________________________________</w:t>
-      </w:r>
-    </w:p>
-    <w:p>
-      <w:r>
-        <w:t>________________________________________________________________</w:t>
-      </w:r>
-    </w:p>
-    <w:p>
-      <w:r>
-        <w:t>________________________________________________________________</w:t>
-      </w:r>
-    </w:p>
-    <w:p>
-      <w:pPr>
-        <w:pStyle w:val="Heading3"/>
-      </w:pPr>
-      <w:r>
-        <w:t>Trace the supplied case visually</w:t>
-      </w:r>
-    </w:p>
-    <w:p>
-      <w:pPr>
-        <w:pStyle w:val="Heading3"/>
-      </w:pPr>
-      <w:r>
-        <w:t>Evaluate prompts on the same questions</w:t>
       </w:r>
     </w:p>
     <w:tbl>
@@ -5322,6 +6674,81 @@
     </w:tbl>
     <w:p>
       <w:pPr>
+        <w:pStyle w:val="Heading2"/>
+      </w:pPr>
+      <w:r>
+        <w:t>Earlier wording, alternatives and picture transcripts · reference / check after trying</w:t>
+      </w:r>
+    </w:p>
+    <w:p>
+      <w:pPr>
+        <w:pStyle w:val="Heading3"/>
+      </w:pPr>
+      <w:r>
+        <w:t>Week 9 Worked case</w:t>
+      </w:r>
+    </w:p>
+    <w:p>
+      <w:pPr>
+        <w:spacing w:line="336" w:lineRule="auto" w:after="180"/>
+      </w:pPr>
+      <w:r>
+        <w:rPr>
+          <w:b w:val="0"/>
+        </w:rPr>
+        <w:t>Use the supplied details to practise the weekly concept before attempting the independent question. This case extends the illustrated lesson.</w:t>
+      </w:r>
+    </w:p>
+    <w:p>
+      <w:pPr>
+        <w:pStyle w:val="Heading3"/>
+      </w:pPr>
+      <w:r>
+        <w:t>The situation</w:t>
+      </w:r>
+    </w:p>
+    <w:p>
+      <w:pPr>
+        <w:pStyle w:val="Heading3"/>
+      </w:pPr>
+      <w:r>
+        <w:t>The question</w:t>
+      </w:r>
+    </w:p>
+    <w:p>
+      <w:pPr>
+        <w:pStyle w:val="Heading3"/>
+      </w:pPr>
+      <w:r>
+        <w:t>Worked explanation</w:t>
+      </w:r>
+    </w:p>
+    <w:p>
+      <w:pPr>
+        <w:pStyle w:val="Heading3"/>
+      </w:pPr>
+      <w:r>
+        <w:t>Explain it in your own words</w:t>
+      </w:r>
+    </w:p>
+    <w:p>
+      <w:pPr>
+        <w:pStyle w:val="Heading3"/>
+      </w:pPr>
+      <w:r>
+        <w:t>Trace the supplied case visually</w:t>
+      </w:r>
+    </w:p>
+    <w:p>
+      <w:pPr>
+        <w:pStyle w:val="Heading3"/>
+      </w:pPr>
+      <w:r>
+        <w:t>Evaluate prompts on the same questions</w:t>
+      </w:r>
+    </w:p>
+    <w:p>
+      <w:pPr>
         <w:spacing w:line="336" w:lineRule="auto" w:after="180"/>
       </w:pPr>
       <w:r>
@@ -5334,7 +6761,6 @@
     <w:p>
       <w:pPr>
         <w:spacing w:line="336" w:lineRule="auto" w:after="180"/>
-        <w:shd w:fill="F5F1FB"/>
       </w:pPr>
       <w:r>
         <w:rPr>
@@ -5359,479 +6785,20 @@
         <w:pStyle w:val="Heading1"/>
       </w:pPr>
       <w:r>
-        <w:t>14. Try a new case independently</w:t>
-      </w:r>
-    </w:p>
-    <w:p>
-      <w:r>
-        <w:t>Attempt the reserved new case before feedback. Record support; the earlier examples below remain additional practice.</w:t>
-      </w:r>
-    </w:p>
-    <w:p>
-      <w:pPr>
-        <w:pStyle w:val="Heading3"/>
-      </w:pPr>
-      <w:r>
-        <w:t>Independent case: Changed independent case</w:t>
-      </w:r>
-    </w:p>
-    <w:p>
-      <w:pPr>
-        <w:spacing w:line="336" w:lineRule="auto" w:after="180"/>
-      </w:pPr>
-      <w:r>
-        <w:rPr>
-          <w:b w:val="0"/>
-        </w:rPr>
-        <w:t>Five validation tasks have pass results A:1,1,1,0,0 and B:0,1,0,1,1. Compare performance and explain what is required before choosing a prompt.</w:t>
-      </w:r>
-    </w:p>
-    <w:p>
-      <w:pPr>
-        <w:pStyle w:val="Heading3"/>
-      </w:pPr>
-      <w:r>
-        <w:t>My independent explanation, trace and limits</w:t>
-      </w:r>
-    </w:p>
-    <w:p>
-      <w:r>
-        <w:t>________________________________________________________________</w:t>
-      </w:r>
-    </w:p>
-    <w:p>
-      <w:r>
-        <w:t>________________________________________________________________</w:t>
-      </w:r>
-    </w:p>
-    <w:p>
-      <w:r>
-        <w:t>________________________________________________________________</w:t>
-      </w:r>
-    </w:p>
-    <w:p>
-      <w:r>
-        <w:t>________________________________________________________________</w:t>
-      </w:r>
-    </w:p>
-    <w:p>
-      <w:r>
-        <w:t>________________________________________________________________</w:t>
-      </w:r>
-    </w:p>
-    <w:p>
-      <w:r>
-        <w:t>________________________________________________________________</w:t>
-      </w:r>
-    </w:p>
-    <w:p>
-      <w:r>
-        <w:t>________________________________________________________________</w:t>
-      </w:r>
-    </w:p>
-    <w:p>
-      <w:pPr>
-        <w:spacing w:line="336" w:lineRule="auto" w:after="180"/>
-      </w:pPr>
-      <w:r>
-        <w:rPr>
-          <w:b w:val="0"/>
-        </w:rPr>
-        <w:t>Attempt this case before feedback. Record any help. Earlier examples below are further practice; a case already practised with feedback cannot establish fresh transfer.</w:t>
-      </w:r>
-    </w:p>
-    <w:p>
-      <w:pPr>
-        <w:pStyle w:val="Heading3"/>
-      </w:pPr>
-      <w:r>
-        <w:t>Week 9 Independent application</w:t>
-      </w:r>
-    </w:p>
-    <w:p>
-      <w:pPr>
-        <w:spacing w:line="336" w:lineRule="auto" w:after="180"/>
-      </w:pPr>
-      <w:r>
-        <w:rPr>
-          <w:b w:val="0"/>
-        </w:rPr>
-        <w:t>Close the worked explanation. Apply the idea to this different question without copying.</w:t>
-      </w:r>
-    </w:p>
-    <w:p>
-      <w:pPr>
-        <w:spacing w:line="336" w:lineRule="auto" w:after="180"/>
-        <w:shd w:fill="F5F1FB"/>
-      </w:pPr>
-      <w:r>
-        <w:rPr>
-          <w:b w:val="0"/>
-        </w:rPr>
-        <w:t>Prompt A passes 8 of 10 tasks; B passes 9 of 10 but fails the only source-checking task. A source check is mandatory. Which can be accepted as-is?</w:t>
-      </w:r>
-    </w:p>
-    <w:p>
-      <w:pPr>
-        <w:spacing w:line="336" w:lineRule="auto" w:after="180"/>
-      </w:pPr>
-      <w:r>
-        <w:rPr>
-          <w:b w:val="0"/>
-        </w:rPr>
-        <w:t xml:space="preserve">My answer, with a trace, calculation or supporting </w:t>
-      </w:r>
-      <w:r>
-        <w:rPr>
-          <w:b/>
-        </w:rPr>
-        <w:t>evidence</w:t>
-      </w:r>
-    </w:p>
-    <w:p>
-      <w:pPr>
-        <w:pStyle w:val="Heading3"/>
-      </w:pPr>
-      <w:r>
-        <w:t>Write or draw your reasoning and evidence.</w:t>
-      </w:r>
-    </w:p>
-    <w:p>
-      <w:r>
-        <w:t>________________________________________________________________</w:t>
-      </w:r>
-    </w:p>
-    <w:p>
-      <w:r>
-        <w:t>________________________________________________________________</w:t>
-      </w:r>
-    </w:p>
-    <w:p>
-      <w:r>
-        <w:t>________________________________________________________________</w:t>
-      </w:r>
-    </w:p>
-    <w:p>
-      <w:r>
-        <w:t>________________________________________________________________</w:t>
-      </w:r>
-    </w:p>
-    <w:p>
-      <w:r>
-        <w:t>________________________________________________________________</w:t>
-      </w:r>
-    </w:p>
-    <w:p>
-      <w:pPr>
-        <w:pStyle w:val="Heading3"/>
-      </w:pPr>
-      <w:r>
-        <w:t>Create and test</w:t>
-      </w:r>
-    </w:p>
-    <w:p>
-      <w:pPr>
-        <w:spacing w:line="336" w:lineRule="auto" w:after="180"/>
-      </w:pPr>
-      <w:r>
-        <w:rPr>
-          <w:b w:val="0"/>
-        </w:rPr>
-        <w:t>Change one relevant detail. Predict the result before testing. Include a boundary or missing-information case when it helps reveal a limit.</w:t>
-      </w:r>
-    </w:p>
-    <w:p>
-      <w:pPr>
-        <w:spacing w:line="336" w:lineRule="auto" w:after="180"/>
-      </w:pPr>
-      <w:r>
-        <w:rPr>
-          <w:b w:val="0"/>
-        </w:rPr>
-        <w:t xml:space="preserve">My changed </w:t>
-      </w:r>
-      <w:r>
-        <w:rPr>
-          <w:b/>
-        </w:rPr>
-        <w:t>input</w:t>
-      </w:r>
-      <w:r>
-        <w:rPr>
-          <w:b w:val="0"/>
-        </w:rPr>
-        <w:t xml:space="preserve"> and expected result</w:t>
-      </w:r>
-    </w:p>
-    <w:p>
-      <w:pPr>
-        <w:pStyle w:val="Heading3"/>
-      </w:pPr>
-      <w:r>
-        <w:t>Write or draw your reasoning and evidence.</w:t>
-      </w:r>
-    </w:p>
-    <w:p>
-      <w:r>
-        <w:t>________________________________________________________________</w:t>
-      </w:r>
-    </w:p>
-    <w:p>
-      <w:r>
-        <w:t>________________________________________________________________</w:t>
-      </w:r>
-    </w:p>
-    <w:p>
-      <w:r>
-        <w:t>________________________________________________________________</w:t>
-      </w:r>
-    </w:p>
-    <w:p>
-      <w:r>
-        <w:t>________________________________________________________________</w:t>
-      </w:r>
-    </w:p>
-    <w:p>
-      <w:r>
-        <w:t>________________________________________________________________</w:t>
-      </w:r>
-    </w:p>
-    <w:p>
-      <w:pPr>
-        <w:pStyle w:val="Heading3"/>
-      </w:pPr>
-      <w:r>
-        <w:t>Connect to your project</w:t>
-      </w:r>
-    </w:p>
-    <w:p>
-      <w:pPr>
-        <w:spacing w:line="336" w:lineRule="auto" w:after="180"/>
-      </w:pPr>
-      <w:r>
-        <w:rPr>
-          <w:b w:val="0"/>
-        </w:rPr>
-        <w:t>Evaluate Study Buddy prompts on factual, ambiguous, missing-source, and adversarial questions.</w:t>
-      </w:r>
-    </w:p>
-    <w:p>
-      <w:pPr>
-        <w:spacing w:line="336" w:lineRule="auto" w:after="180"/>
-      </w:pPr>
-      <w:r>
-        <w:rPr>
-          <w:b w:val="0"/>
-        </w:rPr>
-        <w:t xml:space="preserve">The </w:t>
-      </w:r>
-      <w:r>
-        <w:rPr>
-          <w:b/>
-        </w:rPr>
-        <w:t>evidence</w:t>
-      </w:r>
-      <w:r>
-        <w:rPr>
-          <w:b w:val="0"/>
-        </w:rPr>
-        <w:t xml:space="preserve"> I will keep</w:t>
-      </w:r>
-    </w:p>
-    <w:p>
-      <w:pPr>
-        <w:pStyle w:val="Heading3"/>
-      </w:pPr>
-      <w:r>
-        <w:t>Write or draw your reasoning and evidence.</w:t>
-      </w:r>
-    </w:p>
-    <w:p>
-      <w:r>
-        <w:t>________________________________________________________________</w:t>
-      </w:r>
-    </w:p>
-    <w:p>
-      <w:r>
-        <w:t>________________________________________________________________</w:t>
-      </w:r>
-    </w:p>
-    <w:p>
-      <w:r>
-        <w:t>________________________________________________________________</w:t>
-      </w:r>
-    </w:p>
-    <w:p>
-      <w:r>
-        <w:t>________________________________________________________________</w:t>
-      </w:r>
-    </w:p>
-    <w:p>
-      <w:r>
-        <w:t>________________________________________________________________</w:t>
-      </w:r>
-    </w:p>
-    <w:p>
-      <w:pPr>
-        <w:spacing w:line="336" w:lineRule="auto" w:after="180"/>
-      </w:pPr>
-      <w:r>
-        <w:rPr>
-          <w:b w:val="0"/>
-        </w:rPr>
-        <w:t xml:space="preserve">Your teacher has the independent answer and scoring criteria. Complete the matching workbook week to keep your practice </w:t>
-      </w:r>
-      <w:r>
-        <w:rPr>
-          <w:b/>
-        </w:rPr>
-        <w:t>evidence</w:t>
-      </w:r>
-      <w:r>
-        <w:rPr>
-          <w:b w:val="0"/>
-        </w:rPr>
-        <w:t xml:space="preserve"> together.</w:t>
-      </w:r>
-    </w:p>
-    <w:p>
-      <w:pPr>
-        <w:pStyle w:val="Heading3"/>
-      </w:pPr>
-      <w:r>
-        <w:t>Transfer practice from the original programme</w:t>
-      </w:r>
-    </w:p>
-    <w:p>
-      <w:pPr>
-        <w:spacing w:line="336" w:lineRule="auto" w:after="180"/>
-      </w:pPr>
-      <w:r>
-        <w:rPr>
-          <w:b w:val="0"/>
-        </w:rPr>
-        <w:t xml:space="preserve">On four shared tasks, A </w:t>
-      </w:r>
-      <w:r>
-        <w:rPr>
-          <w:b/>
-        </w:rPr>
-        <w:t>score</w:t>
-      </w:r>
-      <w:r>
-        <w:rPr>
-          <w:b w:val="0"/>
-        </w:rPr>
-        <w:t xml:space="preserve">s 1,1,0,1 and B </w:t>
-      </w:r>
-      <w:r>
-        <w:rPr>
-          <w:b/>
-        </w:rPr>
-        <w:t>score</w:t>
-      </w:r>
-      <w:r>
-        <w:rPr>
-          <w:b w:val="0"/>
-        </w:rPr>
-        <w:t>s 1,0,1,1. Their totals tie. What should you inspect before choosing? Define a final evaluation step.</w:t>
-      </w:r>
-    </w:p>
-    <w:p>
-      <w:pPr>
-        <w:pStyle w:val="Heading3"/>
-      </w:pPr>
-      <w:r>
-        <w:t>Explain the mechanism, evidence and one limit.</w:t>
-      </w:r>
-    </w:p>
-    <w:p>
-      <w:r>
-        <w:t>________________________________________________________________</w:t>
-      </w:r>
-    </w:p>
-    <w:p>
-      <w:r>
-        <w:t>________________________________________________________________</w:t>
-      </w:r>
-    </w:p>
-    <w:p>
-      <w:r>
-        <w:t>________________________________________________________________</w:t>
-      </w:r>
-    </w:p>
-    <w:p>
-      <w:r>
-        <w:t>________________________________________________________________</w:t>
-      </w:r>
-    </w:p>
-    <w:p>
-      <w:r>
-        <w:t>________________________________________________________________</w:t>
-      </w:r>
-    </w:p>
-    <w:p>
-      <w:r>
-        <w:t>________________________________________________________________</w:t>
-      </w:r>
-    </w:p>
-    <w:p>
-      <w:r>
-        <w:t>________________________________________________________________</w:t>
-      </w:r>
-    </w:p>
-    <w:p>
-      <w:pPr>
-        <w:pStyle w:val="Heading3"/>
-      </w:pPr>
-      <w:r>
-        <w:t>Use feedback to improve</w:t>
-      </w:r>
-    </w:p>
-    <w:p>
-      <w:pPr>
-        <w:spacing w:line="336" w:lineRule="auto" w:after="180"/>
-      </w:pPr>
-      <w:r>
-        <w:rPr>
-          <w:b w:val="0"/>
-        </w:rPr>
-        <w:t>Attempt the independent case before hints. Record whether you worked alone, used a hint or followed a model. After feedback, fix the first unsupported step and explain why it changed.</w:t>
-      </w:r>
-    </w:p>
-    <w:p>
-      <w:pPr>
-        <w:spacing w:line="336" w:lineRule="auto" w:after="180"/>
-      </w:pPr>
-      <w:r>
-        <w:rPr>
-          <w:b w:val="0"/>
-        </w:rPr>
-        <w:t>A later check uses a changed case, not a copied answer.</w:t>
-      </w:r>
-    </w:p>
-    <w:p>
-      <w:pPr>
-        <w:pStyle w:val="Heading1"/>
-      </w:pPr>
-      <w:r>
-        <w:t>15. Your lesson route</w:t>
-      </w:r>
-    </w:p>
-    <w:p>
-      <w:r>
-        <w:t>Use this map to navigate Prompt Evaluation, connect the goals to tasks and keep one evidence record for each attempt.</w:t>
-      </w:r>
-    </w:p>
-    <w:p>
-      <w:pPr>
-        <w:spacing w:line="336" w:lineRule="auto" w:after="180"/>
-      </w:pPr>
-      <w:r>
-        <w:rPr>
-          <w:b w:val="0"/>
-        </w:rPr>
-        <w:t>Start with this question: A fictional Study Buddy compares two prompts across six development questions.</w:t>
+        <w:t>15. Reference: original lesson checklist</w:t>
+      </w:r>
+    </w:p>
+    <w:p>
+      <w:r>
+        <w:t>Use an additional checklist when it helps inspect your explanation.</w:t>
+      </w:r>
+    </w:p>
+    <w:p>
+      <w:pPr>
+        <w:pStyle w:val="Heading2"/>
+      </w:pPr>
+      <w:r>
+        <w:t>Targets and evidence</w:t>
       </w:r>
     </w:p>
     <w:tbl>
@@ -5938,6 +6905,14 @@
     </w:tbl>
     <w:p>
       <w:pPr>
+        <w:pStyle w:val="Heading2"/>
+      </w:pPr>
+      <w:r>
+        <w:t>Keep your route and first prediction</w:t>
+      </w:r>
+    </w:p>
+    <w:p>
+      <w:pPr>
         <w:spacing w:line="336" w:lineRule="auto" w:after="180"/>
       </w:pPr>
       <w:r>
@@ -5996,15 +6971,10 @@
     </w:p>
     <w:p>
       <w:pPr>
-        <w:pStyle w:val="Heading1"/>
-      </w:pPr>
-      <w:r>
-        <w:t>16. Finish and return</w:t>
-      </w:r>
-    </w:p>
-    <w:p>
-      <w:r>
-        <w:t>Explain Prompt Evaluation without notes, identify a remaining question and plan a later check with a changed case.</w:t>
+        <w:pStyle w:val="Heading2"/>
+      </w:pPr>
+      <w:r>
+        <w:t>Earlier wording, alternatives and picture transcripts · reference / check after trying</w:t>
       </w:r>
     </w:p>
     <w:p>
@@ -6015,52 +6985,144 @@
         <w:rPr>
           <w:b w:val="0"/>
         </w:rPr>
-        <w:t xml:space="preserve">Close your notes. Explain this goal in your own words: Explain the </w:t>
-      </w:r>
-      <w:r>
-        <w:rPr>
-          <w:b/>
-        </w:rPr>
-        <w:t>mechanism</w:t>
-      </w:r>
+        <w:t>Start with this question: A fictional Study Buddy compares two prompts across six development questions.</w:t>
+      </w:r>
+    </w:p>
+    <w:p>
+      <w:pPr>
+        <w:pStyle w:val="Heading1"/>
+      </w:pPr>
+      <w:r>
+        <w:t>17. Extra practice: pictures, repair and feedback</w:t>
+      </w:r>
+    </w:p>
+    <w:p>
+      <w:r>
+        <w:t>Attempt each question before opening its explanation. Use one browser or paper copy.</w:t>
+      </w:r>
+    </w:p>
+    <w:p>
+      <w:pPr>
+        <w:pStyle w:val="Heading2"/>
+      </w:pPr>
+      <w:r>
+        <w:t>First supported question</w:t>
+      </w:r>
+    </w:p>
+    <w:p>
+      <w:pPr>
+        <w:pStyle w:val="ListBullet"/>
+      </w:pPr>
+      <w:r>
+        <w:t>A fictional Study Buddy compares two prompts across six development questions.</w:t>
+      </w:r>
+    </w:p>
+    <w:p>
+      <w:pPr>
+        <w:pStyle w:val="Heading3"/>
+      </w:pPr>
+      <w:r>
+        <w:t>Practice 1: explain the deciding evidence</w:t>
+      </w:r>
+    </w:p>
+    <w:p>
+      <w:pPr>
+        <w:pStyle w:val="ListBullet"/>
+      </w:pPr>
+      <w:r>
+        <w:t>Which labelled step matches this detail? B clears the declared gate, but its failures 3,4 remain visible.</w:t>
+      </w:r>
+    </w:p>
+    <w:p>
+      <w:pPr>
+        <w:pStyle w:val="ListBullet"/>
+      </w:pPr>
+      <w:r>
+        <w:t>1. Different failures</w:t>
+      </w:r>
+    </w:p>
+    <w:p>
+      <w:pPr>
+        <w:pStyle w:val="ListBullet"/>
+      </w:pPr>
+      <w:r>
+        <w:t>2. Paired total</w:t>
+      </w:r>
+    </w:p>
+    <w:p>
+      <w:pPr>
+        <w:pStyle w:val="ListBullet"/>
+      </w:pPr>
+      <w:r>
+        <w:t>3. Mandatory slice</w:t>
+      </w:r>
+    </w:p>
+    <w:p>
+      <w:pPr>
+        <w:pStyle w:val="ListBullet"/>
+      </w:pPr>
+      <w:r>
+        <w:t>4. Selection</w:t>
+      </w:r>
+    </w:p>
+    <w:p>
+      <w:pPr>
+        <w:pStyle w:val="Heading3"/>
+      </w:pPr>
+      <w:r>
+        <w:t>My selected conclusion, deciding fact and explanation</w:t>
+      </w:r>
+    </w:p>
+    <w:p>
+      <w:r>
+        <w:t>________________________________________________________________</w:t>
+      </w:r>
+    </w:p>
+    <w:p>
+      <w:r>
+        <w:t>________________________________________________________________</w:t>
+      </w:r>
+    </w:p>
+    <w:p>
+      <w:r>
+        <w:t>________________________________________________________________</w:t>
+      </w:r>
+    </w:p>
+    <w:p>
+      <w:r>
+        <w:t>________________________________________________________________</w:t>
+      </w:r>
+    </w:p>
+    <w:p>
+      <w:r>
+        <w:t>________________________________________________________________</w:t>
+      </w:r>
+    </w:p>
+    <w:p>
+      <w:pPr>
+        <w:pStyle w:val="ListBullet"/>
+      </w:pPr>
+      <w:r>
+        <w:t>Hint if needed: Read the steps in the pictorial case. Match the supplied detail to the stage that performs or records it.</w:t>
+      </w:r>
+    </w:p>
+    <w:p>
+      <w:pPr>
+        <w:pStyle w:val="Heading2"/>
+      </w:pPr>
+      <w:r>
+        <w:t>Check the first explanation · reference / check after trying</w:t>
+      </w:r>
+    </w:p>
+    <w:p>
+      <w:pPr>
+        <w:spacing w:line="336" w:lineRule="auto" w:after="180"/>
+      </w:pPr>
       <w:r>
         <w:rPr>
           <w:b w:val="0"/>
         </w:rPr>
-        <w:t xml:space="preserve"> and terminology of controlled prompt experiments</w:t>
-      </w:r>
-    </w:p>
-    <w:p>
-      <w:pPr>
-        <w:pStyle w:val="Heading3"/>
-      </w:pPr>
-      <w:r>
-        <w:t>My deciding step, evidence and one remaining question</w:t>
-      </w:r>
-    </w:p>
-    <w:p>
-      <w:r>
-        <w:t>________________________________________________________________</w:t>
-      </w:r>
-    </w:p>
-    <w:p>
-      <w:r>
-        <w:t>________________________________________________________________</w:t>
-      </w:r>
-    </w:p>
-    <w:p>
-      <w:r>
-        <w:t>________________________________________________________________</w:t>
-      </w:r>
-    </w:p>
-    <w:p>
-      <w:r>
-        <w:t>________________________________________________________________</w:t>
-      </w:r>
-    </w:p>
-    <w:p>
-      <w:r>
-        <w:t>________________________________________________________________</w:t>
+        <w:t>After your attempt, compare with the supported explanation: Selection B clears the declared gate, but its failures 3,4 remain visible. Equal totals do not imply equal behavior.</w:t>
       </w:r>
     </w:p>
     <w:p>
@@ -6071,42 +7133,126 @@
         <w:rPr>
           <w:b w:val="0"/>
         </w:rPr>
-        <w:t xml:space="preserve">If you are unsure, return to the worked picture and explain one arrow. If you are ready, change an </w:t>
-      </w:r>
-      <w:r>
-        <w:rPr>
-          <w:b/>
-        </w:rPr>
-        <w:t>input</w:t>
-      </w:r>
+        <w:t>The predeclared gate expresses an important requirement instead of choosing a criterion after seeing the result. Selecting B is justified under that rule, not by claiming it is best on every question.</w:t>
+      </w:r>
+    </w:p>
+    <w:p>
+      <w:pPr>
+        <w:spacing w:line="336" w:lineRule="auto" w:after="180"/>
+      </w:pPr>
       <w:r>
         <w:rPr>
           <w:b w:val="0"/>
         </w:rPr>
-        <w:t xml:space="preserve"> or assumption and justify your </w:t>
-      </w:r>
-      <w:r>
-        <w:rPr>
-          <w:b/>
-        </w:rPr>
-        <w:t>prediction</w:t>
-      </w:r>
+        <w:t>After development, freeze the chosen prompt and test new questions, including both ordinary and unsupported cases.</w:t>
+      </w:r>
+    </w:p>
+    <w:p>
+      <w:pPr>
+        <w:pStyle w:val="Heading2"/>
+      </w:pPr>
+      <w:r>
+        <w:t>Changed-case question</w:t>
+      </w:r>
+    </w:p>
+    <w:p>
+      <w:pPr>
+        <w:pStyle w:val="Heading3"/>
+      </w:pPr>
+      <w:r>
+        <w:t>Practice 2: explain the deciding evidence</w:t>
+      </w:r>
+    </w:p>
+    <w:p>
+      <w:pPr>
+        <w:pStyle w:val="ListBullet"/>
+      </w:pPr>
+      <w:r>
+        <w:t>Changed-case practice: Remove the gate and retain total passes as the only criterion. Which conclusion is supported by the supplied facts?</w:t>
+      </w:r>
+    </w:p>
+    <w:p>
+      <w:pPr>
+        <w:pStyle w:val="ListBullet"/>
+      </w:pPr>
+      <w:r>
+        <w:t>1. We can decide the result without examining the changed input or the procedure.</w:t>
+      </w:r>
+    </w:p>
+    <w:p>
+      <w:pPr>
+        <w:pStyle w:val="ListBullet"/>
+      </w:pPr>
+      <w:r>
+        <w:t>2. This one example guarantees correct results for every future input.</w:t>
+      </w:r>
+    </w:p>
+    <w:p>
+      <w:pPr>
+        <w:pStyle w:val="ListBullet"/>
+      </w:pPr>
+      <w:r>
+        <w:t>3. The record is a tie; another predeclared tie policy or further development evidence is needed.</w:t>
+      </w:r>
+    </w:p>
+    <w:p>
+      <w:pPr>
+        <w:pStyle w:val="Heading3"/>
+      </w:pPr>
+      <w:r>
+        <w:t>My selected conclusion, deciding fact and explanation</w:t>
+      </w:r>
+    </w:p>
+    <w:p>
+      <w:r>
+        <w:t>________________________________________________________________</w:t>
+      </w:r>
+    </w:p>
+    <w:p>
+      <w:r>
+        <w:t>________________________________________________________________</w:t>
+      </w:r>
+    </w:p>
+    <w:p>
+      <w:r>
+        <w:t>________________________________________________________________</w:t>
+      </w:r>
+    </w:p>
+    <w:p>
+      <w:r>
+        <w:t>________________________________________________________________</w:t>
+      </w:r>
+    </w:p>
+    <w:p>
+      <w:r>
+        <w:t>________________________________________________________________</w:t>
+      </w:r>
+    </w:p>
+    <w:p>
+      <w:pPr>
+        <w:pStyle w:val="ListBullet"/>
+      </w:pPr>
+      <w:r>
+        <w:t>Hint if needed: Use the changed condition and the deciding step in the pictorial trace. The answer must say what follows from those facts.</w:t>
+      </w:r>
+    </w:p>
+    <w:p>
+      <w:pPr>
+        <w:pStyle w:val="Heading2"/>
+      </w:pPr>
+      <w:r>
+        <w:t>Check the changed case · reference / check after trying</w:t>
+      </w:r>
+    </w:p>
+    <w:p>
+      <w:pPr>
+        <w:spacing w:line="336" w:lineRule="auto" w:after="180"/>
+      </w:pPr>
       <w:r>
         <w:rPr>
           <w:b w:val="0"/>
         </w:rPr>
-        <w:t>.</w:t>
-      </w:r>
-    </w:p>
-    <w:p>
-      <w:pPr>
-        <w:spacing w:line="336" w:lineRule="auto" w:after="180"/>
-      </w:pPr>
-      <w:r>
-        <w:rPr>
-          <w:b w:val="0"/>
-        </w:rPr>
-        <w:t xml:space="preserve">Save your workbook </w:t>
+        <w:t xml:space="preserve">After your attempt, compare with the supported explanation: The record is a tie; another predeclared tie policy or further development </w:t>
       </w:r>
       <w:r>
         <w:rPr>
@@ -6118,20 +7264,160 @@
         <w:rPr>
           <w:b w:val="0"/>
         </w:rPr>
-        <w:t>. At the next review, try a different case before opening your old answer.</w:t>
-      </w:r>
-    </w:p>
-    <w:p>
-      <w:pPr>
-        <w:pStyle w:val="Heading1"/>
-      </w:pPr>
-      <w:r>
-        <w:t>17. Supported practice, repair and portfolio</w:t>
-      </w:r>
-    </w:p>
-    <w:p>
-      <w:r>
-        <w:t>Attempt supported questions before using hints or feedback. Review a missing building block, then keep the completed work.</w:t>
+        <w:t xml:space="preserve"> is needed. Both prompts have four passes on six questions.</w:t>
+      </w:r>
+    </w:p>
+    <w:p>
+      <w:pPr>
+        <w:pStyle w:val="Heading2"/>
+      </w:pPr>
+      <w:r>
+        <w:t>Repair and save your work</w:t>
+      </w:r>
+    </w:p>
+    <w:p>
+      <w:pPr>
+        <w:spacing w:line="336" w:lineRule="auto" w:after="180"/>
+      </w:pPr>
+      <w:r>
+        <w:rPr>
+          <w:b w:val="0"/>
+        </w:rPr>
+        <w:t xml:space="preserve">Review Structured </w:t>
+      </w:r>
+      <w:r>
+        <w:rPr>
+          <w:b/>
+        </w:rPr>
+        <w:t>Output</w:t>
+      </w:r>
+      <w:r>
+        <w:rPr>
+          <w:b w:val="0"/>
+        </w:rPr>
+        <w:t xml:space="preserve"> and Schemas (ai-3/8). Goal: Separate JSON parsing, schema validation and source support checks. Short practice: Which object demonstrates that valid JSON and valid types are insufficient for truth?.</w:t>
+      </w:r>
+    </w:p>
+    <w:p>
+      <w:pPr>
+        <w:spacing w:line="336" w:lineRule="auto" w:after="180"/>
+      </w:pPr>
+      <w:r>
+        <w:rPr>
+          <w:b w:val="0"/>
+        </w:rPr>
+        <w:t>Return to this week and explain what you changed.</w:t>
+      </w:r>
+    </w:p>
+    <w:p>
+      <w:pPr>
+        <w:spacing w:line="336" w:lineRule="auto" w:after="180"/>
+      </w:pPr>
+      <w:r>
+        <w:rPr>
+          <w:b w:val="0"/>
+        </w:rPr>
+        <w:t xml:space="preserve">Review Examples and </w:t>
+      </w:r>
+      <w:r>
+        <w:rPr>
+          <w:b/>
+        </w:rPr>
+        <w:t>Rubric</w:t>
+      </w:r>
+      <w:r>
+        <w:rPr>
+          <w:b w:val="0"/>
+        </w:rPr>
+        <w:t>s (ai-3/6). Goal: Distinguish a format example from approved factual evidence. Short practice: Explain why neither original nor changed draft is a full pass, and provide a complete repaired card.. Return to this week and explain what you changed.</w:t>
+      </w:r>
+    </w:p>
+    <w:p>
+      <w:pPr>
+        <w:spacing w:line="336" w:lineRule="auto" w:after="180"/>
+      </w:pPr>
+      <w:r>
+        <w:rPr>
+          <w:b w:val="0"/>
+        </w:rPr>
+        <w:t xml:space="preserve">Review Tokens and Context (ai-3/3). Goal: Account for fixed text, </w:t>
+      </w:r>
+      <w:r>
+        <w:rPr>
+          <w:b/>
+        </w:rPr>
+        <w:t>evidence</w:t>
+      </w:r>
+      <w:r>
+        <w:rPr>
+          <w:b w:val="0"/>
+        </w:rPr>
+        <w:t xml:space="preserve"> and reserved </w:t>
+      </w:r>
+      <w:r>
+        <w:rPr>
+          <w:b/>
+        </w:rPr>
+        <w:t>output</w:t>
+      </w:r>
+      <w:r>
+        <w:rPr>
+          <w:b w:val="0"/>
+        </w:rPr>
+        <w:t xml:space="preserve"> under a toy budget. Short practice: Can A alone justify answering 20 seats after the exception is known?.</w:t>
+      </w:r>
+    </w:p>
+    <w:p>
+      <w:pPr>
+        <w:spacing w:line="336" w:lineRule="auto" w:after="180"/>
+      </w:pPr>
+      <w:r>
+        <w:rPr>
+          <w:b w:val="0"/>
+        </w:rPr>
+        <w:t>Return to this week and explain what you changed.</w:t>
+      </w:r>
+    </w:p>
+    <w:p>
+      <w:pPr>
+        <w:spacing w:line="336" w:lineRule="auto" w:after="180"/>
+      </w:pPr>
+      <w:r>
+        <w:rPr>
+          <w:b w:val="0"/>
+        </w:rPr>
+        <w:t xml:space="preserve">Use Download completed work in the hosted lesson to export your answers, reflections, practice feedback and code-run </w:t>
+      </w:r>
+      <w:r>
+        <w:rPr>
+          <w:b/>
+        </w:rPr>
+        <w:t>evidence</w:t>
+      </w:r>
+      <w:r>
+        <w:rPr>
+          <w:b w:val="0"/>
+        </w:rPr>
+        <w:t>. Open the HTML copy to read or print it.</w:t>
+      </w:r>
+    </w:p>
+    <w:p>
+      <w:pPr>
+        <w:spacing w:line="336" w:lineRule="auto" w:after="180"/>
+      </w:pPr>
+      <w:r>
+        <w:rPr>
+          <w:b w:val="0"/>
+        </w:rPr>
+        <w:t>Drafts stay in this browser when storage is available; clear drafts on a shared device.</w:t>
+      </w:r>
+    </w:p>
+    <w:p>
+      <w:pPr>
+        <w:pStyle w:val="Heading2"/>
+      </w:pPr>
+      <w:r>
+        <w:t>Earlier wording, alternatives and picture transcripts · reference / check after trying</w:t>
       </w:r>
     </w:p>
     <w:p>
@@ -6147,80 +7433,10 @@
     </w:p>
     <w:p>
       <w:pPr>
-        <w:spacing w:line="336" w:lineRule="auto" w:after="180"/>
-      </w:pPr>
-      <w:r>
-        <w:rPr>
-          <w:b w:val="0"/>
-        </w:rPr>
-        <w:t>A fictional Study Buddy compares two prompts across six development questions.</w:t>
-      </w:r>
-    </w:p>
-    <w:p>
-      <w:pPr>
         <w:pStyle w:val="Heading3"/>
       </w:pPr>
       <w:r>
-        <w:t>Practice 1: explain the deciding evidence</w:t>
-      </w:r>
-    </w:p>
-    <w:p>
-      <w:pPr>
-        <w:spacing w:line="336" w:lineRule="auto" w:after="180"/>
-      </w:pPr>
-      <w:r>
-        <w:rPr>
-          <w:b w:val="0"/>
-        </w:rPr>
-        <w:t>Which labelled step matches this detail? B clears the declared gate, but its failures 3,4 remain visible.</w:t>
-      </w:r>
-    </w:p>
-    <w:p>
-      <w:pPr>
-        <w:spacing w:line="336" w:lineRule="auto" w:after="180"/>
-        <w:shd w:fill="F4F9FC"/>
-      </w:pPr>
-      <w:r>
-        <w:rPr>
-          <w:b w:val="0"/>
-        </w:rPr>
-        <w:t>1. Different failures</w:t>
-      </w:r>
-    </w:p>
-    <w:p>
-      <w:pPr>
-        <w:spacing w:line="336" w:lineRule="auto" w:after="180"/>
-        <w:shd w:fill="F4F9FC"/>
-      </w:pPr>
-      <w:r>
-        <w:rPr>
-          <w:b w:val="0"/>
-        </w:rPr>
-        <w:t>2. Paired total</w:t>
-      </w:r>
-    </w:p>
-    <w:p>
-      <w:pPr>
-        <w:spacing w:line="336" w:lineRule="auto" w:after="180"/>
-        <w:shd w:fill="F4F9FC"/>
-      </w:pPr>
-      <w:r>
-        <w:rPr>
-          <w:b w:val="0"/>
-        </w:rPr>
-        <w:t>3. Mandatory slice</w:t>
-      </w:r>
-    </w:p>
-    <w:p>
-      <w:pPr>
-        <w:spacing w:line="336" w:lineRule="auto" w:after="180"/>
-        <w:shd w:fill="F4F9FC"/>
-      </w:pPr>
-      <w:r>
-        <w:rPr>
-          <w:b w:val="0"/>
-        </w:rPr>
-        <w:t>4. Selection</w:t>
+        <w:t>Repair a missing building block</w:t>
       </w:r>
     </w:p>
     <w:p>
@@ -6228,463 +7444,25 @@
         <w:pStyle w:val="Heading3"/>
       </w:pPr>
       <w:r>
-        <w:t>My selected conclusion, deciding fact and explanation</w:t>
-      </w:r>
-    </w:p>
-    <w:p>
-      <w:r>
-        <w:t>________________________________________________________________</w:t>
-      </w:r>
-    </w:p>
-    <w:p>
-      <w:r>
-        <w:t>________________________________________________________________</w:t>
-      </w:r>
-    </w:p>
-    <w:p>
-      <w:r>
-        <w:t>________________________________________________________________</w:t>
-      </w:r>
-    </w:p>
-    <w:p>
-      <w:r>
-        <w:t>________________________________________________________________</w:t>
-      </w:r>
-    </w:p>
-    <w:p>
-      <w:r>
-        <w:t>________________________________________________________________</w:t>
-      </w:r>
-    </w:p>
-    <w:p>
-      <w:pPr>
-        <w:pStyle w:val="Heading3"/>
-      </w:pPr>
-      <w:r>
-        <w:t>Hint · try first</w:t>
-      </w:r>
-    </w:p>
-    <w:p>
-      <w:pPr>
-        <w:spacing w:line="336" w:lineRule="auto" w:after="180"/>
-        <w:shd w:fill="F1F6F8"/>
-      </w:pPr>
-      <w:r>
-        <w:rPr>
-          <w:b w:val="0"/>
-        </w:rPr>
-        <w:t>Hint if needed: Read the steps in the pictorial case. Match the supplied detail to the stage that performs or records it.</w:t>
-      </w:r>
-    </w:p>
-    <w:p>
-      <w:pPr>
-        <w:pStyle w:val="Heading3"/>
-      </w:pPr>
-      <w:r>
-        <w:t>Feedback · compare after trying</w:t>
-      </w:r>
-    </w:p>
-    <w:p>
-      <w:pPr>
-        <w:spacing w:line="336" w:lineRule="auto" w:after="180"/>
-        <w:shd w:fill="F1F6FC"/>
-      </w:pPr>
-      <w:r>
-        <w:rPr>
-          <w:b w:val="0"/>
-        </w:rPr>
-        <w:t>After your attempt, compare with the supported explanation: Selection B clears the declared gate, but its failures 3,4 remain visible. Equal totals do not imply equal behavior.</w:t>
-      </w:r>
-    </w:p>
-    <w:p>
-      <w:pPr>
-        <w:spacing w:line="336" w:lineRule="auto" w:after="180"/>
-        <w:shd w:fill="F1F6FC"/>
-      </w:pPr>
-      <w:r>
-        <w:rPr>
-          <w:b w:val="0"/>
-        </w:rPr>
-        <w:t>The predeclared gate expresses an important requirement instead of choosing a criterion after seeing the result. Selecting B is justified under that rule, not by claiming it is best on every question.</w:t>
-      </w:r>
-    </w:p>
-    <w:p>
-      <w:pPr>
-        <w:spacing w:line="336" w:lineRule="auto" w:after="180"/>
-        <w:shd w:fill="F1F6FC"/>
-      </w:pPr>
-      <w:r>
-        <w:rPr>
-          <w:b w:val="0"/>
-        </w:rPr>
-        <w:t>After development, freeze the chosen prompt and test new questions, including both ordinary and unsupported cases.</w:t>
-      </w:r>
-    </w:p>
-    <w:p>
-      <w:pPr>
-        <w:pStyle w:val="Heading3"/>
-      </w:pPr>
-      <w:r>
-        <w:t>Practice 2: explain the deciding evidence</w:t>
-      </w:r>
-    </w:p>
-    <w:p>
-      <w:pPr>
-        <w:pStyle w:val="Heading3"/>
-      </w:pPr>
-      <w:r>
-        <w:t>Changed case · predict first</w:t>
-      </w:r>
-    </w:p>
-    <w:p>
-      <w:pPr>
-        <w:spacing w:line="336" w:lineRule="auto" w:after="180"/>
-        <w:shd w:fill="F5F1FB"/>
-      </w:pPr>
-      <w:r>
-        <w:rPr>
-          <w:b w:val="0"/>
-        </w:rPr>
-        <w:t>Changed-case practice: Remove the gate and retain total passes as the only criterion. Which conclusion is supported by the supplied facts?</w:t>
-      </w:r>
-    </w:p>
-    <w:p>
-      <w:pPr>
-        <w:spacing w:line="336" w:lineRule="auto" w:after="180"/>
-        <w:shd w:fill="F4F9FC"/>
-      </w:pPr>
-      <w:r>
-        <w:rPr>
-          <w:b w:val="0"/>
-        </w:rPr>
-        <w:t xml:space="preserve">1. We can decide the result without examining the changed </w:t>
-      </w:r>
-      <w:r>
-        <w:rPr>
-          <w:b/>
-        </w:rPr>
-        <w:t>input</w:t>
-      </w:r>
-      <w:r>
-        <w:rPr>
-          <w:b w:val="0"/>
-        </w:rPr>
-        <w:t xml:space="preserve"> or the procedure.</w:t>
-      </w:r>
-    </w:p>
-    <w:p>
-      <w:pPr>
-        <w:spacing w:line="336" w:lineRule="auto" w:after="180"/>
-        <w:shd w:fill="F4F9FC"/>
-      </w:pPr>
-      <w:r>
-        <w:rPr>
-          <w:b w:val="0"/>
-        </w:rPr>
-        <w:t xml:space="preserve">2. This one example guarantees correct results for every future </w:t>
-      </w:r>
-      <w:r>
-        <w:rPr>
-          <w:b/>
-        </w:rPr>
-        <w:t>input</w:t>
-      </w:r>
-      <w:r>
-        <w:rPr>
-          <w:b w:val="0"/>
-        </w:rPr>
-        <w:t>.</w:t>
-      </w:r>
-    </w:p>
-    <w:p>
-      <w:pPr>
-        <w:spacing w:line="336" w:lineRule="auto" w:after="180"/>
-        <w:shd w:fill="F4F9FC"/>
-      </w:pPr>
-      <w:r>
-        <w:rPr>
-          <w:b w:val="0"/>
-        </w:rPr>
-        <w:t xml:space="preserve">3. The record is a tie; another predeclared tie policy or further development </w:t>
-      </w:r>
-      <w:r>
-        <w:rPr>
-          <w:b/>
-        </w:rPr>
-        <w:t>evidence</w:t>
-      </w:r>
-      <w:r>
-        <w:rPr>
-          <w:b w:val="0"/>
-        </w:rPr>
-        <w:t xml:space="preserve"> is needed.</w:t>
-      </w:r>
-    </w:p>
-    <w:p>
-      <w:pPr>
-        <w:pStyle w:val="Heading3"/>
-      </w:pPr>
-      <w:r>
-        <w:t>My selected conclusion, deciding fact and explanation</w:t>
-      </w:r>
-    </w:p>
-    <w:p>
-      <w:r>
-        <w:t>________________________________________________________________</w:t>
-      </w:r>
-    </w:p>
-    <w:p>
-      <w:r>
-        <w:t>________________________________________________________________</w:t>
-      </w:r>
-    </w:p>
-    <w:p>
-      <w:r>
-        <w:t>________________________________________________________________</w:t>
-      </w:r>
-    </w:p>
-    <w:p>
-      <w:r>
-        <w:t>________________________________________________________________</w:t>
-      </w:r>
-    </w:p>
-    <w:p>
-      <w:r>
-        <w:t>________________________________________________________________</w:t>
-      </w:r>
-    </w:p>
-    <w:p>
-      <w:pPr>
-        <w:pStyle w:val="Heading3"/>
-      </w:pPr>
-      <w:r>
-        <w:t>Hint · try first</w:t>
-      </w:r>
-    </w:p>
-    <w:p>
-      <w:pPr>
-        <w:spacing w:line="336" w:lineRule="auto" w:after="180"/>
-        <w:shd w:fill="F1F6F8"/>
-      </w:pPr>
-      <w:r>
-        <w:rPr>
-          <w:b w:val="0"/>
-        </w:rPr>
-        <w:t>Hint if needed: Use the changed condition and the deciding step in the pictorial trace. The answer must say what follows from those facts.</w:t>
-      </w:r>
-    </w:p>
-    <w:p>
-      <w:pPr>
-        <w:pStyle w:val="Heading3"/>
-      </w:pPr>
-      <w:r>
-        <w:t>Feedback · compare after trying</w:t>
-      </w:r>
-    </w:p>
-    <w:p>
-      <w:pPr>
-        <w:spacing w:line="336" w:lineRule="auto" w:after="180"/>
-        <w:shd w:fill="F1F6FC"/>
-      </w:pPr>
-      <w:r>
-        <w:rPr>
-          <w:b w:val="0"/>
-        </w:rPr>
-        <w:t xml:space="preserve">After your attempt, compare with the supported explanation: The record is a tie; another predeclared tie policy or further development </w:t>
-      </w:r>
-      <w:r>
-        <w:rPr>
-          <w:b/>
-        </w:rPr>
-        <w:t>evidence</w:t>
-      </w:r>
-      <w:r>
-        <w:rPr>
-          <w:b w:val="0"/>
-        </w:rPr>
-        <w:t xml:space="preserve"> is needed. Both prompts have four passes on six questions.</w:t>
-      </w:r>
-    </w:p>
-    <w:p>
-      <w:pPr>
-        <w:pStyle w:val="Heading3"/>
-      </w:pPr>
-      <w:r>
-        <w:t>Repair a missing building block</w:t>
-      </w:r>
-    </w:p>
-    <w:p>
-      <w:pPr>
-        <w:spacing w:line="336" w:lineRule="auto" w:after="180"/>
-      </w:pPr>
-      <w:r>
-        <w:rPr>
-          <w:b w:val="0"/>
-        </w:rPr>
-        <w:t xml:space="preserve">Review Structured </w:t>
-      </w:r>
-      <w:r>
-        <w:rPr>
-          <w:b/>
-        </w:rPr>
-        <w:t>Output</w:t>
-      </w:r>
-      <w:r>
-        <w:rPr>
-          <w:b w:val="0"/>
-        </w:rPr>
-        <w:t xml:space="preserve"> and Schemas (ai-3/8). Goal: Separate JSON parsing, schema validation and source support checks. Short practice: Which object demonstrates that valid JSON and valid types are insufficient for truth?.</w:t>
-      </w:r>
-    </w:p>
-    <w:p>
-      <w:pPr>
-        <w:spacing w:line="336" w:lineRule="auto" w:after="180"/>
-      </w:pPr>
-      <w:r>
-        <w:rPr>
-          <w:b w:val="0"/>
-        </w:rPr>
-        <w:t>Return to this week and explain what you changed.</w:t>
-      </w:r>
-    </w:p>
-    <w:p>
-      <w:pPr>
-        <w:spacing w:line="336" w:lineRule="auto" w:after="180"/>
-      </w:pPr>
-      <w:r>
-        <w:rPr>
-          <w:b w:val="0"/>
-        </w:rPr>
-        <w:t xml:space="preserve">Review Examples and </w:t>
-      </w:r>
-      <w:r>
-        <w:rPr>
-          <w:b/>
-        </w:rPr>
-        <w:t>Rubric</w:t>
-      </w:r>
-      <w:r>
-        <w:rPr>
-          <w:b w:val="0"/>
-        </w:rPr>
-        <w:t>s (ai-3/6). Goal: Write a prompt specification with observable response criteria. Short practice: Explain why neither original nor changed draft is a full pass, and provide a complete repaired card..</w:t>
-      </w:r>
-    </w:p>
-    <w:p>
-      <w:pPr>
-        <w:spacing w:line="336" w:lineRule="auto" w:after="180"/>
-      </w:pPr>
-      <w:r>
-        <w:rPr>
-          <w:b w:val="0"/>
-        </w:rPr>
-        <w:t>Return to this week and explain what you changed.</w:t>
-      </w:r>
-    </w:p>
-    <w:p>
-      <w:pPr>
-        <w:spacing w:line="336" w:lineRule="auto" w:after="180"/>
-      </w:pPr>
-      <w:r>
-        <w:rPr>
-          <w:b w:val="0"/>
-        </w:rPr>
-        <w:t xml:space="preserve">Review Tokens and Context (ai-3/3). Goal: Account for fixed text, </w:t>
-      </w:r>
-      <w:r>
-        <w:rPr>
-          <w:b/>
-        </w:rPr>
-        <w:t>evidence</w:t>
-      </w:r>
-      <w:r>
-        <w:rPr>
-          <w:b w:val="0"/>
-        </w:rPr>
-        <w:t xml:space="preserve"> and reserved </w:t>
-      </w:r>
-      <w:r>
-        <w:rPr>
-          <w:b/>
-        </w:rPr>
-        <w:t>output</w:t>
-      </w:r>
-      <w:r>
-        <w:rPr>
-          <w:b w:val="0"/>
-        </w:rPr>
-        <w:t xml:space="preserve"> under a toy budget. Short practice: Can A alone justify answering 20 seats after the exception is known?.</w:t>
-      </w:r>
-    </w:p>
-    <w:p>
-      <w:pPr>
-        <w:spacing w:line="336" w:lineRule="auto" w:after="180"/>
-      </w:pPr>
-      <w:r>
-        <w:rPr>
-          <w:b w:val="0"/>
-        </w:rPr>
-        <w:t>Return to this week and explain what you changed.</w:t>
-      </w:r>
-    </w:p>
-    <w:p>
-      <w:pPr>
-        <w:pStyle w:val="Heading3"/>
-      </w:pPr>
-      <w:r>
         <w:t>Keep your completed work</w:t>
       </w:r>
     </w:p>
     <w:p>
       <w:pPr>
-        <w:spacing w:line="336" w:lineRule="auto" w:after="180"/>
-      </w:pPr>
-      <w:r>
-        <w:rPr>
-          <w:b w:val="0"/>
-        </w:rPr>
-        <w:t xml:space="preserve">Use Download completed work in the hosted lesson to export your answers, reflections, practice feedback and code-run </w:t>
-      </w:r>
-      <w:r>
-        <w:rPr>
-          <w:b/>
-        </w:rPr>
-        <w:t>evidence</w:t>
-      </w:r>
-      <w:r>
-        <w:rPr>
-          <w:b w:val="0"/>
-        </w:rPr>
-        <w:t>. Open the HTML copy to read or print it.</w:t>
-      </w:r>
-    </w:p>
-    <w:p>
-      <w:pPr>
-        <w:spacing w:line="336" w:lineRule="auto" w:after="180"/>
-      </w:pPr>
-      <w:r>
-        <w:rPr>
-          <w:b w:val="0"/>
-        </w:rPr>
-        <w:t>Drafts stay in this browser when storage is available; clear drafts on a shared device.</w:t>
-      </w:r>
-    </w:p>
-    <w:p>
-      <w:pPr>
         <w:pStyle w:val="Heading1"/>
       </w:pPr>
       <w:r>
-        <w:t>18. Visual concept journey</w:t>
-      </w:r>
-    </w:p>
-    <w:p>
-      <w:r>
-        <w:t>Explain each Prompt Evaluation graphic using its labels, deciding evidence and relevant limitation.</w:t>
-      </w:r>
-    </w:p>
-    <w:p>
-      <w:pPr>
-        <w:pStyle w:val="Heading3"/>
+        <w:t>18. Reference: the six-picture journey</w:t>
+      </w:r>
+    </w:p>
+    <w:p>
+      <w:r>
+        <w:t>Revisit the picture that serves the current question; key diagrams already sit beside the main explanation.</w:t>
+      </w:r>
+    </w:p>
+    <w:p>
+      <w:pPr>
+        <w:pStyle w:val="Heading2"/>
       </w:pPr>
       <w:r>
         <w:t>01. Prompt Evaluation: the case</w:t>
@@ -6695,7 +7473,7 @@
         <w:drawing>
           <wp:inline xmlns:a="http://schemas.openxmlformats.org/drawingml/2006/main" xmlns:pic="http://schemas.openxmlformats.org/drawingml/2006/picture">
             <wp:extent cx="5486400" cy="2990088"/>
-            <wp:docPr id="23" name="Picture 23" descr="A fictional Study Buddy compares two prompts across six development questions. Supplied facts: A passes cases 1,2,3,4. B passes 1,2,5,6. Cases 5 and 6 require refusing unsupported claims. Mandatory selection gate: pass both refusal cases. All cases use fixed sources and one common rubric."/>
+            <wp:docPr id="29" name="Picture 29" descr="A fictional Study Buddy compares two prompts across six development questions. Supplied facts: A passes cases 1,2,3,4. B passes 1,2,5,6. Cases 5 and 6 require refusing unsupported claims. Mandatory selection gate: pass both refusal cases. All cases use fixed sources and one common rubric."/>
             <wp:cNvGraphicFramePr>
               <a:graphicFrameLocks noChangeAspect="1"/>
             </wp:cNvGraphicFramePr>
@@ -6707,7 +7485,7 @@
                     <pic:cNvPicPr/>
                   </pic:nvPicPr>
                   <pic:blipFill>
-                    <a:blip r:embed="rId30"/>
+                    <a:blip r:embed="rId32"/>
                     <a:stretch>
                       <a:fillRect/>
                     </a:stretch>
@@ -6763,7 +7541,6 @@
     <w:p>
       <w:pPr>
         <w:spacing w:line="336" w:lineRule="auto" w:after="180"/>
-        <w:shd w:fill="F5F1FB"/>
       </w:pPr>
       <w:r>
         <w:rPr>
@@ -6774,7 +7551,7 @@
     </w:p>
     <w:p>
       <w:pPr>
-        <w:pStyle w:val="Heading3"/>
+        <w:pStyle w:val="Heading2"/>
       </w:pPr>
       <w:r>
         <w:t>02. Follow the deciding steps</w:t>
@@ -6785,7 +7562,7 @@
         <w:drawing>
           <wp:inline xmlns:a="http://schemas.openxmlformats.org/drawingml/2006/main" xmlns:pic="http://schemas.openxmlformats.org/drawingml/2006/picture">
             <wp:extent cx="5486400" cy="4005072"/>
-            <wp:docPr id="24" name="Picture 24" descr="Paired total: A and B both pass 4/6. → Different failures: A alone passes 3,4; B alone passes 5,6. → Mandatory slice: A passes 0/2 refusal cases; B passes 2/2. → Selection: B clears the declared gate, but its failures 3,4 remain visible."/>
+            <wp:docPr id="30" name="Picture 30" descr="Paired total: A and B both pass 4/6. → Different failures: A alone passes 3,4; B alone passes 5,6. → Mandatory slice: A passes 0/2 refusal cases; B passes 2/2. → Selection: B clears the declared gate, but its failures 3,4 remain visible."/>
             <wp:cNvGraphicFramePr>
               <a:graphicFrameLocks noChangeAspect="1"/>
             </wp:cNvGraphicFramePr>
@@ -6797,7 +7574,7 @@
                     <pic:cNvPicPr/>
                   </pic:nvPicPr>
                   <pic:blipFill>
-                    <a:blip r:embed="rId31"/>
+                    <a:blip r:embed="rId17"/>
                     <a:stretch>
                       <a:fillRect/>
                     </a:stretch>
@@ -6830,7 +7607,6 @@
     <w:p>
       <w:pPr>
         <w:spacing w:line="336" w:lineRule="auto" w:after="180"/>
-        <w:shd w:fill="F5F1FB"/>
       </w:pPr>
       <w:r>
         <w:rPr>
@@ -6853,7 +7629,7 @@
     </w:p>
     <w:p>
       <w:pPr>
-        <w:pStyle w:val="Heading3"/>
+        <w:pStyle w:val="Heading2"/>
       </w:pPr>
       <w:r>
         <w:t>03. Same total, different mandatory-case results</w:t>
@@ -6864,7 +7640,7 @@
         <w:drawing>
           <wp:inline xmlns:a="http://schemas.openxmlformats.org/drawingml/2006/main" xmlns:pic="http://schemas.openxmlformats.org/drawingml/2006/picture">
             <wp:extent cx="5486400" cy="3096768"/>
-            <wp:docPr id="25" name="Picture 25" descr="Same total, different mandatory-case results. Prompt A: Total passes /6 = 4, Refusal passes /2 = 0. Prompt B: Total passes /6 = 4, Refusal passes /2 = 2."/>
+            <wp:docPr id="31" name="Picture 31" descr="Same total, different mandatory-case results. Prompt A: Total passes /6 = 4, Refusal passes /2 = 0. Prompt B: Total passes /6 = 4, Refusal passes /2 = 2."/>
             <wp:cNvGraphicFramePr>
               <a:graphicFrameLocks noChangeAspect="1"/>
             </wp:cNvGraphicFramePr>
@@ -6876,7 +7652,7 @@
                     <pic:cNvPicPr/>
                   </pic:nvPicPr>
                   <pic:blipFill>
-                    <a:blip r:embed="rId32"/>
+                    <a:blip r:embed="rId33"/>
                     <a:stretch>
                       <a:fillRect/>
                     </a:stretch>
@@ -6909,7 +7685,6 @@
     <w:p>
       <w:pPr>
         <w:spacing w:line="336" w:lineRule="auto" w:after="180"/>
-        <w:shd w:fill="F5F1FB"/>
       </w:pPr>
       <w:r>
         <w:rPr>
@@ -6920,7 +7695,7 @@
     </w:p>
     <w:p>
       <w:pPr>
-        <w:pStyle w:val="Heading3"/>
+        <w:pStyle w:val="Heading2"/>
       </w:pPr>
       <w:r>
         <w:t>04. Change one thing. Trace what follows.</w:t>
@@ -6931,7 +7706,7 @@
         <w:drawing>
           <wp:inline xmlns:a="http://schemas.openxmlformats.org/drawingml/2006/main" xmlns:pic="http://schemas.openxmlformats.org/drawingml/2006/picture">
             <wp:extent cx="5486400" cy="3026664"/>
-            <wp:docPr id="26" name="Picture 26" descr="Original case: B clears the declared gate, but its failures 3,4 remain visible. Changed condition: Remove the gate and retain total passes as the only criterion. Expected result: The record is a tie; another predeclared tie policy or further development evidence is needed. Reason: Both prompts have four passes on six questions."/>
+            <wp:docPr id="32" name="Picture 32" descr="Original case: B clears the declared gate, but its failures 3,4 remain visible. Changed condition: Remove the gate and retain total passes as the only criterion. Expected result: The record is a tie; another predeclared tie policy or further development evidence is needed. Reason: Both prompts have four passes on six questions."/>
             <wp:cNvGraphicFramePr>
               <a:graphicFrameLocks noChangeAspect="1"/>
             </wp:cNvGraphicFramePr>
@@ -6943,7 +7718,7 @@
                     <pic:cNvPicPr/>
                   </pic:nvPicPr>
                   <pic:blipFill>
-                    <a:blip r:embed="rId33"/>
+                    <a:blip r:embed="rId18"/>
                     <a:stretch>
                       <a:fillRect/>
                     </a:stretch>
@@ -6999,7 +7774,6 @@
     <w:p>
       <w:pPr>
         <w:spacing w:line="336" w:lineRule="auto" w:after="180"/>
-        <w:shd w:fill="F5F1FB"/>
       </w:pPr>
       <w:r>
         <w:rPr>
@@ -7010,7 +7784,7 @@
     </w:p>
     <w:p>
       <w:pPr>
-        <w:pStyle w:val="Heading3"/>
+        <w:pStyle w:val="Heading2"/>
       </w:pPr>
       <w:r>
         <w:t>05. Connect the explanation to its limit</w:t>
@@ -7021,7 +7795,7 @@
         <w:drawing>
           <wp:inline xmlns:a="http://schemas.openxmlformats.org/drawingml/2006/main" xmlns:pic="http://schemas.openxmlformats.org/drawingml/2006/picture">
             <wp:extent cx="5486400" cy="2834640"/>
-            <wp:docPr id="27" name="Picture 27" descr="Equal totals do not imply equal behavior. The predeclared gate expresses an important requirement instead of choosing a criterion after seeing the result. Selecting B is justified under that rule, not by claiming it is best on every question. After development, freeze the chosen prompt and test new questions, including both ordinary and unsupported cases. Limit: Six invented development outcomes do not measure real model performance or prove a gain in student understanding."/>
+            <wp:docPr id="33" name="Picture 33" descr="Equal totals do not imply equal behavior. The predeclared gate expresses an important requirement instead of choosing a criterion after seeing the result. Selecting B is justified under that rule, not by claiming it is best on every question. After development, freeze the chosen prompt and test new questions, including both ordinary and unsupported cases. Limit: Six invented development outcomes do not measure real model performance or prove a gain in student understanding."/>
             <wp:cNvGraphicFramePr>
               <a:graphicFrameLocks noChangeAspect="1"/>
             </wp:cNvGraphicFramePr>
@@ -7088,7 +7862,6 @@
     <w:p>
       <w:pPr>
         <w:spacing w:line="336" w:lineRule="auto" w:after="180"/>
-        <w:shd w:fill="F5F1FB"/>
       </w:pPr>
       <w:r>
         <w:rPr>
@@ -7099,7 +7872,7 @@
     </w:p>
     <w:p>
       <w:pPr>
-        <w:pStyle w:val="Heading3"/>
+        <w:pStyle w:val="Heading2"/>
       </w:pPr>
       <w:r>
         <w:t>06. Make the idea visible in your project</w:t>
@@ -7110,7 +7883,7 @@
         <w:drawing>
           <wp:inline xmlns:a="http://schemas.openxmlformats.org/drawingml/2006/main" xmlns:pic="http://schemas.openxmlformats.org/drawingml/2006/picture">
             <wp:extent cx="5486400" cy="3380232"/>
-            <wp:docPr id="28" name="Picture 28" descr="Use Study Buddy case matrices with explicit priorities, source support gates and fresh final questions. Draw your input, deciding step, result and limit. Supported question: Why is B’s selection defensible here without calling it universally superior?"/>
+            <wp:docPr id="34" name="Picture 34" descr="Use Study Buddy case matrices with explicit priorities, source support gates and fresh final questions. Draw your input, deciding step, result and limit. Supported question: Why is B’s selection defensible here without calling it universally superior?"/>
             <wp:cNvGraphicFramePr>
               <a:graphicFrameLocks noChangeAspect="1"/>
             </wp:cNvGraphicFramePr>
@@ -7144,7 +7917,6 @@
     <w:p>
       <w:pPr>
         <w:spacing w:line="336" w:lineRule="auto" w:after="180"/>
-        <w:shd w:fill="F5F1FB"/>
       </w:pPr>
       <w:r>
         <w:rPr>
@@ -7168,7 +7940,6 @@
     <w:p>
       <w:pPr>
         <w:spacing w:line="336" w:lineRule="auto" w:after="180"/>
-        <w:shd w:fill="F5F1FB"/>
       </w:pPr>
       <w:r>
         <w:rPr>
@@ -7180,7 +7951,6 @@
     <w:p>
       <w:pPr>
         <w:spacing w:line="336" w:lineRule="auto" w:after="180"/>
-        <w:shd w:fill="F5F1FB"/>
       </w:pPr>
       <w:r>
         <w:rPr>
@@ -7199,6 +7969,62 @@
           <w:b w:val="0"/>
         </w:rPr>
         <w:t>.</w:t>
+      </w:r>
+    </w:p>
+    <w:p>
+      <w:pPr>
+        <w:pStyle w:val="Heading2"/>
+      </w:pPr>
+      <w:r>
+        <w:t>Earlier wording, alternatives and picture transcripts · reference / check after trying</w:t>
+      </w:r>
+    </w:p>
+    <w:p>
+      <w:pPr>
+        <w:pStyle w:val="Heading3"/>
+      </w:pPr>
+      <w:r>
+        <w:t>01. Prompt Evaluation: the case</w:t>
+      </w:r>
+    </w:p>
+    <w:p>
+      <w:pPr>
+        <w:pStyle w:val="Heading3"/>
+      </w:pPr>
+      <w:r>
+        <w:t>02. Follow the deciding steps</w:t>
+      </w:r>
+    </w:p>
+    <w:p>
+      <w:pPr>
+        <w:pStyle w:val="Heading3"/>
+      </w:pPr>
+      <w:r>
+        <w:t>03. Same total, different mandatory-case results</w:t>
+      </w:r>
+    </w:p>
+    <w:p>
+      <w:pPr>
+        <w:pStyle w:val="Heading3"/>
+      </w:pPr>
+      <w:r>
+        <w:t>04. Change one thing. Trace what follows.</w:t>
+      </w:r>
+    </w:p>
+    <w:p>
+      <w:pPr>
+        <w:pStyle w:val="Heading3"/>
+      </w:pPr>
+      <w:r>
+        <w:t>05. Connect the explanation to its limit</w:t>
+      </w:r>
+    </w:p>
+    <w:p>
+      <w:pPr>
+        <w:pStyle w:val="Heading3"/>
+      </w:pPr>
+      <w:r>
+        <w:t>06. Make the idea visible in your project</w:t>
       </w:r>
     </w:p>
     <w:sectPr>
